--- a/docs/01_reports/Báo Cáo NghienData.docx
+++ b/docs/01_reports/Báo Cáo NghienData.docx
@@ -785,7 +785,17 @@
               </w:tcPr>
               <w:p>
                 <w:pPr>
-                  <w:jc w:val="right"/>
+                  <w:jc w:val="center"/>
+                  <w:rPr>
+                    <w:szCs w:val="26"/>
+                    <w:lang w:val="en-US"/>
+                  </w:rPr>
+                </w:pPr>
+              </w:p>
+              <w:p>
+                <w:pPr>
+                  <w:ind w:left="-680"/>
+                  <w:jc w:val="center"/>
                   <w:rPr>
                     <w:szCs w:val="26"/>
                   </w:rPr>
@@ -854,13 +864,6 @@
             <w:t>TP.Hồ Chí Minh, Tháng 8 Năm 2026</w:t>
           </w:r>
         </w:p>
-        <w:p>
-          <w:pPr>
-            <w:rPr>
-              <w:rFonts w:cs="Times New Roman"/>
-            </w:rPr>
-          </w:pPr>
-        </w:p>
       </w:sdtContent>
     </w:sdt>
     <w:sdt>
@@ -8685,7 +8688,21 @@
         <w:rPr>
           <w:lang w:val="en-US"/>
         </w:rPr>
-        <w:t xml:space="preserve">Tỉ lệ khoản vay trên thu nhập và tỷ lệ nợ trên thu nhập liên quan như thế nào đến việc hoàn trả ? </w:t>
+        <w:t xml:space="preserve">Tỉ lệ khoản vay trên thu nhập và tỷ lệ nợ trên thu nhập liên quan như thế nào đến việc hoàn </w:t>
+      </w:r>
+      <w:proofErr w:type="gramStart"/>
+      <w:r>
+        <w:rPr>
+          <w:lang w:val="en-US"/>
+        </w:rPr>
+        <w:t>trả ?</w:t>
+      </w:r>
+      <w:proofErr w:type="gramEnd"/>
+      <w:r>
+        <w:rPr>
+          <w:lang w:val="en-US"/>
+        </w:rPr>
+        <w:t xml:space="preserve"> </w:t>
       </w:r>
     </w:p>
     <w:p>
@@ -8703,7 +8720,21 @@
         <w:rPr>
           <w:lang w:val="en-US"/>
         </w:rPr>
-        <w:t xml:space="preserve">Các mục đích vay cụ thể (Giáo dục, Y tế, Cá nhân, Hợp nhất nợ) có mang lại rủi ro cao hơn không ? </w:t>
+        <w:t xml:space="preserve">Các mục đích vay cụ thể (Giáo dục, Y tế, Cá nhân, Hợp nhất nợ) có mang lại rủi ro cao hơn </w:t>
+      </w:r>
+      <w:proofErr w:type="gramStart"/>
+      <w:r>
+        <w:rPr>
+          <w:lang w:val="en-US"/>
+        </w:rPr>
+        <w:t>không ?</w:t>
+      </w:r>
+      <w:proofErr w:type="gramEnd"/>
+      <w:r>
+        <w:rPr>
+          <w:lang w:val="en-US"/>
+        </w:rPr>
+        <w:t xml:space="preserve"> </w:t>
       </w:r>
     </w:p>
     <w:p>
@@ -8721,8 +8752,16 @@
         <w:rPr>
           <w:lang w:val="en-US"/>
         </w:rPr>
-        <w:t>Loại người vay nào có khả năng nợ quá hạn cao hơn ?</w:t>
-      </w:r>
+        <w:t xml:space="preserve">Loại người vay nào có khả năng nợ quá hạn cao </w:t>
+      </w:r>
+      <w:proofErr w:type="gramStart"/>
+      <w:r>
+        <w:rPr>
+          <w:lang w:val="en-US"/>
+        </w:rPr>
+        <w:t>hơn ?</w:t>
+      </w:r>
+      <w:proofErr w:type="gramEnd"/>
     </w:p>
     <w:p>
       <w:pPr>
@@ -8739,7 +8778,21 @@
         <w:rPr>
           <w:lang w:val="en-US"/>
         </w:rPr>
-        <w:t xml:space="preserve">Lịch sử nợ quá hạn trong quá khứ hoặc lịch sử tín dụng dài hàn ảnh hướng thế nào đến kết quả vay ? </w:t>
+        <w:t xml:space="preserve">Lịch sử nợ quá hạn trong quá khứ hoặc lịch sử tín dụng dài hàn ảnh hướng thế nào đến kết quả </w:t>
+      </w:r>
+      <w:proofErr w:type="gramStart"/>
+      <w:r>
+        <w:rPr>
+          <w:lang w:val="en-US"/>
+        </w:rPr>
+        <w:t>vay ?</w:t>
+      </w:r>
+      <w:proofErr w:type="gramEnd"/>
+      <w:r>
+        <w:rPr>
+          <w:lang w:val="en-US"/>
+        </w:rPr>
+        <w:t xml:space="preserve"> </w:t>
       </w:r>
     </w:p>
     <w:p>
@@ -8757,7 +8810,14 @@
         <w:rPr>
           <w:lang w:val="en-US"/>
         </w:rPr>
-        <w:t>Xếp hạng các khoản văn hoặc điều khoản nào có vể an oàn hơn và loại nào rủi ro hơn</w:t>
+        <w:t xml:space="preserve">Xếp hạng các khoản văn hoặc điều khoản nào có vể an oàn hơn và loại nào rủi ro </w:t>
+      </w:r>
+      <w:proofErr w:type="gramStart"/>
+      <w:r>
+        <w:rPr>
+          <w:lang w:val="en-US"/>
+        </w:rPr>
+        <w:t>hơn</w:t>
       </w:r>
       <w:r>
         <w:rPr>
@@ -8765,6 +8825,7 @@
         </w:rPr>
         <w:t xml:space="preserve"> ?</w:t>
       </w:r>
+      <w:proofErr w:type="gramEnd"/>
     </w:p>
     <w:p>
       <w:pPr>
@@ -8781,7 +8842,21 @@
         <w:rPr>
           <w:lang w:val="en-US"/>
         </w:rPr>
-        <w:t xml:space="preserve">Đặc trưng nào thực sự có ý nghĩa thống kê cao nhất trong việc phân loại nợ xấu ? </w:t>
+        <w:t xml:space="preserve">Đặc trưng nào thực sự có ý nghĩa thống kê cao nhất trong việc phân loại nợ </w:t>
+      </w:r>
+      <w:proofErr w:type="gramStart"/>
+      <w:r>
+        <w:rPr>
+          <w:lang w:val="en-US"/>
+        </w:rPr>
+        <w:t>xấu ?</w:t>
+      </w:r>
+      <w:proofErr w:type="gramEnd"/>
+      <w:r>
+        <w:rPr>
+          <w:lang w:val="en-US"/>
+        </w:rPr>
+        <w:t xml:space="preserve"> </w:t>
       </w:r>
       <w:r>
         <w:rPr>
@@ -9272,7 +9347,21 @@
         <w:rPr>
           <w:lang w:val="en-US"/>
         </w:rPr>
-        <w:t xml:space="preserve">Vì sao ?”/.. </w:t>
+        <w:t xml:space="preserve">Vì </w:t>
+      </w:r>
+      <w:proofErr w:type="gramStart"/>
+      <w:r>
+        <w:rPr>
+          <w:lang w:val="en-US"/>
+        </w:rPr>
+        <w:t>sao ?”/..</w:t>
+      </w:r>
+      <w:proofErr w:type="gramEnd"/>
+      <w:r>
+        <w:rPr>
+          <w:lang w:val="en-US"/>
+        </w:rPr>
+        <w:t xml:space="preserve"> </w:t>
       </w:r>
     </w:p>
     <w:p>
@@ -9592,7 +9681,23 @@
           <w:rFonts w:cs="Times New Roman"/>
           <w:lang w:val="en-US"/>
         </w:rPr>
-        <w:t>Thay vì dùng các tiêu đề mang tính mô tả, hãy dùng các tiêu đề rút ra kết luận. (Ví dụ: “ Nhóm khách hàng vay vốn có tỉ lệ rủi ro vỡ nợ cao nhất”)</w:t>
+        <w:t xml:space="preserve">Thay vì dùng các tiêu đề mang tính mô tả, hãy dùng các tiêu đề rút ra kết luận. (Ví dụ: </w:t>
+      </w:r>
+      <w:proofErr w:type="gramStart"/>
+      <w:r>
+        <w:rPr>
+          <w:rFonts w:cs="Times New Roman"/>
+          <w:lang w:val="en-US"/>
+        </w:rPr>
+        <w:t>“ Nhóm</w:t>
+      </w:r>
+      <w:proofErr w:type="gramEnd"/>
+      <w:r>
+        <w:rPr>
+          <w:rFonts w:cs="Times New Roman"/>
+          <w:lang w:val="en-US"/>
+        </w:rPr>
+        <w:t xml:space="preserve"> khách hàng vay vốn có tỉ lệ rủi ro vỡ nợ cao nhất”)</w:t>
       </w:r>
     </w:p>
     <w:p>
@@ -16395,9 +16500,1270 @@
           <w:rFonts w:ascii="Times New Roman" w:hAnsi="Times New Roman" w:cs="Times New Roman"/>
         </w:rPr>
         <w:lastRenderedPageBreak/>
-        <w:t>Làm sạch dữ liệu</w:t>
+        <w:t xml:space="preserve">Làm sạch dữ </w:t>
       </w:r>
       <w:bookmarkEnd w:id="29"/>
+      <w:r>
+        <w:rPr>
+          <w:rFonts w:ascii="Times New Roman" w:hAnsi="Times New Roman" w:cs="Times New Roman"/>
+        </w:rPr>
+        <w:t xml:space="preserve">LIỆU </w:t>
+      </w:r>
+    </w:p>
+    <w:p>
+      <w:pPr>
+        <w:ind w:firstLine="720"/>
+      </w:pPr>
+      <w:r>
+        <w:t>Làm sạch dữ liệu là quá trình phát hiện và hiệu chỉnh (hoặc loại bỏ) các bản ghi dữ liệu không chính xác, không đầy đủ, không nhất quán hoặc bị định dạng sai khỏi một tập dữ liệu thô. Trong lĩnh vực tài chính và quản trị rủi ro tín dụng (Credit Risk Scoring), dữ liệu là cơ sở cốt lõi để xây dựng các mô hình chấm điểm và báo cáo phân tích. Nếu dữ liệu đầu vào chứa nhiều "nhiễu" (Outliers), các quyết định phê duyệt khoản vay hoặc báo cáo phân tích rủi ro của ngân hàng sẽ bị sai lệch hoàn toàn, gây tổn thất tài chính nghiêm trọng. Do đó, việc xây dựng một quy trình làm sạch dữ liệu tự động, nhất quán đóng vai trò quyết định đến tính toàn vẹn của hệ thống Data Warehouse.</w:t>
+      </w:r>
+    </w:p>
+    <w:p>
+      <w:pPr>
+        <w:pStyle w:val="Heading3"/>
+        <w:numPr>
+          <w:ilvl w:val="2"/>
+          <w:numId w:val="21"/>
+        </w:numPr>
+        <w:rPr>
+          <w:rFonts w:ascii="Times New Roman" w:hAnsi="Times New Roman" w:cs="Times New Roman"/>
+        </w:rPr>
+      </w:pPr>
+      <w:bookmarkStart w:id="30" w:name="_Toc232240918"/>
+      <w:r>
+        <w:rPr>
+          <w:rFonts w:ascii="Times New Roman" w:hAnsi="Times New Roman" w:cs="Times New Roman"/>
+        </w:rPr>
+        <w:t>Các vấn đề ảnh hưởng tới dữ liệu</w:t>
+      </w:r>
+      <w:bookmarkEnd w:id="30"/>
+    </w:p>
+    <w:p>
+      <w:pPr>
+        <w:rPr>
+          <w:lang w:val="en-US"/>
+        </w:rPr>
+      </w:pPr>
+      <w:r>
+        <w:rPr>
+          <w:lang w:val="en-US"/>
+        </w:rPr>
+        <w:t>A. Các vấn đề ảnh hưởng chung đến chất lượng dữ liệu</w:t>
+      </w:r>
+    </w:p>
+    <w:p>
+      <w:pPr>
+        <w:rPr>
+          <w:lang w:val="en-US"/>
+        </w:rPr>
+      </w:pPr>
+      <w:r>
+        <w:rPr>
+          <w:lang w:val="en-US"/>
+        </w:rPr>
+        <w:t>Trong khoa học dữ liệu, chất lượng dữ liệu thô thường bị suy giảm bởi 5 vấn đề chính:</w:t>
+      </w:r>
+    </w:p>
+    <w:p>
+      <w:pPr>
+        <w:numPr>
+          <w:ilvl w:val="0"/>
+          <w:numId w:val="38"/>
+        </w:numPr>
+        <w:rPr>
+          <w:lang w:val="en-US"/>
+        </w:rPr>
+      </w:pPr>
+      <w:r>
+        <w:rPr>
+          <w:b/>
+          <w:bCs/>
+          <w:lang w:val="en-US"/>
+        </w:rPr>
+        <w:t>Khuyết thiếu dữ liệu (Missing Values / Nulls):</w:t>
+      </w:r>
+      <w:r>
+        <w:rPr>
+          <w:lang w:val="en-US"/>
+        </w:rPr>
+        <w:t> Các trường thông tin không được điền đầy đủ do khách hàng bỏ qua hoặc hệ thống thu thập lỗi.</w:t>
+      </w:r>
+    </w:p>
+    <w:p>
+      <w:pPr>
+        <w:numPr>
+          <w:ilvl w:val="0"/>
+          <w:numId w:val="38"/>
+        </w:numPr>
+        <w:rPr>
+          <w:lang w:val="en-US"/>
+        </w:rPr>
+      </w:pPr>
+      <w:r>
+        <w:rPr>
+          <w:b/>
+          <w:bCs/>
+          <w:lang w:val="en-US"/>
+        </w:rPr>
+        <w:t>Dữ liệu bất thường (Outliers / Anomalies):</w:t>
+      </w:r>
+      <w:r>
+        <w:rPr>
+          <w:lang w:val="en-US"/>
+        </w:rPr>
+        <w:t> Các giá trị nằm ngoài dải hợp lý về mặt vật lý hoặc thống kê (ví dụ: tuổi khách hàng là 144 tuổi).</w:t>
+      </w:r>
+    </w:p>
+    <w:p>
+      <w:pPr>
+        <w:numPr>
+          <w:ilvl w:val="0"/>
+          <w:numId w:val="38"/>
+        </w:numPr>
+        <w:rPr>
+          <w:lang w:val="en-US"/>
+        </w:rPr>
+      </w:pPr>
+      <w:r>
+        <w:rPr>
+          <w:b/>
+          <w:bCs/>
+          <w:lang w:val="en-US"/>
+        </w:rPr>
+        <w:t>Mâu thuẫn logic (Inconsistency):</w:t>
+      </w:r>
+      <w:r>
+        <w:rPr>
+          <w:lang w:val="en-US"/>
+        </w:rPr>
+        <w:t> Sự không ăn khớp về mặt thông tin giữa các cột liên quan nhau trên cùng một dòng.</w:t>
+      </w:r>
+    </w:p>
+    <w:p>
+      <w:pPr>
+        <w:numPr>
+          <w:ilvl w:val="0"/>
+          <w:numId w:val="38"/>
+        </w:numPr>
+        <w:rPr>
+          <w:lang w:val="en-US"/>
+        </w:rPr>
+      </w:pPr>
+      <w:r>
+        <w:rPr>
+          <w:b/>
+          <w:bCs/>
+          <w:lang w:val="en-US"/>
+        </w:rPr>
+        <w:t>Dữ liệu trùng lặp (Duplicates):</w:t>
+      </w:r>
+      <w:r>
+        <w:rPr>
+          <w:lang w:val="en-US"/>
+        </w:rPr>
+        <w:t> Một hồ sơ khách hàng hoặc một giao dịch bị ghi nhận nhiều lần.</w:t>
+      </w:r>
+    </w:p>
+    <w:p>
+      <w:pPr>
+        <w:numPr>
+          <w:ilvl w:val="0"/>
+          <w:numId w:val="38"/>
+        </w:numPr>
+        <w:rPr>
+          <w:lang w:val="en-US"/>
+        </w:rPr>
+      </w:pPr>
+      <w:r>
+        <w:rPr>
+          <w:b/>
+          <w:bCs/>
+          <w:lang w:val="en-US"/>
+        </w:rPr>
+        <w:t>Sai định dạng (Format Violations):</w:t>
+      </w:r>
+      <w:r>
+        <w:rPr>
+          <w:lang w:val="en-US"/>
+        </w:rPr>
+        <w:t> Dữ liệu không tuân thủ cấu trúc mong muốn (ví dụ: trường xếp hạng tín dụng chứa các ký tự lạ ngoài thang điểm quy chuẩn).</w:t>
+      </w:r>
+    </w:p>
+    <w:p>
+      <w:pPr>
+        <w:rPr>
+          <w:lang w:val="en-US"/>
+        </w:rPr>
+      </w:pPr>
+      <w:r>
+        <w:rPr>
+          <w:lang w:val="en-US"/>
+        </w:rPr>
+        <w:t>B. Các vấn đề thực tế tồn tại trong tập dữ liệu của dự án này</w:t>
+      </w:r>
+    </w:p>
+    <w:p>
+      <w:pPr>
+        <w:rPr>
+          <w:lang w:val="en-US"/>
+        </w:rPr>
+      </w:pPr>
+      <w:r>
+        <w:rPr>
+          <w:lang w:val="en-US"/>
+        </w:rPr>
+        <w:t>Qua quá trình phân tích tập dữ liệu thô đầu vào của dự án </w:t>
+      </w:r>
+      <w:r>
+        <w:rPr>
+          <w:b/>
+          <w:bCs/>
+          <w:lang w:val="en-US"/>
+        </w:rPr>
+        <w:t>Credit Risk</w:t>
+      </w:r>
+      <w:r>
+        <w:rPr>
+          <w:lang w:val="en-US"/>
+        </w:rPr>
+        <w:t>, hệ thống đã phát hiện các vấn đề cụ thể sau:</w:t>
+      </w:r>
+    </w:p>
+    <w:p>
+      <w:pPr>
+        <w:numPr>
+          <w:ilvl w:val="0"/>
+          <w:numId w:val="39"/>
+        </w:numPr>
+        <w:rPr>
+          <w:lang w:val="en-US"/>
+        </w:rPr>
+      </w:pPr>
+      <w:r>
+        <w:rPr>
+          <w:b/>
+          <w:bCs/>
+          <w:lang w:val="en-US"/>
+        </w:rPr>
+        <w:t>Khuyết thiếu thông tin công tác:</w:t>
+      </w:r>
+      <w:r>
+        <w:rPr>
+          <w:lang w:val="en-US"/>
+        </w:rPr>
+        <w:t> Cột person_emp_length (số năm làm việc) bị trống ở nhiều hồ sơ khách hàng trẻ tuổi hoặc làm việc tự do.</w:t>
+      </w:r>
+    </w:p>
+    <w:p>
+      <w:pPr>
+        <w:numPr>
+          <w:ilvl w:val="0"/>
+          <w:numId w:val="39"/>
+        </w:numPr>
+        <w:rPr>
+          <w:lang w:val="en-US"/>
+        </w:rPr>
+      </w:pPr>
+      <w:r>
+        <w:rPr>
+          <w:b/>
+          <w:bCs/>
+          <w:lang w:val="en-US"/>
+        </w:rPr>
+        <w:t>Khuyết thiếu lãi suất:</w:t>
+      </w:r>
+      <w:r>
+        <w:rPr>
+          <w:lang w:val="en-US"/>
+        </w:rPr>
+        <w:t> Cột loan_int_rate (lãi suất khoản vay) bị trống, gây cản trở trực tiếp cho việc tính toán tổng dư nợ và dòng tiền dự kiến.</w:t>
+      </w:r>
+    </w:p>
+    <w:p>
+      <w:pPr>
+        <w:numPr>
+          <w:ilvl w:val="0"/>
+          <w:numId w:val="39"/>
+        </w:numPr>
+        <w:rPr>
+          <w:lang w:val="en-US"/>
+        </w:rPr>
+      </w:pPr>
+      <w:r>
+        <w:rPr>
+          <w:b/>
+          <w:bCs/>
+          <w:lang w:val="en-US"/>
+        </w:rPr>
+        <w:t>Lỗi logic nghiêm trọng về mặt độ tuổi:</w:t>
+      </w:r>
+      <w:r>
+        <w:rPr>
+          <w:lang w:val="en-US"/>
+        </w:rPr>
+        <w:t> Tồn tại các hồ sơ có tuổi đời khách hàng cực kỳ lớn (ví dụ: &gt; 100 tuổi), hoặc số năm làm việc (person_emp_length) lại lớn hơn cả số tuổi đời thực tế của khách hàng.</w:t>
+      </w:r>
+    </w:p>
+    <w:p>
+      <w:pPr>
+        <w:numPr>
+          <w:ilvl w:val="0"/>
+          <w:numId w:val="39"/>
+        </w:numPr>
+        <w:rPr>
+          <w:lang w:val="en-US"/>
+        </w:rPr>
+      </w:pPr>
+      <w:r>
+        <w:rPr>
+          <w:b/>
+          <w:bCs/>
+          <w:lang w:val="en-US"/>
+        </w:rPr>
+        <w:lastRenderedPageBreak/>
+        <w:t>Bất nhất giữa lịch sử vỡ nợ và số lần quá hạn:</w:t>
+      </w:r>
+      <w:r>
+        <w:rPr>
+          <w:lang w:val="en-US"/>
+        </w:rPr>
+        <w:t> Trường ghi nhận lịch sử vỡ nợ cb_person_default_on_file để giá trị 'Y' (Đã từng vỡ nợ) nhưng số lần nợ quá hạn (past_delinquencies) ghi nhận trong hồ sơ tín dụng CIC lại bằng 0.</w:t>
+      </w:r>
+    </w:p>
+    <w:p/>
+    <w:p>
+      <w:pPr>
+        <w:pStyle w:val="Heading3"/>
+        <w:numPr>
+          <w:ilvl w:val="2"/>
+          <w:numId w:val="21"/>
+        </w:numPr>
+        <w:rPr>
+          <w:rFonts w:ascii="Times New Roman" w:hAnsi="Times New Roman" w:cs="Times New Roman"/>
+        </w:rPr>
+      </w:pPr>
+      <w:bookmarkStart w:id="31" w:name="_Toc232240919"/>
+      <w:r>
+        <w:rPr>
+          <w:rFonts w:ascii="Times New Roman" w:hAnsi="Times New Roman" w:cs="Times New Roman"/>
+        </w:rPr>
+        <w:t>Các tiêu chí đánh giá chất lượng dữ liệu</w:t>
+      </w:r>
+      <w:bookmarkEnd w:id="31"/>
+    </w:p>
+    <w:p>
+      <w:pPr>
+        <w:rPr>
+          <w:rFonts w:cs="Times New Roman"/>
+          <w:lang w:val="en-US"/>
+        </w:rPr>
+      </w:pPr>
+      <w:r>
+        <w:rPr>
+          <w:rFonts w:cs="Times New Roman"/>
+          <w:lang w:val="en-US"/>
+        </w:rPr>
+        <w:t>1. Tính hợp lệ (Validity)</w:t>
+      </w:r>
+    </w:p>
+    <w:p>
+      <w:pPr>
+        <w:numPr>
+          <w:ilvl w:val="0"/>
+          <w:numId w:val="40"/>
+        </w:numPr>
+        <w:rPr>
+          <w:rFonts w:cs="Times New Roman"/>
+          <w:lang w:val="en-US"/>
+        </w:rPr>
+      </w:pPr>
+      <w:r>
+        <w:rPr>
+          <w:rFonts w:cs="Times New Roman"/>
+          <w:b/>
+          <w:bCs/>
+          <w:lang w:val="en-US"/>
+        </w:rPr>
+        <w:t>Khái niệm:</w:t>
+      </w:r>
+      <w:r>
+        <w:rPr>
+          <w:rFonts w:cs="Times New Roman"/>
+          <w:lang w:val="en-US"/>
+        </w:rPr>
+        <w:t> Dữ liệu phải tuân thủ đúng định dạng, cấu trúc và dải giá trị (range) được thiết lập sẵn bởi nghiệp vụ ngân hàng.</w:t>
+      </w:r>
+    </w:p>
+    <w:p>
+      <w:pPr>
+        <w:numPr>
+          <w:ilvl w:val="0"/>
+          <w:numId w:val="40"/>
+        </w:numPr>
+        <w:rPr>
+          <w:rFonts w:cs="Times New Roman"/>
+          <w:lang w:val="en-US"/>
+        </w:rPr>
+      </w:pPr>
+      <w:r>
+        <w:rPr>
+          <w:rFonts w:cs="Times New Roman"/>
+          <w:b/>
+          <w:bCs/>
+          <w:lang w:val="en-US"/>
+        </w:rPr>
+        <w:t>Áp dụng trong dự án:</w:t>
+      </w:r>
+    </w:p>
+    <w:p>
+      <w:pPr>
+        <w:numPr>
+          <w:ilvl w:val="1"/>
+          <w:numId w:val="40"/>
+        </w:numPr>
+        <w:rPr>
+          <w:rFonts w:cs="Times New Roman"/>
+          <w:lang w:val="en-US"/>
+        </w:rPr>
+      </w:pPr>
+      <w:r>
+        <w:rPr>
+          <w:rFonts w:cs="Times New Roman"/>
+          <w:lang w:val="en-US"/>
+        </w:rPr>
+        <w:t>Giới hạn độ tuổi vay vốn (R1_AGE): khách hàng phải từ 18 đến 85 tuổi.</w:t>
+      </w:r>
+    </w:p>
+    <w:p>
+      <w:pPr>
+        <w:numPr>
+          <w:ilvl w:val="1"/>
+          <w:numId w:val="40"/>
+        </w:numPr>
+        <w:rPr>
+          <w:rFonts w:cs="Times New Roman"/>
+          <w:lang w:val="en-US"/>
+        </w:rPr>
+      </w:pPr>
+      <w:r>
+        <w:rPr>
+          <w:rFonts w:cs="Times New Roman"/>
+          <w:lang w:val="en-US"/>
+        </w:rPr>
+        <w:t>Giới hạn tỷ lệ sử dụng hạn mức tín dụng (R5_UTILIZATION): Phải nằm trong khoảng từ 0 đến 1 (tức 0% đến 100%).</w:t>
+      </w:r>
+    </w:p>
+    <w:p>
+      <w:pPr>
+        <w:numPr>
+          <w:ilvl w:val="1"/>
+          <w:numId w:val="40"/>
+        </w:numPr>
+        <w:rPr>
+          <w:rFonts w:cs="Times New Roman"/>
+          <w:lang w:val="en-US"/>
+        </w:rPr>
+      </w:pPr>
+      <w:r>
+        <w:rPr>
+          <w:rFonts w:cs="Times New Roman"/>
+          <w:lang w:val="en-US"/>
+        </w:rPr>
+        <w:t>Định dạng xếp hạng khoản vay (R18_GRADE_VALUE): Chỉ được phép nhận một trong các ký tự chuẩn quy định của ngân hàng từ 'A' đến 'G'.</w:t>
+      </w:r>
+    </w:p>
+    <w:p>
+      <w:pPr>
+        <w:rPr>
+          <w:rFonts w:cs="Times New Roman"/>
+          <w:lang w:val="en-US"/>
+        </w:rPr>
+      </w:pPr>
+      <w:r>
+        <w:rPr>
+          <w:rFonts w:cs="Times New Roman"/>
+          <w:lang w:val="en-US"/>
+        </w:rPr>
+        <w:t>2. Tính nhất quán (Consistency)</w:t>
+      </w:r>
+    </w:p>
+    <w:p>
+      <w:pPr>
+        <w:numPr>
+          <w:ilvl w:val="0"/>
+          <w:numId w:val="41"/>
+        </w:numPr>
+        <w:rPr>
+          <w:rFonts w:cs="Times New Roman"/>
+          <w:lang w:val="en-US"/>
+        </w:rPr>
+      </w:pPr>
+      <w:r>
+        <w:rPr>
+          <w:rFonts w:cs="Times New Roman"/>
+          <w:b/>
+          <w:bCs/>
+          <w:lang w:val="en-US"/>
+        </w:rPr>
+        <w:t>Khái niệm:</w:t>
+      </w:r>
+      <w:r>
+        <w:rPr>
+          <w:rFonts w:cs="Times New Roman"/>
+          <w:lang w:val="en-US"/>
+        </w:rPr>
+        <w:t> Dữ liệu giữa các trường thông tin khác nhau trên cùng một hồ sơ không được mâu thuẫn hay triệt tiêu logic lẫn nhau.</w:t>
+      </w:r>
+    </w:p>
+    <w:p>
+      <w:pPr>
+        <w:numPr>
+          <w:ilvl w:val="0"/>
+          <w:numId w:val="41"/>
+        </w:numPr>
+        <w:rPr>
+          <w:rFonts w:cs="Times New Roman"/>
+          <w:lang w:val="en-US"/>
+        </w:rPr>
+      </w:pPr>
+      <w:r>
+        <w:rPr>
+          <w:rFonts w:cs="Times New Roman"/>
+          <w:b/>
+          <w:bCs/>
+          <w:lang w:val="en-US"/>
+        </w:rPr>
+        <w:t>Áp dụng trong dự án:</w:t>
+      </w:r>
+    </w:p>
+    <w:p>
+      <w:pPr>
+        <w:numPr>
+          <w:ilvl w:val="1"/>
+          <w:numId w:val="41"/>
+        </w:numPr>
+        <w:rPr>
+          <w:rFonts w:cs="Times New Roman"/>
+          <w:lang w:val="en-US"/>
+        </w:rPr>
+      </w:pPr>
+      <w:r>
+        <w:rPr>
+          <w:rFonts w:cs="Times New Roman"/>
+          <w:lang w:val="en-US"/>
+        </w:rPr>
+        <w:t>Logic thâm niên công tác (R2_EXPERIENCE): Số năm làm việc không được vượt quá số tuổi của khách hàng sau khi trừ đi tuổi lao động tối thiểu (16 tuổi).</w:t>
+      </w:r>
+    </w:p>
+    <w:p>
+      <w:pPr>
+        <w:numPr>
+          <w:ilvl w:val="1"/>
+          <w:numId w:val="41"/>
+        </w:numPr>
+        <w:rPr>
+          <w:rFonts w:cs="Times New Roman"/>
+          <w:lang w:val="en-US"/>
+        </w:rPr>
+      </w:pPr>
+      <w:r>
+        <w:rPr>
+          <w:rFonts w:cs="Times New Roman"/>
+          <w:lang w:val="en-US"/>
+        </w:rPr>
+        <w:t>Đồng bộ tỷ lệ nợ trên thu nhập (R10_TOTAL_DEBT_SYNC): Nếu khách hàng không có dư nợ nào khác ngoài khoản vay hiện tại, tổng tỷ lệ nợ trên thu nhập (DTI) phải xấp xỉ bằng tỷ lệ khoản vay trên thu nhập.</w:t>
+      </w:r>
+    </w:p>
+    <w:p>
+      <w:pPr>
+        <w:rPr>
+          <w:rFonts w:cs="Times New Roman"/>
+          <w:lang w:val="en-US"/>
+        </w:rPr>
+      </w:pPr>
+      <w:r>
+        <w:rPr>
+          <w:rFonts w:cs="Times New Roman"/>
+          <w:lang w:val="en-US"/>
+        </w:rPr>
+        <w:t>3. Tính toàn vẹn/đầy đủ (Completeness)</w:t>
+      </w:r>
+    </w:p>
+    <w:p>
+      <w:pPr>
+        <w:numPr>
+          <w:ilvl w:val="0"/>
+          <w:numId w:val="42"/>
+        </w:numPr>
+        <w:rPr>
+          <w:rFonts w:cs="Times New Roman"/>
+          <w:lang w:val="en-US"/>
+        </w:rPr>
+      </w:pPr>
+      <w:r>
+        <w:rPr>
+          <w:rFonts w:cs="Times New Roman"/>
+          <w:b/>
+          <w:bCs/>
+          <w:lang w:val="en-US"/>
+        </w:rPr>
+        <w:t>Khái niệm:</w:t>
+      </w:r>
+      <w:r>
+        <w:rPr>
+          <w:rFonts w:cs="Times New Roman"/>
+          <w:lang w:val="en-US"/>
+        </w:rPr>
+        <w:t> Các trường thông tin cốt lõi (Critical Data Elements) không được phép rỗng. Nếu rỗng, hệ thống phải có cơ chế suy luận logic để tự động điền khuyết (Imputation) trước khi nạp vào kho dữ liệu.</w:t>
+      </w:r>
+    </w:p>
+    <w:p>
+      <w:pPr>
+        <w:numPr>
+          <w:ilvl w:val="0"/>
+          <w:numId w:val="42"/>
+        </w:numPr>
+        <w:rPr>
+          <w:rFonts w:cs="Times New Roman"/>
+          <w:lang w:val="en-US"/>
+        </w:rPr>
+      </w:pPr>
+      <w:r>
+        <w:rPr>
+          <w:rFonts w:cs="Times New Roman"/>
+          <w:b/>
+          <w:bCs/>
+          <w:lang w:val="en-US"/>
+        </w:rPr>
+        <w:t>Áp dụng trong dự án:</w:t>
+      </w:r>
+    </w:p>
+    <w:p>
+      <w:pPr>
+        <w:numPr>
+          <w:ilvl w:val="1"/>
+          <w:numId w:val="42"/>
+        </w:numPr>
+        <w:rPr>
+          <w:rFonts w:cs="Times New Roman"/>
+          <w:lang w:val="en-US"/>
+        </w:rPr>
+      </w:pPr>
+      <w:r>
+        <w:rPr>
+          <w:rFonts w:cs="Times New Roman"/>
+          <w:lang w:val="en-US"/>
+        </w:rPr>
+        <w:lastRenderedPageBreak/>
+        <w:t>Kiểm tra khuyết thiếu DTI (R12_DTI_NULL): Hệ thống sẽ cố gắng tính toán lại DTI từ dư nợ ngoài (other_debt) và thu nhập (person_income). Nếu không thể tính toán được, dòng dữ liệu mới bị coi là vi phạm tính toàn vẹn.</w:t>
+      </w:r>
+    </w:p>
+    <w:p>
+      <w:pPr>
+        <w:rPr>
+          <w:rFonts w:cs="Times New Roman"/>
+        </w:rPr>
+      </w:pPr>
+    </w:p>
+    <w:p>
+      <w:pPr>
+        <w:pStyle w:val="Heading3"/>
+        <w:numPr>
+          <w:ilvl w:val="2"/>
+          <w:numId w:val="21"/>
+        </w:numPr>
+        <w:rPr>
+          <w:rFonts w:ascii="Times New Roman" w:hAnsi="Times New Roman" w:cs="Times New Roman"/>
+        </w:rPr>
+      </w:pPr>
+      <w:bookmarkStart w:id="32" w:name="_Toc232240920"/>
+      <w:r>
+        <w:rPr>
+          <w:rFonts w:ascii="Times New Roman" w:hAnsi="Times New Roman" w:cs="Times New Roman"/>
+        </w:rPr>
+        <w:t>C</w:t>
+      </w:r>
+      <w:r>
+        <w:rPr>
+          <w:rFonts w:ascii="Times New Roman" w:hAnsi="Times New Roman" w:cs="Times New Roman"/>
+        </w:rPr>
+        <w:t>ác bước làm sạch dữ liệu</w:t>
+      </w:r>
+      <w:bookmarkEnd w:id="32"/>
+    </w:p>
+    <w:p>
+      <w:pPr>
+        <w:pStyle w:val="Heading4"/>
+        <w:numPr>
+          <w:ilvl w:val="3"/>
+          <w:numId w:val="21"/>
+        </w:numPr>
+        <w:rPr>
+          <w:rFonts w:ascii="Times New Roman" w:hAnsi="Times New Roman" w:cs="Times New Roman"/>
+        </w:rPr>
+      </w:pPr>
+      <w:r>
+        <w:rPr>
+          <w:rFonts w:ascii="Times New Roman" w:hAnsi="Times New Roman" w:cs="Times New Roman"/>
+        </w:rPr>
+        <w:t>T</w:t>
+      </w:r>
+      <w:r>
+        <w:rPr>
+          <w:rFonts w:ascii="Times New Roman" w:hAnsi="Times New Roman" w:cs="Times New Roman"/>
+        </w:rPr>
+        <w:t>rình bày các bước làm sạch</w:t>
+      </w:r>
+    </w:p>
+    <w:p>
+      <w:pPr>
+        <w:pStyle w:val="ListParagraph"/>
+        <w:numPr>
+          <w:ilvl w:val="0"/>
+          <w:numId w:val="43"/>
+        </w:numPr>
+      </w:pPr>
+      <w:r>
+        <w:t xml:space="preserve">Phát hiện lỗi (Detection/Scan): Đọc luồng dữ liệu thô và đối chiếu song song với bộ quy tắc chất lượng trong tệp cấu hình DQ_rules.json. </w:t>
+      </w:r>
+    </w:p>
+    <w:p>
+      <w:pPr>
+        <w:pStyle w:val="ListParagraph"/>
+        <w:numPr>
+          <w:ilvl w:val="0"/>
+          <w:numId w:val="43"/>
+        </w:numPr>
+      </w:pPr>
+      <w:r>
+        <w:t xml:space="preserve">Phân loại mức độ nghiêm trọng (Severity Mapping): </w:t>
+      </w:r>
+    </w:p>
+    <w:p>
+      <w:pPr>
+        <w:pStyle w:val="ListParagraph"/>
+        <w:numPr>
+          <w:ilvl w:val="0"/>
+          <w:numId w:val="44"/>
+        </w:numPr>
+      </w:pPr>
+      <w:r>
+        <w:t xml:space="preserve">CRITICAL (Nghiêm trọng): Các lỗi vi phạm luật pháp, thiếu thông tin gốc không thể suy luận (ví dụ: Thu nhập &lt;= 0 hoặc rỗng trường xếp hạng khoản vay). </w:t>
+      </w:r>
+    </w:p>
+    <w:p>
+      <w:pPr>
+        <w:pStyle w:val="ListParagraph"/>
+        <w:numPr>
+          <w:ilvl w:val="0"/>
+          <w:numId w:val="44"/>
+        </w:numPr>
+      </w:pPr>
+      <w:r>
+        <w:t xml:space="preserve">WARNING (Cảnh báo/Nhẹ): Các lỗi thiếu thông tin phụ có thể bổ sung bằng phương pháp thống kê hoặc sai lệch nhỏ về mặt làm tròn số. Phân luồng dữ liệu (Data Segregation): Hồ sơ dính bất kỳ lỗi CRITICAL nào sẽ bị tách ngay ra khỏi luồng xử lý chính. Hồ sơ chỉ dính lỗi WARNING hoặc hoàn toàn sạch sẽ (pass) tiếp tục đi qua khâu điền khuyết. </w:t>
+      </w:r>
+    </w:p>
+    <w:p>
+      <w:pPr>
+        <w:pStyle w:val="ListParagraph"/>
+        <w:numPr>
+          <w:ilvl w:val="0"/>
+          <w:numId w:val="43"/>
+        </w:numPr>
+      </w:pPr>
+      <w:r>
+        <w:t xml:space="preserve">Sửa lỗi &amp; Điền khuyết (Correction &amp; Imputation): Áp dụng các thuật toán trung vị (median) theo nhóm hoặc công thức tính toán dự phòng để lấp đầy các ô trống dữ liệu. </w:t>
+      </w:r>
+    </w:p>
+    <w:p>
+      <w:pPr>
+        <w:pStyle w:val="ListParagraph"/>
+        <w:numPr>
+          <w:ilvl w:val="0"/>
+          <w:numId w:val="43"/>
+        </w:numPr>
+      </w:pPr>
+      <w:r>
+        <w:t>Lưu vết và Báo cáo (Auditing &amp; Reporting): Ghi nhận nhật ký chạy pipeline, tạo báo cáo tổng hợp chất lượng dữ liệu (data_issues.txt) để lưu vết thay đổi.</w:t>
+      </w:r>
+    </w:p>
+    <w:p>
+      <w:pPr>
+        <w:pStyle w:val="Heading4"/>
+        <w:numPr>
+          <w:ilvl w:val="3"/>
+          <w:numId w:val="21"/>
+        </w:numPr>
+        <w:rPr>
+          <w:rFonts w:ascii="Times New Roman" w:hAnsi="Times New Roman" w:cs="Times New Roman"/>
+        </w:rPr>
+      </w:pPr>
+      <w:r>
+        <w:rPr>
+          <w:rFonts w:ascii="Times New Roman" w:hAnsi="Times New Roman" w:cs="Times New Roman"/>
+        </w:rPr>
+        <w:t>T</w:t>
+      </w:r>
+      <w:r>
+        <w:rPr>
+          <w:rFonts w:ascii="Times New Roman" w:hAnsi="Times New Roman" w:cs="Times New Roman"/>
+        </w:rPr>
+        <w:t>rình bày các bước làm sạch trong phạm vi dự án</w:t>
+      </w:r>
+    </w:p>
+    <w:p>
+      <w:pPr>
+        <w:rPr>
+          <w:lang w:val="en-US"/>
+        </w:rPr>
+      </w:pPr>
+      <w:r>
+        <w:rPr>
+          <w:lang w:val="en-US"/>
+        </w:rPr>
+        <w:t>Trong phạm vi dự án </w:t>
+      </w:r>
+      <w:r>
+        <w:rPr>
+          <w:b/>
+          <w:bCs/>
+          <w:lang w:val="en-US"/>
+        </w:rPr>
+        <w:t>Credit Risk</w:t>
+      </w:r>
+      <w:r>
+        <w:rPr>
+          <w:lang w:val="en-US"/>
+        </w:rPr>
+        <w:t>, quá trình làm sạch được lập trình chi tiết thông qua các tác động cụ thể lên từng dòng và từng cột dữ liệu thô như sau:</w:t>
+      </w:r>
+    </w:p>
+    <w:p>
+      <w:pPr>
+        <w:numPr>
+          <w:ilvl w:val="0"/>
+          <w:numId w:val="45"/>
+        </w:numPr>
+        <w:rPr>
+          <w:lang w:val="en-US"/>
+        </w:rPr>
+      </w:pPr>
+      <w:r>
+        <w:rPr>
+          <w:lang w:val="en-US"/>
+        </w:rPr>
+        <w:t>A. Các bước làm sạch tác động cụ thể đến từng cột (Column-level cleaning)</w:t>
+      </w:r>
+    </w:p>
+    <w:p>
+      <w:pPr>
+        <w:numPr>
+          <w:ilvl w:val="0"/>
+          <w:numId w:val="45"/>
+        </w:numPr>
+        <w:rPr>
+          <w:lang w:val="en-US"/>
+        </w:rPr>
+      </w:pPr>
+      <w:r>
+        <w:rPr>
+          <w:b/>
+          <w:bCs/>
+          <w:lang w:val="en-US"/>
+        </w:rPr>
+        <w:t>Cột person_age (Tuổi):</w:t>
+      </w:r>
+    </w:p>
+    <w:p>
+      <w:pPr>
+        <w:numPr>
+          <w:ilvl w:val="1"/>
+          <w:numId w:val="45"/>
+        </w:numPr>
+        <w:rPr>
+          <w:lang w:val="en-US"/>
+        </w:rPr>
+      </w:pPr>
+      <w:r>
+        <w:rPr>
+          <w:i/>
+          <w:iCs/>
+          <w:lang w:val="en-US"/>
+        </w:rPr>
+        <w:t>Tác động:</w:t>
+      </w:r>
+      <w:r>
+        <w:rPr>
+          <w:lang w:val="en-US"/>
+        </w:rPr>
+        <w:t> Lọc bỏ (Drop) toàn bộ các dòng có giá trị tuổi &lt; 18 hoặc &gt; 85 (vi phạm mức độ nghiêm trọng CRITICAL).</w:t>
+      </w:r>
+    </w:p>
+    <w:p>
+      <w:pPr>
+        <w:numPr>
+          <w:ilvl w:val="0"/>
+          <w:numId w:val="45"/>
+        </w:numPr>
+        <w:rPr>
+          <w:lang w:val="en-US"/>
+        </w:rPr>
+      </w:pPr>
+      <w:r>
+        <w:rPr>
+          <w:b/>
+          <w:bCs/>
+          <w:lang w:val="en-US"/>
+        </w:rPr>
+        <w:t>Cột person_emp_length (Số năm làm việc):</w:t>
+      </w:r>
+    </w:p>
+    <w:p>
+      <w:pPr>
+        <w:numPr>
+          <w:ilvl w:val="1"/>
+          <w:numId w:val="45"/>
+        </w:numPr>
+        <w:rPr>
+          <w:lang w:val="en-US"/>
+        </w:rPr>
+      </w:pPr>
+      <w:r>
+        <w:rPr>
+          <w:i/>
+          <w:iCs/>
+          <w:lang w:val="en-US"/>
+        </w:rPr>
+        <w:t>Tác động:</w:t>
+      </w:r>
+      <w:r>
+        <w:rPr>
+          <w:lang w:val="en-US"/>
+        </w:rPr>
+        <w:t> Nếu giá trị bị khuyết thiếu (Null), hệ thống tự động tính giá trị trung vị (Median) của nhóm tuổi tương ứng với khách hàng đó để điền vào (Ví dụ: Khách hàng 25 tuổi bị khuyết số năm đi làm sẽ được điền số năm làm việc trung vị của tất cả khách hàng cùng nhóm 25 tuổi).</w:t>
+      </w:r>
+    </w:p>
+    <w:p>
+      <w:pPr>
+        <w:numPr>
+          <w:ilvl w:val="0"/>
+          <w:numId w:val="45"/>
+        </w:numPr>
+        <w:rPr>
+          <w:lang w:val="en-US"/>
+        </w:rPr>
+      </w:pPr>
+      <w:r>
+        <w:rPr>
+          <w:b/>
+          <w:bCs/>
+          <w:lang w:val="en-US"/>
+        </w:rPr>
+        <w:lastRenderedPageBreak/>
+        <w:t>Cột loan_int_rate (Lãi suất khoản vay):</w:t>
+      </w:r>
+    </w:p>
+    <w:p>
+      <w:pPr>
+        <w:numPr>
+          <w:ilvl w:val="1"/>
+          <w:numId w:val="45"/>
+        </w:numPr>
+        <w:rPr>
+          <w:lang w:val="en-US"/>
+        </w:rPr>
+      </w:pPr>
+      <w:r>
+        <w:rPr>
+          <w:i/>
+          <w:iCs/>
+          <w:lang w:val="en-US"/>
+        </w:rPr>
+        <w:t>Tác động:</w:t>
+      </w:r>
+      <w:r>
+        <w:rPr>
+          <w:lang w:val="en-US"/>
+        </w:rPr>
+        <w:t> Nếu giá trị bị khuyết thiếu, hệ thống tự động điền giá trị trung vị (Median) lãi suất của các hồ sơ vay có cùng mức xếp hạng tín dụng (loan_grade) tương đương.</w:t>
+      </w:r>
+    </w:p>
+    <w:p>
+      <w:pPr>
+        <w:numPr>
+          <w:ilvl w:val="0"/>
+          <w:numId w:val="45"/>
+        </w:numPr>
+        <w:rPr>
+          <w:lang w:val="en-US"/>
+        </w:rPr>
+      </w:pPr>
+      <w:r>
+        <w:rPr>
+          <w:b/>
+          <w:bCs/>
+          <w:lang w:val="en-US"/>
+        </w:rPr>
+        <w:t>Cột debt_to_income_ratio (Tỷ lệ nợ trên thu nhập - DTI):</w:t>
+      </w:r>
+    </w:p>
+    <w:p>
+      <w:pPr>
+        <w:numPr>
+          <w:ilvl w:val="1"/>
+          <w:numId w:val="45"/>
+        </w:numPr>
+        <w:rPr>
+          <w:lang w:val="en-US"/>
+        </w:rPr>
+      </w:pPr>
+      <w:r>
+        <w:rPr>
+          <w:i/>
+          <w:iCs/>
+          <w:lang w:val="en-US"/>
+        </w:rPr>
+        <w:t>Tác động:</w:t>
+      </w:r>
+      <w:r>
+        <w:rPr>
+          <w:lang w:val="en-US"/>
+        </w:rPr>
+        <w:t> Nếu bị khuyết thiếu, hệ thống tự động áp dụng công thức dự phòng: DTI = (other_debt + loan_amnt) / person_income.</w:t>
+      </w:r>
+    </w:p>
+    <w:p>
+      <w:pPr>
+        <w:numPr>
+          <w:ilvl w:val="0"/>
+          <w:numId w:val="45"/>
+        </w:numPr>
+        <w:rPr>
+          <w:lang w:val="en-US"/>
+        </w:rPr>
+      </w:pPr>
+      <w:r>
+        <w:rPr>
+          <w:b/>
+          <w:bCs/>
+          <w:lang w:val="en-US"/>
+        </w:rPr>
+        <w:t>Cột cb_person_default_on_file (Lịch sử vỡ nợ):</w:t>
+      </w:r>
+    </w:p>
+    <w:p>
+      <w:pPr>
+        <w:numPr>
+          <w:ilvl w:val="1"/>
+          <w:numId w:val="45"/>
+        </w:numPr>
+        <w:rPr>
+          <w:lang w:val="en-US"/>
+        </w:rPr>
+      </w:pPr>
+      <w:r>
+        <w:rPr>
+          <w:i/>
+          <w:iCs/>
+          <w:lang w:val="en-US"/>
+        </w:rPr>
+        <w:t>Tác động:</w:t>
+      </w:r>
+      <w:r>
+        <w:rPr>
+          <w:lang w:val="en-US"/>
+        </w:rPr>
+        <w:t> Nếu bị khuyết thiếu, hệ thống tự động suy luận: Gán bằng 'N' (Không vỡ nợ) nếu số lần nợ quá hạn (past_delinquencies) của khách hàng đó bằng 0.</w:t>
+      </w:r>
+    </w:p>
+    <w:p>
+      <w:pPr>
+        <w:numPr>
+          <w:ilvl w:val="0"/>
+          <w:numId w:val="45"/>
+        </w:numPr>
+        <w:rPr>
+          <w:lang w:val="en-US"/>
+        </w:rPr>
+      </w:pPr>
+      <w:r>
+        <w:rPr>
+          <w:b/>
+          <w:bCs/>
+          <w:lang w:val="en-US"/>
+        </w:rPr>
+        <w:t>Cột past_delinquencies (Số lần nợ quá hạn):</w:t>
+      </w:r>
+    </w:p>
+    <w:p>
+      <w:pPr>
+        <w:numPr>
+          <w:ilvl w:val="1"/>
+          <w:numId w:val="45"/>
+        </w:numPr>
+        <w:rPr>
+          <w:lang w:val="en-US"/>
+        </w:rPr>
+      </w:pPr>
+      <w:r>
+        <w:rPr>
+          <w:i/>
+          <w:iCs/>
+          <w:lang w:val="en-US"/>
+        </w:rPr>
+        <w:t>Tác động:</w:t>
+      </w:r>
+      <w:r>
+        <w:rPr>
+          <w:lang w:val="en-US"/>
+        </w:rPr>
+        <w:t> Nếu bị khuyết thiếu, tự động điền bằng 0 nếu trạng thái vỡ nợ cb_person_default_on_file là 'N'.</w:t>
+      </w:r>
+    </w:p>
+    <w:p>
+      <w:pPr>
+        <w:numPr>
+          <w:ilvl w:val="0"/>
+          <w:numId w:val="45"/>
+        </w:numPr>
+        <w:rPr>
+          <w:lang w:val="en-US"/>
+        </w:rPr>
+      </w:pPr>
+      <w:r>
+        <w:rPr>
+          <w:lang w:val="en-US"/>
+        </w:rPr>
+        <w:t>B. Các bước làm sạch tác động cụ thể đến từng dòng (Row-level processing)</w:t>
+      </w:r>
+    </w:p>
+    <w:p>
+      <w:pPr>
+        <w:rPr>
+          <w:lang w:val="en-US"/>
+        </w:rPr>
+      </w:pPr>
+      <w:r>
+        <w:rPr>
+          <w:lang w:val="en-US"/>
+        </w:rPr>
+        <w:t>Quá trình phân tách dữ liệu từng dòng được thực hiện tự động bằng cấu trúc mã nguồn Python:</w:t>
+      </w:r>
+    </w:p>
+    <w:p>
+      <w:pPr>
+        <w:numPr>
+          <w:ilvl w:val="0"/>
+          <w:numId w:val="46"/>
+        </w:numPr>
+        <w:rPr>
+          <w:lang w:val="en-US"/>
+        </w:rPr>
+      </w:pPr>
+      <w:r>
+        <w:rPr>
+          <w:b/>
+          <w:bCs/>
+          <w:lang w:val="en-US"/>
+        </w:rPr>
+        <w:t>Tách luồng Quarantine (Cách ly):</w:t>
+      </w:r>
+      <w:r>
+        <w:rPr>
+          <w:lang w:val="en-US"/>
+        </w:rPr>
+        <w:t> Các dòng vi phạm lỗi nghiêm trọng (ví dụ: Thu nhập rỗng, Tuổi không hợp lệ) được tách ra khỏi tập dữ liệu chính và lưu vào tệp quarantine_data.csv. Việc này giúp bảo vệ cơ sở dữ liệu Data Warehouse khỏi các bản ghi rác.</w:t>
+      </w:r>
+    </w:p>
+    <w:p>
+      <w:pPr>
+        <w:numPr>
+          <w:ilvl w:val="0"/>
+          <w:numId w:val="46"/>
+        </w:numPr>
+        <w:rPr>
+          <w:lang w:val="en-US"/>
+        </w:rPr>
+      </w:pPr>
+      <w:r>
+        <w:rPr>
+          <w:b/>
+          <w:bCs/>
+          <w:lang w:val="en-US"/>
+        </w:rPr>
+        <w:t>Cập nhật nhãn trạng thái (Status Tagging):</w:t>
+      </w:r>
+    </w:p>
+    <w:p>
+      <w:pPr>
+        <w:numPr>
+          <w:ilvl w:val="1"/>
+          <w:numId w:val="46"/>
+        </w:numPr>
+        <w:rPr>
+          <w:lang w:val="en-US"/>
+        </w:rPr>
+      </w:pPr>
+      <w:r>
+        <w:rPr>
+          <w:lang w:val="en-US"/>
+        </w:rPr>
+        <w:t>Thêm cột status = 'pass' cho các dòng dữ liệu hoàn toàn sạch sẽ.</w:t>
+      </w:r>
+    </w:p>
+    <w:p>
+      <w:pPr>
+        <w:numPr>
+          <w:ilvl w:val="1"/>
+          <w:numId w:val="46"/>
+        </w:numPr>
+        <w:rPr>
+          <w:lang w:val="en-US"/>
+        </w:rPr>
+      </w:pPr>
+      <w:r>
+        <w:rPr>
+          <w:lang w:val="en-US"/>
+        </w:rPr>
+        <w:t>Thêm cột status = 'warning' cho các dòng dữ liệu bị thiếu thông tin nhưng đã được hệ thống sửa lỗi thành công bằng các kỹ thuật điền khuyết trên.</w:t>
+      </w:r>
+    </w:p>
+    <w:p>
+      <w:pPr>
+        <w:numPr>
+          <w:ilvl w:val="1"/>
+          <w:numId w:val="46"/>
+        </w:numPr>
+        <w:rPr>
+          <w:lang w:val="en-US"/>
+        </w:rPr>
+      </w:pPr>
+      <w:r>
+        <w:rPr>
+          <w:lang w:val="en-US"/>
+        </w:rPr>
+        <w:t>Toàn bộ dữ liệu gắn tag pass và warning được ghi xuống tệp df_output.csv trước khi SQLAlchemy thực hiện bulk insert vào bảng Staging của cơ sở dữ liệu.</w:t>
+      </w:r>
+    </w:p>
+    <w:p>
+      <w:pPr>
+        <w:pStyle w:val="Heading2"/>
+        <w:numPr>
+          <w:ilvl w:val="1"/>
+          <w:numId w:val="21"/>
+        </w:numPr>
+        <w:rPr>
+          <w:rFonts w:ascii="Times New Roman" w:hAnsi="Times New Roman" w:cs="Times New Roman"/>
+        </w:rPr>
+      </w:pPr>
+      <w:bookmarkStart w:id="33" w:name="_Toc232240921"/>
+      <w:r>
+        <w:rPr>
+          <w:rFonts w:ascii="Times New Roman" w:hAnsi="Times New Roman" w:cs="Times New Roman"/>
+        </w:rPr>
+        <w:t>Chuyển đổi dữ liệu</w:t>
+      </w:r>
+      <w:bookmarkEnd w:id="33"/>
     </w:p>
     <w:p>
       <w:pPr>
@@ -16418,7 +17784,7 @@
           <w:i/>
           <w:color w:val="00B050"/>
         </w:rPr>
-        <w:t>Kỹ thuật làm sạch, tầm quan trọng, lợi ích và tiêu chí đánh giá dữ liệu</w:t>
+        <w:t>Các trường hợp và kỹ thuật chuyển đổi dữ liệu</w:t>
       </w:r>
       <w:r>
         <w:rPr>
@@ -16440,14 +17806,15 @@
           <w:rFonts w:ascii="Times New Roman" w:hAnsi="Times New Roman" w:cs="Times New Roman"/>
         </w:rPr>
       </w:pPr>
-      <w:bookmarkStart w:id="30" w:name="_Toc232240918"/>
+      <w:bookmarkStart w:id="34" w:name="_Toc232240922"/>
       <w:r>
         <w:rPr>
           <w:rFonts w:ascii="Times New Roman" w:hAnsi="Times New Roman" w:cs="Times New Roman"/>
         </w:rPr>
-        <w:t>Các vấn đề ảnh hưởng tới dữ liệu</w:t>
-      </w:r>
-      <w:bookmarkEnd w:id="30"/>
+        <w:lastRenderedPageBreak/>
+        <w:t>Các trường hợp cần chuyển đổi</w:t>
+      </w:r>
+      <w:bookmarkEnd w:id="34"/>
     </w:p>
     <w:p>
       <w:pPr>
@@ -16462,22 +17829,59 @@
           <w:color w:val="00B050"/>
         </w:rPr>
       </w:pPr>
+      <w:bookmarkStart w:id="35" w:name="_Hlk140242044"/>
       <w:r>
         <w:rPr>
           <w:rFonts w:cs="Times New Roman"/>
           <w:i/>
           <w:color w:val="00B050"/>
         </w:rPr>
-        <w:t>Trình bày các vấn đề ảnh hưởng</w:t>
-      </w:r>
+        <w:t xml:space="preserve">Nêu các trường hợp cần chuyển đổi dữ </w:t>
+      </w:r>
+      <w:bookmarkEnd w:id="35"/>
       <w:r>
         <w:rPr>
           <w:rFonts w:cs="Times New Roman"/>
           <w:i/>
           <w:color w:val="00B050"/>
         </w:rPr>
-        <w:t>.</w:t>
-      </w:r>
+        <w:t>liệu</w:t>
+      </w:r>
+    </w:p>
+    <w:p>
+      <w:pPr>
+        <w:jc w:val="left"/>
+        <w:rPr>
+          <w:rFonts w:cs="Times New Roman"/>
+        </w:rPr>
+      </w:pPr>
+      <w:r>
+        <w:rPr>
+          <w:rFonts w:cs="Times New Roman"/>
+          <w:highlight w:val="yellow"/>
+        </w:rPr>
+        <w:t>…</w:t>
+      </w:r>
+    </w:p>
+    <w:p>
+      <w:pPr>
+        <w:pStyle w:val="Heading3"/>
+        <w:numPr>
+          <w:ilvl w:val="2"/>
+          <w:numId w:val="21"/>
+        </w:numPr>
+        <w:rPr>
+          <w:rFonts w:ascii="Times New Roman" w:hAnsi="Times New Roman" w:cs="Times New Roman"/>
+        </w:rPr>
+      </w:pPr>
+      <w:bookmarkStart w:id="36" w:name="_Toc232240923"/>
+      <w:r>
+        <w:rPr>
+          <w:rFonts w:ascii="Times New Roman" w:hAnsi="Times New Roman" w:cs="Times New Roman"/>
+        </w:rPr>
+        <w:t>Các kỹ thuật chuyển đổi</w:t>
+      </w:r>
+      <w:bookmarkEnd w:id="36"/>
     </w:p>
     <w:p>
       <w:pPr>
@@ -16498,37 +17902,50 @@
           <w:i/>
           <w:color w:val="00B050"/>
         </w:rPr>
-        <w:t xml:space="preserve">Vấn đề nào đang tồn tại trong </w:t>
-      </w:r>
-      <w:r>
+        <w:t>Trình bày các kỹ thuật chuyển đổi</w:t>
+      </w:r>
+    </w:p>
+    <w:p>
+      <w:pPr>
+        <w:pStyle w:val="ListParagraph"/>
+        <w:numPr>
+          <w:ilvl w:val="0"/>
+          <w:numId w:val="2"/>
+        </w:numPr>
         <w:rPr>
           <w:rFonts w:cs="Times New Roman"/>
           <w:i/>
           <w:color w:val="00B050"/>
         </w:rPr>
-        <w:t>dự án này</w:t>
-      </w:r>
+      </w:pPr>
       <w:r>
         <w:rPr>
           <w:rFonts w:cs="Times New Roman"/>
           <w:i/>
           <w:color w:val="00B050"/>
         </w:rPr>
-        <w:t>.</w:t>
-      </w:r>
-    </w:p>
-    <w:p>
-      <w:pPr>
-        <w:rPr>
-          <w:rFonts w:cs="Times New Roman"/>
-        </w:rPr>
-      </w:pPr>
-      <w:r>
-        <w:rPr>
-          <w:rFonts w:cs="Times New Roman"/>
+        <w:t>Kỹ thuật nào được chọn áp dụng cho dự án.</w:t>
+      </w:r>
+    </w:p>
+    <w:p>
+      <w:pPr>
+        <w:rPr>
+          <w:rFonts w:cs="Times New Roman"/>
+        </w:rPr>
+      </w:pPr>
+      <w:r>
+        <w:rPr>
+          <w:rFonts w:cs="Times New Roman"/>
+          <w:color w:val="00B050"/>
           <w:highlight w:val="yellow"/>
         </w:rPr>
         <w:t>…</w:t>
+      </w:r>
+      <w:r>
+        <w:rPr>
+          <w:rFonts w:cs="Times New Roman"/>
+        </w:rPr>
+        <w:t xml:space="preserve"> </w:t>
       </w:r>
     </w:p>
     <w:p>
@@ -16542,14 +17959,14 @@
           <w:rFonts w:ascii="Times New Roman" w:hAnsi="Times New Roman" w:cs="Times New Roman"/>
         </w:rPr>
       </w:pPr>
-      <w:bookmarkStart w:id="31" w:name="_Toc232240919"/>
+      <w:bookmarkStart w:id="37" w:name="_Toc232240924"/>
       <w:r>
         <w:rPr>
           <w:rFonts w:ascii="Times New Roman" w:hAnsi="Times New Roman" w:cs="Times New Roman"/>
         </w:rPr>
-        <w:t>Các tiêu chí đánh giá chất lượng dữ liệu</w:t>
-      </w:r>
-      <w:bookmarkEnd w:id="31"/>
+        <w:t>Trình bày các phép chuyển đổi trong dự án</w:t>
+      </w:r>
+      <w:bookmarkEnd w:id="37"/>
     </w:p>
     <w:p>
       <w:pPr>
@@ -16570,7 +17987,7 @@
           <w:i/>
           <w:color w:val="00B050"/>
         </w:rPr>
-        <w:t>Trình bày các tiêu chí.</w:t>
+        <w:t>Trình bày cụ thể các bước tác động cụ thể đến bộ dữ liệu dự án (từng cột, từng dòng).</w:t>
       </w:r>
     </w:p>
     <w:p>
@@ -16592,7 +18009,7 @@
           <w:i/>
           <w:color w:val="00B050"/>
         </w:rPr>
-        <w:t xml:space="preserve">Tiêu chí nào sẽ áp dụng </w:t>
+        <w:t>Việc này giúp lưu vết các chỉnh sửa thay đổi trên</w:t>
       </w:r>
       <w:r>
         <w:rPr>
@@ -16600,14 +18017,6 @@
           <w:i/>
           <w:color w:val="00B050"/>
         </w:rPr>
-        <w:t>trong dự án này</w:t>
-      </w:r>
-      <w:r>
-        <w:rPr>
-          <w:rFonts w:cs="Times New Roman"/>
-          <w:i/>
-          <w:color w:val="00B050"/>
-        </w:rPr>
         <w:t>.</w:t>
       </w:r>
     </w:p>
@@ -16615,16 +18024,222 @@
       <w:pPr>
         <w:rPr>
           <w:rFonts w:cs="Times New Roman"/>
-        </w:rPr>
-      </w:pPr>
-      <w:r>
-        <w:rPr>
-          <w:rFonts w:cs="Times New Roman"/>
+          <w:iCs/>
+        </w:rPr>
+      </w:pPr>
+      <w:r>
+        <w:rPr>
+          <w:rFonts w:cs="Times New Roman"/>
+          <w:iCs/>
           <w:highlight w:val="yellow"/>
         </w:rPr>
         <w:t>…</w:t>
       </w:r>
     </w:p>
+    <w:p>
+      <w:pPr>
+        <w:pStyle w:val="Heading1"/>
+        <w:numPr>
+          <w:ilvl w:val="0"/>
+          <w:numId w:val="21"/>
+        </w:numPr>
+        <w:rPr>
+          <w:rFonts w:ascii="Times New Roman" w:hAnsi="Times New Roman" w:cs="Times New Roman"/>
+        </w:rPr>
+      </w:pPr>
+      <w:bookmarkStart w:id="38" w:name="_Toc232240925"/>
+      <w:r>
+        <w:rPr>
+          <w:rFonts w:ascii="Times New Roman" w:hAnsi="Times New Roman" w:cs="Times New Roman"/>
+        </w:rPr>
+        <w:t>X</w:t>
+      </w:r>
+      <w:r>
+        <w:rPr>
+          <w:rFonts w:ascii="Times New Roman" w:hAnsi="Times New Roman" w:cs="Times New Roman"/>
+        </w:rPr>
+        <w:t>ử lý dữ liệu</w:t>
+      </w:r>
+      <w:bookmarkEnd w:id="38"/>
+    </w:p>
+    <w:p>
+      <w:pPr>
+        <w:pStyle w:val="Heading2"/>
+        <w:numPr>
+          <w:ilvl w:val="1"/>
+          <w:numId w:val="21"/>
+        </w:numPr>
+        <w:rPr>
+          <w:rFonts w:ascii="Times New Roman" w:hAnsi="Times New Roman" w:cs="Times New Roman"/>
+        </w:rPr>
+      </w:pPr>
+      <w:bookmarkStart w:id="39" w:name="_Toc232240926"/>
+      <w:r>
+        <w:rPr>
+          <w:rFonts w:ascii="Times New Roman" w:hAnsi="Times New Roman" w:cs="Times New Roman"/>
+        </w:rPr>
+        <w:t>Chuẩn hóa dữ liệu</w:t>
+      </w:r>
+      <w:bookmarkEnd w:id="39"/>
+    </w:p>
+    <w:p>
+      <w:pPr>
+        <w:ind w:firstLine="720"/>
+        <w:rPr>
+          <w:lang w:val="en-US"/>
+        </w:rPr>
+      </w:pPr>
+      <w:r>
+        <w:rPr>
+          <w:lang w:val="en-US"/>
+        </w:rPr>
+        <w:t>Chuẩn hóa dữ liệu là quá trình tổ chức, định dạng lại các thuộc tính dữ liệu thô để đưa chúng về một khuôn mẫu đồng nhất. Quá trình này giúp loại bỏ sự bất bất nhất về kiểu dữ liệu, sửa đổi cấu trúc bảng/cột và chuẩn hóa nội dung văn bản.</w:t>
+      </w:r>
+    </w:p>
+    <w:p>
+      <w:pPr>
+        <w:rPr>
+          <w:lang w:val="en-US"/>
+        </w:rPr>
+      </w:pPr>
+      <w:r>
+        <w:rPr>
+          <w:lang w:val="en-US"/>
+        </w:rPr>
+        <w:t>Trong các dự án phân tích truyền thống, công cụ </w:t>
+      </w:r>
+      <w:r>
+        <w:rPr>
+          <w:b/>
+          <w:bCs/>
+          <w:lang w:val="en-US"/>
+        </w:rPr>
+        <w:t>Power Query</w:t>
+      </w:r>
+      <w:r>
+        <w:rPr>
+          <w:lang w:val="en-US"/>
+        </w:rPr>
+        <w:t> (trên Excel hoặc Power BI Desktop) thường được sử dụng nhờ giao diện kéo thả trực quan. Tuy nhiên, đối với một hệ thống sản xuất (Production-grade Data Pipeline) đòi hỏi tính tự động hóa cao và xử lý lượng dữ liệu lớn, việc sử dụng Power Query gặp nhiều hạn chế về mặt quản lý phiên bản (Version Control), khả năng lập lịch tự động và hiệu năng xử lý.</w:t>
+      </w:r>
+    </w:p>
+    <w:p>
+      <w:pPr>
+        <w:rPr>
+          <w:lang w:val="en-US"/>
+        </w:rPr>
+      </w:pPr>
+      <w:r>
+        <w:rPr>
+          <w:lang w:val="en-US"/>
+        </w:rPr>
+        <w:t>Do đó, trong dự án này, toàn bộ quy trình chuẩn hóa dữ liệu vốn có của Power Query đã được thay thế hoàn toàn bằng </w:t>
+      </w:r>
+      <w:r>
+        <w:rPr>
+          <w:b/>
+          <w:bCs/>
+          <w:lang w:val="en-US"/>
+        </w:rPr>
+        <w:t>ngôn ngữ lập trình Python</w:t>
+      </w:r>
+      <w:r>
+        <w:rPr>
+          <w:lang w:val="en-US"/>
+        </w:rPr>
+        <w:t> với các thư viện chuyên dụng như </w:t>
+      </w:r>
+      <w:r>
+        <w:rPr>
+          <w:b/>
+          <w:bCs/>
+          <w:lang w:val="en-US"/>
+        </w:rPr>
+        <w:t>Pandas, SQLAlchemy, PyODBC</w:t>
+      </w:r>
+      <w:r>
+        <w:rPr>
+          <w:lang w:val="en-US"/>
+        </w:rPr>
+        <w:t>. Sự thay đổi này mang lại các lợi ích vượt trội:</w:t>
+      </w:r>
+    </w:p>
+    <w:p>
+      <w:pPr>
+        <w:numPr>
+          <w:ilvl w:val="0"/>
+          <w:numId w:val="47"/>
+        </w:numPr>
+        <w:rPr>
+          <w:lang w:val="en-US"/>
+        </w:rPr>
+      </w:pPr>
+      <w:r>
+        <w:rPr>
+          <w:b/>
+          <w:bCs/>
+          <w:lang w:val="en-US"/>
+        </w:rPr>
+        <w:t>Tự động hóa hoàn toàn:</w:t>
+      </w:r>
+      <w:r>
+        <w:rPr>
+          <w:lang w:val="en-US"/>
+        </w:rPr>
+        <w:t> Chạy ngầm qua script, không cần thao tác thủ công bằng tay.</w:t>
+      </w:r>
+    </w:p>
+    <w:p>
+      <w:pPr>
+        <w:numPr>
+          <w:ilvl w:val="0"/>
+          <w:numId w:val="47"/>
+        </w:numPr>
+        <w:rPr>
+          <w:lang w:val="en-US"/>
+        </w:rPr>
+      </w:pPr>
+      <w:r>
+        <w:rPr>
+          <w:b/>
+          <w:bCs/>
+          <w:lang w:val="en-US"/>
+        </w:rPr>
+        <w:t>Minh bạch và lưu vết:</w:t>
+      </w:r>
+      <w:r>
+        <w:rPr>
+          <w:lang w:val="en-US"/>
+        </w:rPr>
+        <w:t> Toàn bộ các bước chuẩn hóa được ghi lại chi tiết dưới dạng mã nguồn (Code) trong các file Python và Jupyter Notebook, cho phép kiểm thử và tái sử dụng 100%.</w:t>
+      </w:r>
+    </w:p>
+    <w:p>
+      <w:pPr>
+        <w:numPr>
+          <w:ilvl w:val="0"/>
+          <w:numId w:val="47"/>
+        </w:numPr>
+        <w:rPr>
+          <w:lang w:val="en-US"/>
+        </w:rPr>
+      </w:pPr>
+      <w:r>
+        <w:rPr>
+          <w:b/>
+          <w:bCs/>
+          <w:lang w:val="en-US"/>
+        </w:rPr>
+        <w:t>Quản lý Schema chặt chẽ:</w:t>
+      </w:r>
+      <w:r>
+        <w:rPr>
+          <w:lang w:val="en-US"/>
+        </w:rPr>
+        <w:t> Đảm bảo kiểu dữ liệu từ Python khớp chính xác với kiểu dữ liệu của hệ quản trị cơ sở dữ liệu SQL Server.</w:t>
+      </w:r>
+    </w:p>
+    <w:p/>
     <w:p>
       <w:pPr>
         <w:pStyle w:val="Heading3"/>
@@ -16636,216 +18251,863 @@
           <w:rFonts w:ascii="Times New Roman" w:hAnsi="Times New Roman" w:cs="Times New Roman"/>
         </w:rPr>
       </w:pPr>
-      <w:bookmarkStart w:id="32" w:name="_Toc232240920"/>
+      <w:bookmarkStart w:id="40" w:name="_Toc232240927"/>
       <w:r>
         <w:rPr>
           <w:rFonts w:ascii="Times New Roman" w:hAnsi="Times New Roman" w:cs="Times New Roman"/>
         </w:rPr>
-        <w:t>C</w:t>
-      </w:r>
-      <w:r>
-        <w:rPr>
-          <w:rFonts w:ascii="Times New Roman" w:hAnsi="Times New Roman" w:cs="Times New Roman"/>
-        </w:rPr>
-        <w:t>ác bước làm sạch dữ liệu</w:t>
-      </w:r>
-      <w:bookmarkEnd w:id="32"/>
-    </w:p>
-    <w:p>
-      <w:pPr>
-        <w:pStyle w:val="ListParagraph"/>
+        <w:lastRenderedPageBreak/>
+        <w:t>Trình bày các bước chuẩn hóa trong dự án</w:t>
+      </w:r>
+      <w:bookmarkEnd w:id="40"/>
+    </w:p>
+    <w:p>
+      <w:pPr>
+        <w:rPr>
+          <w:lang w:val="en-US"/>
+        </w:rPr>
+      </w:pPr>
+      <w:r>
+        <w:rPr>
+          <w:lang w:val="en-US"/>
+        </w:rPr>
+        <w:t>Bước 1: Chuẩn hóa Định dạng File nguồn (Source Format Standardization)</w:t>
+      </w:r>
+    </w:p>
+    <w:p>
+      <w:pPr>
         <w:numPr>
           <w:ilvl w:val="0"/>
-          <w:numId w:val="2"/>
-        </w:numPr>
-        <w:rPr>
-          <w:rFonts w:cs="Times New Roman"/>
-          <w:i/>
-          <w:color w:val="00B050"/>
-        </w:rPr>
-      </w:pPr>
-      <w:r>
-        <w:rPr>
-          <w:rFonts w:cs="Times New Roman"/>
-          <w:i/>
-          <w:color w:val="00B050"/>
-        </w:rPr>
-        <w:t>Quá trình làm sạch dữ liệu bao gồm một số bước xác định và sửa chữa các mục bị lỗi</w:t>
-      </w:r>
-      <w:r>
-        <w:rPr>
-          <w:rFonts w:cs="Times New Roman"/>
-          <w:i/>
-          <w:color w:val="00B050"/>
-        </w:rPr>
-        <w:t>.</w:t>
-      </w:r>
-    </w:p>
-    <w:p>
-      <w:pPr>
-        <w:pStyle w:val="Heading4"/>
-        <w:numPr>
-          <w:ilvl w:val="3"/>
-          <w:numId w:val="21"/>
-        </w:numPr>
-        <w:rPr>
-          <w:rFonts w:ascii="Times New Roman" w:hAnsi="Times New Roman" w:cs="Times New Roman"/>
-        </w:rPr>
-      </w:pPr>
-      <w:r>
-        <w:rPr>
-          <w:rFonts w:ascii="Times New Roman" w:hAnsi="Times New Roman" w:cs="Times New Roman"/>
-        </w:rPr>
-        <w:t>T</w:t>
-      </w:r>
-      <w:r>
-        <w:rPr>
-          <w:rFonts w:ascii="Times New Roman" w:hAnsi="Times New Roman" w:cs="Times New Roman"/>
-        </w:rPr>
-        <w:t>rình bày các bước làm sạch</w:t>
-      </w:r>
-    </w:p>
-    <w:p>
-      <w:pPr>
-        <w:rPr>
-          <w:rFonts w:cs="Times New Roman"/>
-        </w:rPr>
-      </w:pPr>
-      <w:r>
-        <w:rPr>
-          <w:rFonts w:cs="Times New Roman"/>
-          <w:highlight w:val="yellow"/>
-        </w:rPr>
-        <w:t>…</w:t>
-      </w:r>
-      <w:r>
-        <w:rPr>
-          <w:rFonts w:cs="Times New Roman"/>
+          <w:numId w:val="48"/>
+        </w:numPr>
+        <w:rPr>
+          <w:lang w:val="en-US"/>
+        </w:rPr>
+      </w:pPr>
+      <w:r>
+        <w:rPr>
+          <w:b/>
+          <w:bCs/>
+          <w:lang w:val="en-US"/>
+        </w:rPr>
+        <w:t>Thao tác:</w:t>
+      </w:r>
+      <w:r>
+        <w:rPr>
+          <w:lang w:val="en-US"/>
+        </w:rPr>
+        <w:t> Chuyển đổi định dạng file chứa dữ liệu thô.</w:t>
+      </w:r>
+    </w:p>
+    <w:p>
+      <w:pPr>
+        <w:numPr>
+          <w:ilvl w:val="0"/>
+          <w:numId w:val="48"/>
+        </w:numPr>
+        <w:rPr>
+          <w:lang w:val="en-US"/>
+        </w:rPr>
+      </w:pPr>
+      <w:r>
+        <w:rPr>
+          <w:b/>
+          <w:bCs/>
+          <w:lang w:val="en-US"/>
+        </w:rPr>
+        <w:t>Tác động cụ thể:</w:t>
+      </w:r>
+      <w:r>
+        <w:rPr>
+          <w:lang w:val="en-US"/>
+        </w:rPr>
+        <w:t> File nguồn ban đầu có thể ở định dạng Excel cũ .xls (bị giới hạn số lượng dòng và mã hóa không chuẩn). Hệ thống sử dụng thư viện xlrd của Python để đọc và chuyển đổi tự động sang định dạng .csv mã hóa UTF-8. Bước này đảm bảo tốc độ đọc ghi tối ưu cho các bước tiếp theo.</w:t>
+      </w:r>
+    </w:p>
+    <w:p>
+      <w:pPr>
+        <w:rPr>
+          <w:lang w:val="en-US"/>
+        </w:rPr>
+      </w:pPr>
+      <w:r>
+        <w:rPr>
+          <w:lang w:val="en-US"/>
+        </w:rPr>
+        <w:t>Bước 2: Chuẩn hóa Tên Cột (Column Name Normalization)</w:t>
+      </w:r>
+    </w:p>
+    <w:p>
+      <w:pPr>
+        <w:numPr>
+          <w:ilvl w:val="0"/>
+          <w:numId w:val="49"/>
+        </w:numPr>
+        <w:rPr>
+          <w:lang w:val="en-US"/>
+        </w:rPr>
+      </w:pPr>
+      <w:r>
+        <w:rPr>
+          <w:b/>
+          <w:bCs/>
+          <w:lang w:val="en-US"/>
+        </w:rPr>
+        <w:t>Thao tác:</w:t>
+      </w:r>
+      <w:r>
+        <w:rPr>
+          <w:lang w:val="en-US"/>
+        </w:rPr>
+        <w:t> Thay đổi tên của các cột từ file thô về chuẩn đặt tên lập trình (snake_case).</w:t>
+      </w:r>
+    </w:p>
+    <w:p>
+      <w:pPr>
+        <w:numPr>
+          <w:ilvl w:val="0"/>
+          <w:numId w:val="49"/>
+        </w:numPr>
+        <w:rPr>
+          <w:lang w:val="en-US"/>
+        </w:rPr>
+      </w:pPr>
+      <w:r>
+        <w:rPr>
+          <w:b/>
+          <w:bCs/>
+          <w:lang w:val="en-US"/>
+        </w:rPr>
+        <w:t>Tác động cụ thể:</w:t>
+      </w:r>
+      <w:r>
+        <w:rPr>
+          <w:lang w:val="en-US"/>
+        </w:rPr>
+        <w:t> Loại bỏ các khoảng trắng, ký tự đặc biệt và đưa toàn bộ ký tự về chữ thường không dấu.</w:t>
+      </w:r>
+    </w:p>
+    <w:p>
+      <w:pPr>
+        <w:numPr>
+          <w:ilvl w:val="1"/>
+          <w:numId w:val="49"/>
+        </w:numPr>
+        <w:rPr>
+          <w:lang w:val="en-US"/>
+        </w:rPr>
+      </w:pPr>
+      <w:r>
+        <w:rPr>
+          <w:lang w:val="en-US"/>
+        </w:rPr>
+        <w:t>Client ID $\rightarrow$ client_id</w:t>
+      </w:r>
+    </w:p>
+    <w:p>
+      <w:pPr>
+        <w:numPr>
+          <w:ilvl w:val="1"/>
+          <w:numId w:val="49"/>
+        </w:numPr>
+        <w:rPr>
+          <w:lang w:val="en-US"/>
+        </w:rPr>
+      </w:pPr>
+      <w:r>
+        <w:rPr>
+          <w:lang w:val="en-US"/>
+        </w:rPr>
+        <w:t>Person Age $\rightarrow$ person_age</w:t>
+      </w:r>
+    </w:p>
+    <w:p>
+      <w:pPr>
+        <w:numPr>
+          <w:ilvl w:val="1"/>
+          <w:numId w:val="49"/>
+        </w:numPr>
+        <w:rPr>
+          <w:lang w:val="en-US"/>
+        </w:rPr>
+      </w:pPr>
+      <w:r>
+        <w:rPr>
+          <w:lang w:val="en-US"/>
+        </w:rPr>
+        <w:t>Loan Amount $\rightarrow$ loan_amnt</w:t>
+      </w:r>
+    </w:p>
+    <w:p>
+      <w:pPr>
+        <w:numPr>
+          <w:ilvl w:val="1"/>
+          <w:numId w:val="49"/>
+        </w:numPr>
+        <w:rPr>
+          <w:lang w:val="en-US"/>
+        </w:rPr>
+      </w:pPr>
+      <w:r>
+        <w:rPr>
+          <w:lang w:val="en-US"/>
+        </w:rPr>
+        <w:t>Debt-to-Income Ratio $\rightarrow$ debt_to_income_ratio</w:t>
+      </w:r>
+    </w:p>
+    <w:p>
+      <w:pPr>
+        <w:numPr>
+          <w:ilvl w:val="0"/>
+          <w:numId w:val="49"/>
+        </w:numPr>
+        <w:rPr>
+          <w:lang w:val="en-US"/>
+        </w:rPr>
+      </w:pPr>
+      <w:r>
+        <w:rPr>
+          <w:b/>
+          <w:bCs/>
+          <w:lang w:val="en-US"/>
+        </w:rPr>
+        <w:t>Lợi ích:</w:t>
+      </w:r>
+      <w:r>
+        <w:rPr>
+          <w:lang w:val="en-US"/>
+        </w:rPr>
+        <w:t> Tránh lỗi cú pháp khi viết câu lệnh SQL truy vấn và đảm bảo tính nhất quán khi map cấu trúc DataFrame vào cơ sở dữ liệu.</w:t>
+      </w:r>
+    </w:p>
+    <w:p>
+      <w:pPr>
+        <w:rPr>
+          <w:lang w:val="en-US"/>
+        </w:rPr>
+      </w:pPr>
+      <w:r>
+        <w:rPr>
+          <w:lang w:val="en-US"/>
+        </w:rPr>
+        <w:t>Bước 3: Ép Kiểu Dữ Liệu (Data Type Casting)</w:t>
+      </w:r>
+    </w:p>
+    <w:p>
+      <w:pPr>
+        <w:numPr>
+          <w:ilvl w:val="0"/>
+          <w:numId w:val="50"/>
+        </w:numPr>
+        <w:rPr>
+          <w:lang w:val="en-US"/>
+        </w:rPr>
+      </w:pPr>
+      <w:r>
+        <w:rPr>
+          <w:b/>
+          <w:bCs/>
+          <w:lang w:val="en-US"/>
+        </w:rPr>
+        <w:t>Thao tác:</w:t>
+      </w:r>
+      <w:r>
+        <w:rPr>
+          <w:lang w:val="en-US"/>
+        </w:rPr>
+        <w:t> Định nghĩa lại kiểu dữ liệu vật lý cho từng cột nhằm tối ưu hóa dung lượng lưu trữ trên Data Warehouse.</w:t>
+      </w:r>
+    </w:p>
+    <w:p>
+      <w:pPr>
+        <w:numPr>
+          <w:ilvl w:val="0"/>
+          <w:numId w:val="50"/>
+        </w:numPr>
+        <w:rPr>
+          <w:lang w:val="en-US"/>
+        </w:rPr>
+      </w:pPr>
+      <w:r>
+        <w:rPr>
+          <w:b/>
+          <w:bCs/>
+          <w:lang w:val="en-US"/>
+        </w:rPr>
+        <w:t>Tác động cụ thể:</w:t>
+      </w:r>
+    </w:p>
+    <w:p>
+      <w:pPr>
+        <w:numPr>
+          <w:ilvl w:val="1"/>
+          <w:numId w:val="50"/>
+        </w:numPr>
+        <w:rPr>
+          <w:lang w:val="en-US"/>
+        </w:rPr>
+      </w:pPr>
+      <w:r>
+        <w:rPr>
+          <w:b/>
+          <w:bCs/>
+          <w:lang w:val="en-US"/>
+        </w:rPr>
+        <w:t>Nhóm số nguyên nhỏ (TINYINT - 1 byte):</w:t>
+      </w:r>
+      <w:r>
+        <w:rPr>
+          <w:lang w:val="en-US"/>
+        </w:rPr>
+        <w:t> Ép kiểu các cột định danh, đếm hoặc tuổi tác như person_age, person_emp_length, loan_status, loan_term_months, past_delinquencies từ dạng chuỗi/số thực về số nguyên dương.</w:t>
+      </w:r>
+    </w:p>
+    <w:p>
+      <w:pPr>
+        <w:numPr>
+          <w:ilvl w:val="1"/>
+          <w:numId w:val="50"/>
+        </w:numPr>
+        <w:rPr>
+          <w:lang w:val="en-US"/>
+        </w:rPr>
+      </w:pPr>
+      <w:r>
+        <w:rPr>
+          <w:b/>
+          <w:bCs/>
+          <w:lang w:val="en-US"/>
+        </w:rPr>
+        <w:t>Nhóm số thập phân tài chính (DECIMAL):</w:t>
+      </w:r>
+      <w:r>
+        <w:rPr>
+          <w:lang w:val="en-US"/>
+        </w:rPr>
+        <w:t> Ép kiểu các cột tiền tệ và tỷ lệ về dạng số thập phân có độ chính xác cố định để tránh sai số làm tròn của kiểu Float:</w:t>
+      </w:r>
+    </w:p>
+    <w:p>
+      <w:pPr>
+        <w:numPr>
+          <w:ilvl w:val="2"/>
+          <w:numId w:val="50"/>
+        </w:numPr>
+        <w:rPr>
+          <w:lang w:val="en-US"/>
+        </w:rPr>
+      </w:pPr>
+      <w:r>
+        <w:rPr>
+          <w:lang w:val="en-US"/>
+        </w:rPr>
+        <w:lastRenderedPageBreak/>
+        <w:t>person_income, loan_amnt, other_debt $\rightarrow$ </w:t>
+      </w:r>
+      <w:proofErr w:type="gramStart"/>
+      <w:r>
+        <w:rPr>
+          <w:lang w:val="en-US"/>
+        </w:rPr>
+        <w:t>DECIMAL(</w:t>
+      </w:r>
+      <w:proofErr w:type="gramEnd"/>
+      <w:r>
+        <w:rPr>
+          <w:lang w:val="en-US"/>
+        </w:rPr>
+        <w:t>15, 2) (Hỗ trợ số tiền lớn lên tới hàng trăm tỷ đồng, lấy 2 chữ số thập phân).</w:t>
+      </w:r>
+    </w:p>
+    <w:p>
+      <w:pPr>
+        <w:numPr>
+          <w:ilvl w:val="2"/>
+          <w:numId w:val="50"/>
+        </w:numPr>
+        <w:rPr>
+          <w:lang w:val="en-US"/>
+        </w:rPr>
+      </w:pPr>
+      <w:r>
+        <w:rPr>
+          <w:lang w:val="en-US"/>
+        </w:rPr>
+        <w:t>loan_int_rate $\rightarrow$ </w:t>
+      </w:r>
+      <w:proofErr w:type="gramStart"/>
+      <w:r>
+        <w:rPr>
+          <w:lang w:val="en-US"/>
+        </w:rPr>
+        <w:t>DECIMAL(</w:t>
+      </w:r>
+      <w:proofErr w:type="gramEnd"/>
+      <w:r>
+        <w:rPr>
+          <w:lang w:val="en-US"/>
+        </w:rPr>
+        <w:t>5, 2) (Lãi suất khoản vay).</w:t>
+      </w:r>
+    </w:p>
+    <w:p>
+      <w:pPr>
+        <w:numPr>
+          <w:ilvl w:val="2"/>
+          <w:numId w:val="50"/>
+        </w:numPr>
+        <w:rPr>
+          <w:lang w:val="en-US"/>
+        </w:rPr>
+      </w:pPr>
+      <w:r>
+        <w:rPr>
+          <w:lang w:val="en-US"/>
+        </w:rPr>
+        <w:t>loan_percent_income, debt_to_income_ratio $\rightarrow$ </w:t>
+      </w:r>
+      <w:proofErr w:type="gramStart"/>
+      <w:r>
+        <w:rPr>
+          <w:lang w:val="en-US"/>
+        </w:rPr>
+        <w:t>DECIMAL(</w:t>
+      </w:r>
+      <w:proofErr w:type="gramEnd"/>
+      <w:r>
+        <w:rPr>
+          <w:lang w:val="en-US"/>
+        </w:rPr>
+        <w:t>9, 6) (Các tỷ lệ phần trăm cần độ chính xác cao).</w:t>
+      </w:r>
+    </w:p>
+    <w:p>
+      <w:pPr>
+        <w:numPr>
+          <w:ilvl w:val="1"/>
+          <w:numId w:val="50"/>
+        </w:numPr>
+        <w:rPr>
+          <w:lang w:val="en-US"/>
+        </w:rPr>
+      </w:pPr>
+      <w:r>
+        <w:rPr>
+          <w:b/>
+          <w:bCs/>
+          <w:lang w:val="en-US"/>
+        </w:rPr>
+        <w:t>Nhóm chuỗi ký tự (VARCHAR):</w:t>
+      </w:r>
+      <w:r>
+        <w:rPr>
+          <w:lang w:val="en-US"/>
+        </w:rPr>
+        <w:t> Đưa các trường phân loại chữ về độ dài giới hạn cố định để tối ưu vùng nhớ: loan_grade $\rightarrow$ </w:t>
+      </w:r>
+      <w:proofErr w:type="gramStart"/>
+      <w:r>
+        <w:rPr>
+          <w:lang w:val="en-US"/>
+        </w:rPr>
+        <w:t>VARCHAR(</w:t>
+      </w:r>
+      <w:proofErr w:type="gramEnd"/>
+      <w:r>
+        <w:rPr>
+          <w:lang w:val="en-US"/>
+        </w:rPr>
+        <w:t>5), cb_person_default_on_file $\rightarrow$ </w:t>
+      </w:r>
+      <w:proofErr w:type="gramStart"/>
+      <w:r>
+        <w:rPr>
+          <w:lang w:val="en-US"/>
+        </w:rPr>
+        <w:t>VARCHAR(</w:t>
+      </w:r>
+      <w:proofErr w:type="gramEnd"/>
+      <w:r>
+        <w:rPr>
+          <w:lang w:val="en-US"/>
+        </w:rPr>
+        <w:t>5).</w:t>
+      </w:r>
+    </w:p>
+    <w:p>
+      <w:pPr>
+        <w:rPr>
+          <w:lang w:val="en-US"/>
+        </w:rPr>
+      </w:pPr>
+      <w:r>
+        <w:rPr>
+          <w:lang w:val="en-US"/>
+        </w:rPr>
+        <w:t>Bước 4: Chuẩn hóa Giá trị Chuỗi &amp; Loại bỏ khoảng trắng (Text Trimming &amp; Case Standardization)</w:t>
+      </w:r>
+    </w:p>
+    <w:p>
+      <w:pPr>
+        <w:numPr>
+          <w:ilvl w:val="0"/>
+          <w:numId w:val="51"/>
+        </w:numPr>
+        <w:rPr>
+          <w:lang w:val="en-US"/>
+        </w:rPr>
+      </w:pPr>
+      <w:r>
+        <w:rPr>
+          <w:b/>
+          <w:bCs/>
+          <w:lang w:val="en-US"/>
+        </w:rPr>
+        <w:t>Thao tác:</w:t>
+      </w:r>
+      <w:r>
+        <w:rPr>
+          <w:lang w:val="en-US"/>
+        </w:rPr>
+        <w:t> Làm sạch nội dung văn bản bên trong các cột dạng chữ để tránh tình trạng trùng lặp giả do lỗi gõ phím.</w:t>
+      </w:r>
+    </w:p>
+    <w:p>
+      <w:pPr>
+        <w:numPr>
+          <w:ilvl w:val="0"/>
+          <w:numId w:val="51"/>
+        </w:numPr>
+        <w:rPr>
+          <w:lang w:val="en-US"/>
+        </w:rPr>
+      </w:pPr>
+      <w:r>
+        <w:rPr>
+          <w:b/>
+          <w:bCs/>
+          <w:lang w:val="en-US"/>
+        </w:rPr>
+        <w:t>Tác động cụ thể:</w:t>
+      </w:r>
+    </w:p>
+    <w:p>
+      <w:pPr>
+        <w:numPr>
+          <w:ilvl w:val="1"/>
+          <w:numId w:val="51"/>
+        </w:numPr>
+        <w:rPr>
+          <w:lang w:val="en-US"/>
+        </w:rPr>
+      </w:pPr>
+      <w:r>
+        <w:rPr>
+          <w:lang w:val="en-US"/>
+        </w:rPr>
+        <w:t>Áp dụng hàm .</w:t>
+      </w:r>
+      <w:proofErr w:type="gramStart"/>
+      <w:r>
+        <w:rPr>
+          <w:lang w:val="en-US"/>
+        </w:rPr>
+        <w:t>str.strip</w:t>
+      </w:r>
+      <w:proofErr w:type="gramEnd"/>
+      <w:r>
+        <w:rPr>
+          <w:lang w:val="en-US"/>
+        </w:rPr>
+        <w:t>() để tự động cắt bỏ các khoảng trắng thừa ở đầu và cuối chuỗi (ví dụ: " Male " hoặc "Male " đều được đưa về "Male").</w:t>
+      </w:r>
+    </w:p>
+    <w:p>
+      <w:pPr>
+        <w:numPr>
+          <w:ilvl w:val="1"/>
+          <w:numId w:val="51"/>
+        </w:numPr>
+        <w:rPr>
+          <w:lang w:val="en-US"/>
+        </w:rPr>
+      </w:pPr>
+      <w:r>
+        <w:rPr>
+          <w:lang w:val="en-US"/>
+        </w:rPr>
+        <w:t>Đồng bộ hóa cách viết hoa/viết thường đối với các cột phân loại như gender ("male", "MALE" $\rightarrow$ "Male"), education_level, và marital_status.</w:t>
+      </w:r>
+    </w:p>
+    <w:p>
+      <w:pPr>
+        <w:numPr>
+          <w:ilvl w:val="1"/>
+          <w:numId w:val="51"/>
+        </w:numPr>
+        <w:rPr>
+          <w:lang w:val="en-US"/>
+        </w:rPr>
+      </w:pPr>
+      <w:r>
+        <w:rPr>
+          <w:lang w:val="en-US"/>
+        </w:rPr>
+        <w:t>Chuẩn hóa tọa độ địa lý city_latitude và city_longitude về định dạng số thập phân hợp lệ nằm trong dải tọa độ GPS thế giới.</w:t>
+      </w:r>
+    </w:p>
+    <w:p>
+      <w:pPr>
+        <w:rPr>
+          <w:lang w:val="en-US"/>
+        </w:rPr>
+      </w:pPr>
+      <w:r>
+        <w:rPr>
+          <w:lang w:val="en-US"/>
+        </w:rPr>
+        <w:t>Bước 5: Chuẩn hóa Cấu trúc Cơ sở dữ liệu (Database Schema Normalization - Star Schema)</w:t>
+      </w:r>
+    </w:p>
+    <w:p>
+      <w:pPr>
+        <w:numPr>
+          <w:ilvl w:val="0"/>
+          <w:numId w:val="52"/>
+        </w:numPr>
+        <w:rPr>
+          <w:lang w:val="en-US"/>
+        </w:rPr>
+      </w:pPr>
+      <w:r>
+        <w:rPr>
+          <w:b/>
+          <w:bCs/>
+          <w:lang w:val="en-US"/>
+        </w:rPr>
+        <w:t>Thao tác:</w:t>
+      </w:r>
+      <w:r>
+        <w:rPr>
+          <w:lang w:val="en-US"/>
+        </w:rPr>
+        <w:t> Chuyển đổi cấu trúc dữ liệu từ dạng bảng phẳng (Flat Table) sang mô hình hình sao (Star Schema).</w:t>
+      </w:r>
+    </w:p>
+    <w:p>
+      <w:pPr>
+        <w:numPr>
+          <w:ilvl w:val="0"/>
+          <w:numId w:val="52"/>
+        </w:numPr>
+        <w:rPr>
+          <w:lang w:val="en-US"/>
+        </w:rPr>
+      </w:pPr>
+      <w:r>
+        <w:rPr>
+          <w:b/>
+          <w:bCs/>
+          <w:lang w:val="en-US"/>
+        </w:rPr>
+        <w:t>Tác động cụ thể:</w:t>
+      </w:r>
+      <w:r>
+        <w:rPr>
+          <w:lang w:val="en-US"/>
+        </w:rPr>
+        <w:t> Thay vì lưu toàn bộ 31 cột thông tin trên một bảng duy nhất (gây dư thừa dữ liệu địa lý, thông tin khách hàng bị lặp lại ở mỗi khoản vay), hệ thống thực thi Stored Procedure sp_load_star_schema để phân rã bảng Stagging stg_loan thành:</w:t>
+      </w:r>
+    </w:p>
+    <w:p>
+      <w:pPr>
+        <w:numPr>
+          <w:ilvl w:val="1"/>
+          <w:numId w:val="52"/>
+        </w:numPr>
+        <w:rPr>
+          <w:lang w:val="en-US"/>
+        </w:rPr>
+      </w:pPr>
+      <w:r>
+        <w:rPr>
+          <w:b/>
+          <w:bCs/>
+          <w:lang w:val="en-US"/>
+        </w:rPr>
+        <w:t>Các bảng chiều (Dimension Tables):</w:t>
+      </w:r>
+      <w:r>
+        <w:rPr>
+          <w:lang w:val="en-US"/>
+        </w:rPr>
+        <w:t xml:space="preserve"> DimCustomer (chứa thông tin khách hàng), DimLocation (chứa thành phố, bang, tọa độ), DimPurpose (mục đích </w:t>
+      </w:r>
+      <w:r>
+        <w:rPr>
+          <w:lang w:val="en-US"/>
+        </w:rPr>
+        <w:lastRenderedPageBreak/>
+        <w:t>vay), DimGrade (phân hạng tín dụng). Các bảng này lưu dữ liệu duy nhất (Unique) và loại bỏ trùng lặp.</w:t>
+      </w:r>
+    </w:p>
+    <w:p>
+      <w:pPr>
+        <w:numPr>
+          <w:ilvl w:val="1"/>
+          <w:numId w:val="52"/>
+        </w:numPr>
+        <w:rPr>
+          <w:lang w:val="en-US"/>
+        </w:rPr>
+      </w:pPr>
+      <w:r>
+        <w:rPr>
+          <w:b/>
+          <w:bCs/>
+          <w:lang w:val="en-US"/>
+        </w:rPr>
+        <w:t>Bảng sự kiện (Fact Table):</w:t>
+      </w:r>
+      <w:r>
+        <w:rPr>
+          <w:lang w:val="en-US"/>
+        </w:rPr>
+        <w:t> FactLoan chứa các khóa ngoại trỏ tới các bảng Dim và lưu trữ các giá trị đo lường tài chính của mỗi giao dịch vay.</w:t>
+      </w:r>
+    </w:p>
+    <w:p>
+      <w:pPr>
+        <w:numPr>
+          <w:ilvl w:val="0"/>
+          <w:numId w:val="52"/>
+        </w:numPr>
+        <w:rPr>
+          <w:lang w:val="en-US"/>
+        </w:rPr>
+      </w:pPr>
+      <w:r>
+        <w:rPr>
+          <w:b/>
+          <w:bCs/>
+          <w:lang w:val="en-US"/>
+        </w:rPr>
+        <w:t>Lợi ích:</w:t>
+      </w:r>
+      <w:r>
+        <w:rPr>
+          <w:lang w:val="en-US"/>
+        </w:rPr>
+        <w:t> Đạt chuẩn hóa cơ sở dữ liệu cấp 3 (3NF) cho các chiều thông tin, tối ưu hóa không gian đĩa cứng và hỗ trợ tăng tốc độ truy vấn báo cáo BI lên nhiều lần.</w:t>
+      </w:r>
+    </w:p>
+    <w:p/>
+    <w:p>
+      <w:pPr>
+        <w:rPr>
+          <w:rFonts w:cs="Times New Roman"/>
+          <w:b/>
+          <w:smallCaps/>
+        </w:rPr>
+      </w:pPr>
+      <w:r>
+        <w:rPr>
+          <w:rFonts w:cs="Times New Roman"/>
+          <w:b/>
+          <w:smallCaps/>
+        </w:rPr>
+        <w:t>BƯỚC 1 – CHUẨN HOÁ KIỂU DỮ LIỆU (DATA TYPE STANDARDIZATION)</w:t>
+      </w:r>
+    </w:p>
+    <w:p>
+      <w:r>
+        <w:t xml:space="preserve">Sau khi đọc file CSV được lấy trực tiếp từ Kaggle vào Python, tiến hình kiểm tra và ép kiểu dữ liệu về đúng định dạng </w:t>
+      </w:r>
+    </w:p>
+    <w:p>
+      <w:pPr>
+        <w:rPr>
+          <w:rFonts w:cs="Times New Roman"/>
+          <w:b/>
+          <w:smallCaps/>
+          <w:lang w:val="en-US"/>
+        </w:rPr>
+      </w:pPr>
+      <w:r>
+        <w:rPr>
+          <w:rFonts w:cs="Times New Roman"/>
+          <w:b/>
+          <w:smallCaps/>
+          <w:lang w:val="en-US"/>
+        </w:rPr>
+        <w:t>BƯỚC 2 – ENCODING BIẾN PHÂN LOẠI (CATEGORICAL ENCODING)</w:t>
+      </w:r>
+    </w:p>
+    <w:p>
+      <w:pPr>
+        <w:rPr>
+          <w:rFonts w:cs="Times New Roman"/>
+          <w:b/>
+          <w:smallCaps/>
+          <w:lang w:val="en-US"/>
+        </w:rPr>
+      </w:pPr>
+    </w:p>
+    <w:p>
+      <w:pPr>
+        <w:rPr>
+          <w:rFonts w:cs="Times New Roman"/>
+          <w:b/>
+          <w:smallCaps/>
+          <w:lang w:val="en-US"/>
+        </w:rPr>
+      </w:pPr>
+      <w:r>
+        <w:rPr>
+          <w:rFonts w:cs="Times New Roman"/>
+          <w:b/>
+          <w:smallCaps/>
+          <w:lang w:val="en-US"/>
+        </w:rPr>
+        <w:t xml:space="preserve">BƯỚC 3 </w:t>
+      </w:r>
+      <w:r>
+        <w:rPr>
+          <w:rFonts w:cs="Times New Roman"/>
+          <w:b/>
+          <w:smallCaps/>
+          <w:lang w:val="en-US"/>
+        </w:rPr>
+        <w:t>–</w:t>
+      </w:r>
+      <w:r>
+        <w:rPr>
+          <w:rFonts w:cs="Times New Roman"/>
+          <w:b/>
+          <w:smallCaps/>
+          <w:lang w:val="en-US"/>
         </w:rPr>
         <w:t xml:space="preserve"> </w:t>
       </w:r>
-    </w:p>
-    <w:p>
-      <w:pPr>
-        <w:pStyle w:val="Heading4"/>
-        <w:numPr>
-          <w:ilvl w:val="3"/>
-          <w:numId w:val="21"/>
-        </w:numPr>
-        <w:rPr>
-          <w:rFonts w:ascii="Times New Roman" w:hAnsi="Times New Roman" w:cs="Times New Roman"/>
-        </w:rPr>
-      </w:pPr>
-      <w:r>
-        <w:rPr>
-          <w:rFonts w:ascii="Times New Roman" w:hAnsi="Times New Roman" w:cs="Times New Roman"/>
-        </w:rPr>
-        <w:t>T</w:t>
-      </w:r>
-      <w:r>
-        <w:rPr>
-          <w:rFonts w:ascii="Times New Roman" w:hAnsi="Times New Roman" w:cs="Times New Roman"/>
-        </w:rPr>
-        <w:t>rình bày các bước làm sạch trong phạm vi dự án</w:t>
-      </w:r>
-    </w:p>
-    <w:p>
-      <w:pPr>
-        <w:pStyle w:val="ListParagraph"/>
-        <w:numPr>
-          <w:ilvl w:val="0"/>
-          <w:numId w:val="2"/>
-        </w:numPr>
-        <w:rPr>
-          <w:rFonts w:cs="Times New Roman"/>
-          <w:i/>
-          <w:color w:val="00B050"/>
-        </w:rPr>
-      </w:pPr>
-      <w:bookmarkStart w:id="33" w:name="_Hlk140004013"/>
-      <w:r>
-        <w:rPr>
-          <w:rFonts w:cs="Times New Roman"/>
-          <w:i/>
-          <w:color w:val="00B050"/>
-        </w:rPr>
-        <w:t>Trình bày cụ thể các bước tác động cụ thể đến bộ dữ liệu dự án (từng cột</w:t>
-      </w:r>
-      <w:r>
-        <w:rPr>
-          <w:rFonts w:cs="Times New Roman"/>
-          <w:i/>
-          <w:color w:val="00B050"/>
-        </w:rPr>
-        <w:t>, từng dòng</w:t>
-      </w:r>
-      <w:r>
-        <w:rPr>
-          <w:rFonts w:cs="Times New Roman"/>
-          <w:i/>
-          <w:color w:val="00B050"/>
-        </w:rPr>
-        <w:t>).</w:t>
-      </w:r>
-    </w:p>
-    <w:p>
-      <w:pPr>
-        <w:pStyle w:val="ListParagraph"/>
-        <w:numPr>
-          <w:ilvl w:val="0"/>
-          <w:numId w:val="2"/>
-        </w:numPr>
-        <w:rPr>
-          <w:rFonts w:cs="Times New Roman"/>
-          <w:i/>
-          <w:color w:val="00B050"/>
-        </w:rPr>
-      </w:pPr>
-      <w:r>
-        <w:rPr>
-          <w:rFonts w:cs="Times New Roman"/>
-          <w:i/>
-          <w:color w:val="00B050"/>
-        </w:rPr>
-        <w:t>Việc này giúp lưu vết các chỉnh sửa thay đổi trên</w:t>
-      </w:r>
-      <w:bookmarkEnd w:id="33"/>
-      <w:r>
-        <w:rPr>
-          <w:rFonts w:cs="Times New Roman"/>
-          <w:i/>
-          <w:color w:val="00B050"/>
-        </w:rPr>
-        <w:t xml:space="preserve">. </w:t>
-      </w:r>
-      <w:r>
-        <w:rPr>
-          <w:rFonts w:cs="Times New Roman"/>
-          <w:i/>
-          <w:color w:val="00B050"/>
-        </w:rPr>
-        <w:t xml:space="preserve"> </w:t>
-      </w:r>
-    </w:p>
-    <w:p>
-      <w:pPr>
-        <w:rPr>
-          <w:rFonts w:cs="Times New Roman"/>
-        </w:rPr>
-      </w:pPr>
-      <w:r>
-        <w:rPr>
-          <w:rFonts w:cs="Times New Roman"/>
-          <w:highlight w:val="yellow"/>
-        </w:rPr>
-        <w:t>…</w:t>
-      </w:r>
-      <w:r>
-        <w:rPr>
-          <w:rFonts w:cs="Times New Roman"/>
-        </w:rPr>
-        <w:t xml:space="preserve"> </w:t>
-      </w:r>
+      <w:r>
+        <w:rPr>
+          <w:rFonts w:cs="Times New Roman"/>
+          <w:b/>
+          <w:smallCaps/>
+          <w:lang w:val="en-US"/>
+        </w:rPr>
+        <w:t>CHUẨN HOÁ THANG ĐO (FEATURE SCALING)</w:t>
+      </w:r>
+    </w:p>
+    <w:p>
+      <w:pPr>
+        <w:rPr>
+          <w:rFonts w:cs="Times New Roman"/>
+          <w:b/>
+          <w:smallCaps/>
+          <w:lang w:val="en-US"/>
+        </w:rPr>
+      </w:pPr>
     </w:p>
     <w:p>
       <w:pPr>
@@ -16858,616 +19120,14 @@
           <w:rFonts w:ascii="Times New Roman" w:hAnsi="Times New Roman" w:cs="Times New Roman"/>
         </w:rPr>
       </w:pPr>
-      <w:bookmarkStart w:id="34" w:name="_Toc232240921"/>
+      <w:bookmarkStart w:id="41" w:name="_Toc232240928"/>
       <w:r>
         <w:rPr>
           <w:rFonts w:ascii="Times New Roman" w:hAnsi="Times New Roman" w:cs="Times New Roman"/>
         </w:rPr>
-        <w:t>Chuyển đổi dữ liệu</w:t>
-      </w:r>
-      <w:bookmarkEnd w:id="34"/>
-    </w:p>
-    <w:p>
-      <w:pPr>
-        <w:pStyle w:val="ListParagraph"/>
-        <w:numPr>
-          <w:ilvl w:val="0"/>
-          <w:numId w:val="2"/>
-        </w:numPr>
-        <w:rPr>
-          <w:rFonts w:cs="Times New Roman"/>
-          <w:i/>
-          <w:color w:val="00B050"/>
-        </w:rPr>
-      </w:pPr>
-      <w:r>
-        <w:rPr>
-          <w:rFonts w:cs="Times New Roman"/>
-          <w:i/>
-          <w:color w:val="00B050"/>
-        </w:rPr>
-        <w:t>Các trường hợp và kỹ thuật chuyển đổi dữ liệu</w:t>
-      </w:r>
-      <w:r>
-        <w:rPr>
-          <w:rFonts w:cs="Times New Roman"/>
-          <w:i/>
-          <w:color w:val="00B050"/>
-        </w:rPr>
-        <w:t>.</w:t>
-      </w:r>
-    </w:p>
-    <w:p>
-      <w:pPr>
-        <w:pStyle w:val="Heading3"/>
-        <w:numPr>
-          <w:ilvl w:val="2"/>
-          <w:numId w:val="21"/>
-        </w:numPr>
-        <w:rPr>
-          <w:rFonts w:ascii="Times New Roman" w:hAnsi="Times New Roman" w:cs="Times New Roman"/>
-        </w:rPr>
-      </w:pPr>
-      <w:bookmarkStart w:id="35" w:name="_Toc232240922"/>
-      <w:r>
-        <w:rPr>
-          <w:rFonts w:ascii="Times New Roman" w:hAnsi="Times New Roman" w:cs="Times New Roman"/>
-        </w:rPr>
-        <w:t>Các trường hợp cần chuyển đổi</w:t>
-      </w:r>
-      <w:bookmarkEnd w:id="35"/>
-    </w:p>
-    <w:p>
-      <w:pPr>
-        <w:pStyle w:val="ListParagraph"/>
-        <w:numPr>
-          <w:ilvl w:val="0"/>
-          <w:numId w:val="2"/>
-        </w:numPr>
-        <w:rPr>
-          <w:rFonts w:cs="Times New Roman"/>
-          <w:i/>
-          <w:color w:val="00B050"/>
-        </w:rPr>
-      </w:pPr>
-      <w:bookmarkStart w:id="36" w:name="_Hlk140242044"/>
-      <w:r>
-        <w:rPr>
-          <w:rFonts w:cs="Times New Roman"/>
-          <w:i/>
-          <w:color w:val="00B050"/>
-        </w:rPr>
-        <w:t xml:space="preserve">Nêu các trường hợp cần chuyển đổi dữ </w:t>
-      </w:r>
-      <w:bookmarkEnd w:id="36"/>
-      <w:r>
-        <w:rPr>
-          <w:rFonts w:cs="Times New Roman"/>
-          <w:i/>
-          <w:color w:val="00B050"/>
-        </w:rPr>
-        <w:t>liệu</w:t>
-      </w:r>
-    </w:p>
-    <w:p>
-      <w:pPr>
-        <w:jc w:val="left"/>
-        <w:rPr>
-          <w:rFonts w:cs="Times New Roman"/>
-        </w:rPr>
-      </w:pPr>
-      <w:r>
-        <w:rPr>
-          <w:rFonts w:cs="Times New Roman"/>
-          <w:highlight w:val="yellow"/>
-        </w:rPr>
-        <w:t>…</w:t>
-      </w:r>
-    </w:p>
-    <w:p>
-      <w:pPr>
-        <w:pStyle w:val="Heading3"/>
-        <w:numPr>
-          <w:ilvl w:val="2"/>
-          <w:numId w:val="21"/>
-        </w:numPr>
-        <w:rPr>
-          <w:rFonts w:ascii="Times New Roman" w:hAnsi="Times New Roman" w:cs="Times New Roman"/>
-        </w:rPr>
-      </w:pPr>
-      <w:bookmarkStart w:id="37" w:name="_Toc232240923"/>
-      <w:r>
-        <w:rPr>
-          <w:rFonts w:ascii="Times New Roman" w:hAnsi="Times New Roman" w:cs="Times New Roman"/>
-        </w:rPr>
-        <w:t>Các kỹ thuật chuyển đổi</w:t>
-      </w:r>
-      <w:bookmarkEnd w:id="37"/>
-    </w:p>
-    <w:p>
-      <w:pPr>
-        <w:pStyle w:val="ListParagraph"/>
-        <w:numPr>
-          <w:ilvl w:val="0"/>
-          <w:numId w:val="2"/>
-        </w:numPr>
-        <w:rPr>
-          <w:rFonts w:cs="Times New Roman"/>
-          <w:i/>
-          <w:color w:val="00B050"/>
-        </w:rPr>
-      </w:pPr>
-      <w:r>
-        <w:rPr>
-          <w:rFonts w:cs="Times New Roman"/>
-          <w:i/>
-          <w:color w:val="00B050"/>
-        </w:rPr>
-        <w:t>Trình bày các kỹ thuật chuyển đổi</w:t>
-      </w:r>
-    </w:p>
-    <w:p>
-      <w:pPr>
-        <w:pStyle w:val="ListParagraph"/>
-        <w:numPr>
-          <w:ilvl w:val="0"/>
-          <w:numId w:val="2"/>
-        </w:numPr>
-        <w:rPr>
-          <w:rFonts w:cs="Times New Roman"/>
-          <w:i/>
-          <w:color w:val="00B050"/>
-        </w:rPr>
-      </w:pPr>
-      <w:r>
-        <w:rPr>
-          <w:rFonts w:cs="Times New Roman"/>
-          <w:i/>
-          <w:color w:val="00B050"/>
-        </w:rPr>
-        <w:t>Kỹ thuật nào được chọn áp dụng cho dự án.</w:t>
-      </w:r>
-    </w:p>
-    <w:p>
-      <w:pPr>
-        <w:rPr>
-          <w:rFonts w:cs="Times New Roman"/>
-        </w:rPr>
-      </w:pPr>
-      <w:r>
-        <w:rPr>
-          <w:rFonts w:cs="Times New Roman"/>
-          <w:color w:val="00B050"/>
-          <w:highlight w:val="yellow"/>
-        </w:rPr>
-        <w:t>…</w:t>
-      </w:r>
-      <w:r>
-        <w:rPr>
-          <w:rFonts w:cs="Times New Roman"/>
-        </w:rPr>
-        <w:t xml:space="preserve"> </w:t>
-      </w:r>
-    </w:p>
-    <w:p>
-      <w:pPr>
-        <w:pStyle w:val="Heading3"/>
-        <w:numPr>
-          <w:ilvl w:val="2"/>
-          <w:numId w:val="21"/>
-        </w:numPr>
-        <w:rPr>
-          <w:rFonts w:ascii="Times New Roman" w:hAnsi="Times New Roman" w:cs="Times New Roman"/>
-        </w:rPr>
-      </w:pPr>
-      <w:bookmarkStart w:id="38" w:name="_Toc232240924"/>
-      <w:r>
-        <w:rPr>
-          <w:rFonts w:ascii="Times New Roman" w:hAnsi="Times New Roman" w:cs="Times New Roman"/>
-        </w:rPr>
-        <w:t>Trình bày các phép chuyển đổi trong dự án</w:t>
-      </w:r>
-      <w:bookmarkEnd w:id="38"/>
-    </w:p>
-    <w:p>
-      <w:pPr>
-        <w:pStyle w:val="ListParagraph"/>
-        <w:numPr>
-          <w:ilvl w:val="0"/>
-          <w:numId w:val="2"/>
-        </w:numPr>
-        <w:rPr>
-          <w:rFonts w:cs="Times New Roman"/>
-          <w:i/>
-          <w:color w:val="00B050"/>
-        </w:rPr>
-      </w:pPr>
-      <w:r>
-        <w:rPr>
-          <w:rFonts w:cs="Times New Roman"/>
-          <w:i/>
-          <w:color w:val="00B050"/>
-        </w:rPr>
-        <w:t>Trình bày cụ thể các bước tác động cụ thể đến bộ dữ liệu dự án (từng cột, từng dòng).</w:t>
-      </w:r>
-    </w:p>
-    <w:p>
-      <w:pPr>
-        <w:pStyle w:val="ListParagraph"/>
-        <w:numPr>
-          <w:ilvl w:val="0"/>
-          <w:numId w:val="2"/>
-        </w:numPr>
-        <w:rPr>
-          <w:rFonts w:cs="Times New Roman"/>
-          <w:i/>
-          <w:color w:val="00B050"/>
-        </w:rPr>
-      </w:pPr>
-      <w:r>
-        <w:rPr>
-          <w:rFonts w:cs="Times New Roman"/>
-          <w:i/>
-          <w:color w:val="00B050"/>
-        </w:rPr>
-        <w:t>Việc này giúp lưu vết các chỉnh sửa thay đổi trên</w:t>
-      </w:r>
-      <w:r>
-        <w:rPr>
-          <w:rFonts w:cs="Times New Roman"/>
-          <w:i/>
-          <w:color w:val="00B050"/>
-        </w:rPr>
-        <w:t>.</w:t>
-      </w:r>
-    </w:p>
-    <w:p>
-      <w:pPr>
-        <w:rPr>
-          <w:rFonts w:cs="Times New Roman"/>
-          <w:iCs/>
-        </w:rPr>
-      </w:pPr>
-      <w:r>
-        <w:rPr>
-          <w:rFonts w:cs="Times New Roman"/>
-          <w:iCs/>
-          <w:highlight w:val="yellow"/>
-        </w:rPr>
-        <w:lastRenderedPageBreak/>
-        <w:t>…</w:t>
-      </w:r>
-    </w:p>
-    <w:p>
-      <w:pPr>
-        <w:pStyle w:val="Heading1"/>
-        <w:numPr>
-          <w:ilvl w:val="0"/>
-          <w:numId w:val="21"/>
-        </w:numPr>
-        <w:rPr>
-          <w:rFonts w:ascii="Times New Roman" w:hAnsi="Times New Roman" w:cs="Times New Roman"/>
-        </w:rPr>
-      </w:pPr>
-      <w:bookmarkStart w:id="39" w:name="_Toc232240925"/>
-      <w:r>
-        <w:rPr>
-          <w:rFonts w:ascii="Times New Roman" w:hAnsi="Times New Roman" w:cs="Times New Roman"/>
-        </w:rPr>
-        <w:t>X</w:t>
-      </w:r>
-      <w:r>
-        <w:rPr>
-          <w:rFonts w:ascii="Times New Roman" w:hAnsi="Times New Roman" w:cs="Times New Roman"/>
-        </w:rPr>
-        <w:t>ử lý dữ liệu</w:t>
-      </w:r>
-      <w:bookmarkEnd w:id="39"/>
-    </w:p>
-    <w:p>
-      <w:pPr>
-        <w:pStyle w:val="Heading2"/>
-        <w:numPr>
-          <w:ilvl w:val="1"/>
-          <w:numId w:val="21"/>
-        </w:numPr>
-        <w:rPr>
-          <w:rFonts w:ascii="Times New Roman" w:hAnsi="Times New Roman" w:cs="Times New Roman"/>
-        </w:rPr>
-      </w:pPr>
-      <w:bookmarkStart w:id="40" w:name="_Toc232240926"/>
-      <w:r>
-        <w:rPr>
-          <w:rFonts w:ascii="Times New Roman" w:hAnsi="Times New Roman" w:cs="Times New Roman"/>
-        </w:rPr>
-        <w:t>Chuẩn hóa dữ liệu</w:t>
-      </w:r>
-      <w:bookmarkEnd w:id="40"/>
-    </w:p>
-    <w:p>
-      <w:pPr>
-        <w:pStyle w:val="ListParagraph"/>
-        <w:numPr>
-          <w:ilvl w:val="0"/>
-          <w:numId w:val="2"/>
-        </w:numPr>
-        <w:rPr>
-          <w:rFonts w:cs="Times New Roman"/>
-          <w:i/>
-          <w:color w:val="00B050"/>
-        </w:rPr>
-      </w:pPr>
-      <w:r>
-        <w:rPr>
-          <w:rFonts w:cs="Times New Roman"/>
-          <w:i/>
-          <w:color w:val="00B050"/>
-        </w:rPr>
-        <w:t>Chuẩn hóa dữ liệu</w:t>
-      </w:r>
-      <w:r>
-        <w:rPr>
-          <w:rFonts w:cs="Times New Roman"/>
-          <w:i/>
-          <w:color w:val="00B050"/>
-        </w:rPr>
-        <w:t>:</w:t>
-      </w:r>
-    </w:p>
-    <w:p>
-      <w:pPr>
-        <w:pStyle w:val="ListParagraph"/>
-        <w:numPr>
-          <w:ilvl w:val="1"/>
-          <w:numId w:val="3"/>
-        </w:numPr>
-        <w:rPr>
-          <w:rFonts w:cs="Times New Roman"/>
-          <w:i/>
-          <w:color w:val="00B050"/>
-        </w:rPr>
-      </w:pPr>
-      <w:r>
-        <w:rPr>
-          <w:rFonts w:cs="Times New Roman"/>
-          <w:i/>
-          <w:color w:val="00B050"/>
-        </w:rPr>
-        <w:t>Power Query</w:t>
-      </w:r>
-    </w:p>
-    <w:p>
-      <w:pPr>
-        <w:pStyle w:val="ListParagraph"/>
-        <w:numPr>
-          <w:ilvl w:val="1"/>
-          <w:numId w:val="3"/>
-        </w:numPr>
-        <w:rPr>
-          <w:rFonts w:cs="Times New Roman"/>
-          <w:i/>
-          <w:color w:val="00B050"/>
-        </w:rPr>
-      </w:pPr>
-      <w:r>
-        <w:rPr>
-          <w:rFonts w:cs="Times New Roman"/>
-          <w:i/>
-          <w:color w:val="00B050"/>
-        </w:rPr>
-        <w:t>Chỉnh sửa table, column, data type</w:t>
-      </w:r>
-    </w:p>
-    <w:p>
-      <w:pPr>
-        <w:ind w:firstLine="720"/>
-      </w:pPr>
-      <w:r>
-        <w:t>Trong dự án này, chuẩn hoá dữ liệu được thực hiện bằng ngôn ngữ lập trình Python với thư viện Pandas</w:t>
-      </w:r>
-      <w:r>
-        <w:t xml:space="preserve">, </w:t>
-      </w:r>
-      <w:r>
-        <w:t>Scikit-learn</w:t>
-      </w:r>
-      <w:r>
-        <w:t>, Kaggle, Xlrd, Sqlalchemy, pyodbc,</w:t>
-      </w:r>
-      <w:r>
-        <w:t xml:space="preserve"> thay thế hoàn toàn cho Power Query. Toàn bộ quy trình được ghi lại trong Jupyter Notebook để đảm bảo khả năng tái sử dụng và minh bạch.</w:t>
-      </w:r>
-    </w:p>
-    <w:p>
-      <w:pPr>
-        <w:pStyle w:val="Heading3"/>
-        <w:numPr>
-          <w:ilvl w:val="2"/>
-          <w:numId w:val="21"/>
-        </w:numPr>
-        <w:rPr>
-          <w:rFonts w:ascii="Times New Roman" w:hAnsi="Times New Roman" w:cs="Times New Roman"/>
-        </w:rPr>
-      </w:pPr>
-      <w:bookmarkStart w:id="41" w:name="_Toc232240927"/>
-      <w:r>
-        <w:rPr>
-          <w:rFonts w:ascii="Times New Roman" w:hAnsi="Times New Roman" w:cs="Times New Roman"/>
-        </w:rPr>
-        <w:t>Trình bày các bước chuẩn hóa trong dự án</w:t>
+        <w:t>Mô hình hóa dữ liệu</w:t>
       </w:r>
       <w:bookmarkEnd w:id="41"/>
-    </w:p>
-    <w:p>
-      <w:pPr>
-        <w:pStyle w:val="ListParagraph"/>
-        <w:numPr>
-          <w:ilvl w:val="0"/>
-          <w:numId w:val="2"/>
-        </w:numPr>
-        <w:rPr>
-          <w:rFonts w:cs="Times New Roman"/>
-          <w:i/>
-          <w:color w:val="00B050"/>
-        </w:rPr>
-      </w:pPr>
-      <w:r>
-        <w:rPr>
-          <w:rFonts w:cs="Times New Roman"/>
-          <w:i/>
-          <w:color w:val="00B050"/>
-        </w:rPr>
-        <w:t>Trình bày cụ thể các bước chuẩn hóa dữ liệu bằng Power Query tác động cụ thể đến bộ dữ liệu dự án (từng cột, từng dòng).</w:t>
-      </w:r>
-    </w:p>
-    <w:p>
-      <w:pPr>
-        <w:pStyle w:val="ListParagraph"/>
-        <w:numPr>
-          <w:ilvl w:val="0"/>
-          <w:numId w:val="2"/>
-        </w:numPr>
-        <w:rPr>
-          <w:rFonts w:cs="Times New Roman"/>
-          <w:i/>
-          <w:color w:val="00B050"/>
-        </w:rPr>
-      </w:pPr>
-      <w:r>
-        <w:rPr>
-          <w:rFonts w:cs="Times New Roman"/>
-          <w:i/>
-          <w:color w:val="00B050"/>
-        </w:rPr>
-        <w:t>Việc này giúp lưu vết các chỉnh sửa thay đổi trên.</w:t>
-      </w:r>
-    </w:p>
-    <w:p>
-      <w:pPr>
-        <w:rPr>
-          <w:rFonts w:cs="Times New Roman"/>
-          <w:b/>
-          <w:smallCaps/>
-        </w:rPr>
-      </w:pPr>
-      <w:r>
-        <w:rPr>
-          <w:rFonts w:cs="Times New Roman"/>
-          <w:b/>
-          <w:smallCaps/>
-        </w:rPr>
-        <w:t>BƯỚC 1 – CHUẨN HOÁ KIỂU DỮ LIỆU (DATA TYPE STANDARDIZATION)</w:t>
-      </w:r>
-    </w:p>
-    <w:p>
-      <w:r>
-        <w:t xml:space="preserve">Sau khi đọc file CSV được lấy trực tiếp từ Kaggle vào Python, tiến hình kiểm tra và ép kiểu dữ liệu về đúng định dạng </w:t>
-      </w:r>
-    </w:p>
-    <w:p>
-      <w:pPr>
-        <w:rPr>
-          <w:rFonts w:cs="Times New Roman"/>
-          <w:b/>
-          <w:smallCaps/>
-          <w:lang w:val="en-US"/>
-        </w:rPr>
-      </w:pPr>
-      <w:r>
-        <w:rPr>
-          <w:rFonts w:cs="Times New Roman"/>
-          <w:b/>
-          <w:smallCaps/>
-          <w:lang w:val="en-US"/>
-        </w:rPr>
-        <w:t>BƯỚC 2 – ENCODING BIẾN PHÂN LOẠI (CATEGORICAL ENCODING)</w:t>
-      </w:r>
-    </w:p>
-    <w:p>
-      <w:pPr>
-        <w:rPr>
-          <w:rFonts w:cs="Times New Roman"/>
-          <w:b/>
-          <w:smallCaps/>
-          <w:lang w:val="en-US"/>
-        </w:rPr>
-      </w:pPr>
-    </w:p>
-    <w:p>
-      <w:pPr>
-        <w:rPr>
-          <w:rFonts w:cs="Times New Roman"/>
-          <w:b/>
-          <w:smallCaps/>
-          <w:lang w:val="en-US"/>
-        </w:rPr>
-      </w:pPr>
-      <w:r>
-        <w:rPr>
-          <w:rFonts w:cs="Times New Roman"/>
-          <w:b/>
-          <w:smallCaps/>
-          <w:lang w:val="en-US"/>
-        </w:rPr>
-        <w:t xml:space="preserve">BƯỚC 3 </w:t>
-      </w:r>
-      <w:r>
-        <w:rPr>
-          <w:rFonts w:cs="Times New Roman"/>
-          <w:b/>
-          <w:smallCaps/>
-          <w:lang w:val="en-US"/>
-        </w:rPr>
-        <w:t>–</w:t>
-      </w:r>
-      <w:r>
-        <w:rPr>
-          <w:rFonts w:cs="Times New Roman"/>
-          <w:b/>
-          <w:smallCaps/>
-          <w:lang w:val="en-US"/>
-        </w:rPr>
-        <w:t xml:space="preserve"> </w:t>
-      </w:r>
-      <w:r>
-        <w:rPr>
-          <w:rFonts w:cs="Times New Roman"/>
-          <w:b/>
-          <w:smallCaps/>
-          <w:lang w:val="en-US"/>
-        </w:rPr>
-        <w:t>CHUẨN HOÁ THANG ĐO (FEATURE SCALING)</w:t>
-      </w:r>
-    </w:p>
-    <w:p>
-      <w:pPr>
-        <w:rPr>
-          <w:rFonts w:cs="Times New Roman"/>
-          <w:b/>
-          <w:smallCaps/>
-          <w:lang w:val="en-US"/>
-        </w:rPr>
-      </w:pPr>
-    </w:p>
-    <w:p>
-      <w:pPr>
-        <w:pStyle w:val="Heading2"/>
-        <w:numPr>
-          <w:ilvl w:val="1"/>
-          <w:numId w:val="21"/>
-        </w:numPr>
-        <w:rPr>
-          <w:rFonts w:ascii="Times New Roman" w:hAnsi="Times New Roman" w:cs="Times New Roman"/>
-        </w:rPr>
-      </w:pPr>
-      <w:bookmarkStart w:id="42" w:name="_Toc232240928"/>
-      <w:r>
-        <w:rPr>
-          <w:rFonts w:ascii="Times New Roman" w:hAnsi="Times New Roman" w:cs="Times New Roman"/>
-        </w:rPr>
-        <w:t>Mô hình hóa dữ liệu</w:t>
-      </w:r>
-      <w:bookmarkEnd w:id="42"/>
     </w:p>
     <w:p>
       <w:pPr>
@@ -17711,7 +19371,6 @@
               <w:rPr>
                 <w:lang w:val="en-US"/>
               </w:rPr>
-              <w:lastRenderedPageBreak/>
               <w:t>FactLoan</w:t>
             </w:r>
           </w:p>
@@ -17952,6 +19611,7 @@
               <w:rPr>
                 <w:lang w:val="en-US"/>
               </w:rPr>
+              <w:lastRenderedPageBreak/>
               <w:t>DimLoanGrade</w:t>
             </w:r>
           </w:p>
@@ -18155,7 +19815,7 @@
           <w:rFonts w:ascii="Times New Roman" w:hAnsi="Times New Roman" w:cs="Times New Roman"/>
         </w:rPr>
       </w:pPr>
-      <w:bookmarkStart w:id="43" w:name="_Toc232240930"/>
+      <w:bookmarkStart w:id="42" w:name="_Toc232240930"/>
       <w:r>
         <w:rPr>
           <w:rFonts w:ascii="Times New Roman" w:hAnsi="Times New Roman" w:cs="Times New Roman"/>
@@ -18168,7 +19828,7 @@
         </w:rPr>
         <w:t>ác tiêu chí đánh giá mô hình dữ liệu</w:t>
       </w:r>
-      <w:bookmarkEnd w:id="43"/>
+      <w:bookmarkEnd w:id="42"/>
     </w:p>
     <w:p>
       <w:pPr>
@@ -18264,15 +19924,7 @@
           <w:rFonts w:cs="Times New Roman"/>
           <w:iCs/>
         </w:rPr>
-        <w:t xml:space="preserve">: Mô hình phản ánh đúng quy trình nghiệp vụ thực tế. Dữ liệu giữa các bảng phải được liên kết chặt chẽ thông qua </w:t>
-      </w:r>
-      <w:r>
-        <w:rPr>
-          <w:rFonts w:cs="Times New Roman"/>
-          <w:iCs/>
-        </w:rPr>
-        <w:lastRenderedPageBreak/>
-        <w:t>các ràng buộc Khoá chính (Primary Key) và các Khoá ngoại (Foregin Key), đảm bảo không có dữ liệu nào bị sai lệch khi kết xuất báo cáo.</w:t>
+        <w:t>: Mô hình phản ánh đúng quy trình nghiệp vụ thực tế. Dữ liệu giữa các bảng phải được liên kết chặt chẽ thông qua các ràng buộc Khoá chính (Primary Key) và các Khoá ngoại (Foregin Key), đảm bảo không có dữ liệu nào bị sai lệch khi kết xuất báo cáo.</w:t>
       </w:r>
     </w:p>
     <w:p>
@@ -18330,7 +19982,15 @@
           <w:rFonts w:cs="Times New Roman"/>
           <w:iCs/>
         </w:rPr>
-        <w:t>: Mô hình không chỉ dành cho kỹ sư mà còn phục vụ cho người dùng cuối. Cấu trúc bảng và cách đặt tên phải trực quan, dễ hiểu đễ Chuyên viên tín dụng hay Quản lý rủi ro có thể dễ dàng tự kéo thả (drag &amp; drop) các trường dữ liệu để tạo báo cáo mà không cần rành về code.</w:t>
+        <w:t xml:space="preserve">: Mô hình không chỉ dành cho kỹ sư mà còn phục vụ cho người dùng cuối. Cấu trúc bảng và cách đặt tên phải trực quan, dễ hiểu đễ Chuyên viên tín dụng hay Quản lý </w:t>
+      </w:r>
+      <w:r>
+        <w:rPr>
+          <w:rFonts w:cs="Times New Roman"/>
+          <w:iCs/>
+        </w:rPr>
+        <w:lastRenderedPageBreak/>
+        <w:t>rủi ro có thể dễ dàng tự kéo thả (drag &amp; drop) các trường dữ liệu để tạo báo cáo mà không cần rành về code.</w:t>
       </w:r>
     </w:p>
     <w:p>
@@ -18439,14 +20099,14 @@
           <w:rFonts w:ascii="Times New Roman" w:hAnsi="Times New Roman" w:cs="Times New Roman"/>
         </w:rPr>
       </w:pPr>
-      <w:bookmarkStart w:id="44" w:name="_Toc232240931"/>
+      <w:bookmarkStart w:id="43" w:name="_Toc232240931"/>
       <w:r>
         <w:rPr>
           <w:rFonts w:ascii="Times New Roman" w:hAnsi="Times New Roman" w:cs="Times New Roman"/>
         </w:rPr>
         <w:t>Trình bày các bước mô hình hóa</w:t>
       </w:r>
-      <w:bookmarkEnd w:id="44"/>
+      <w:bookmarkEnd w:id="43"/>
     </w:p>
     <w:p>
       <w:pPr>
@@ -19098,7 +20758,7 @@
           <w:szCs w:val="24"/>
         </w:rPr>
       </w:pPr>
-      <w:bookmarkStart w:id="45" w:name="_Toc232240932"/>
+      <w:bookmarkStart w:id="44" w:name="_Toc232240932"/>
       <w:r>
         <w:rPr>
           <w:rFonts w:cs="Times New Roman"/>
@@ -19124,7 +20784,7 @@
         <w:lastRenderedPageBreak/>
         <w:t>Trình bày các bước tạo bảng dữ liệu</w:t>
       </w:r>
-      <w:bookmarkEnd w:id="45"/>
+      <w:bookmarkEnd w:id="44"/>
     </w:p>
     <w:p>
       <w:pPr>
@@ -20196,6 +21856,7 @@
       </w:pPr>
       <w:r>
         <w:rPr>
+          <w:noProof/>
           <w:lang w:eastAsia="vi-VN"/>
         </w:rPr>
         <w:drawing>
@@ -20347,7 +22008,7 @@
           <w:lang w:val="en-US"/>
         </w:rPr>
       </w:pPr>
-      <w:bookmarkStart w:id="46" w:name="_Toc232240933"/>
+      <w:bookmarkStart w:id="45" w:name="_Toc232240933"/>
     </w:p>
     <w:p>
       <w:pPr>
@@ -20366,7 +22027,7 @@
         </w:rPr>
         <w:t>Xử lý dữ liệu DAX</w:t>
       </w:r>
-      <w:bookmarkEnd w:id="46"/>
+      <w:bookmarkEnd w:id="45"/>
     </w:p>
     <w:p>
       <w:pPr>
@@ -20600,14 +22261,14 @@
           <w:rFonts w:ascii="Times New Roman" w:hAnsi="Times New Roman" w:cs="Times New Roman"/>
         </w:rPr>
       </w:pPr>
-      <w:bookmarkStart w:id="47" w:name="_Toc232240934"/>
+      <w:bookmarkStart w:id="46" w:name="_Toc232240934"/>
       <w:r>
         <w:rPr>
           <w:rFonts w:ascii="Times New Roman" w:hAnsi="Times New Roman" w:cs="Times New Roman"/>
         </w:rPr>
         <w:t>Measure</w:t>
       </w:r>
-      <w:bookmarkEnd w:id="47"/>
+      <w:bookmarkEnd w:id="46"/>
     </w:p>
     <w:p>
       <w:pPr>
@@ -20828,7 +22489,7 @@
           <w:rFonts w:ascii="Times New Roman" w:hAnsi="Times New Roman" w:cs="Times New Roman"/>
         </w:rPr>
       </w:pPr>
-      <w:bookmarkStart w:id="48" w:name="_Toc232240935"/>
+      <w:bookmarkStart w:id="47" w:name="_Toc232240935"/>
       <w:r>
         <w:rPr>
           <w:rFonts w:ascii="Times New Roman" w:hAnsi="Times New Roman" w:cs="Times New Roman"/>
@@ -20841,7 +22502,7 @@
         </w:rPr>
         <w:t>alculated column</w:t>
       </w:r>
-      <w:bookmarkEnd w:id="48"/>
+      <w:bookmarkEnd w:id="47"/>
     </w:p>
     <w:p>
       <w:pPr>
@@ -20994,14 +22655,14 @@
           <w:rFonts w:ascii="Times New Roman" w:hAnsi="Times New Roman" w:cs="Times New Roman"/>
         </w:rPr>
       </w:pPr>
-      <w:bookmarkStart w:id="49" w:name="_Toc232240936"/>
+      <w:bookmarkStart w:id="48" w:name="_Toc232240936"/>
       <w:r>
         <w:rPr>
           <w:rFonts w:ascii="Times New Roman" w:hAnsi="Times New Roman" w:cs="Times New Roman"/>
         </w:rPr>
         <w:t>Filter</w:t>
       </w:r>
-      <w:bookmarkEnd w:id="49"/>
+      <w:bookmarkEnd w:id="48"/>
     </w:p>
     <w:p>
       <w:pPr>
@@ -21172,7 +22833,7 @@
           <w:rFonts w:ascii="Times New Roman" w:hAnsi="Times New Roman" w:cs="Times New Roman"/>
         </w:rPr>
       </w:pPr>
-      <w:bookmarkStart w:id="50" w:name="_Toc232240937"/>
+      <w:bookmarkStart w:id="49" w:name="_Toc232240937"/>
       <w:r>
         <w:rPr>
           <w:rFonts w:ascii="Times New Roman" w:hAnsi="Times New Roman" w:cs="Times New Roman"/>
@@ -21185,7 +22846,7 @@
         </w:rPr>
         <w:t>rực quan hóa dữ liệu</w:t>
       </w:r>
-      <w:bookmarkEnd w:id="50"/>
+      <w:bookmarkEnd w:id="49"/>
     </w:p>
     <w:p>
       <w:pPr>
@@ -21198,14 +22859,14 @@
           <w:rFonts w:ascii="Times New Roman" w:hAnsi="Times New Roman" w:cs="Times New Roman"/>
         </w:rPr>
       </w:pPr>
-      <w:bookmarkStart w:id="51" w:name="_Toc232240938"/>
+      <w:bookmarkStart w:id="50" w:name="_Toc232240938"/>
       <w:r>
         <w:rPr>
           <w:rFonts w:ascii="Times New Roman" w:hAnsi="Times New Roman" w:cs="Times New Roman"/>
         </w:rPr>
         <w:t>Các kỹ thuật trực quan hóa</w:t>
       </w:r>
-      <w:bookmarkEnd w:id="51"/>
+      <w:bookmarkEnd w:id="50"/>
     </w:p>
     <w:p>
       <w:pPr>
@@ -21302,7 +22963,7 @@
           <w:rFonts w:ascii="Times New Roman" w:hAnsi="Times New Roman" w:cs="Times New Roman"/>
         </w:rPr>
       </w:pPr>
-      <w:bookmarkStart w:id="52" w:name="_Toc232240939"/>
+      <w:bookmarkStart w:id="51" w:name="_Toc232240939"/>
       <w:r>
         <w:rPr>
           <w:rFonts w:ascii="Times New Roman" w:hAnsi="Times New Roman" w:cs="Times New Roman"/>
@@ -21315,7 +22976,7 @@
         </w:rPr>
         <w:t xml:space="preserve"> trực quan hóa</w:t>
       </w:r>
-      <w:bookmarkEnd w:id="52"/>
+      <w:bookmarkEnd w:id="51"/>
     </w:p>
     <w:p>
       <w:pPr>
@@ -21411,14 +23072,14 @@
           <w:rFonts w:ascii="Times New Roman" w:hAnsi="Times New Roman" w:cs="Times New Roman"/>
         </w:rPr>
       </w:pPr>
-      <w:bookmarkStart w:id="53" w:name="_Toc232240940"/>
+      <w:bookmarkStart w:id="52" w:name="_Toc232240940"/>
       <w:r>
         <w:rPr>
           <w:rFonts w:ascii="Times New Roman" w:hAnsi="Times New Roman" w:cs="Times New Roman"/>
         </w:rPr>
         <w:t>Trình bày cách thêm visual mới</w:t>
       </w:r>
-      <w:bookmarkEnd w:id="53"/>
+      <w:bookmarkEnd w:id="52"/>
     </w:p>
     <w:p>
       <w:pPr>
@@ -21568,14 +23229,14 @@
           <w:rFonts w:ascii="Times New Roman" w:hAnsi="Times New Roman" w:cs="Times New Roman"/>
         </w:rPr>
       </w:pPr>
-      <w:bookmarkStart w:id="54" w:name="_Toc232240941"/>
+      <w:bookmarkStart w:id="53" w:name="_Toc232240941"/>
       <w:r>
         <w:rPr>
           <w:rFonts w:ascii="Times New Roman" w:hAnsi="Times New Roman" w:cs="Times New Roman"/>
         </w:rPr>
         <w:t>Trình bày tạo các report cho dự án</w:t>
       </w:r>
-      <w:bookmarkEnd w:id="54"/>
+      <w:bookmarkEnd w:id="53"/>
     </w:p>
     <w:p>
       <w:pPr>
@@ -21700,14 +23361,14 @@
           <w:rFonts w:ascii="Times New Roman" w:hAnsi="Times New Roman" w:cs="Times New Roman"/>
         </w:rPr>
       </w:pPr>
-      <w:bookmarkStart w:id="55" w:name="_Toc232240942"/>
+      <w:bookmarkStart w:id="54" w:name="_Toc232240942"/>
       <w:r>
         <w:rPr>
           <w:rFonts w:ascii="Times New Roman" w:hAnsi="Times New Roman" w:cs="Times New Roman"/>
         </w:rPr>
         <w:t>Tạo visual thống kê chi tiết</w:t>
       </w:r>
-      <w:bookmarkEnd w:id="55"/>
+      <w:bookmarkEnd w:id="54"/>
     </w:p>
     <w:p>
       <w:pPr>
@@ -21919,14 +23580,14 @@
           <w:rFonts w:ascii="Times New Roman" w:hAnsi="Times New Roman" w:cs="Times New Roman"/>
         </w:rPr>
       </w:pPr>
-      <w:bookmarkStart w:id="56" w:name="_Toc232240943"/>
+      <w:bookmarkStart w:id="55" w:name="_Toc232240943"/>
       <w:r>
         <w:rPr>
           <w:rFonts w:ascii="Times New Roman" w:hAnsi="Times New Roman" w:cs="Times New Roman"/>
         </w:rPr>
         <w:t>Tạo visual thống kê tổng thể</w:t>
       </w:r>
-      <w:bookmarkEnd w:id="56"/>
+      <w:bookmarkEnd w:id="55"/>
     </w:p>
     <w:p>
       <w:pPr>
@@ -22143,7 +23804,7 @@
           <w:rFonts w:ascii="Times New Roman" w:hAnsi="Times New Roman" w:cs="Times New Roman"/>
         </w:rPr>
       </w:pPr>
-      <w:bookmarkStart w:id="57" w:name="_Toc232240944"/>
+      <w:bookmarkStart w:id="56" w:name="_Toc232240944"/>
       <w:r>
         <w:rPr>
           <w:rFonts w:ascii="Times New Roman" w:hAnsi="Times New Roman" w:cs="Times New Roman"/>
@@ -22156,7 +23817,7 @@
         </w:rPr>
         <w:t>ây dựng báo cáo</w:t>
       </w:r>
-      <w:bookmarkEnd w:id="57"/>
+      <w:bookmarkEnd w:id="56"/>
     </w:p>
     <w:p>
       <w:pPr>
@@ -22169,14 +23830,14 @@
           <w:rFonts w:ascii="Times New Roman" w:hAnsi="Times New Roman" w:cs="Times New Roman"/>
         </w:rPr>
       </w:pPr>
-      <w:bookmarkStart w:id="58" w:name="_Toc232240945"/>
+      <w:bookmarkStart w:id="57" w:name="_Toc232240945"/>
       <w:r>
         <w:rPr>
           <w:rFonts w:ascii="Times New Roman" w:hAnsi="Times New Roman" w:cs="Times New Roman"/>
         </w:rPr>
         <w:t>Dashboard và report</w:t>
       </w:r>
-      <w:bookmarkEnd w:id="58"/>
+      <w:bookmarkEnd w:id="57"/>
     </w:p>
     <w:p>
       <w:pPr>
@@ -22269,14 +23930,14 @@
           <w:rFonts w:ascii="Times New Roman" w:hAnsi="Times New Roman" w:cs="Times New Roman"/>
         </w:rPr>
       </w:pPr>
-      <w:bookmarkStart w:id="59" w:name="_Toc232240946"/>
+      <w:bookmarkStart w:id="58" w:name="_Toc232240946"/>
       <w:r>
         <w:rPr>
           <w:rFonts w:ascii="Times New Roman" w:hAnsi="Times New Roman" w:cs="Times New Roman"/>
         </w:rPr>
         <w:t>Xây dựng báo cáo</w:t>
       </w:r>
-      <w:bookmarkEnd w:id="59"/>
+      <w:bookmarkEnd w:id="58"/>
     </w:p>
     <w:p>
       <w:pPr>
@@ -22355,14 +24016,14 @@
           <w:rFonts w:ascii="Times New Roman" w:hAnsi="Times New Roman" w:cs="Times New Roman"/>
         </w:rPr>
       </w:pPr>
-      <w:bookmarkStart w:id="60" w:name="_Toc232240947"/>
+      <w:bookmarkStart w:id="59" w:name="_Toc232240947"/>
       <w:r>
         <w:rPr>
           <w:rFonts w:ascii="Times New Roman" w:hAnsi="Times New Roman" w:cs="Times New Roman"/>
         </w:rPr>
         <w:t>Dashboard vs Report</w:t>
       </w:r>
-      <w:bookmarkEnd w:id="60"/>
+      <w:bookmarkEnd w:id="59"/>
     </w:p>
     <w:p>
       <w:pPr>
@@ -22457,14 +24118,14 @@
           <w:rFonts w:ascii="Times New Roman" w:hAnsi="Times New Roman" w:cs="Times New Roman"/>
         </w:rPr>
       </w:pPr>
-      <w:bookmarkStart w:id="61" w:name="_Toc232240948"/>
+      <w:bookmarkStart w:id="60" w:name="_Toc232240948"/>
       <w:r>
         <w:rPr>
           <w:rFonts w:ascii="Times New Roman" w:hAnsi="Times New Roman" w:cs="Times New Roman"/>
         </w:rPr>
         <w:t>Dashboard</w:t>
       </w:r>
-      <w:bookmarkEnd w:id="61"/>
+      <w:bookmarkEnd w:id="60"/>
     </w:p>
     <w:p>
       <w:pPr>
@@ -22567,7 +24228,7 @@
           <w:rFonts w:ascii="Times New Roman" w:hAnsi="Times New Roman" w:cs="Times New Roman"/>
         </w:rPr>
       </w:pPr>
-      <w:bookmarkStart w:id="62" w:name="_Toc232240949"/>
+      <w:bookmarkStart w:id="61" w:name="_Toc232240949"/>
       <w:r>
         <w:rPr>
           <w:rFonts w:ascii="Times New Roman" w:hAnsi="Times New Roman" w:cs="Times New Roman"/>
@@ -22575,7 +24236,7 @@
         <w:lastRenderedPageBreak/>
         <w:t>Report</w:t>
       </w:r>
-      <w:bookmarkEnd w:id="62"/>
+      <w:bookmarkEnd w:id="61"/>
     </w:p>
     <w:p>
       <w:pPr>
@@ -22796,14 +24457,14 @@
           <w:rFonts w:ascii="Times New Roman" w:hAnsi="Times New Roman" w:cs="Times New Roman"/>
         </w:rPr>
       </w:pPr>
-      <w:bookmarkStart w:id="63" w:name="_Toc232240950"/>
+      <w:bookmarkStart w:id="62" w:name="_Toc232240950"/>
       <w:r>
         <w:rPr>
           <w:rFonts w:ascii="Times New Roman" w:hAnsi="Times New Roman" w:cs="Times New Roman"/>
         </w:rPr>
         <w:t>Bookmark</w:t>
       </w:r>
-      <w:bookmarkEnd w:id="63"/>
+      <w:bookmarkEnd w:id="62"/>
     </w:p>
     <w:p>
       <w:pPr>
@@ -23151,7 +24812,7 @@
           <w:rFonts w:ascii="Times New Roman" w:hAnsi="Times New Roman" w:cs="Times New Roman"/>
         </w:rPr>
       </w:pPr>
-      <w:bookmarkStart w:id="64" w:name="_Toc232240951"/>
+      <w:bookmarkStart w:id="63" w:name="_Toc232240951"/>
       <w:r>
         <w:rPr>
           <w:rFonts w:ascii="Times New Roman" w:hAnsi="Times New Roman" w:cs="Times New Roman"/>
@@ -23164,7 +24825,7 @@
         </w:rPr>
         <w:t>ẾT LUẬN</w:t>
       </w:r>
-      <w:bookmarkEnd w:id="64"/>
+      <w:bookmarkEnd w:id="63"/>
     </w:p>
     <w:p>
       <w:pPr>
@@ -23177,14 +24838,14 @@
           <w:rFonts w:ascii="Times New Roman" w:hAnsi="Times New Roman" w:cs="Times New Roman"/>
         </w:rPr>
       </w:pPr>
-      <w:bookmarkStart w:id="65" w:name="_Toc232240952"/>
+      <w:bookmarkStart w:id="64" w:name="_Toc232240952"/>
       <w:r>
         <w:rPr>
           <w:rFonts w:ascii="Times New Roman" w:hAnsi="Times New Roman" w:cs="Times New Roman"/>
         </w:rPr>
         <w:t>Báo cáo</w:t>
       </w:r>
-      <w:bookmarkEnd w:id="65"/>
+      <w:bookmarkEnd w:id="64"/>
     </w:p>
     <w:p>
       <w:pPr>
@@ -23197,14 +24858,14 @@
           <w:rFonts w:ascii="Times New Roman" w:hAnsi="Times New Roman" w:cs="Times New Roman"/>
         </w:rPr>
       </w:pPr>
-      <w:bookmarkStart w:id="66" w:name="_Toc232240953"/>
+      <w:bookmarkStart w:id="65" w:name="_Toc232240953"/>
       <w:r>
         <w:rPr>
           <w:rFonts w:ascii="Times New Roman" w:hAnsi="Times New Roman" w:cs="Times New Roman"/>
         </w:rPr>
         <w:t>Các bước viết báo cáo</w:t>
       </w:r>
-      <w:bookmarkEnd w:id="66"/>
+      <w:bookmarkEnd w:id="65"/>
     </w:p>
     <w:p>
       <w:pPr>
@@ -23255,14 +24916,14 @@
           <w:rFonts w:ascii="Times New Roman" w:hAnsi="Times New Roman" w:cs="Times New Roman"/>
         </w:rPr>
       </w:pPr>
-      <w:bookmarkStart w:id="67" w:name="_Toc232240954"/>
+      <w:bookmarkStart w:id="66" w:name="_Toc232240954"/>
       <w:r>
         <w:rPr>
           <w:rFonts w:ascii="Times New Roman" w:hAnsi="Times New Roman" w:cs="Times New Roman"/>
         </w:rPr>
         <w:t>Tổng hợp</w:t>
       </w:r>
-      <w:bookmarkEnd w:id="67"/>
+      <w:bookmarkEnd w:id="66"/>
     </w:p>
     <w:p>
       <w:pPr>
@@ -23337,7 +24998,7 @@
           <w:rFonts w:ascii="Times New Roman" w:hAnsi="Times New Roman" w:cs="Times New Roman"/>
         </w:rPr>
       </w:pPr>
-      <w:bookmarkStart w:id="68" w:name="_Toc232240955"/>
+      <w:bookmarkStart w:id="67" w:name="_Toc232240955"/>
       <w:r>
         <w:rPr>
           <w:rFonts w:ascii="Times New Roman" w:hAnsi="Times New Roman" w:cs="Times New Roman"/>
@@ -23350,7 +25011,7 @@
         </w:rPr>
         <w:t>hó khăn</w:t>
       </w:r>
-      <w:bookmarkEnd w:id="68"/>
+      <w:bookmarkEnd w:id="67"/>
     </w:p>
     <w:p>
       <w:pPr>
@@ -23363,7 +25024,7 @@
           <w:rFonts w:ascii="Times New Roman" w:hAnsi="Times New Roman" w:cs="Times New Roman"/>
         </w:rPr>
       </w:pPr>
-      <w:bookmarkStart w:id="69" w:name="_Toc232240956"/>
+      <w:bookmarkStart w:id="68" w:name="_Toc232240956"/>
       <w:r>
         <w:rPr>
           <w:rFonts w:ascii="Times New Roman" w:hAnsi="Times New Roman" w:cs="Times New Roman"/>
@@ -23376,7 +25037,7 @@
         </w:rPr>
         <w:t>huận lợi</w:t>
       </w:r>
-      <w:bookmarkEnd w:id="69"/>
+      <w:bookmarkEnd w:id="68"/>
     </w:p>
     <w:p>
       <w:pPr>
@@ -23389,14 +25050,14 @@
           <w:rFonts w:ascii="Times New Roman" w:hAnsi="Times New Roman" w:cs="Times New Roman"/>
         </w:rPr>
       </w:pPr>
-      <w:bookmarkStart w:id="70" w:name="_Toc232240957"/>
+      <w:bookmarkStart w:id="69" w:name="_Toc232240957"/>
       <w:r>
         <w:rPr>
           <w:rFonts w:ascii="Times New Roman" w:hAnsi="Times New Roman" w:cs="Times New Roman"/>
         </w:rPr>
         <w:t>Hướng phát triển</w:t>
       </w:r>
-      <w:bookmarkEnd w:id="70"/>
+      <w:bookmarkEnd w:id="69"/>
     </w:p>
     <w:p>
       <w:pPr>
@@ -24394,6 +26055,155 @@
     </w:lvl>
   </w:abstractNum>
   <w:abstractNum w:abstractNumId="6" w15:restartNumberingAfterBreak="0">
+    <w:nsid w:val="14D0139C"/>
+    <w:multiLevelType w:val="multilevel"/>
+    <w:tmpl w:val="0C3A6D9E"/>
+    <w:lvl w:ilvl="0">
+      <w:start w:val="1"/>
+      <w:numFmt w:val="bullet"/>
+      <w:lvlText w:val=""/>
+      <w:lvlJc w:val="left"/>
+      <w:pPr>
+        <w:tabs>
+          <w:tab w:val="num" w:pos="720"/>
+        </w:tabs>
+        <w:ind w:left="720" w:hanging="360"/>
+      </w:pPr>
+      <w:rPr>
+        <w:rFonts w:ascii="Symbol" w:hAnsi="Symbol" w:hint="default"/>
+        <w:sz w:val="20"/>
+      </w:rPr>
+    </w:lvl>
+    <w:lvl w:ilvl="1" w:tentative="1">
+      <w:start w:val="1"/>
+      <w:numFmt w:val="bullet"/>
+      <w:lvlText w:val=""/>
+      <w:lvlJc w:val="left"/>
+      <w:pPr>
+        <w:tabs>
+          <w:tab w:val="num" w:pos="1440"/>
+        </w:tabs>
+        <w:ind w:left="1440" w:hanging="360"/>
+      </w:pPr>
+      <w:rPr>
+        <w:rFonts w:ascii="Symbol" w:hAnsi="Symbol" w:hint="default"/>
+        <w:sz w:val="20"/>
+      </w:rPr>
+    </w:lvl>
+    <w:lvl w:ilvl="2" w:tentative="1">
+      <w:start w:val="1"/>
+      <w:numFmt w:val="bullet"/>
+      <w:lvlText w:val=""/>
+      <w:lvlJc w:val="left"/>
+      <w:pPr>
+        <w:tabs>
+          <w:tab w:val="num" w:pos="2160"/>
+        </w:tabs>
+        <w:ind w:left="2160" w:hanging="360"/>
+      </w:pPr>
+      <w:rPr>
+        <w:rFonts w:ascii="Symbol" w:hAnsi="Symbol" w:hint="default"/>
+        <w:sz w:val="20"/>
+      </w:rPr>
+    </w:lvl>
+    <w:lvl w:ilvl="3" w:tentative="1">
+      <w:start w:val="1"/>
+      <w:numFmt w:val="bullet"/>
+      <w:lvlText w:val=""/>
+      <w:lvlJc w:val="left"/>
+      <w:pPr>
+        <w:tabs>
+          <w:tab w:val="num" w:pos="2880"/>
+        </w:tabs>
+        <w:ind w:left="2880" w:hanging="360"/>
+      </w:pPr>
+      <w:rPr>
+        <w:rFonts w:ascii="Symbol" w:hAnsi="Symbol" w:hint="default"/>
+        <w:sz w:val="20"/>
+      </w:rPr>
+    </w:lvl>
+    <w:lvl w:ilvl="4" w:tentative="1">
+      <w:start w:val="1"/>
+      <w:numFmt w:val="bullet"/>
+      <w:lvlText w:val=""/>
+      <w:lvlJc w:val="left"/>
+      <w:pPr>
+        <w:tabs>
+          <w:tab w:val="num" w:pos="3600"/>
+        </w:tabs>
+        <w:ind w:left="3600" w:hanging="360"/>
+      </w:pPr>
+      <w:rPr>
+        <w:rFonts w:ascii="Symbol" w:hAnsi="Symbol" w:hint="default"/>
+        <w:sz w:val="20"/>
+      </w:rPr>
+    </w:lvl>
+    <w:lvl w:ilvl="5" w:tentative="1">
+      <w:start w:val="1"/>
+      <w:numFmt w:val="bullet"/>
+      <w:lvlText w:val=""/>
+      <w:lvlJc w:val="left"/>
+      <w:pPr>
+        <w:tabs>
+          <w:tab w:val="num" w:pos="4320"/>
+        </w:tabs>
+        <w:ind w:left="4320" w:hanging="360"/>
+      </w:pPr>
+      <w:rPr>
+        <w:rFonts w:ascii="Symbol" w:hAnsi="Symbol" w:hint="default"/>
+        <w:sz w:val="20"/>
+      </w:rPr>
+    </w:lvl>
+    <w:lvl w:ilvl="6" w:tentative="1">
+      <w:start w:val="1"/>
+      <w:numFmt w:val="bullet"/>
+      <w:lvlText w:val=""/>
+      <w:lvlJc w:val="left"/>
+      <w:pPr>
+        <w:tabs>
+          <w:tab w:val="num" w:pos="5040"/>
+        </w:tabs>
+        <w:ind w:left="5040" w:hanging="360"/>
+      </w:pPr>
+      <w:rPr>
+        <w:rFonts w:ascii="Symbol" w:hAnsi="Symbol" w:hint="default"/>
+        <w:sz w:val="20"/>
+      </w:rPr>
+    </w:lvl>
+    <w:lvl w:ilvl="7" w:tentative="1">
+      <w:start w:val="1"/>
+      <w:numFmt w:val="bullet"/>
+      <w:lvlText w:val=""/>
+      <w:lvlJc w:val="left"/>
+      <w:pPr>
+        <w:tabs>
+          <w:tab w:val="num" w:pos="5760"/>
+        </w:tabs>
+        <w:ind w:left="5760" w:hanging="360"/>
+      </w:pPr>
+      <w:rPr>
+        <w:rFonts w:ascii="Symbol" w:hAnsi="Symbol" w:hint="default"/>
+        <w:sz w:val="20"/>
+      </w:rPr>
+    </w:lvl>
+    <w:lvl w:ilvl="8" w:tentative="1">
+      <w:start w:val="1"/>
+      <w:numFmt w:val="bullet"/>
+      <w:lvlText w:val=""/>
+      <w:lvlJc w:val="left"/>
+      <w:pPr>
+        <w:tabs>
+          <w:tab w:val="num" w:pos="6480"/>
+        </w:tabs>
+        <w:ind w:left="6480" w:hanging="360"/>
+      </w:pPr>
+      <w:rPr>
+        <w:rFonts w:ascii="Symbol" w:hAnsi="Symbol" w:hint="default"/>
+        <w:sz w:val="20"/>
+      </w:rPr>
+    </w:lvl>
+  </w:abstractNum>
+  <w:abstractNum w:abstractNumId="7" w15:restartNumberingAfterBreak="0">
     <w:nsid w:val="17DD3EE2"/>
     <w:multiLevelType w:val="multilevel"/>
     <w:tmpl w:val="D5326818"/>
@@ -24510,7 +26320,7 @@
       </w:rPr>
     </w:lvl>
   </w:abstractNum>
-  <w:abstractNum w:abstractNumId="7" w15:restartNumberingAfterBreak="0">
+  <w:abstractNum w:abstractNumId="8" w15:restartNumberingAfterBreak="0">
     <w:nsid w:val="1924282B"/>
     <w:multiLevelType w:val="hybridMultilevel"/>
     <w:tmpl w:val="71984C66"/>
@@ -24623,7 +26433,7 @@
       </w:rPr>
     </w:lvl>
   </w:abstractNum>
-  <w:abstractNum w:abstractNumId="8" w15:restartNumberingAfterBreak="0">
+  <w:abstractNum w:abstractNumId="9" w15:restartNumberingAfterBreak="0">
     <w:nsid w:val="199C24E5"/>
     <w:multiLevelType w:val="multilevel"/>
     <w:tmpl w:val="2DA0DA5A"/>
@@ -24736,7 +26546,7 @@
       </w:pPr>
     </w:lvl>
   </w:abstractNum>
-  <w:abstractNum w:abstractNumId="9" w15:restartNumberingAfterBreak="0">
+  <w:abstractNum w:abstractNumId="10" w15:restartNumberingAfterBreak="0">
     <w:nsid w:val="1AFB4CA4"/>
     <w:multiLevelType w:val="multilevel"/>
     <w:tmpl w:val="01B25B22"/>
@@ -24885,7 +26695,7 @@
       </w:rPr>
     </w:lvl>
   </w:abstractNum>
-  <w:abstractNum w:abstractNumId="10" w15:restartNumberingAfterBreak="0">
+  <w:abstractNum w:abstractNumId="11" w15:restartNumberingAfterBreak="0">
     <w:nsid w:val="1C1C1135"/>
     <w:multiLevelType w:val="multilevel"/>
     <w:tmpl w:val="A18C09B0"/>
@@ -25034,7 +26844,156 @@
       </w:rPr>
     </w:lvl>
   </w:abstractNum>
-  <w:abstractNum w:abstractNumId="11" w15:restartNumberingAfterBreak="0">
+  <w:abstractNum w:abstractNumId="12" w15:restartNumberingAfterBreak="0">
+    <w:nsid w:val="20516961"/>
+    <w:multiLevelType w:val="multilevel"/>
+    <w:tmpl w:val="E5300BBA"/>
+    <w:lvl w:ilvl="0">
+      <w:start w:val="1"/>
+      <w:numFmt w:val="bullet"/>
+      <w:lvlText w:val=""/>
+      <w:lvlJc w:val="left"/>
+      <w:pPr>
+        <w:tabs>
+          <w:tab w:val="num" w:pos="720"/>
+        </w:tabs>
+        <w:ind w:left="720" w:hanging="360"/>
+      </w:pPr>
+      <w:rPr>
+        <w:rFonts w:ascii="Symbol" w:hAnsi="Symbol" w:hint="default"/>
+        <w:sz w:val="20"/>
+      </w:rPr>
+    </w:lvl>
+    <w:lvl w:ilvl="1">
+      <w:start w:val="1"/>
+      <w:numFmt w:val="bullet"/>
+      <w:lvlText w:val=""/>
+      <w:lvlJc w:val="left"/>
+      <w:pPr>
+        <w:tabs>
+          <w:tab w:val="num" w:pos="1440"/>
+        </w:tabs>
+        <w:ind w:left="1440" w:hanging="360"/>
+      </w:pPr>
+      <w:rPr>
+        <w:rFonts w:ascii="Symbol" w:hAnsi="Symbol" w:hint="default"/>
+        <w:sz w:val="20"/>
+      </w:rPr>
+    </w:lvl>
+    <w:lvl w:ilvl="2" w:tentative="1">
+      <w:start w:val="1"/>
+      <w:numFmt w:val="bullet"/>
+      <w:lvlText w:val=""/>
+      <w:lvlJc w:val="left"/>
+      <w:pPr>
+        <w:tabs>
+          <w:tab w:val="num" w:pos="2160"/>
+        </w:tabs>
+        <w:ind w:left="2160" w:hanging="360"/>
+      </w:pPr>
+      <w:rPr>
+        <w:rFonts w:ascii="Symbol" w:hAnsi="Symbol" w:hint="default"/>
+        <w:sz w:val="20"/>
+      </w:rPr>
+    </w:lvl>
+    <w:lvl w:ilvl="3" w:tentative="1">
+      <w:start w:val="1"/>
+      <w:numFmt w:val="bullet"/>
+      <w:lvlText w:val=""/>
+      <w:lvlJc w:val="left"/>
+      <w:pPr>
+        <w:tabs>
+          <w:tab w:val="num" w:pos="2880"/>
+        </w:tabs>
+        <w:ind w:left="2880" w:hanging="360"/>
+      </w:pPr>
+      <w:rPr>
+        <w:rFonts w:ascii="Symbol" w:hAnsi="Symbol" w:hint="default"/>
+        <w:sz w:val="20"/>
+      </w:rPr>
+    </w:lvl>
+    <w:lvl w:ilvl="4" w:tentative="1">
+      <w:start w:val="1"/>
+      <w:numFmt w:val="bullet"/>
+      <w:lvlText w:val=""/>
+      <w:lvlJc w:val="left"/>
+      <w:pPr>
+        <w:tabs>
+          <w:tab w:val="num" w:pos="3600"/>
+        </w:tabs>
+        <w:ind w:left="3600" w:hanging="360"/>
+      </w:pPr>
+      <w:rPr>
+        <w:rFonts w:ascii="Symbol" w:hAnsi="Symbol" w:hint="default"/>
+        <w:sz w:val="20"/>
+      </w:rPr>
+    </w:lvl>
+    <w:lvl w:ilvl="5" w:tentative="1">
+      <w:start w:val="1"/>
+      <w:numFmt w:val="bullet"/>
+      <w:lvlText w:val=""/>
+      <w:lvlJc w:val="left"/>
+      <w:pPr>
+        <w:tabs>
+          <w:tab w:val="num" w:pos="4320"/>
+        </w:tabs>
+        <w:ind w:left="4320" w:hanging="360"/>
+      </w:pPr>
+      <w:rPr>
+        <w:rFonts w:ascii="Symbol" w:hAnsi="Symbol" w:hint="default"/>
+        <w:sz w:val="20"/>
+      </w:rPr>
+    </w:lvl>
+    <w:lvl w:ilvl="6" w:tentative="1">
+      <w:start w:val="1"/>
+      <w:numFmt w:val="bullet"/>
+      <w:lvlText w:val=""/>
+      <w:lvlJc w:val="left"/>
+      <w:pPr>
+        <w:tabs>
+          <w:tab w:val="num" w:pos="5040"/>
+        </w:tabs>
+        <w:ind w:left="5040" w:hanging="360"/>
+      </w:pPr>
+      <w:rPr>
+        <w:rFonts w:ascii="Symbol" w:hAnsi="Symbol" w:hint="default"/>
+        <w:sz w:val="20"/>
+      </w:rPr>
+    </w:lvl>
+    <w:lvl w:ilvl="7" w:tentative="1">
+      <w:start w:val="1"/>
+      <w:numFmt w:val="bullet"/>
+      <w:lvlText w:val=""/>
+      <w:lvlJc w:val="left"/>
+      <w:pPr>
+        <w:tabs>
+          <w:tab w:val="num" w:pos="5760"/>
+        </w:tabs>
+        <w:ind w:left="5760" w:hanging="360"/>
+      </w:pPr>
+      <w:rPr>
+        <w:rFonts w:ascii="Symbol" w:hAnsi="Symbol" w:hint="default"/>
+        <w:sz w:val="20"/>
+      </w:rPr>
+    </w:lvl>
+    <w:lvl w:ilvl="8" w:tentative="1">
+      <w:start w:val="1"/>
+      <w:numFmt w:val="bullet"/>
+      <w:lvlText w:val=""/>
+      <w:lvlJc w:val="left"/>
+      <w:pPr>
+        <w:tabs>
+          <w:tab w:val="num" w:pos="6480"/>
+        </w:tabs>
+        <w:ind w:left="6480" w:hanging="360"/>
+      </w:pPr>
+      <w:rPr>
+        <w:rFonts w:ascii="Symbol" w:hAnsi="Symbol" w:hint="default"/>
+        <w:sz w:val="20"/>
+      </w:rPr>
+    </w:lvl>
+  </w:abstractNum>
+  <w:abstractNum w:abstractNumId="13" w15:restartNumberingAfterBreak="0">
     <w:nsid w:val="20841E55"/>
     <w:multiLevelType w:val="multilevel"/>
     <w:tmpl w:val="A25AEBA4"/>
@@ -25154,7 +27113,7 @@
       </w:rPr>
     </w:lvl>
   </w:abstractNum>
-  <w:abstractNum w:abstractNumId="12" w15:restartNumberingAfterBreak="0">
+  <w:abstractNum w:abstractNumId="14" w15:restartNumberingAfterBreak="0">
     <w:nsid w:val="275D4BDC"/>
     <w:multiLevelType w:val="multilevel"/>
     <w:tmpl w:val="140C588A"/>
@@ -25303,7 +27262,7 @@
       </w:rPr>
     </w:lvl>
   </w:abstractNum>
-  <w:abstractNum w:abstractNumId="13" w15:restartNumberingAfterBreak="0">
+  <w:abstractNum w:abstractNumId="15" w15:restartNumberingAfterBreak="0">
     <w:nsid w:val="2B3723A5"/>
     <w:multiLevelType w:val="multilevel"/>
     <w:tmpl w:val="3C54F354"/>
@@ -25452,7 +27411,7 @@
       </w:rPr>
     </w:lvl>
   </w:abstractNum>
-  <w:abstractNum w:abstractNumId="14" w15:restartNumberingAfterBreak="0">
+  <w:abstractNum w:abstractNumId="16" w15:restartNumberingAfterBreak="0">
     <w:nsid w:val="2FF75561"/>
     <w:multiLevelType w:val="multilevel"/>
     <w:tmpl w:val="A84CE242"/>
@@ -25573,13 +27532,162 @@
       </w:rPr>
     </w:lvl>
   </w:abstractNum>
-  <w:abstractNum w:abstractNumId="15" w15:restartNumberingAfterBreak="0">
+  <w:abstractNum w:abstractNumId="17" w15:restartNumberingAfterBreak="0">
+    <w:nsid w:val="308B060B"/>
+    <w:multiLevelType w:val="multilevel"/>
+    <w:tmpl w:val="19D45030"/>
+    <w:lvl w:ilvl="0">
+      <w:start w:val="1"/>
+      <w:numFmt w:val="bullet"/>
+      <w:lvlText w:val=""/>
+      <w:lvlJc w:val="left"/>
+      <w:pPr>
+        <w:tabs>
+          <w:tab w:val="num" w:pos="720"/>
+        </w:tabs>
+        <w:ind w:left="720" w:hanging="360"/>
+      </w:pPr>
+      <w:rPr>
+        <w:rFonts w:ascii="Symbol" w:hAnsi="Symbol" w:hint="default"/>
+        <w:sz w:val="20"/>
+      </w:rPr>
+    </w:lvl>
+    <w:lvl w:ilvl="1">
+      <w:start w:val="1"/>
+      <w:numFmt w:val="bullet"/>
+      <w:lvlText w:val=""/>
+      <w:lvlJc w:val="left"/>
+      <w:pPr>
+        <w:tabs>
+          <w:tab w:val="num" w:pos="1440"/>
+        </w:tabs>
+        <w:ind w:left="1440" w:hanging="360"/>
+      </w:pPr>
+      <w:rPr>
+        <w:rFonts w:ascii="Symbol" w:hAnsi="Symbol" w:hint="default"/>
+        <w:sz w:val="20"/>
+      </w:rPr>
+    </w:lvl>
+    <w:lvl w:ilvl="2" w:tentative="1">
+      <w:start w:val="1"/>
+      <w:numFmt w:val="bullet"/>
+      <w:lvlText w:val=""/>
+      <w:lvlJc w:val="left"/>
+      <w:pPr>
+        <w:tabs>
+          <w:tab w:val="num" w:pos="2160"/>
+        </w:tabs>
+        <w:ind w:left="2160" w:hanging="360"/>
+      </w:pPr>
+      <w:rPr>
+        <w:rFonts w:ascii="Symbol" w:hAnsi="Symbol" w:hint="default"/>
+        <w:sz w:val="20"/>
+      </w:rPr>
+    </w:lvl>
+    <w:lvl w:ilvl="3" w:tentative="1">
+      <w:start w:val="1"/>
+      <w:numFmt w:val="bullet"/>
+      <w:lvlText w:val=""/>
+      <w:lvlJc w:val="left"/>
+      <w:pPr>
+        <w:tabs>
+          <w:tab w:val="num" w:pos="2880"/>
+        </w:tabs>
+        <w:ind w:left="2880" w:hanging="360"/>
+      </w:pPr>
+      <w:rPr>
+        <w:rFonts w:ascii="Symbol" w:hAnsi="Symbol" w:hint="default"/>
+        <w:sz w:val="20"/>
+      </w:rPr>
+    </w:lvl>
+    <w:lvl w:ilvl="4" w:tentative="1">
+      <w:start w:val="1"/>
+      <w:numFmt w:val="bullet"/>
+      <w:lvlText w:val=""/>
+      <w:lvlJc w:val="left"/>
+      <w:pPr>
+        <w:tabs>
+          <w:tab w:val="num" w:pos="3600"/>
+        </w:tabs>
+        <w:ind w:left="3600" w:hanging="360"/>
+      </w:pPr>
+      <w:rPr>
+        <w:rFonts w:ascii="Symbol" w:hAnsi="Symbol" w:hint="default"/>
+        <w:sz w:val="20"/>
+      </w:rPr>
+    </w:lvl>
+    <w:lvl w:ilvl="5" w:tentative="1">
+      <w:start w:val="1"/>
+      <w:numFmt w:val="bullet"/>
+      <w:lvlText w:val=""/>
+      <w:lvlJc w:val="left"/>
+      <w:pPr>
+        <w:tabs>
+          <w:tab w:val="num" w:pos="4320"/>
+        </w:tabs>
+        <w:ind w:left="4320" w:hanging="360"/>
+      </w:pPr>
+      <w:rPr>
+        <w:rFonts w:ascii="Symbol" w:hAnsi="Symbol" w:hint="default"/>
+        <w:sz w:val="20"/>
+      </w:rPr>
+    </w:lvl>
+    <w:lvl w:ilvl="6" w:tentative="1">
+      <w:start w:val="1"/>
+      <w:numFmt w:val="bullet"/>
+      <w:lvlText w:val=""/>
+      <w:lvlJc w:val="left"/>
+      <w:pPr>
+        <w:tabs>
+          <w:tab w:val="num" w:pos="5040"/>
+        </w:tabs>
+        <w:ind w:left="5040" w:hanging="360"/>
+      </w:pPr>
+      <w:rPr>
+        <w:rFonts w:ascii="Symbol" w:hAnsi="Symbol" w:hint="default"/>
+        <w:sz w:val="20"/>
+      </w:rPr>
+    </w:lvl>
+    <w:lvl w:ilvl="7" w:tentative="1">
+      <w:start w:val="1"/>
+      <w:numFmt w:val="bullet"/>
+      <w:lvlText w:val=""/>
+      <w:lvlJc w:val="left"/>
+      <w:pPr>
+        <w:tabs>
+          <w:tab w:val="num" w:pos="5760"/>
+        </w:tabs>
+        <w:ind w:left="5760" w:hanging="360"/>
+      </w:pPr>
+      <w:rPr>
+        <w:rFonts w:ascii="Symbol" w:hAnsi="Symbol" w:hint="default"/>
+        <w:sz w:val="20"/>
+      </w:rPr>
+    </w:lvl>
+    <w:lvl w:ilvl="8" w:tentative="1">
+      <w:start w:val="1"/>
+      <w:numFmt w:val="bullet"/>
+      <w:lvlText w:val=""/>
+      <w:lvlJc w:val="left"/>
+      <w:pPr>
+        <w:tabs>
+          <w:tab w:val="num" w:pos="6480"/>
+        </w:tabs>
+        <w:ind w:left="6480" w:hanging="360"/>
+      </w:pPr>
+      <w:rPr>
+        <w:rFonts w:ascii="Symbol" w:hAnsi="Symbol" w:hint="default"/>
+        <w:sz w:val="20"/>
+      </w:rPr>
+    </w:lvl>
+  </w:abstractNum>
+  <w:abstractNum w:abstractNumId="18" w15:restartNumberingAfterBreak="0">
     <w:nsid w:val="31084BE5"/>
     <w:multiLevelType w:val="multilevel"/>
     <w:tmpl w:val="87B00C80"/>
     <w:numStyleLink w:val="Style1"/>
   </w:abstractNum>
-  <w:abstractNum w:abstractNumId="16" w15:restartNumberingAfterBreak="0">
+  <w:abstractNum w:abstractNumId="19" w15:restartNumberingAfterBreak="0">
     <w:nsid w:val="34AA08E8"/>
     <w:multiLevelType w:val="hybridMultilevel"/>
     <w:tmpl w:val="CFF0A9F0"/>
@@ -25692,7 +27800,7 @@
       </w:rPr>
     </w:lvl>
   </w:abstractNum>
-  <w:abstractNum w:abstractNumId="17" w15:restartNumberingAfterBreak="0">
+  <w:abstractNum w:abstractNumId="20" w15:restartNumberingAfterBreak="0">
     <w:nsid w:val="3A504AE7"/>
     <w:multiLevelType w:val="multilevel"/>
     <w:tmpl w:val="87B00C80"/>
@@ -25803,7 +27911,7 @@
       </w:rPr>
     </w:lvl>
   </w:abstractNum>
-  <w:abstractNum w:abstractNumId="18" w15:restartNumberingAfterBreak="0">
+  <w:abstractNum w:abstractNumId="21" w15:restartNumberingAfterBreak="0">
     <w:nsid w:val="3A8B2F26"/>
     <w:multiLevelType w:val="hybridMultilevel"/>
     <w:tmpl w:val="3C24A7F2"/>
@@ -25892,7 +28000,7 @@
       </w:pPr>
     </w:lvl>
   </w:abstractNum>
-  <w:abstractNum w:abstractNumId="19" w15:restartNumberingAfterBreak="0">
+  <w:abstractNum w:abstractNumId="22" w15:restartNumberingAfterBreak="0">
     <w:nsid w:val="3FE6201A"/>
     <w:multiLevelType w:val="multilevel"/>
     <w:tmpl w:val="04090025"/>
@@ -25987,7 +28095,7 @@
       </w:pPr>
     </w:lvl>
   </w:abstractNum>
-  <w:abstractNum w:abstractNumId="20" w15:restartNumberingAfterBreak="0">
+  <w:abstractNum w:abstractNumId="23" w15:restartNumberingAfterBreak="0">
     <w:nsid w:val="3FF717E0"/>
     <w:multiLevelType w:val="multilevel"/>
     <w:tmpl w:val="2926E348"/>
@@ -26136,7 +28244,7 @@
       </w:rPr>
     </w:lvl>
   </w:abstractNum>
-  <w:abstractNum w:abstractNumId="21" w15:restartNumberingAfterBreak="0">
+  <w:abstractNum w:abstractNumId="24" w15:restartNumberingAfterBreak="0">
     <w:nsid w:val="414B1498"/>
     <w:multiLevelType w:val="hybridMultilevel"/>
     <w:tmpl w:val="9B70C07A"/>
@@ -26249,7 +28357,276 @@
       </w:rPr>
     </w:lvl>
   </w:abstractNum>
-  <w:abstractNum w:abstractNumId="22" w15:restartNumberingAfterBreak="0">
+  <w:abstractNum w:abstractNumId="25" w15:restartNumberingAfterBreak="0">
+    <w:nsid w:val="43BC4B02"/>
+    <w:multiLevelType w:val="multilevel"/>
+    <w:tmpl w:val="F9B2DC08"/>
+    <w:lvl w:ilvl="0">
+      <w:start w:val="1"/>
+      <w:numFmt w:val="decimal"/>
+      <w:lvlText w:val="%1."/>
+      <w:lvlJc w:val="left"/>
+      <w:pPr>
+        <w:ind w:left="1280" w:hanging="360"/>
+      </w:pPr>
+      <w:rPr>
+        <w:rFonts w:hint="default"/>
+      </w:rPr>
+    </w:lvl>
+    <w:lvl w:ilvl="1">
+      <w:start w:val="1"/>
+      <w:numFmt w:val="decimal"/>
+      <w:lvlText w:val="%2."/>
+      <w:lvlJc w:val="left"/>
+      <w:pPr>
+        <w:ind w:left="1280" w:hanging="360"/>
+      </w:pPr>
+      <w:rPr>
+        <w:rFonts w:hint="default"/>
+      </w:rPr>
+    </w:lvl>
+    <w:lvl w:ilvl="2">
+      <w:start w:val="1"/>
+      <w:numFmt w:val="decimal"/>
+      <w:isLgl/>
+      <w:lvlText w:val="%2.%3"/>
+      <w:lvlJc w:val="left"/>
+      <w:pPr>
+        <w:ind w:left="1640" w:hanging="720"/>
+      </w:pPr>
+      <w:rPr>
+        <w:rFonts w:hint="default"/>
+      </w:rPr>
+    </w:lvl>
+    <w:lvl w:ilvl="3">
+      <w:start w:val="1"/>
+      <w:numFmt w:val="decimal"/>
+      <w:isLgl/>
+      <w:lvlText w:val="%2.%3.%4"/>
+      <w:lvlJc w:val="left"/>
+      <w:pPr>
+        <w:ind w:left="2000" w:hanging="1080"/>
+      </w:pPr>
+      <w:rPr>
+        <w:rFonts w:hint="default"/>
+      </w:rPr>
+    </w:lvl>
+    <w:lvl w:ilvl="4">
+      <w:start w:val="1"/>
+      <w:numFmt w:val="decimal"/>
+      <w:isLgl/>
+      <w:lvlText w:val="%2.%3.%4.%5"/>
+      <w:lvlJc w:val="left"/>
+      <w:pPr>
+        <w:ind w:left="2000" w:hanging="1080"/>
+      </w:pPr>
+      <w:rPr>
+        <w:rFonts w:hint="default"/>
+      </w:rPr>
+    </w:lvl>
+    <w:lvl w:ilvl="5">
+      <w:start w:val="1"/>
+      <w:numFmt w:val="decimal"/>
+      <w:isLgl/>
+      <w:lvlText w:val="%1.%2.%3.%4.%5.%6"/>
+      <w:lvlJc w:val="left"/>
+      <w:pPr>
+        <w:ind w:left="2360" w:hanging="1440"/>
+      </w:pPr>
+      <w:rPr>
+        <w:rFonts w:hint="default"/>
+      </w:rPr>
+    </w:lvl>
+    <w:lvl w:ilvl="6">
+      <w:start w:val="1"/>
+      <w:numFmt w:val="decimal"/>
+      <w:isLgl/>
+      <w:lvlText w:val="%1.%2.%3.%4.%5.%6.%7"/>
+      <w:lvlJc w:val="left"/>
+      <w:pPr>
+        <w:ind w:left="2360" w:hanging="1440"/>
+      </w:pPr>
+      <w:rPr>
+        <w:rFonts w:hint="default"/>
+      </w:rPr>
+    </w:lvl>
+    <w:lvl w:ilvl="7">
+      <w:start w:val="1"/>
+      <w:numFmt w:val="decimal"/>
+      <w:isLgl/>
+      <w:lvlText w:val="%1.%2.%3.%4.%5.%6.%7.%8"/>
+      <w:lvlJc w:val="left"/>
+      <w:pPr>
+        <w:ind w:left="2720" w:hanging="1800"/>
+      </w:pPr>
+      <w:rPr>
+        <w:rFonts w:hint="default"/>
+      </w:rPr>
+    </w:lvl>
+    <w:lvl w:ilvl="8">
+      <w:start w:val="1"/>
+      <w:numFmt w:val="decimal"/>
+      <w:isLgl/>
+      <w:lvlText w:val="%1.%2.%3.%4.%5.%6.%7.%8.%9"/>
+      <w:lvlJc w:val="left"/>
+      <w:pPr>
+        <w:ind w:left="3080" w:hanging="2160"/>
+      </w:pPr>
+      <w:rPr>
+        <w:rFonts w:hint="default"/>
+      </w:rPr>
+    </w:lvl>
+  </w:abstractNum>
+  <w:abstractNum w:abstractNumId="26" w15:restartNumberingAfterBreak="0">
+    <w:nsid w:val="441B7522"/>
+    <w:multiLevelType w:val="multilevel"/>
+    <w:tmpl w:val="BEA43A1C"/>
+    <w:lvl w:ilvl="0">
+      <w:start w:val="1"/>
+      <w:numFmt w:val="bullet"/>
+      <w:lvlText w:val=""/>
+      <w:lvlJc w:val="left"/>
+      <w:pPr>
+        <w:tabs>
+          <w:tab w:val="num" w:pos="720"/>
+        </w:tabs>
+        <w:ind w:left="720" w:hanging="360"/>
+      </w:pPr>
+      <w:rPr>
+        <w:rFonts w:ascii="Symbol" w:hAnsi="Symbol" w:hint="default"/>
+        <w:sz w:val="20"/>
+      </w:rPr>
+    </w:lvl>
+    <w:lvl w:ilvl="1">
+      <w:start w:val="1"/>
+      <w:numFmt w:val="bullet"/>
+      <w:lvlText w:val=""/>
+      <w:lvlJc w:val="left"/>
+      <w:pPr>
+        <w:tabs>
+          <w:tab w:val="num" w:pos="1440"/>
+        </w:tabs>
+        <w:ind w:left="1440" w:hanging="360"/>
+      </w:pPr>
+      <w:rPr>
+        <w:rFonts w:ascii="Symbol" w:hAnsi="Symbol" w:hint="default"/>
+        <w:sz w:val="20"/>
+      </w:rPr>
+    </w:lvl>
+    <w:lvl w:ilvl="2" w:tentative="1">
+      <w:start w:val="1"/>
+      <w:numFmt w:val="bullet"/>
+      <w:lvlText w:val=""/>
+      <w:lvlJc w:val="left"/>
+      <w:pPr>
+        <w:tabs>
+          <w:tab w:val="num" w:pos="2160"/>
+        </w:tabs>
+        <w:ind w:left="2160" w:hanging="360"/>
+      </w:pPr>
+      <w:rPr>
+        <w:rFonts w:ascii="Symbol" w:hAnsi="Symbol" w:hint="default"/>
+        <w:sz w:val="20"/>
+      </w:rPr>
+    </w:lvl>
+    <w:lvl w:ilvl="3" w:tentative="1">
+      <w:start w:val="1"/>
+      <w:numFmt w:val="bullet"/>
+      <w:lvlText w:val=""/>
+      <w:lvlJc w:val="left"/>
+      <w:pPr>
+        <w:tabs>
+          <w:tab w:val="num" w:pos="2880"/>
+        </w:tabs>
+        <w:ind w:left="2880" w:hanging="360"/>
+      </w:pPr>
+      <w:rPr>
+        <w:rFonts w:ascii="Symbol" w:hAnsi="Symbol" w:hint="default"/>
+        <w:sz w:val="20"/>
+      </w:rPr>
+    </w:lvl>
+    <w:lvl w:ilvl="4" w:tentative="1">
+      <w:start w:val="1"/>
+      <w:numFmt w:val="bullet"/>
+      <w:lvlText w:val=""/>
+      <w:lvlJc w:val="left"/>
+      <w:pPr>
+        <w:tabs>
+          <w:tab w:val="num" w:pos="3600"/>
+        </w:tabs>
+        <w:ind w:left="3600" w:hanging="360"/>
+      </w:pPr>
+      <w:rPr>
+        <w:rFonts w:ascii="Symbol" w:hAnsi="Symbol" w:hint="default"/>
+        <w:sz w:val="20"/>
+      </w:rPr>
+    </w:lvl>
+    <w:lvl w:ilvl="5" w:tentative="1">
+      <w:start w:val="1"/>
+      <w:numFmt w:val="bullet"/>
+      <w:lvlText w:val=""/>
+      <w:lvlJc w:val="left"/>
+      <w:pPr>
+        <w:tabs>
+          <w:tab w:val="num" w:pos="4320"/>
+        </w:tabs>
+        <w:ind w:left="4320" w:hanging="360"/>
+      </w:pPr>
+      <w:rPr>
+        <w:rFonts w:ascii="Symbol" w:hAnsi="Symbol" w:hint="default"/>
+        <w:sz w:val="20"/>
+      </w:rPr>
+    </w:lvl>
+    <w:lvl w:ilvl="6" w:tentative="1">
+      <w:start w:val="1"/>
+      <w:numFmt w:val="bullet"/>
+      <w:lvlText w:val=""/>
+      <w:lvlJc w:val="left"/>
+      <w:pPr>
+        <w:tabs>
+          <w:tab w:val="num" w:pos="5040"/>
+        </w:tabs>
+        <w:ind w:left="5040" w:hanging="360"/>
+      </w:pPr>
+      <w:rPr>
+        <w:rFonts w:ascii="Symbol" w:hAnsi="Symbol" w:hint="default"/>
+        <w:sz w:val="20"/>
+      </w:rPr>
+    </w:lvl>
+    <w:lvl w:ilvl="7" w:tentative="1">
+      <w:start w:val="1"/>
+      <w:numFmt w:val="bullet"/>
+      <w:lvlText w:val=""/>
+      <w:lvlJc w:val="left"/>
+      <w:pPr>
+        <w:tabs>
+          <w:tab w:val="num" w:pos="5760"/>
+        </w:tabs>
+        <w:ind w:left="5760" w:hanging="360"/>
+      </w:pPr>
+      <w:rPr>
+        <w:rFonts w:ascii="Symbol" w:hAnsi="Symbol" w:hint="default"/>
+        <w:sz w:val="20"/>
+      </w:rPr>
+    </w:lvl>
+    <w:lvl w:ilvl="8" w:tentative="1">
+      <w:start w:val="1"/>
+      <w:numFmt w:val="bullet"/>
+      <w:lvlText w:val=""/>
+      <w:lvlJc w:val="left"/>
+      <w:pPr>
+        <w:tabs>
+          <w:tab w:val="num" w:pos="6480"/>
+        </w:tabs>
+        <w:ind w:left="6480" w:hanging="360"/>
+      </w:pPr>
+      <w:rPr>
+        <w:rFonts w:ascii="Symbol" w:hAnsi="Symbol" w:hint="default"/>
+        <w:sz w:val="20"/>
+      </w:rPr>
+    </w:lvl>
+  </w:abstractNum>
+  <w:abstractNum w:abstractNumId="27" w15:restartNumberingAfterBreak="0">
     <w:nsid w:val="48CC7115"/>
     <w:multiLevelType w:val="multilevel"/>
     <w:tmpl w:val="EBA4937C"/>
@@ -26398,7 +28775,7 @@
       </w:rPr>
     </w:lvl>
   </w:abstractNum>
-  <w:abstractNum w:abstractNumId="23" w15:restartNumberingAfterBreak="0">
+  <w:abstractNum w:abstractNumId="28" w15:restartNumberingAfterBreak="0">
     <w:nsid w:val="4DE04931"/>
     <w:multiLevelType w:val="multilevel"/>
     <w:tmpl w:val="87B00C80"/>
@@ -26508,7 +28885,7 @@
       </w:rPr>
     </w:lvl>
   </w:abstractNum>
-  <w:abstractNum w:abstractNumId="24" w15:restartNumberingAfterBreak="0">
+  <w:abstractNum w:abstractNumId="29" w15:restartNumberingAfterBreak="0">
     <w:nsid w:val="53867856"/>
     <w:multiLevelType w:val="hybridMultilevel"/>
     <w:tmpl w:val="73367A94"/>
@@ -26621,7 +28998,269 @@
       </w:rPr>
     </w:lvl>
   </w:abstractNum>
-  <w:abstractNum w:abstractNumId="25" w15:restartNumberingAfterBreak="0">
+  <w:abstractNum w:abstractNumId="30" w15:restartNumberingAfterBreak="0">
+    <w:nsid w:val="56D5786E"/>
+    <w:multiLevelType w:val="multilevel"/>
+    <w:tmpl w:val="B9F232FE"/>
+    <w:lvl w:ilvl="0">
+      <w:start w:val="1"/>
+      <w:numFmt w:val="bullet"/>
+      <w:lvlText w:val=""/>
+      <w:lvlJc w:val="left"/>
+      <w:pPr>
+        <w:tabs>
+          <w:tab w:val="num" w:pos="720"/>
+        </w:tabs>
+        <w:ind w:left="720" w:hanging="360"/>
+      </w:pPr>
+      <w:rPr>
+        <w:rFonts w:ascii="Symbol" w:hAnsi="Symbol" w:hint="default"/>
+        <w:sz w:val="20"/>
+      </w:rPr>
+    </w:lvl>
+    <w:lvl w:ilvl="1">
+      <w:start w:val="1"/>
+      <w:numFmt w:val="bullet"/>
+      <w:lvlText w:val=""/>
+      <w:lvlJc w:val="left"/>
+      <w:pPr>
+        <w:tabs>
+          <w:tab w:val="num" w:pos="1440"/>
+        </w:tabs>
+        <w:ind w:left="1440" w:hanging="360"/>
+      </w:pPr>
+      <w:rPr>
+        <w:rFonts w:ascii="Symbol" w:hAnsi="Symbol" w:hint="default"/>
+        <w:sz w:val="20"/>
+      </w:rPr>
+    </w:lvl>
+    <w:lvl w:ilvl="2" w:tentative="1">
+      <w:start w:val="1"/>
+      <w:numFmt w:val="bullet"/>
+      <w:lvlText w:val=""/>
+      <w:lvlJc w:val="left"/>
+      <w:pPr>
+        <w:tabs>
+          <w:tab w:val="num" w:pos="2160"/>
+        </w:tabs>
+        <w:ind w:left="2160" w:hanging="360"/>
+      </w:pPr>
+      <w:rPr>
+        <w:rFonts w:ascii="Symbol" w:hAnsi="Symbol" w:hint="default"/>
+        <w:sz w:val="20"/>
+      </w:rPr>
+    </w:lvl>
+    <w:lvl w:ilvl="3" w:tentative="1">
+      <w:start w:val="1"/>
+      <w:numFmt w:val="bullet"/>
+      <w:lvlText w:val=""/>
+      <w:lvlJc w:val="left"/>
+      <w:pPr>
+        <w:tabs>
+          <w:tab w:val="num" w:pos="2880"/>
+        </w:tabs>
+        <w:ind w:left="2880" w:hanging="360"/>
+      </w:pPr>
+      <w:rPr>
+        <w:rFonts w:ascii="Symbol" w:hAnsi="Symbol" w:hint="default"/>
+        <w:sz w:val="20"/>
+      </w:rPr>
+    </w:lvl>
+    <w:lvl w:ilvl="4" w:tentative="1">
+      <w:start w:val="1"/>
+      <w:numFmt w:val="bullet"/>
+      <w:lvlText w:val=""/>
+      <w:lvlJc w:val="left"/>
+      <w:pPr>
+        <w:tabs>
+          <w:tab w:val="num" w:pos="3600"/>
+        </w:tabs>
+        <w:ind w:left="3600" w:hanging="360"/>
+      </w:pPr>
+      <w:rPr>
+        <w:rFonts w:ascii="Symbol" w:hAnsi="Symbol" w:hint="default"/>
+        <w:sz w:val="20"/>
+      </w:rPr>
+    </w:lvl>
+    <w:lvl w:ilvl="5" w:tentative="1">
+      <w:start w:val="1"/>
+      <w:numFmt w:val="bullet"/>
+      <w:lvlText w:val=""/>
+      <w:lvlJc w:val="left"/>
+      <w:pPr>
+        <w:tabs>
+          <w:tab w:val="num" w:pos="4320"/>
+        </w:tabs>
+        <w:ind w:left="4320" w:hanging="360"/>
+      </w:pPr>
+      <w:rPr>
+        <w:rFonts w:ascii="Symbol" w:hAnsi="Symbol" w:hint="default"/>
+        <w:sz w:val="20"/>
+      </w:rPr>
+    </w:lvl>
+    <w:lvl w:ilvl="6" w:tentative="1">
+      <w:start w:val="1"/>
+      <w:numFmt w:val="bullet"/>
+      <w:lvlText w:val=""/>
+      <w:lvlJc w:val="left"/>
+      <w:pPr>
+        <w:tabs>
+          <w:tab w:val="num" w:pos="5040"/>
+        </w:tabs>
+        <w:ind w:left="5040" w:hanging="360"/>
+      </w:pPr>
+      <w:rPr>
+        <w:rFonts w:ascii="Symbol" w:hAnsi="Symbol" w:hint="default"/>
+        <w:sz w:val="20"/>
+      </w:rPr>
+    </w:lvl>
+    <w:lvl w:ilvl="7" w:tentative="1">
+      <w:start w:val="1"/>
+      <w:numFmt w:val="bullet"/>
+      <w:lvlText w:val=""/>
+      <w:lvlJc w:val="left"/>
+      <w:pPr>
+        <w:tabs>
+          <w:tab w:val="num" w:pos="5760"/>
+        </w:tabs>
+        <w:ind w:left="5760" w:hanging="360"/>
+      </w:pPr>
+      <w:rPr>
+        <w:rFonts w:ascii="Symbol" w:hAnsi="Symbol" w:hint="default"/>
+        <w:sz w:val="20"/>
+      </w:rPr>
+    </w:lvl>
+    <w:lvl w:ilvl="8" w:tentative="1">
+      <w:start w:val="1"/>
+      <w:numFmt w:val="bullet"/>
+      <w:lvlText w:val=""/>
+      <w:lvlJc w:val="left"/>
+      <w:pPr>
+        <w:tabs>
+          <w:tab w:val="num" w:pos="6480"/>
+        </w:tabs>
+        <w:ind w:left="6480" w:hanging="360"/>
+      </w:pPr>
+      <w:rPr>
+        <w:rFonts w:ascii="Symbol" w:hAnsi="Symbol" w:hint="default"/>
+        <w:sz w:val="20"/>
+      </w:rPr>
+    </w:lvl>
+  </w:abstractNum>
+  <w:abstractNum w:abstractNumId="31" w15:restartNumberingAfterBreak="0">
+    <w:nsid w:val="599D3050"/>
+    <w:multiLevelType w:val="hybridMultilevel"/>
+    <w:tmpl w:val="5DC60DC2"/>
+    <w:lvl w:ilvl="0" w:tplc="04090001">
+      <w:start w:val="1"/>
+      <w:numFmt w:val="bullet"/>
+      <w:lvlText w:val=""/>
+      <w:lvlJc w:val="left"/>
+      <w:pPr>
+        <w:ind w:left="1640" w:hanging="360"/>
+      </w:pPr>
+      <w:rPr>
+        <w:rFonts w:ascii="Symbol" w:hAnsi="Symbol" w:hint="default"/>
+      </w:rPr>
+    </w:lvl>
+    <w:lvl w:ilvl="1" w:tplc="04090003" w:tentative="1">
+      <w:start w:val="1"/>
+      <w:numFmt w:val="bullet"/>
+      <w:lvlText w:val="o"/>
+      <w:lvlJc w:val="left"/>
+      <w:pPr>
+        <w:ind w:left="2360" w:hanging="360"/>
+      </w:pPr>
+      <w:rPr>
+        <w:rFonts w:ascii="Courier New" w:hAnsi="Courier New" w:cs="Courier New" w:hint="default"/>
+      </w:rPr>
+    </w:lvl>
+    <w:lvl w:ilvl="2" w:tplc="04090005" w:tentative="1">
+      <w:start w:val="1"/>
+      <w:numFmt w:val="bullet"/>
+      <w:lvlText w:val=""/>
+      <w:lvlJc w:val="left"/>
+      <w:pPr>
+        <w:ind w:left="3080" w:hanging="360"/>
+      </w:pPr>
+      <w:rPr>
+        <w:rFonts w:ascii="Wingdings" w:hAnsi="Wingdings" w:hint="default"/>
+      </w:rPr>
+    </w:lvl>
+    <w:lvl w:ilvl="3" w:tplc="04090001" w:tentative="1">
+      <w:start w:val="1"/>
+      <w:numFmt w:val="bullet"/>
+      <w:lvlText w:val=""/>
+      <w:lvlJc w:val="left"/>
+      <w:pPr>
+        <w:ind w:left="3800" w:hanging="360"/>
+      </w:pPr>
+      <w:rPr>
+        <w:rFonts w:ascii="Symbol" w:hAnsi="Symbol" w:hint="default"/>
+      </w:rPr>
+    </w:lvl>
+    <w:lvl w:ilvl="4" w:tplc="04090003" w:tentative="1">
+      <w:start w:val="1"/>
+      <w:numFmt w:val="bullet"/>
+      <w:lvlText w:val="o"/>
+      <w:lvlJc w:val="left"/>
+      <w:pPr>
+        <w:ind w:left="4520" w:hanging="360"/>
+      </w:pPr>
+      <w:rPr>
+        <w:rFonts w:ascii="Courier New" w:hAnsi="Courier New" w:cs="Courier New" w:hint="default"/>
+      </w:rPr>
+    </w:lvl>
+    <w:lvl w:ilvl="5" w:tplc="04090005" w:tentative="1">
+      <w:start w:val="1"/>
+      <w:numFmt w:val="bullet"/>
+      <w:lvlText w:val=""/>
+      <w:lvlJc w:val="left"/>
+      <w:pPr>
+        <w:ind w:left="5240" w:hanging="360"/>
+      </w:pPr>
+      <w:rPr>
+        <w:rFonts w:ascii="Wingdings" w:hAnsi="Wingdings" w:hint="default"/>
+      </w:rPr>
+    </w:lvl>
+    <w:lvl w:ilvl="6" w:tplc="04090001" w:tentative="1">
+      <w:start w:val="1"/>
+      <w:numFmt w:val="bullet"/>
+      <w:lvlText w:val=""/>
+      <w:lvlJc w:val="left"/>
+      <w:pPr>
+        <w:ind w:left="5960" w:hanging="360"/>
+      </w:pPr>
+      <w:rPr>
+        <w:rFonts w:ascii="Symbol" w:hAnsi="Symbol" w:hint="default"/>
+      </w:rPr>
+    </w:lvl>
+    <w:lvl w:ilvl="7" w:tplc="04090003" w:tentative="1">
+      <w:start w:val="1"/>
+      <w:numFmt w:val="bullet"/>
+      <w:lvlText w:val="o"/>
+      <w:lvlJc w:val="left"/>
+      <w:pPr>
+        <w:ind w:left="6680" w:hanging="360"/>
+      </w:pPr>
+      <w:rPr>
+        <w:rFonts w:ascii="Courier New" w:hAnsi="Courier New" w:cs="Courier New" w:hint="default"/>
+      </w:rPr>
+    </w:lvl>
+    <w:lvl w:ilvl="8" w:tplc="04090005" w:tentative="1">
+      <w:start w:val="1"/>
+      <w:numFmt w:val="bullet"/>
+      <w:lvlText w:val=""/>
+      <w:lvlJc w:val="left"/>
+      <w:pPr>
+        <w:ind w:left="7400" w:hanging="360"/>
+      </w:pPr>
+      <w:rPr>
+        <w:rFonts w:ascii="Wingdings" w:hAnsi="Wingdings" w:hint="default"/>
+      </w:rPr>
+    </w:lvl>
+  </w:abstractNum>
+  <w:abstractNum w:abstractNumId="32" w15:restartNumberingAfterBreak="0">
     <w:nsid w:val="5AB62E9D"/>
     <w:multiLevelType w:val="multilevel"/>
     <w:tmpl w:val="4AC01EC8"/>
@@ -26770,7 +29409,305 @@
       </w:rPr>
     </w:lvl>
   </w:abstractNum>
-  <w:abstractNum w:abstractNumId="26" w15:restartNumberingAfterBreak="0">
+  <w:abstractNum w:abstractNumId="33" w15:restartNumberingAfterBreak="0">
+    <w:nsid w:val="5B3126B9"/>
+    <w:multiLevelType w:val="multilevel"/>
+    <w:tmpl w:val="64602E4A"/>
+    <w:lvl w:ilvl="0">
+      <w:start w:val="1"/>
+      <w:numFmt w:val="bullet"/>
+      <w:lvlText w:val=""/>
+      <w:lvlJc w:val="left"/>
+      <w:pPr>
+        <w:tabs>
+          <w:tab w:val="num" w:pos="720"/>
+        </w:tabs>
+        <w:ind w:left="720" w:hanging="360"/>
+      </w:pPr>
+      <w:rPr>
+        <w:rFonts w:ascii="Symbol" w:hAnsi="Symbol" w:hint="default"/>
+        <w:sz w:val="20"/>
+      </w:rPr>
+    </w:lvl>
+    <w:lvl w:ilvl="1">
+      <w:start w:val="1"/>
+      <w:numFmt w:val="bullet"/>
+      <w:lvlText w:val=""/>
+      <w:lvlJc w:val="left"/>
+      <w:pPr>
+        <w:tabs>
+          <w:tab w:val="num" w:pos="1440"/>
+        </w:tabs>
+        <w:ind w:left="1440" w:hanging="360"/>
+      </w:pPr>
+      <w:rPr>
+        <w:rFonts w:ascii="Symbol" w:hAnsi="Symbol" w:hint="default"/>
+        <w:sz w:val="20"/>
+      </w:rPr>
+    </w:lvl>
+    <w:lvl w:ilvl="2" w:tentative="1">
+      <w:start w:val="1"/>
+      <w:numFmt w:val="bullet"/>
+      <w:lvlText w:val=""/>
+      <w:lvlJc w:val="left"/>
+      <w:pPr>
+        <w:tabs>
+          <w:tab w:val="num" w:pos="2160"/>
+        </w:tabs>
+        <w:ind w:left="2160" w:hanging="360"/>
+      </w:pPr>
+      <w:rPr>
+        <w:rFonts w:ascii="Symbol" w:hAnsi="Symbol" w:hint="default"/>
+        <w:sz w:val="20"/>
+      </w:rPr>
+    </w:lvl>
+    <w:lvl w:ilvl="3" w:tentative="1">
+      <w:start w:val="1"/>
+      <w:numFmt w:val="bullet"/>
+      <w:lvlText w:val=""/>
+      <w:lvlJc w:val="left"/>
+      <w:pPr>
+        <w:tabs>
+          <w:tab w:val="num" w:pos="2880"/>
+        </w:tabs>
+        <w:ind w:left="2880" w:hanging="360"/>
+      </w:pPr>
+      <w:rPr>
+        <w:rFonts w:ascii="Symbol" w:hAnsi="Symbol" w:hint="default"/>
+        <w:sz w:val="20"/>
+      </w:rPr>
+    </w:lvl>
+    <w:lvl w:ilvl="4" w:tentative="1">
+      <w:start w:val="1"/>
+      <w:numFmt w:val="bullet"/>
+      <w:lvlText w:val=""/>
+      <w:lvlJc w:val="left"/>
+      <w:pPr>
+        <w:tabs>
+          <w:tab w:val="num" w:pos="3600"/>
+        </w:tabs>
+        <w:ind w:left="3600" w:hanging="360"/>
+      </w:pPr>
+      <w:rPr>
+        <w:rFonts w:ascii="Symbol" w:hAnsi="Symbol" w:hint="default"/>
+        <w:sz w:val="20"/>
+      </w:rPr>
+    </w:lvl>
+    <w:lvl w:ilvl="5" w:tentative="1">
+      <w:start w:val="1"/>
+      <w:numFmt w:val="bullet"/>
+      <w:lvlText w:val=""/>
+      <w:lvlJc w:val="left"/>
+      <w:pPr>
+        <w:tabs>
+          <w:tab w:val="num" w:pos="4320"/>
+        </w:tabs>
+        <w:ind w:left="4320" w:hanging="360"/>
+      </w:pPr>
+      <w:rPr>
+        <w:rFonts w:ascii="Symbol" w:hAnsi="Symbol" w:hint="default"/>
+        <w:sz w:val="20"/>
+      </w:rPr>
+    </w:lvl>
+    <w:lvl w:ilvl="6" w:tentative="1">
+      <w:start w:val="1"/>
+      <w:numFmt w:val="bullet"/>
+      <w:lvlText w:val=""/>
+      <w:lvlJc w:val="left"/>
+      <w:pPr>
+        <w:tabs>
+          <w:tab w:val="num" w:pos="5040"/>
+        </w:tabs>
+        <w:ind w:left="5040" w:hanging="360"/>
+      </w:pPr>
+      <w:rPr>
+        <w:rFonts w:ascii="Symbol" w:hAnsi="Symbol" w:hint="default"/>
+        <w:sz w:val="20"/>
+      </w:rPr>
+    </w:lvl>
+    <w:lvl w:ilvl="7" w:tentative="1">
+      <w:start w:val="1"/>
+      <w:numFmt w:val="bullet"/>
+      <w:lvlText w:val=""/>
+      <w:lvlJc w:val="left"/>
+      <w:pPr>
+        <w:tabs>
+          <w:tab w:val="num" w:pos="5760"/>
+        </w:tabs>
+        <w:ind w:left="5760" w:hanging="360"/>
+      </w:pPr>
+      <w:rPr>
+        <w:rFonts w:ascii="Symbol" w:hAnsi="Symbol" w:hint="default"/>
+        <w:sz w:val="20"/>
+      </w:rPr>
+    </w:lvl>
+    <w:lvl w:ilvl="8" w:tentative="1">
+      <w:start w:val="1"/>
+      <w:numFmt w:val="bullet"/>
+      <w:lvlText w:val=""/>
+      <w:lvlJc w:val="left"/>
+      <w:pPr>
+        <w:tabs>
+          <w:tab w:val="num" w:pos="6480"/>
+        </w:tabs>
+        <w:ind w:left="6480" w:hanging="360"/>
+      </w:pPr>
+      <w:rPr>
+        <w:rFonts w:ascii="Symbol" w:hAnsi="Symbol" w:hint="default"/>
+        <w:sz w:val="20"/>
+      </w:rPr>
+    </w:lvl>
+  </w:abstractNum>
+  <w:abstractNum w:abstractNumId="34" w15:restartNumberingAfterBreak="0">
+    <w:nsid w:val="5BD96947"/>
+    <w:multiLevelType w:val="multilevel"/>
+    <w:tmpl w:val="10BC7A8E"/>
+    <w:lvl w:ilvl="0">
+      <w:start w:val="1"/>
+      <w:numFmt w:val="bullet"/>
+      <w:lvlText w:val=""/>
+      <w:lvlJc w:val="left"/>
+      <w:pPr>
+        <w:tabs>
+          <w:tab w:val="num" w:pos="720"/>
+        </w:tabs>
+        <w:ind w:left="720" w:hanging="360"/>
+      </w:pPr>
+      <w:rPr>
+        <w:rFonts w:ascii="Symbol" w:hAnsi="Symbol" w:hint="default"/>
+        <w:sz w:val="20"/>
+      </w:rPr>
+    </w:lvl>
+    <w:lvl w:ilvl="1">
+      <w:start w:val="1"/>
+      <w:numFmt w:val="bullet"/>
+      <w:lvlText w:val=""/>
+      <w:lvlJc w:val="left"/>
+      <w:pPr>
+        <w:tabs>
+          <w:tab w:val="num" w:pos="1440"/>
+        </w:tabs>
+        <w:ind w:left="1440" w:hanging="360"/>
+      </w:pPr>
+      <w:rPr>
+        <w:rFonts w:ascii="Symbol" w:hAnsi="Symbol" w:hint="default"/>
+        <w:sz w:val="20"/>
+      </w:rPr>
+    </w:lvl>
+    <w:lvl w:ilvl="2" w:tentative="1">
+      <w:start w:val="1"/>
+      <w:numFmt w:val="bullet"/>
+      <w:lvlText w:val=""/>
+      <w:lvlJc w:val="left"/>
+      <w:pPr>
+        <w:tabs>
+          <w:tab w:val="num" w:pos="2160"/>
+        </w:tabs>
+        <w:ind w:left="2160" w:hanging="360"/>
+      </w:pPr>
+      <w:rPr>
+        <w:rFonts w:ascii="Symbol" w:hAnsi="Symbol" w:hint="default"/>
+        <w:sz w:val="20"/>
+      </w:rPr>
+    </w:lvl>
+    <w:lvl w:ilvl="3" w:tentative="1">
+      <w:start w:val="1"/>
+      <w:numFmt w:val="bullet"/>
+      <w:lvlText w:val=""/>
+      <w:lvlJc w:val="left"/>
+      <w:pPr>
+        <w:tabs>
+          <w:tab w:val="num" w:pos="2880"/>
+        </w:tabs>
+        <w:ind w:left="2880" w:hanging="360"/>
+      </w:pPr>
+      <w:rPr>
+        <w:rFonts w:ascii="Symbol" w:hAnsi="Symbol" w:hint="default"/>
+        <w:sz w:val="20"/>
+      </w:rPr>
+    </w:lvl>
+    <w:lvl w:ilvl="4" w:tentative="1">
+      <w:start w:val="1"/>
+      <w:numFmt w:val="bullet"/>
+      <w:lvlText w:val=""/>
+      <w:lvlJc w:val="left"/>
+      <w:pPr>
+        <w:tabs>
+          <w:tab w:val="num" w:pos="3600"/>
+        </w:tabs>
+        <w:ind w:left="3600" w:hanging="360"/>
+      </w:pPr>
+      <w:rPr>
+        <w:rFonts w:ascii="Symbol" w:hAnsi="Symbol" w:hint="default"/>
+        <w:sz w:val="20"/>
+      </w:rPr>
+    </w:lvl>
+    <w:lvl w:ilvl="5" w:tentative="1">
+      <w:start w:val="1"/>
+      <w:numFmt w:val="bullet"/>
+      <w:lvlText w:val=""/>
+      <w:lvlJc w:val="left"/>
+      <w:pPr>
+        <w:tabs>
+          <w:tab w:val="num" w:pos="4320"/>
+        </w:tabs>
+        <w:ind w:left="4320" w:hanging="360"/>
+      </w:pPr>
+      <w:rPr>
+        <w:rFonts w:ascii="Symbol" w:hAnsi="Symbol" w:hint="default"/>
+        <w:sz w:val="20"/>
+      </w:rPr>
+    </w:lvl>
+    <w:lvl w:ilvl="6" w:tentative="1">
+      <w:start w:val="1"/>
+      <w:numFmt w:val="bullet"/>
+      <w:lvlText w:val=""/>
+      <w:lvlJc w:val="left"/>
+      <w:pPr>
+        <w:tabs>
+          <w:tab w:val="num" w:pos="5040"/>
+        </w:tabs>
+        <w:ind w:left="5040" w:hanging="360"/>
+      </w:pPr>
+      <w:rPr>
+        <w:rFonts w:ascii="Symbol" w:hAnsi="Symbol" w:hint="default"/>
+        <w:sz w:val="20"/>
+      </w:rPr>
+    </w:lvl>
+    <w:lvl w:ilvl="7" w:tentative="1">
+      <w:start w:val="1"/>
+      <w:numFmt w:val="bullet"/>
+      <w:lvlText w:val=""/>
+      <w:lvlJc w:val="left"/>
+      <w:pPr>
+        <w:tabs>
+          <w:tab w:val="num" w:pos="5760"/>
+        </w:tabs>
+        <w:ind w:left="5760" w:hanging="360"/>
+      </w:pPr>
+      <w:rPr>
+        <w:rFonts w:ascii="Symbol" w:hAnsi="Symbol" w:hint="default"/>
+        <w:sz w:val="20"/>
+      </w:rPr>
+    </w:lvl>
+    <w:lvl w:ilvl="8" w:tentative="1">
+      <w:start w:val="1"/>
+      <w:numFmt w:val="bullet"/>
+      <w:lvlText w:val=""/>
+      <w:lvlJc w:val="left"/>
+      <w:pPr>
+        <w:tabs>
+          <w:tab w:val="num" w:pos="6480"/>
+        </w:tabs>
+        <w:ind w:left="6480" w:hanging="360"/>
+      </w:pPr>
+      <w:rPr>
+        <w:rFonts w:ascii="Symbol" w:hAnsi="Symbol" w:hint="default"/>
+        <w:sz w:val="20"/>
+      </w:rPr>
+    </w:lvl>
+  </w:abstractNum>
+  <w:abstractNum w:abstractNumId="35" w15:restartNumberingAfterBreak="0">
     <w:nsid w:val="5CD75B87"/>
     <w:multiLevelType w:val="hybridMultilevel"/>
     <w:tmpl w:val="23AE42B4"/>
@@ -26883,7 +29820,7 @@
       </w:rPr>
     </w:lvl>
   </w:abstractNum>
-  <w:abstractNum w:abstractNumId="27" w15:restartNumberingAfterBreak="0">
+  <w:abstractNum w:abstractNumId="36" w15:restartNumberingAfterBreak="0">
     <w:nsid w:val="5D99751D"/>
     <w:multiLevelType w:val="hybridMultilevel"/>
     <w:tmpl w:val="ADD2CDE8"/>
@@ -26996,7 +29933,567 @@
       </w:rPr>
     </w:lvl>
   </w:abstractNum>
-  <w:abstractNum w:abstractNumId="28" w15:restartNumberingAfterBreak="0">
+  <w:abstractNum w:abstractNumId="37" w15:restartNumberingAfterBreak="0">
+    <w:nsid w:val="62017C1D"/>
+    <w:multiLevelType w:val="multilevel"/>
+    <w:tmpl w:val="71B8343E"/>
+    <w:lvl w:ilvl="0">
+      <w:start w:val="1"/>
+      <w:numFmt w:val="bullet"/>
+      <w:lvlText w:val=""/>
+      <w:lvlJc w:val="left"/>
+      <w:pPr>
+        <w:tabs>
+          <w:tab w:val="num" w:pos="720"/>
+        </w:tabs>
+        <w:ind w:left="720" w:hanging="360"/>
+      </w:pPr>
+      <w:rPr>
+        <w:rFonts w:ascii="Symbol" w:hAnsi="Symbol" w:hint="default"/>
+        <w:sz w:val="20"/>
+      </w:rPr>
+    </w:lvl>
+    <w:lvl w:ilvl="1">
+      <w:start w:val="1"/>
+      <w:numFmt w:val="bullet"/>
+      <w:lvlText w:val=""/>
+      <w:lvlJc w:val="left"/>
+      <w:pPr>
+        <w:tabs>
+          <w:tab w:val="num" w:pos="1440"/>
+        </w:tabs>
+        <w:ind w:left="1440" w:hanging="360"/>
+      </w:pPr>
+      <w:rPr>
+        <w:rFonts w:ascii="Symbol" w:hAnsi="Symbol" w:hint="default"/>
+        <w:sz w:val="20"/>
+      </w:rPr>
+    </w:lvl>
+    <w:lvl w:ilvl="2" w:tentative="1">
+      <w:start w:val="1"/>
+      <w:numFmt w:val="bullet"/>
+      <w:lvlText w:val=""/>
+      <w:lvlJc w:val="left"/>
+      <w:pPr>
+        <w:tabs>
+          <w:tab w:val="num" w:pos="2160"/>
+        </w:tabs>
+        <w:ind w:left="2160" w:hanging="360"/>
+      </w:pPr>
+      <w:rPr>
+        <w:rFonts w:ascii="Symbol" w:hAnsi="Symbol" w:hint="default"/>
+        <w:sz w:val="20"/>
+      </w:rPr>
+    </w:lvl>
+    <w:lvl w:ilvl="3" w:tentative="1">
+      <w:start w:val="1"/>
+      <w:numFmt w:val="bullet"/>
+      <w:lvlText w:val=""/>
+      <w:lvlJc w:val="left"/>
+      <w:pPr>
+        <w:tabs>
+          <w:tab w:val="num" w:pos="2880"/>
+        </w:tabs>
+        <w:ind w:left="2880" w:hanging="360"/>
+      </w:pPr>
+      <w:rPr>
+        <w:rFonts w:ascii="Symbol" w:hAnsi="Symbol" w:hint="default"/>
+        <w:sz w:val="20"/>
+      </w:rPr>
+    </w:lvl>
+    <w:lvl w:ilvl="4" w:tentative="1">
+      <w:start w:val="1"/>
+      <w:numFmt w:val="bullet"/>
+      <w:lvlText w:val=""/>
+      <w:lvlJc w:val="left"/>
+      <w:pPr>
+        <w:tabs>
+          <w:tab w:val="num" w:pos="3600"/>
+        </w:tabs>
+        <w:ind w:left="3600" w:hanging="360"/>
+      </w:pPr>
+      <w:rPr>
+        <w:rFonts w:ascii="Symbol" w:hAnsi="Symbol" w:hint="default"/>
+        <w:sz w:val="20"/>
+      </w:rPr>
+    </w:lvl>
+    <w:lvl w:ilvl="5" w:tentative="1">
+      <w:start w:val="1"/>
+      <w:numFmt w:val="bullet"/>
+      <w:lvlText w:val=""/>
+      <w:lvlJc w:val="left"/>
+      <w:pPr>
+        <w:tabs>
+          <w:tab w:val="num" w:pos="4320"/>
+        </w:tabs>
+        <w:ind w:left="4320" w:hanging="360"/>
+      </w:pPr>
+      <w:rPr>
+        <w:rFonts w:ascii="Symbol" w:hAnsi="Symbol" w:hint="default"/>
+        <w:sz w:val="20"/>
+      </w:rPr>
+    </w:lvl>
+    <w:lvl w:ilvl="6" w:tentative="1">
+      <w:start w:val="1"/>
+      <w:numFmt w:val="bullet"/>
+      <w:lvlText w:val=""/>
+      <w:lvlJc w:val="left"/>
+      <w:pPr>
+        <w:tabs>
+          <w:tab w:val="num" w:pos="5040"/>
+        </w:tabs>
+        <w:ind w:left="5040" w:hanging="360"/>
+      </w:pPr>
+      <w:rPr>
+        <w:rFonts w:ascii="Symbol" w:hAnsi="Symbol" w:hint="default"/>
+        <w:sz w:val="20"/>
+      </w:rPr>
+    </w:lvl>
+    <w:lvl w:ilvl="7" w:tentative="1">
+      <w:start w:val="1"/>
+      <w:numFmt w:val="bullet"/>
+      <w:lvlText w:val=""/>
+      <w:lvlJc w:val="left"/>
+      <w:pPr>
+        <w:tabs>
+          <w:tab w:val="num" w:pos="5760"/>
+        </w:tabs>
+        <w:ind w:left="5760" w:hanging="360"/>
+      </w:pPr>
+      <w:rPr>
+        <w:rFonts w:ascii="Symbol" w:hAnsi="Symbol" w:hint="default"/>
+        <w:sz w:val="20"/>
+      </w:rPr>
+    </w:lvl>
+    <w:lvl w:ilvl="8" w:tentative="1">
+      <w:start w:val="1"/>
+      <w:numFmt w:val="bullet"/>
+      <w:lvlText w:val=""/>
+      <w:lvlJc w:val="left"/>
+      <w:pPr>
+        <w:tabs>
+          <w:tab w:val="num" w:pos="6480"/>
+        </w:tabs>
+        <w:ind w:left="6480" w:hanging="360"/>
+      </w:pPr>
+      <w:rPr>
+        <w:rFonts w:ascii="Symbol" w:hAnsi="Symbol" w:hint="default"/>
+        <w:sz w:val="20"/>
+      </w:rPr>
+    </w:lvl>
+  </w:abstractNum>
+  <w:abstractNum w:abstractNumId="38" w15:restartNumberingAfterBreak="0">
+    <w:nsid w:val="6206480E"/>
+    <w:multiLevelType w:val="multilevel"/>
+    <w:tmpl w:val="F2AA16C0"/>
+    <w:lvl w:ilvl="0">
+      <w:start w:val="1"/>
+      <w:numFmt w:val="decimal"/>
+      <w:lvlText w:val="%1."/>
+      <w:lvlJc w:val="left"/>
+      <w:pPr>
+        <w:tabs>
+          <w:tab w:val="num" w:pos="720"/>
+        </w:tabs>
+        <w:ind w:left="720" w:hanging="360"/>
+      </w:pPr>
+    </w:lvl>
+    <w:lvl w:ilvl="1" w:tentative="1">
+      <w:start w:val="1"/>
+      <w:numFmt w:val="decimal"/>
+      <w:lvlText w:val="%2."/>
+      <w:lvlJc w:val="left"/>
+      <w:pPr>
+        <w:tabs>
+          <w:tab w:val="num" w:pos="1440"/>
+        </w:tabs>
+        <w:ind w:left="1440" w:hanging="360"/>
+      </w:pPr>
+    </w:lvl>
+    <w:lvl w:ilvl="2" w:tentative="1">
+      <w:start w:val="1"/>
+      <w:numFmt w:val="decimal"/>
+      <w:lvlText w:val="%3."/>
+      <w:lvlJc w:val="left"/>
+      <w:pPr>
+        <w:tabs>
+          <w:tab w:val="num" w:pos="2160"/>
+        </w:tabs>
+        <w:ind w:left="2160" w:hanging="360"/>
+      </w:pPr>
+    </w:lvl>
+    <w:lvl w:ilvl="3" w:tentative="1">
+      <w:start w:val="1"/>
+      <w:numFmt w:val="decimal"/>
+      <w:lvlText w:val="%4."/>
+      <w:lvlJc w:val="left"/>
+      <w:pPr>
+        <w:tabs>
+          <w:tab w:val="num" w:pos="2880"/>
+        </w:tabs>
+        <w:ind w:left="2880" w:hanging="360"/>
+      </w:pPr>
+    </w:lvl>
+    <w:lvl w:ilvl="4" w:tentative="1">
+      <w:start w:val="1"/>
+      <w:numFmt w:val="decimal"/>
+      <w:lvlText w:val="%5."/>
+      <w:lvlJc w:val="left"/>
+      <w:pPr>
+        <w:tabs>
+          <w:tab w:val="num" w:pos="3600"/>
+        </w:tabs>
+        <w:ind w:left="3600" w:hanging="360"/>
+      </w:pPr>
+    </w:lvl>
+    <w:lvl w:ilvl="5" w:tentative="1">
+      <w:start w:val="1"/>
+      <w:numFmt w:val="decimal"/>
+      <w:lvlText w:val="%6."/>
+      <w:lvlJc w:val="left"/>
+      <w:pPr>
+        <w:tabs>
+          <w:tab w:val="num" w:pos="4320"/>
+        </w:tabs>
+        <w:ind w:left="4320" w:hanging="360"/>
+      </w:pPr>
+    </w:lvl>
+    <w:lvl w:ilvl="6" w:tentative="1">
+      <w:start w:val="1"/>
+      <w:numFmt w:val="decimal"/>
+      <w:lvlText w:val="%7."/>
+      <w:lvlJc w:val="left"/>
+      <w:pPr>
+        <w:tabs>
+          <w:tab w:val="num" w:pos="5040"/>
+        </w:tabs>
+        <w:ind w:left="5040" w:hanging="360"/>
+      </w:pPr>
+    </w:lvl>
+    <w:lvl w:ilvl="7" w:tentative="1">
+      <w:start w:val="1"/>
+      <w:numFmt w:val="decimal"/>
+      <w:lvlText w:val="%8."/>
+      <w:lvlJc w:val="left"/>
+      <w:pPr>
+        <w:tabs>
+          <w:tab w:val="num" w:pos="5760"/>
+        </w:tabs>
+        <w:ind w:left="5760" w:hanging="360"/>
+      </w:pPr>
+    </w:lvl>
+    <w:lvl w:ilvl="8" w:tentative="1">
+      <w:start w:val="1"/>
+      <w:numFmt w:val="decimal"/>
+      <w:lvlText w:val="%9."/>
+      <w:lvlJc w:val="left"/>
+      <w:pPr>
+        <w:tabs>
+          <w:tab w:val="num" w:pos="6480"/>
+        </w:tabs>
+        <w:ind w:left="6480" w:hanging="360"/>
+      </w:pPr>
+    </w:lvl>
+  </w:abstractNum>
+  <w:abstractNum w:abstractNumId="39" w15:restartNumberingAfterBreak="0">
+    <w:nsid w:val="6509635A"/>
+    <w:multiLevelType w:val="multilevel"/>
+    <w:tmpl w:val="8EF02D2C"/>
+    <w:lvl w:ilvl="0">
+      <w:start w:val="1"/>
+      <w:numFmt w:val="bullet"/>
+      <w:lvlText w:val=""/>
+      <w:lvlJc w:val="left"/>
+      <w:pPr>
+        <w:tabs>
+          <w:tab w:val="num" w:pos="720"/>
+        </w:tabs>
+        <w:ind w:left="720" w:hanging="360"/>
+      </w:pPr>
+      <w:rPr>
+        <w:rFonts w:ascii="Symbol" w:hAnsi="Symbol" w:hint="default"/>
+        <w:sz w:val="20"/>
+      </w:rPr>
+    </w:lvl>
+    <w:lvl w:ilvl="1">
+      <w:start w:val="1"/>
+      <w:numFmt w:val="bullet"/>
+      <w:lvlText w:val=""/>
+      <w:lvlJc w:val="left"/>
+      <w:pPr>
+        <w:tabs>
+          <w:tab w:val="num" w:pos="1440"/>
+        </w:tabs>
+        <w:ind w:left="1440" w:hanging="360"/>
+      </w:pPr>
+      <w:rPr>
+        <w:rFonts w:ascii="Symbol" w:hAnsi="Symbol" w:hint="default"/>
+        <w:sz w:val="20"/>
+      </w:rPr>
+    </w:lvl>
+    <w:lvl w:ilvl="2" w:tentative="1">
+      <w:start w:val="1"/>
+      <w:numFmt w:val="bullet"/>
+      <w:lvlText w:val=""/>
+      <w:lvlJc w:val="left"/>
+      <w:pPr>
+        <w:tabs>
+          <w:tab w:val="num" w:pos="2160"/>
+        </w:tabs>
+        <w:ind w:left="2160" w:hanging="360"/>
+      </w:pPr>
+      <w:rPr>
+        <w:rFonts w:ascii="Symbol" w:hAnsi="Symbol" w:hint="default"/>
+        <w:sz w:val="20"/>
+      </w:rPr>
+    </w:lvl>
+    <w:lvl w:ilvl="3" w:tentative="1">
+      <w:start w:val="1"/>
+      <w:numFmt w:val="bullet"/>
+      <w:lvlText w:val=""/>
+      <w:lvlJc w:val="left"/>
+      <w:pPr>
+        <w:tabs>
+          <w:tab w:val="num" w:pos="2880"/>
+        </w:tabs>
+        <w:ind w:left="2880" w:hanging="360"/>
+      </w:pPr>
+      <w:rPr>
+        <w:rFonts w:ascii="Symbol" w:hAnsi="Symbol" w:hint="default"/>
+        <w:sz w:val="20"/>
+      </w:rPr>
+    </w:lvl>
+    <w:lvl w:ilvl="4" w:tentative="1">
+      <w:start w:val="1"/>
+      <w:numFmt w:val="bullet"/>
+      <w:lvlText w:val=""/>
+      <w:lvlJc w:val="left"/>
+      <w:pPr>
+        <w:tabs>
+          <w:tab w:val="num" w:pos="3600"/>
+        </w:tabs>
+        <w:ind w:left="3600" w:hanging="360"/>
+      </w:pPr>
+      <w:rPr>
+        <w:rFonts w:ascii="Symbol" w:hAnsi="Symbol" w:hint="default"/>
+        <w:sz w:val="20"/>
+      </w:rPr>
+    </w:lvl>
+    <w:lvl w:ilvl="5" w:tentative="1">
+      <w:start w:val="1"/>
+      <w:numFmt w:val="bullet"/>
+      <w:lvlText w:val=""/>
+      <w:lvlJc w:val="left"/>
+      <w:pPr>
+        <w:tabs>
+          <w:tab w:val="num" w:pos="4320"/>
+        </w:tabs>
+        <w:ind w:left="4320" w:hanging="360"/>
+      </w:pPr>
+      <w:rPr>
+        <w:rFonts w:ascii="Symbol" w:hAnsi="Symbol" w:hint="default"/>
+        <w:sz w:val="20"/>
+      </w:rPr>
+    </w:lvl>
+    <w:lvl w:ilvl="6" w:tentative="1">
+      <w:start w:val="1"/>
+      <w:numFmt w:val="bullet"/>
+      <w:lvlText w:val=""/>
+      <w:lvlJc w:val="left"/>
+      <w:pPr>
+        <w:tabs>
+          <w:tab w:val="num" w:pos="5040"/>
+        </w:tabs>
+        <w:ind w:left="5040" w:hanging="360"/>
+      </w:pPr>
+      <w:rPr>
+        <w:rFonts w:ascii="Symbol" w:hAnsi="Symbol" w:hint="default"/>
+        <w:sz w:val="20"/>
+      </w:rPr>
+    </w:lvl>
+    <w:lvl w:ilvl="7" w:tentative="1">
+      <w:start w:val="1"/>
+      <w:numFmt w:val="bullet"/>
+      <w:lvlText w:val=""/>
+      <w:lvlJc w:val="left"/>
+      <w:pPr>
+        <w:tabs>
+          <w:tab w:val="num" w:pos="5760"/>
+        </w:tabs>
+        <w:ind w:left="5760" w:hanging="360"/>
+      </w:pPr>
+      <w:rPr>
+        <w:rFonts w:ascii="Symbol" w:hAnsi="Symbol" w:hint="default"/>
+        <w:sz w:val="20"/>
+      </w:rPr>
+    </w:lvl>
+    <w:lvl w:ilvl="8" w:tentative="1">
+      <w:start w:val="1"/>
+      <w:numFmt w:val="bullet"/>
+      <w:lvlText w:val=""/>
+      <w:lvlJc w:val="left"/>
+      <w:pPr>
+        <w:tabs>
+          <w:tab w:val="num" w:pos="6480"/>
+        </w:tabs>
+        <w:ind w:left="6480" w:hanging="360"/>
+      </w:pPr>
+      <w:rPr>
+        <w:rFonts w:ascii="Symbol" w:hAnsi="Symbol" w:hint="default"/>
+        <w:sz w:val="20"/>
+      </w:rPr>
+    </w:lvl>
+  </w:abstractNum>
+  <w:abstractNum w:abstractNumId="40" w15:restartNumberingAfterBreak="0">
+    <w:nsid w:val="669C4869"/>
+    <w:multiLevelType w:val="multilevel"/>
+    <w:tmpl w:val="321016AA"/>
+    <w:lvl w:ilvl="0">
+      <w:start w:val="1"/>
+      <w:numFmt w:val="bullet"/>
+      <w:lvlText w:val=""/>
+      <w:lvlJc w:val="left"/>
+      <w:pPr>
+        <w:tabs>
+          <w:tab w:val="num" w:pos="720"/>
+        </w:tabs>
+        <w:ind w:left="720" w:hanging="360"/>
+      </w:pPr>
+      <w:rPr>
+        <w:rFonts w:ascii="Symbol" w:hAnsi="Symbol" w:hint="default"/>
+        <w:sz w:val="20"/>
+      </w:rPr>
+    </w:lvl>
+    <w:lvl w:ilvl="1" w:tentative="1">
+      <w:start w:val="1"/>
+      <w:numFmt w:val="bullet"/>
+      <w:lvlText w:val=""/>
+      <w:lvlJc w:val="left"/>
+      <w:pPr>
+        <w:tabs>
+          <w:tab w:val="num" w:pos="1440"/>
+        </w:tabs>
+        <w:ind w:left="1440" w:hanging="360"/>
+      </w:pPr>
+      <w:rPr>
+        <w:rFonts w:ascii="Symbol" w:hAnsi="Symbol" w:hint="default"/>
+        <w:sz w:val="20"/>
+      </w:rPr>
+    </w:lvl>
+    <w:lvl w:ilvl="2" w:tentative="1">
+      <w:start w:val="1"/>
+      <w:numFmt w:val="bullet"/>
+      <w:lvlText w:val=""/>
+      <w:lvlJc w:val="left"/>
+      <w:pPr>
+        <w:tabs>
+          <w:tab w:val="num" w:pos="2160"/>
+        </w:tabs>
+        <w:ind w:left="2160" w:hanging="360"/>
+      </w:pPr>
+      <w:rPr>
+        <w:rFonts w:ascii="Symbol" w:hAnsi="Symbol" w:hint="default"/>
+        <w:sz w:val="20"/>
+      </w:rPr>
+    </w:lvl>
+    <w:lvl w:ilvl="3" w:tentative="1">
+      <w:start w:val="1"/>
+      <w:numFmt w:val="bullet"/>
+      <w:lvlText w:val=""/>
+      <w:lvlJc w:val="left"/>
+      <w:pPr>
+        <w:tabs>
+          <w:tab w:val="num" w:pos="2880"/>
+        </w:tabs>
+        <w:ind w:left="2880" w:hanging="360"/>
+      </w:pPr>
+      <w:rPr>
+        <w:rFonts w:ascii="Symbol" w:hAnsi="Symbol" w:hint="default"/>
+        <w:sz w:val="20"/>
+      </w:rPr>
+    </w:lvl>
+    <w:lvl w:ilvl="4" w:tentative="1">
+      <w:start w:val="1"/>
+      <w:numFmt w:val="bullet"/>
+      <w:lvlText w:val=""/>
+      <w:lvlJc w:val="left"/>
+      <w:pPr>
+        <w:tabs>
+          <w:tab w:val="num" w:pos="3600"/>
+        </w:tabs>
+        <w:ind w:left="3600" w:hanging="360"/>
+      </w:pPr>
+      <w:rPr>
+        <w:rFonts w:ascii="Symbol" w:hAnsi="Symbol" w:hint="default"/>
+        <w:sz w:val="20"/>
+      </w:rPr>
+    </w:lvl>
+    <w:lvl w:ilvl="5" w:tentative="1">
+      <w:start w:val="1"/>
+      <w:numFmt w:val="bullet"/>
+      <w:lvlText w:val=""/>
+      <w:lvlJc w:val="left"/>
+      <w:pPr>
+        <w:tabs>
+          <w:tab w:val="num" w:pos="4320"/>
+        </w:tabs>
+        <w:ind w:left="4320" w:hanging="360"/>
+      </w:pPr>
+      <w:rPr>
+        <w:rFonts w:ascii="Symbol" w:hAnsi="Symbol" w:hint="default"/>
+        <w:sz w:val="20"/>
+      </w:rPr>
+    </w:lvl>
+    <w:lvl w:ilvl="6" w:tentative="1">
+      <w:start w:val="1"/>
+      <w:numFmt w:val="bullet"/>
+      <w:lvlText w:val=""/>
+      <w:lvlJc w:val="left"/>
+      <w:pPr>
+        <w:tabs>
+          <w:tab w:val="num" w:pos="5040"/>
+        </w:tabs>
+        <w:ind w:left="5040" w:hanging="360"/>
+      </w:pPr>
+      <w:rPr>
+        <w:rFonts w:ascii="Symbol" w:hAnsi="Symbol" w:hint="default"/>
+        <w:sz w:val="20"/>
+      </w:rPr>
+    </w:lvl>
+    <w:lvl w:ilvl="7" w:tentative="1">
+      <w:start w:val="1"/>
+      <w:numFmt w:val="bullet"/>
+      <w:lvlText w:val=""/>
+      <w:lvlJc w:val="left"/>
+      <w:pPr>
+        <w:tabs>
+          <w:tab w:val="num" w:pos="5760"/>
+        </w:tabs>
+        <w:ind w:left="5760" w:hanging="360"/>
+      </w:pPr>
+      <w:rPr>
+        <w:rFonts w:ascii="Symbol" w:hAnsi="Symbol" w:hint="default"/>
+        <w:sz w:val="20"/>
+      </w:rPr>
+    </w:lvl>
+    <w:lvl w:ilvl="8" w:tentative="1">
+      <w:start w:val="1"/>
+      <w:numFmt w:val="bullet"/>
+      <w:lvlText w:val=""/>
+      <w:lvlJc w:val="left"/>
+      <w:pPr>
+        <w:tabs>
+          <w:tab w:val="num" w:pos="6480"/>
+        </w:tabs>
+        <w:ind w:left="6480" w:hanging="360"/>
+      </w:pPr>
+      <w:rPr>
+        <w:rFonts w:ascii="Symbol" w:hAnsi="Symbol" w:hint="default"/>
+        <w:sz w:val="20"/>
+      </w:rPr>
+    </w:lvl>
+  </w:abstractNum>
+  <w:abstractNum w:abstractNumId="41" w15:restartNumberingAfterBreak="0">
     <w:nsid w:val="6B8E045B"/>
     <w:multiLevelType w:val="hybridMultilevel"/>
     <w:tmpl w:val="B324F59E"/>
@@ -27109,7 +30606,305 @@
       </w:rPr>
     </w:lvl>
   </w:abstractNum>
-  <w:abstractNum w:abstractNumId="29" w15:restartNumberingAfterBreak="0">
+  <w:abstractNum w:abstractNumId="42" w15:restartNumberingAfterBreak="0">
+    <w:nsid w:val="6EA02E33"/>
+    <w:multiLevelType w:val="multilevel"/>
+    <w:tmpl w:val="29225596"/>
+    <w:lvl w:ilvl="0">
+      <w:start w:val="1"/>
+      <w:numFmt w:val="bullet"/>
+      <w:lvlText w:val=""/>
+      <w:lvlJc w:val="left"/>
+      <w:pPr>
+        <w:tabs>
+          <w:tab w:val="num" w:pos="720"/>
+        </w:tabs>
+        <w:ind w:left="720" w:hanging="360"/>
+      </w:pPr>
+      <w:rPr>
+        <w:rFonts w:ascii="Symbol" w:hAnsi="Symbol" w:hint="default"/>
+        <w:sz w:val="20"/>
+      </w:rPr>
+    </w:lvl>
+    <w:lvl w:ilvl="1" w:tentative="1">
+      <w:start w:val="1"/>
+      <w:numFmt w:val="bullet"/>
+      <w:lvlText w:val=""/>
+      <w:lvlJc w:val="left"/>
+      <w:pPr>
+        <w:tabs>
+          <w:tab w:val="num" w:pos="1440"/>
+        </w:tabs>
+        <w:ind w:left="1440" w:hanging="360"/>
+      </w:pPr>
+      <w:rPr>
+        <w:rFonts w:ascii="Symbol" w:hAnsi="Symbol" w:hint="default"/>
+        <w:sz w:val="20"/>
+      </w:rPr>
+    </w:lvl>
+    <w:lvl w:ilvl="2" w:tentative="1">
+      <w:start w:val="1"/>
+      <w:numFmt w:val="bullet"/>
+      <w:lvlText w:val=""/>
+      <w:lvlJc w:val="left"/>
+      <w:pPr>
+        <w:tabs>
+          <w:tab w:val="num" w:pos="2160"/>
+        </w:tabs>
+        <w:ind w:left="2160" w:hanging="360"/>
+      </w:pPr>
+      <w:rPr>
+        <w:rFonts w:ascii="Symbol" w:hAnsi="Symbol" w:hint="default"/>
+        <w:sz w:val="20"/>
+      </w:rPr>
+    </w:lvl>
+    <w:lvl w:ilvl="3" w:tentative="1">
+      <w:start w:val="1"/>
+      <w:numFmt w:val="bullet"/>
+      <w:lvlText w:val=""/>
+      <w:lvlJc w:val="left"/>
+      <w:pPr>
+        <w:tabs>
+          <w:tab w:val="num" w:pos="2880"/>
+        </w:tabs>
+        <w:ind w:left="2880" w:hanging="360"/>
+      </w:pPr>
+      <w:rPr>
+        <w:rFonts w:ascii="Symbol" w:hAnsi="Symbol" w:hint="default"/>
+        <w:sz w:val="20"/>
+      </w:rPr>
+    </w:lvl>
+    <w:lvl w:ilvl="4" w:tentative="1">
+      <w:start w:val="1"/>
+      <w:numFmt w:val="bullet"/>
+      <w:lvlText w:val=""/>
+      <w:lvlJc w:val="left"/>
+      <w:pPr>
+        <w:tabs>
+          <w:tab w:val="num" w:pos="3600"/>
+        </w:tabs>
+        <w:ind w:left="3600" w:hanging="360"/>
+      </w:pPr>
+      <w:rPr>
+        <w:rFonts w:ascii="Symbol" w:hAnsi="Symbol" w:hint="default"/>
+        <w:sz w:val="20"/>
+      </w:rPr>
+    </w:lvl>
+    <w:lvl w:ilvl="5" w:tentative="1">
+      <w:start w:val="1"/>
+      <w:numFmt w:val="bullet"/>
+      <w:lvlText w:val=""/>
+      <w:lvlJc w:val="left"/>
+      <w:pPr>
+        <w:tabs>
+          <w:tab w:val="num" w:pos="4320"/>
+        </w:tabs>
+        <w:ind w:left="4320" w:hanging="360"/>
+      </w:pPr>
+      <w:rPr>
+        <w:rFonts w:ascii="Symbol" w:hAnsi="Symbol" w:hint="default"/>
+        <w:sz w:val="20"/>
+      </w:rPr>
+    </w:lvl>
+    <w:lvl w:ilvl="6" w:tentative="1">
+      <w:start w:val="1"/>
+      <w:numFmt w:val="bullet"/>
+      <w:lvlText w:val=""/>
+      <w:lvlJc w:val="left"/>
+      <w:pPr>
+        <w:tabs>
+          <w:tab w:val="num" w:pos="5040"/>
+        </w:tabs>
+        <w:ind w:left="5040" w:hanging="360"/>
+      </w:pPr>
+      <w:rPr>
+        <w:rFonts w:ascii="Symbol" w:hAnsi="Symbol" w:hint="default"/>
+        <w:sz w:val="20"/>
+      </w:rPr>
+    </w:lvl>
+    <w:lvl w:ilvl="7" w:tentative="1">
+      <w:start w:val="1"/>
+      <w:numFmt w:val="bullet"/>
+      <w:lvlText w:val=""/>
+      <w:lvlJc w:val="left"/>
+      <w:pPr>
+        <w:tabs>
+          <w:tab w:val="num" w:pos="5760"/>
+        </w:tabs>
+        <w:ind w:left="5760" w:hanging="360"/>
+      </w:pPr>
+      <w:rPr>
+        <w:rFonts w:ascii="Symbol" w:hAnsi="Symbol" w:hint="default"/>
+        <w:sz w:val="20"/>
+      </w:rPr>
+    </w:lvl>
+    <w:lvl w:ilvl="8" w:tentative="1">
+      <w:start w:val="1"/>
+      <w:numFmt w:val="bullet"/>
+      <w:lvlText w:val=""/>
+      <w:lvlJc w:val="left"/>
+      <w:pPr>
+        <w:tabs>
+          <w:tab w:val="num" w:pos="6480"/>
+        </w:tabs>
+        <w:ind w:left="6480" w:hanging="360"/>
+      </w:pPr>
+      <w:rPr>
+        <w:rFonts w:ascii="Symbol" w:hAnsi="Symbol" w:hint="default"/>
+        <w:sz w:val="20"/>
+      </w:rPr>
+    </w:lvl>
+  </w:abstractNum>
+  <w:abstractNum w:abstractNumId="43" w15:restartNumberingAfterBreak="0">
+    <w:nsid w:val="6FFF69F9"/>
+    <w:multiLevelType w:val="multilevel"/>
+    <w:tmpl w:val="9CF4D066"/>
+    <w:lvl w:ilvl="0">
+      <w:start w:val="1"/>
+      <w:numFmt w:val="bullet"/>
+      <w:lvlText w:val=""/>
+      <w:lvlJc w:val="left"/>
+      <w:pPr>
+        <w:tabs>
+          <w:tab w:val="num" w:pos="720"/>
+        </w:tabs>
+        <w:ind w:left="720" w:hanging="360"/>
+      </w:pPr>
+      <w:rPr>
+        <w:rFonts w:ascii="Symbol" w:hAnsi="Symbol" w:hint="default"/>
+        <w:sz w:val="20"/>
+      </w:rPr>
+    </w:lvl>
+    <w:lvl w:ilvl="1">
+      <w:start w:val="1"/>
+      <w:numFmt w:val="bullet"/>
+      <w:lvlText w:val=""/>
+      <w:lvlJc w:val="left"/>
+      <w:pPr>
+        <w:tabs>
+          <w:tab w:val="num" w:pos="1440"/>
+        </w:tabs>
+        <w:ind w:left="1440" w:hanging="360"/>
+      </w:pPr>
+      <w:rPr>
+        <w:rFonts w:ascii="Symbol" w:hAnsi="Symbol" w:hint="default"/>
+        <w:sz w:val="20"/>
+      </w:rPr>
+    </w:lvl>
+    <w:lvl w:ilvl="2">
+      <w:start w:val="1"/>
+      <w:numFmt w:val="bullet"/>
+      <w:lvlText w:val=""/>
+      <w:lvlJc w:val="left"/>
+      <w:pPr>
+        <w:tabs>
+          <w:tab w:val="num" w:pos="2160"/>
+        </w:tabs>
+        <w:ind w:left="2160" w:hanging="360"/>
+      </w:pPr>
+      <w:rPr>
+        <w:rFonts w:ascii="Symbol" w:hAnsi="Symbol" w:hint="default"/>
+        <w:sz w:val="20"/>
+      </w:rPr>
+    </w:lvl>
+    <w:lvl w:ilvl="3" w:tentative="1">
+      <w:start w:val="1"/>
+      <w:numFmt w:val="bullet"/>
+      <w:lvlText w:val=""/>
+      <w:lvlJc w:val="left"/>
+      <w:pPr>
+        <w:tabs>
+          <w:tab w:val="num" w:pos="2880"/>
+        </w:tabs>
+        <w:ind w:left="2880" w:hanging="360"/>
+      </w:pPr>
+      <w:rPr>
+        <w:rFonts w:ascii="Symbol" w:hAnsi="Symbol" w:hint="default"/>
+        <w:sz w:val="20"/>
+      </w:rPr>
+    </w:lvl>
+    <w:lvl w:ilvl="4" w:tentative="1">
+      <w:start w:val="1"/>
+      <w:numFmt w:val="bullet"/>
+      <w:lvlText w:val=""/>
+      <w:lvlJc w:val="left"/>
+      <w:pPr>
+        <w:tabs>
+          <w:tab w:val="num" w:pos="3600"/>
+        </w:tabs>
+        <w:ind w:left="3600" w:hanging="360"/>
+      </w:pPr>
+      <w:rPr>
+        <w:rFonts w:ascii="Symbol" w:hAnsi="Symbol" w:hint="default"/>
+        <w:sz w:val="20"/>
+      </w:rPr>
+    </w:lvl>
+    <w:lvl w:ilvl="5" w:tentative="1">
+      <w:start w:val="1"/>
+      <w:numFmt w:val="bullet"/>
+      <w:lvlText w:val=""/>
+      <w:lvlJc w:val="left"/>
+      <w:pPr>
+        <w:tabs>
+          <w:tab w:val="num" w:pos="4320"/>
+        </w:tabs>
+        <w:ind w:left="4320" w:hanging="360"/>
+      </w:pPr>
+      <w:rPr>
+        <w:rFonts w:ascii="Symbol" w:hAnsi="Symbol" w:hint="default"/>
+        <w:sz w:val="20"/>
+      </w:rPr>
+    </w:lvl>
+    <w:lvl w:ilvl="6" w:tentative="1">
+      <w:start w:val="1"/>
+      <w:numFmt w:val="bullet"/>
+      <w:lvlText w:val=""/>
+      <w:lvlJc w:val="left"/>
+      <w:pPr>
+        <w:tabs>
+          <w:tab w:val="num" w:pos="5040"/>
+        </w:tabs>
+        <w:ind w:left="5040" w:hanging="360"/>
+      </w:pPr>
+      <w:rPr>
+        <w:rFonts w:ascii="Symbol" w:hAnsi="Symbol" w:hint="default"/>
+        <w:sz w:val="20"/>
+      </w:rPr>
+    </w:lvl>
+    <w:lvl w:ilvl="7" w:tentative="1">
+      <w:start w:val="1"/>
+      <w:numFmt w:val="bullet"/>
+      <w:lvlText w:val=""/>
+      <w:lvlJc w:val="left"/>
+      <w:pPr>
+        <w:tabs>
+          <w:tab w:val="num" w:pos="5760"/>
+        </w:tabs>
+        <w:ind w:left="5760" w:hanging="360"/>
+      </w:pPr>
+      <w:rPr>
+        <w:rFonts w:ascii="Symbol" w:hAnsi="Symbol" w:hint="default"/>
+        <w:sz w:val="20"/>
+      </w:rPr>
+    </w:lvl>
+    <w:lvl w:ilvl="8" w:tentative="1">
+      <w:start w:val="1"/>
+      <w:numFmt w:val="bullet"/>
+      <w:lvlText w:val=""/>
+      <w:lvlJc w:val="left"/>
+      <w:pPr>
+        <w:tabs>
+          <w:tab w:val="num" w:pos="6480"/>
+        </w:tabs>
+        <w:ind w:left="6480" w:hanging="360"/>
+      </w:pPr>
+      <w:rPr>
+        <w:rFonts w:ascii="Symbol" w:hAnsi="Symbol" w:hint="default"/>
+        <w:sz w:val="20"/>
+      </w:rPr>
+    </w:lvl>
+  </w:abstractNum>
+  <w:abstractNum w:abstractNumId="44" w15:restartNumberingAfterBreak="0">
     <w:nsid w:val="718E260B"/>
     <w:multiLevelType w:val="multilevel"/>
     <w:tmpl w:val="69EC1850"/>
@@ -27258,7 +31053,7 @@
       </w:rPr>
     </w:lvl>
   </w:abstractNum>
-  <w:abstractNum w:abstractNumId="30" w15:restartNumberingAfterBreak="0">
+  <w:abstractNum w:abstractNumId="45" w15:restartNumberingAfterBreak="0">
     <w:nsid w:val="74397121"/>
     <w:multiLevelType w:val="hybridMultilevel"/>
     <w:tmpl w:val="EC26EC00"/>
@@ -27371,7 +31166,7 @@
       </w:rPr>
     </w:lvl>
   </w:abstractNum>
-  <w:abstractNum w:abstractNumId="31" w15:restartNumberingAfterBreak="0">
+  <w:abstractNum w:abstractNumId="46" w15:restartNumberingAfterBreak="0">
     <w:nsid w:val="749A0CBF"/>
     <w:multiLevelType w:val="multilevel"/>
     <w:tmpl w:val="5F829C9A"/>
@@ -27520,7 +31315,7 @@
       </w:rPr>
     </w:lvl>
   </w:abstractNum>
-  <w:abstractNum w:abstractNumId="32" w15:restartNumberingAfterBreak="0">
+  <w:abstractNum w:abstractNumId="47" w15:restartNumberingAfterBreak="0">
     <w:nsid w:val="768B7C3C"/>
     <w:multiLevelType w:val="multilevel"/>
     <w:tmpl w:val="9DE2868C"/>
@@ -27669,7 +31464,7 @@
       </w:rPr>
     </w:lvl>
   </w:abstractNum>
-  <w:abstractNum w:abstractNumId="33" w15:restartNumberingAfterBreak="0">
+  <w:abstractNum w:abstractNumId="48" w15:restartNumberingAfterBreak="0">
     <w:nsid w:val="776824D3"/>
     <w:multiLevelType w:val="hybridMultilevel"/>
     <w:tmpl w:val="B816C90A"/>
@@ -27782,7 +31577,7 @@
       </w:rPr>
     </w:lvl>
   </w:abstractNum>
-  <w:abstractNum w:abstractNumId="34" w15:restartNumberingAfterBreak="0">
+  <w:abstractNum w:abstractNumId="49" w15:restartNumberingAfterBreak="0">
     <w:nsid w:val="78DD0F00"/>
     <w:multiLevelType w:val="multilevel"/>
     <w:tmpl w:val="590EF516"/>
@@ -27931,7 +31726,7 @@
       </w:rPr>
     </w:lvl>
   </w:abstractNum>
-  <w:abstractNum w:abstractNumId="35" w15:restartNumberingAfterBreak="0">
+  <w:abstractNum w:abstractNumId="50" w15:restartNumberingAfterBreak="0">
     <w:nsid w:val="7BDA35DF"/>
     <w:multiLevelType w:val="hybridMultilevel"/>
     <w:tmpl w:val="6FB4A514"/>
@@ -28045,34 +31840,34 @@
     </w:lvl>
   </w:abstractNum>
   <w:num w:numId="1" w16cid:durableId="1840078633">
+    <w:abstractNumId w:val="22"/>
+  </w:num>
+  <w:num w:numId="2" w16cid:durableId="554701382">
+    <w:abstractNumId w:val="45"/>
+  </w:num>
+  <w:num w:numId="3" w16cid:durableId="364991685">
+    <w:abstractNumId w:val="50"/>
+  </w:num>
+  <w:num w:numId="4" w16cid:durableId="1960647871">
+    <w:abstractNumId w:val="28"/>
+  </w:num>
+  <w:num w:numId="5" w16cid:durableId="2007323797">
+    <w:abstractNumId w:val="16"/>
+  </w:num>
+  <w:num w:numId="6" w16cid:durableId="109319944">
     <w:abstractNumId w:val="19"/>
   </w:num>
-  <w:num w:numId="2" w16cid:durableId="554701382">
-    <w:abstractNumId w:val="30"/>
-  </w:num>
-  <w:num w:numId="3" w16cid:durableId="364991685">
-    <w:abstractNumId w:val="35"/>
-  </w:num>
-  <w:num w:numId="4" w16cid:durableId="1960647871">
-    <w:abstractNumId w:val="23"/>
-  </w:num>
-  <w:num w:numId="5" w16cid:durableId="2007323797">
-    <w:abstractNumId w:val="14"/>
-  </w:num>
-  <w:num w:numId="6" w16cid:durableId="109319944">
-    <w:abstractNumId w:val="16"/>
-  </w:num>
   <w:num w:numId="7" w16cid:durableId="1177580442">
-    <w:abstractNumId w:val="18"/>
+    <w:abstractNumId w:val="21"/>
   </w:num>
   <w:num w:numId="8" w16cid:durableId="8068277">
     <w:abstractNumId w:val="1"/>
   </w:num>
   <w:num w:numId="9" w16cid:durableId="1192912486">
-    <w:abstractNumId w:val="6"/>
+    <w:abstractNumId w:val="7"/>
   </w:num>
   <w:num w:numId="10" w16cid:durableId="1390417860">
-    <w:abstractNumId w:val="28"/>
+    <w:abstractNumId w:val="41"/>
   </w:num>
   <w:num w:numId="11" w16cid:durableId="1835755129">
     <w:abstractNumId w:val="4"/>
@@ -28081,79 +31876,124 @@
     <w:abstractNumId w:val="3"/>
   </w:num>
   <w:num w:numId="13" w16cid:durableId="1031154129">
-    <w:abstractNumId w:val="17"/>
+    <w:abstractNumId w:val="20"/>
   </w:num>
   <w:num w:numId="14" w16cid:durableId="1240361685">
-    <w:abstractNumId w:val="15"/>
+    <w:abstractNumId w:val="18"/>
   </w:num>
   <w:num w:numId="15" w16cid:durableId="474377180">
-    <w:abstractNumId w:val="32"/>
+    <w:abstractNumId w:val="47"/>
   </w:num>
   <w:num w:numId="16" w16cid:durableId="161821712">
-    <w:abstractNumId w:val="33"/>
+    <w:abstractNumId w:val="48"/>
   </w:num>
   <w:num w:numId="17" w16cid:durableId="2146266633">
-    <w:abstractNumId w:val="25"/>
+    <w:abstractNumId w:val="32"/>
   </w:num>
   <w:num w:numId="18" w16cid:durableId="1232933179">
     <w:abstractNumId w:val="2"/>
   </w:num>
   <w:num w:numId="19" w16cid:durableId="1987733086">
-    <w:abstractNumId w:val="20"/>
+    <w:abstractNumId w:val="23"/>
   </w:num>
   <w:num w:numId="20" w16cid:durableId="1500541437">
-    <w:abstractNumId w:val="19"/>
+    <w:abstractNumId w:val="22"/>
   </w:num>
   <w:num w:numId="21" w16cid:durableId="1831553976">
     <w:abstractNumId w:val="5"/>
   </w:num>
   <w:num w:numId="22" w16cid:durableId="104737328">
-    <w:abstractNumId w:val="10"/>
+    <w:abstractNumId w:val="11"/>
   </w:num>
   <w:num w:numId="23" w16cid:durableId="1483497059">
-    <w:abstractNumId w:val="11"/>
+    <w:abstractNumId w:val="13"/>
   </w:num>
   <w:num w:numId="24" w16cid:durableId="1124663376">
-    <w:abstractNumId w:val="13"/>
+    <w:abstractNumId w:val="15"/>
   </w:num>
   <w:num w:numId="25" w16cid:durableId="198319805">
-    <w:abstractNumId w:val="12"/>
+    <w:abstractNumId w:val="14"/>
   </w:num>
   <w:num w:numId="26" w16cid:durableId="500858240">
     <w:abstractNumId w:val="0"/>
   </w:num>
   <w:num w:numId="27" w16cid:durableId="940649125">
+    <w:abstractNumId w:val="46"/>
+  </w:num>
+  <w:num w:numId="28" w16cid:durableId="1793088598">
+    <w:abstractNumId w:val="49"/>
+  </w:num>
+  <w:num w:numId="29" w16cid:durableId="75515887">
+    <w:abstractNumId w:val="36"/>
+  </w:num>
+  <w:num w:numId="30" w16cid:durableId="1282760617">
+    <w:abstractNumId w:val="8"/>
+  </w:num>
+  <w:num w:numId="31" w16cid:durableId="319383353">
+    <w:abstractNumId w:val="29"/>
+  </w:num>
+  <w:num w:numId="32" w16cid:durableId="117724458">
+    <w:abstractNumId w:val="44"/>
+  </w:num>
+  <w:num w:numId="33" w16cid:durableId="1391003267">
+    <w:abstractNumId w:val="27"/>
+  </w:num>
+  <w:num w:numId="34" w16cid:durableId="1142502424">
+    <w:abstractNumId w:val="10"/>
+  </w:num>
+  <w:num w:numId="35" w16cid:durableId="1816920262">
+    <w:abstractNumId w:val="35"/>
+  </w:num>
+  <w:num w:numId="36" w16cid:durableId="867257023">
+    <w:abstractNumId w:val="24"/>
+  </w:num>
+  <w:num w:numId="37" w16cid:durableId="487333573">
+    <w:abstractNumId w:val="9"/>
+  </w:num>
+  <w:num w:numId="38" w16cid:durableId="569004496">
+    <w:abstractNumId w:val="38"/>
+  </w:num>
+  <w:num w:numId="39" w16cid:durableId="1820917889">
+    <w:abstractNumId w:val="40"/>
+  </w:num>
+  <w:num w:numId="40" w16cid:durableId="1722704636">
+    <w:abstractNumId w:val="26"/>
+  </w:num>
+  <w:num w:numId="41" w16cid:durableId="799031191">
+    <w:abstractNumId w:val="12"/>
+  </w:num>
+  <w:num w:numId="42" w16cid:durableId="1157187515">
+    <w:abstractNumId w:val="30"/>
+  </w:num>
+  <w:num w:numId="43" w16cid:durableId="1543470835">
+    <w:abstractNumId w:val="25"/>
+  </w:num>
+  <w:num w:numId="44" w16cid:durableId="1697534800">
     <w:abstractNumId w:val="31"/>
   </w:num>
-  <w:num w:numId="28" w16cid:durableId="1793088598">
+  <w:num w:numId="45" w16cid:durableId="1701852509">
+    <w:abstractNumId w:val="17"/>
+  </w:num>
+  <w:num w:numId="46" w16cid:durableId="1535147715">
+    <w:abstractNumId w:val="37"/>
+  </w:num>
+  <w:num w:numId="47" w16cid:durableId="1558591130">
+    <w:abstractNumId w:val="42"/>
+  </w:num>
+  <w:num w:numId="48" w16cid:durableId="1858692024">
+    <w:abstractNumId w:val="6"/>
+  </w:num>
+  <w:num w:numId="49" w16cid:durableId="522862188">
+    <w:abstractNumId w:val="39"/>
+  </w:num>
+  <w:num w:numId="50" w16cid:durableId="652416923">
+    <w:abstractNumId w:val="43"/>
+  </w:num>
+  <w:num w:numId="51" w16cid:durableId="208298059">
+    <w:abstractNumId w:val="33"/>
+  </w:num>
+  <w:num w:numId="52" w16cid:durableId="195430189">
     <w:abstractNumId w:val="34"/>
-  </w:num>
-  <w:num w:numId="29" w16cid:durableId="75515887">
-    <w:abstractNumId w:val="27"/>
-  </w:num>
-  <w:num w:numId="30" w16cid:durableId="1282760617">
-    <w:abstractNumId w:val="7"/>
-  </w:num>
-  <w:num w:numId="31" w16cid:durableId="319383353">
-    <w:abstractNumId w:val="24"/>
-  </w:num>
-  <w:num w:numId="32" w16cid:durableId="117724458">
-    <w:abstractNumId w:val="29"/>
-  </w:num>
-  <w:num w:numId="33" w16cid:durableId="1391003267">
-    <w:abstractNumId w:val="22"/>
-  </w:num>
-  <w:num w:numId="34" w16cid:durableId="1142502424">
-    <w:abstractNumId w:val="9"/>
-  </w:num>
-  <w:num w:numId="35" w16cid:durableId="1816920262">
-    <w:abstractNumId w:val="26"/>
-  </w:num>
-  <w:num w:numId="36" w16cid:durableId="867257023">
-    <w:abstractNumId w:val="21"/>
-  </w:num>
-  <w:num w:numId="37" w16cid:durableId="487333573">
-    <w:abstractNumId w:val="8"/>
   </w:num>
   <w:numIdMacAtCleanup w:val="14"/>
 </w:numbering>
@@ -28814,7 +32654,6 @@
   <w:style w:type="character" w:default="1" w:styleId="DefaultParagraphFont">
     <w:name w:val="Default Paragraph Font"/>
     <w:uiPriority w:val="1"/>
-    <w:semiHidden/>
     <w:unhideWhenUsed/>
   </w:style>
   <w:style w:type="table" w:default="1" w:styleId="TableNormal">

--- a/docs/01_reports/Báo Cáo NghienData.docx
+++ b/docs/01_reports/Báo Cáo NghienData.docx
@@ -17761,38 +17761,17 @@
         <w:rPr>
           <w:rFonts w:ascii="Times New Roman" w:hAnsi="Times New Roman" w:cs="Times New Roman"/>
         </w:rPr>
+        <w:lastRenderedPageBreak/>
         <w:t>Chuyển đổi dữ liệu</w:t>
       </w:r>
       <w:bookmarkEnd w:id="33"/>
     </w:p>
     <w:p>
       <w:pPr>
-        <w:pStyle w:val="ListParagraph"/>
-        <w:numPr>
-          <w:ilvl w:val="0"/>
-          <w:numId w:val="2"/>
-        </w:numPr>
-        <w:rPr>
-          <w:rFonts w:cs="Times New Roman"/>
-          <w:i/>
-          <w:color w:val="00B050"/>
-        </w:rPr>
-      </w:pPr>
-      <w:r>
-        <w:rPr>
-          <w:rFonts w:cs="Times New Roman"/>
-          <w:i/>
-          <w:color w:val="00B050"/>
-        </w:rPr>
-        <w:t>Các trường hợp và kỹ thuật chuyển đổi dữ liệu</w:t>
-      </w:r>
-      <w:r>
-        <w:rPr>
-          <w:rFonts w:cs="Times New Roman"/>
-          <w:i/>
-          <w:color w:val="00B050"/>
-        </w:rPr>
-        <w:t>.</w:t>
+        <w:ind w:firstLine="720"/>
+      </w:pPr>
+      <w:r>
+        <w:t>Chuyển đổi dữ liệu là quá trình biến đổi dữ liệu từ định dạng, cấu trúc hoặc giá trị của nguồn ban đầu thành một dạng cấu trúc mới phù hợp cho việc phân tích, lưu trữ trong Data Warehouse và khai thác báo cáo BI.</w:t>
       </w:r>
     </w:p>
     <w:p>
@@ -17811,56 +17790,179 @@
         <w:rPr>
           <w:rFonts w:ascii="Times New Roman" w:hAnsi="Times New Roman" w:cs="Times New Roman"/>
         </w:rPr>
-        <w:lastRenderedPageBreak/>
         <w:t>Các trường hợp cần chuyển đổi</w:t>
       </w:r>
       <w:bookmarkEnd w:id="34"/>
     </w:p>
     <w:p>
       <w:pPr>
-        <w:pStyle w:val="ListParagraph"/>
+        <w:rPr>
+          <w:lang w:val="en-US"/>
+        </w:rPr>
+      </w:pPr>
+      <w:r>
+        <w:rPr>
+          <w:lang w:val="en-US"/>
+        </w:rPr>
+        <w:t>Trong dự án </w:t>
+      </w:r>
+      <w:r>
+        <w:rPr>
+          <w:b/>
+          <w:bCs/>
+          <w:lang w:val="en-US"/>
+        </w:rPr>
+        <w:t>Credit Risk</w:t>
+      </w:r>
+      <w:r>
+        <w:rPr>
+          <w:lang w:val="en-US"/>
+        </w:rPr>
+        <w:t>, dữ liệu thô ban đầu không thể đưa trực tiếp vào lưu trữ hay phân tích vì gặp phải các trường hợp bắt buộc phải chuyển đổi sau:</w:t>
+      </w:r>
+    </w:p>
+    <w:p>
+      <w:pPr>
         <w:numPr>
           <w:ilvl w:val="0"/>
-          <w:numId w:val="2"/>
-        </w:numPr>
-        <w:rPr>
-          <w:rFonts w:cs="Times New Roman"/>
-          <w:i/>
-          <w:color w:val="00B050"/>
-        </w:rPr>
-      </w:pPr>
-      <w:bookmarkStart w:id="35" w:name="_Hlk140242044"/>
-      <w:r>
-        <w:rPr>
-          <w:rFonts w:cs="Times New Roman"/>
-          <w:i/>
-          <w:color w:val="00B050"/>
-        </w:rPr>
-        <w:t xml:space="preserve">Nêu các trường hợp cần chuyển đổi dữ </w:t>
-      </w:r>
-      <w:bookmarkEnd w:id="35"/>
-      <w:r>
-        <w:rPr>
-          <w:rFonts w:cs="Times New Roman"/>
-          <w:i/>
-          <w:color w:val="00B050"/>
-        </w:rPr>
-        <w:t>liệu</w:t>
-      </w:r>
-    </w:p>
-    <w:p>
-      <w:pPr>
-        <w:jc w:val="left"/>
-        <w:rPr>
-          <w:rFonts w:cs="Times New Roman"/>
-        </w:rPr>
-      </w:pPr>
-      <w:r>
-        <w:rPr>
-          <w:rFonts w:cs="Times New Roman"/>
-          <w:highlight w:val="yellow"/>
-        </w:rPr>
-        <w:t>…</w:t>
+          <w:numId w:val="53"/>
+        </w:numPr>
+        <w:rPr>
+          <w:lang w:val="en-US"/>
+        </w:rPr>
+      </w:pPr>
+      <w:r>
+        <w:rPr>
+          <w:b/>
+          <w:bCs/>
+          <w:lang w:val="en-US"/>
+        </w:rPr>
+        <w:t>Khuyết thiếu thông tin có thể suy luận hoặc ước lượng:</w:t>
+      </w:r>
+    </w:p>
+    <w:p>
+      <w:pPr>
+        <w:numPr>
+          <w:ilvl w:val="1"/>
+          <w:numId w:val="53"/>
+        </w:numPr>
+        <w:rPr>
+          <w:lang w:val="en-US"/>
+        </w:rPr>
+      </w:pPr>
+      <w:r>
+        <w:rPr>
+          <w:lang w:val="en-US"/>
+        </w:rPr>
+        <w:t>Lãi suất khoản vay (loan_int_rate) hoặc số năm làm việc (person_emp_length) bị bỏ trống. Việc để trống sẽ làm hỏng các phân tích thống kê. Tuy nhiên, ngân hàng có thể chuyển đổi các ô trống này bằng cách ước lượng dựa trên các thuộc tính liên quan (như xếp hạng tín dụng hoặc độ tuổi).</w:t>
+      </w:r>
+    </w:p>
+    <w:p>
+      <w:pPr>
+        <w:numPr>
+          <w:ilvl w:val="0"/>
+          <w:numId w:val="53"/>
+        </w:numPr>
+        <w:rPr>
+          <w:lang w:val="en-US"/>
+        </w:rPr>
+      </w:pPr>
+      <w:r>
+        <w:rPr>
+          <w:b/>
+          <w:bCs/>
+          <w:lang w:val="en-US"/>
+        </w:rPr>
+        <w:t>Dữ liệu thô ở dạng bảng phẳng (Flat Table) cồng kềnh:</w:t>
+      </w:r>
+    </w:p>
+    <w:p>
+      <w:pPr>
+        <w:numPr>
+          <w:ilvl w:val="1"/>
+          <w:numId w:val="53"/>
+        </w:numPr>
+        <w:rPr>
+          <w:lang w:val="en-US"/>
+        </w:rPr>
+      </w:pPr>
+      <w:r>
+        <w:rPr>
+          <w:lang w:val="en-US"/>
+        </w:rPr>
+        <w:t>Tập dữ liệu nguồn chứa toàn bộ thông tin khách hàng, vị trí địa lý, xếp hạng tín dụng và thông tin khoản vay trên cùng một dòng. Nếu giữ nguyên cấu trúc này để lưu trữ sẽ làm lãng phí tài nguyên đĩa cứng và khiến các câu lệnh tính toán báo cáo BI bị chậm. Do đó, cần chuyển đổi cấu trúc sang mô hình hình sao (Star Schema).</w:t>
+      </w:r>
+    </w:p>
+    <w:p>
+      <w:pPr>
+        <w:numPr>
+          <w:ilvl w:val="0"/>
+          <w:numId w:val="53"/>
+        </w:numPr>
+        <w:rPr>
+          <w:lang w:val="en-US"/>
+        </w:rPr>
+      </w:pPr>
+      <w:r>
+        <w:rPr>
+          <w:b/>
+          <w:bCs/>
+          <w:lang w:val="en-US"/>
+        </w:rPr>
+        <w:t>Cần tạo thêm các cột thông tin mới (Derived Attributes):</w:t>
+      </w:r>
+    </w:p>
+    <w:p>
+      <w:pPr>
+        <w:numPr>
+          <w:ilvl w:val="1"/>
+          <w:numId w:val="53"/>
+        </w:numPr>
+        <w:rPr>
+          <w:lang w:val="en-US"/>
+        </w:rPr>
+      </w:pPr>
+      <w:r>
+        <w:rPr>
+          <w:lang w:val="en-US"/>
+        </w:rPr>
+        <w:t>Hệ thống cần thêm các cột phân tích như: cột status để theo dõi hồ sơ có bị dính cảnh báo chất lượng dữ liệu hay không, hoặc tính toán lại tỷ lệ nợ trên thu nhập thực tế dự phòng để đối chiếu chênh lệch.</w:t>
+      </w:r>
+    </w:p>
+    <w:p>
+      <w:pPr>
+        <w:numPr>
+          <w:ilvl w:val="0"/>
+          <w:numId w:val="53"/>
+        </w:numPr>
+        <w:rPr>
+          <w:lang w:val="en-US"/>
+        </w:rPr>
+      </w:pPr>
+      <w:r>
+        <w:rPr>
+          <w:b/>
+          <w:bCs/>
+          <w:lang w:val="en-US"/>
+        </w:rPr>
+        <w:t>Không tương thích định dạng file nguồn:</w:t>
+      </w:r>
+    </w:p>
+    <w:p>
+      <w:pPr>
+        <w:numPr>
+          <w:ilvl w:val="1"/>
+          <w:numId w:val="53"/>
+        </w:numPr>
+        <w:rPr>
+          <w:lang w:val="en-US"/>
+        </w:rPr>
+      </w:pPr>
+      <w:r>
+        <w:rPr>
+          <w:lang w:val="en-US"/>
+        </w:rPr>
+        <w:t>Dữ liệu thô lưu ở dạng file Excel .xls cần được chuyển đổi sang .csv để các thư viện lập trình của Python có thể xử lý song song với tốc độ cao hơn.</w:t>
       </w:r>
     </w:p>
     <w:p>
@@ -17874,80 +17976,305 @@
           <w:rFonts w:ascii="Times New Roman" w:hAnsi="Times New Roman" w:cs="Times New Roman"/>
         </w:rPr>
       </w:pPr>
-      <w:bookmarkStart w:id="36" w:name="_Toc232240923"/>
+      <w:bookmarkStart w:id="35" w:name="_Toc232240923"/>
       <w:r>
         <w:rPr>
           <w:rFonts w:ascii="Times New Roman" w:hAnsi="Times New Roman" w:cs="Times New Roman"/>
         </w:rPr>
         <w:t>Các kỹ thuật chuyển đổi</w:t>
       </w:r>
-      <w:bookmarkEnd w:id="36"/>
-    </w:p>
-    <w:p>
-      <w:pPr>
-        <w:pStyle w:val="ListParagraph"/>
+      <w:bookmarkEnd w:id="35"/>
+    </w:p>
+    <w:p>
+      <w:pPr>
+        <w:rPr>
+          <w:lang w:val="en-US"/>
+        </w:rPr>
+      </w:pPr>
+      <w:r>
+        <w:rPr>
+          <w:lang w:val="en-US"/>
+        </w:rPr>
+        <w:t>A. Các kỹ thuật chuyển đổi dữ liệu phổ biến</w:t>
+      </w:r>
+    </w:p>
+    <w:p>
+      <w:pPr>
         <w:numPr>
           <w:ilvl w:val="0"/>
-          <w:numId w:val="2"/>
-        </w:numPr>
-        <w:rPr>
-          <w:rFonts w:cs="Times New Roman"/>
-          <w:i/>
-          <w:color w:val="00B050"/>
-        </w:rPr>
-      </w:pPr>
-      <w:r>
-        <w:rPr>
-          <w:rFonts w:cs="Times New Roman"/>
-          <w:i/>
-          <w:color w:val="00B050"/>
-        </w:rPr>
-        <w:t>Trình bày các kỹ thuật chuyển đổi</w:t>
-      </w:r>
-    </w:p>
-    <w:p>
-      <w:pPr>
-        <w:pStyle w:val="ListParagraph"/>
+          <w:numId w:val="54"/>
+        </w:numPr>
+        <w:rPr>
+          <w:lang w:val="en-US"/>
+        </w:rPr>
+      </w:pPr>
+      <w:r>
+        <w:rPr>
+          <w:b/>
+          <w:bCs/>
+          <w:lang w:val="en-US"/>
+        </w:rPr>
+        <w:t>Điền khuyết dữ liệu (Imputation):</w:t>
+      </w:r>
+      <w:r>
+        <w:rPr>
+          <w:lang w:val="en-US"/>
+        </w:rPr>
+        <w:t> Sử dụng các số liệu thống kê đại diện như trung bình (Mean), trung vị (Median) hoặc yếu vị (Mode) của phân phối mẫu để thay thế cho các giá trị bị khuyết thiếu (Null/Blank).</w:t>
+      </w:r>
+    </w:p>
+    <w:p>
+      <w:pPr>
         <w:numPr>
           <w:ilvl w:val="0"/>
-          <w:numId w:val="2"/>
-        </w:numPr>
-        <w:rPr>
-          <w:rFonts w:cs="Times New Roman"/>
-          <w:i/>
-          <w:color w:val="00B050"/>
-        </w:rPr>
-      </w:pPr>
-      <w:r>
-        <w:rPr>
-          <w:rFonts w:cs="Times New Roman"/>
-          <w:i/>
-          <w:color w:val="00B050"/>
-        </w:rPr>
-        <w:t>Kỹ thuật nào được chọn áp dụng cho dự án.</w:t>
-      </w:r>
-    </w:p>
-    <w:p>
-      <w:pPr>
-        <w:rPr>
-          <w:rFonts w:cs="Times New Roman"/>
-        </w:rPr>
-      </w:pPr>
-      <w:r>
-        <w:rPr>
-          <w:rFonts w:cs="Times New Roman"/>
-          <w:color w:val="00B050"/>
-          <w:highlight w:val="yellow"/>
-        </w:rPr>
-        <w:t>…</w:t>
-      </w:r>
-      <w:r>
-        <w:rPr>
-          <w:rFonts w:cs="Times New Roman"/>
-        </w:rPr>
-        <w:t xml:space="preserve"> </w:t>
-      </w:r>
-    </w:p>
+          <w:numId w:val="54"/>
+        </w:numPr>
+        <w:rPr>
+          <w:lang w:val="en-US"/>
+        </w:rPr>
+      </w:pPr>
+      <w:r>
+        <w:rPr>
+          <w:b/>
+          <w:bCs/>
+          <w:lang w:val="en-US"/>
+        </w:rPr>
+        <w:lastRenderedPageBreak/>
+        <w:t>Tính toán cột dẫn xuất (Feature/Attribute Derivation):</w:t>
+      </w:r>
+      <w:r>
+        <w:rPr>
+          <w:lang w:val="en-US"/>
+        </w:rPr>
+        <w:t> Sử dụng công thức toán học hoặc logic nghiệp vụ để tạo ra các cột mới từ những trường thông tin có sẵn.</w:t>
+      </w:r>
+    </w:p>
+    <w:p>
+      <w:pPr>
+        <w:numPr>
+          <w:ilvl w:val="0"/>
+          <w:numId w:val="54"/>
+        </w:numPr>
+        <w:rPr>
+          <w:lang w:val="en-US"/>
+        </w:rPr>
+      </w:pPr>
+      <w:r>
+        <w:rPr>
+          <w:b/>
+          <w:bCs/>
+          <w:lang w:val="en-US"/>
+        </w:rPr>
+        <w:t>Chuẩn hóa cấu trúc (Dimensional Modeling):</w:t>
+      </w:r>
+      <w:r>
+        <w:rPr>
+          <w:lang w:val="en-US"/>
+        </w:rPr>
+        <w:t> Phân rã bảng phẳng phi chuẩn hóa thành các bảng Dimension (Bảng chiều) và Fact (Bảng sự kiện) nhằm giảm trùng lặp thông tin và tối ưu hóa truy vấn.</w:t>
+      </w:r>
+    </w:p>
+    <w:p>
+      <w:pPr>
+        <w:numPr>
+          <w:ilvl w:val="0"/>
+          <w:numId w:val="54"/>
+        </w:numPr>
+        <w:rPr>
+          <w:lang w:val="en-US"/>
+        </w:rPr>
+      </w:pPr>
+      <w:r>
+        <w:rPr>
+          <w:b/>
+          <w:bCs/>
+          <w:lang w:val="en-US"/>
+        </w:rPr>
+        <w:t>Chuyển đổi định dạng tệp (Format Conversion):</w:t>
+      </w:r>
+      <w:r>
+        <w:rPr>
+          <w:lang w:val="en-US"/>
+        </w:rPr>
+        <w:t> Đọc dữ liệu từ định dạng này và lưu lại dưới định dạng tối ưu hơn (ví dụ: XLS sang CSV, CSV sang Parquet).</w:t>
+      </w:r>
+    </w:p>
+    <w:p>
+      <w:pPr>
+        <w:rPr>
+          <w:lang w:val="en-US"/>
+        </w:rPr>
+      </w:pPr>
+      <w:r>
+        <w:rPr>
+          <w:lang w:val="en-US"/>
+        </w:rPr>
+        <w:t>B. Kỹ thuật được chọn áp dụng cho dự án</w:t>
+      </w:r>
+    </w:p>
+    <w:p>
+      <w:r>
+        <w:rPr>
+          <w:lang w:val="en-US"/>
+        </w:rPr>
+        <w:t>Dự án Credit Risk kết hợp linh hoạt hai công cụ để tối ưu hiệu năng: </w:t>
+      </w:r>
+      <w:r>
+        <w:rPr>
+          <w:b/>
+          <w:bCs/>
+          <w:lang w:val="en-US"/>
+        </w:rPr>
+        <w:t>Python (Pandas)</w:t>
+      </w:r>
+      <w:r>
+        <w:rPr>
+          <w:lang w:val="en-US"/>
+        </w:rPr>
+        <w:t> cho khâu xử lý tính toán logic phức tạp trên RAM và </w:t>
+      </w:r>
+      <w:r>
+        <w:rPr>
+          <w:b/>
+          <w:bCs/>
+          <w:lang w:val="en-US"/>
+        </w:rPr>
+        <w:t>SQL Server (T-SQL)</w:t>
+      </w:r>
+      <w:r>
+        <w:rPr>
+          <w:lang w:val="en-US"/>
+        </w:rPr>
+        <w:t> cho khâu chuyển đổi cấu trúc cơ sở dữ liệu.</w:t>
+      </w:r>
+    </w:p>
+    <w:p>
+      <w:pPr>
+        <w:numPr>
+          <w:ilvl w:val="0"/>
+          <w:numId w:val="56"/>
+        </w:numPr>
+        <w:tabs>
+          <w:tab w:val="num" w:pos="720"/>
+        </w:tabs>
+        <w:rPr>
+          <w:lang w:val="en-US"/>
+        </w:rPr>
+      </w:pPr>
+      <w:r>
+        <w:rPr>
+          <w:b/>
+          <w:bCs/>
+          <w:lang w:val="en-US"/>
+        </w:rPr>
+        <w:t>Kỹ thuật Điền khuyết theo nhóm (Groupby Imputation) bằng Python Pandas:</w:t>
+      </w:r>
+    </w:p>
+    <w:p>
+      <w:pPr>
+        <w:numPr>
+          <w:ilvl w:val="1"/>
+          <w:numId w:val="56"/>
+        </w:numPr>
+        <w:tabs>
+          <w:tab w:val="num" w:pos="1440"/>
+        </w:tabs>
+        <w:rPr>
+          <w:lang w:val="en-US"/>
+        </w:rPr>
+      </w:pPr>
+      <w:r>
+        <w:rPr>
+          <w:lang w:val="en-US"/>
+        </w:rPr>
+        <w:t>Sử dụng giá trị trung vị (Median) của từng phân nhóm cụ thể thay vì lấy trung vị của toàn bộ tập dữ liệu. Điều này giúp giá trị điền khuyết có độ chính xác cao và sát thực tế nhất (ví dụ: điền lãi suất khuyết thiếu bằng trung vị của riêng nhóm có cùng xếp hạng tín dụng loan_grade).</w:t>
+      </w:r>
+    </w:p>
+    <w:p>
+      <w:pPr>
+        <w:numPr>
+          <w:ilvl w:val="0"/>
+          <w:numId w:val="56"/>
+        </w:numPr>
+        <w:tabs>
+          <w:tab w:val="num" w:pos="720"/>
+        </w:tabs>
+        <w:rPr>
+          <w:lang w:val="en-US"/>
+        </w:rPr>
+      </w:pPr>
+      <w:r>
+        <w:rPr>
+          <w:b/>
+          <w:bCs/>
+          <w:lang w:val="en-US"/>
+        </w:rPr>
+        <w:t>Kỹ thuật Phép toán Dẫn xuất (Calculated Expression):</w:t>
+      </w:r>
+    </w:p>
+    <w:p>
+      <w:pPr>
+        <w:numPr>
+          <w:ilvl w:val="1"/>
+          <w:numId w:val="56"/>
+        </w:numPr>
+        <w:tabs>
+          <w:tab w:val="num" w:pos="1440"/>
+        </w:tabs>
+        <w:rPr>
+          <w:lang w:val="en-US"/>
+        </w:rPr>
+      </w:pPr>
+      <w:r>
+        <w:rPr>
+          <w:lang w:val="en-US"/>
+        </w:rPr>
+        <w:t>Tính toán tỷ lệ nợ trên thu nhập dự phòng bằng phép toán chia thực tế: (other_debt + loan_amnt) / person_income.</w:t>
+      </w:r>
+    </w:p>
+    <w:p>
+      <w:pPr>
+        <w:numPr>
+          <w:ilvl w:val="0"/>
+          <w:numId w:val="56"/>
+        </w:numPr>
+        <w:tabs>
+          <w:tab w:val="num" w:pos="720"/>
+        </w:tabs>
+        <w:rPr>
+          <w:lang w:val="en-US"/>
+        </w:rPr>
+      </w:pPr>
+      <w:r>
+        <w:rPr>
+          <w:b/>
+          <w:bCs/>
+          <w:lang w:val="en-US"/>
+        </w:rPr>
+        <w:t>Kỹ thuật Chuẩn hóa cấu trúc hình sao bằng SQL Stored Procedure (sp_load_star_schema):</w:t>
+      </w:r>
+    </w:p>
+    <w:p>
+      <w:pPr>
+        <w:numPr>
+          <w:ilvl w:val="1"/>
+          <w:numId w:val="56"/>
+        </w:numPr>
+        <w:tabs>
+          <w:tab w:val="num" w:pos="1440"/>
+        </w:tabs>
+        <w:rPr>
+          <w:lang w:val="en-US"/>
+        </w:rPr>
+      </w:pPr>
+      <w:r>
+        <w:rPr>
+          <w:lang w:val="en-US"/>
+        </w:rPr>
+        <w:t>Sử dụng các câu lệnh T-SQL (INSERT INTO...SELECT DISTINCT) để tự động phân rã dữ liệu từ bảng Staging vào các bảng Dim và Fact, kết hợp tạo khóa thay thế tự tăng (Identity/Surrogate Key) để tối ưu hóa liên kết bảng.</w:t>
+      </w:r>
+    </w:p>
+    <w:p/>
     <w:p>
       <w:pPr>
         <w:pStyle w:val="Heading3"/>
@@ -17959,81 +18286,984 @@
           <w:rFonts w:ascii="Times New Roman" w:hAnsi="Times New Roman" w:cs="Times New Roman"/>
         </w:rPr>
       </w:pPr>
-      <w:bookmarkStart w:id="37" w:name="_Toc232240924"/>
+      <w:bookmarkStart w:id="36" w:name="_Toc232240924"/>
       <w:r>
         <w:rPr>
           <w:rFonts w:ascii="Times New Roman" w:hAnsi="Times New Roman" w:cs="Times New Roman"/>
         </w:rPr>
         <w:t>Trình bày các phép chuyển đổi trong dự án</w:t>
       </w:r>
-      <w:bookmarkEnd w:id="37"/>
-    </w:p>
-    <w:p>
-      <w:pPr>
-        <w:pStyle w:val="ListParagraph"/>
+      <w:bookmarkEnd w:id="36"/>
+    </w:p>
+    <w:p>
+      <w:pPr>
+        <w:rPr>
+          <w:lang w:val="en-US"/>
+        </w:rPr>
+      </w:pPr>
+      <w:r>
+        <w:rPr>
+          <w:lang w:val="en-US"/>
+        </w:rPr>
+        <w:t>Các phép chuyển đổi cụ thể được triển khai trong dự án tác động trực tiếp đến từng cột và từng dòng dữ liệu:</w:t>
+      </w:r>
+    </w:p>
+    <w:p>
+      <w:pPr>
         <w:numPr>
           <w:ilvl w:val="0"/>
-          <w:numId w:val="2"/>
-        </w:numPr>
-        <w:rPr>
-          <w:rFonts w:cs="Times New Roman"/>
+          <w:numId w:val="57"/>
+        </w:numPr>
+        <w:rPr>
+          <w:lang w:val="en-US"/>
+        </w:rPr>
+      </w:pPr>
+      <w:r>
+        <w:rPr>
+          <w:lang w:val="en-US"/>
+        </w:rPr>
+        <w:t>A. Phép chuyển đổi tác động trên từng cột (Column-level Transformation)</w:t>
+      </w:r>
+    </w:p>
+    <w:p>
+      <w:pPr>
+        <w:numPr>
+          <w:ilvl w:val="0"/>
+          <w:numId w:val="57"/>
+        </w:numPr>
+        <w:rPr>
+          <w:lang w:val="en-US"/>
+        </w:rPr>
+      </w:pPr>
+      <w:r>
+        <w:rPr>
+          <w:b/>
+          <w:bCs/>
+          <w:lang w:val="en-US"/>
+        </w:rPr>
+        <w:t>Cột person_emp_length (Số năm làm việc):</w:t>
+      </w:r>
+    </w:p>
+    <w:p>
+      <w:pPr>
+        <w:numPr>
+          <w:ilvl w:val="1"/>
+          <w:numId w:val="57"/>
+        </w:numPr>
+        <w:rPr>
+          <w:lang w:val="en-US"/>
+        </w:rPr>
+      </w:pPr>
+      <w:r>
+        <w:rPr>
           <w:i/>
-          <w:color w:val="00B050"/>
-        </w:rPr>
-      </w:pPr>
-      <w:r>
-        <w:rPr>
-          <w:rFonts w:cs="Times New Roman"/>
+          <w:iCs/>
+          <w:lang w:val="en-US"/>
+        </w:rPr>
+        <w:lastRenderedPageBreak/>
+        <w:t>Công thức chuyển đổi:</w:t>
+      </w:r>
+      <w:r>
+        <w:rPr>
+          <w:lang w:val="en-US"/>
+        </w:rPr>
+        <w:t> Điền giá trị khuyết thiếu bằng giá trị trung vị theo nhóm tuổi:</w:t>
+      </w:r>
+      <w:r>
+        <w:t xml:space="preserve"> </w:t>
+      </w:r>
+      <m:oMath>
+        <m:r>
+          <w:rPr>
+            <w:rFonts w:ascii="Cambria Math" w:hAnsi="Cambria Math"/>
+          </w:rPr>
+          <m:t>Median</m:t>
+        </m:r>
+        <m:d>
+          <m:dPr>
+            <m:ctrlPr>
+              <w:rPr>
+                <w:rFonts w:ascii="Cambria Math" w:hAnsi="Cambria Math"/>
+                <w:i/>
+              </w:rPr>
+            </m:ctrlPr>
+          </m:dPr>
+          <m:e>
+            <m:r>
+              <w:rPr>
+                <w:rFonts w:ascii="Cambria Math" w:hAnsi="Cambria Math"/>
+              </w:rPr>
+              <m:t>perso</m:t>
+            </m:r>
+            <m:sSub>
+              <m:sSubPr>
+                <m:ctrlPr>
+                  <w:rPr>
+                    <w:rFonts w:ascii="Cambria Math" w:hAnsi="Cambria Math"/>
+                    <w:i/>
+                  </w:rPr>
+                </m:ctrlPr>
+              </m:sSubPr>
+              <m:e>
+                <m:r>
+                  <w:rPr>
+                    <w:rFonts w:ascii="Cambria Math" w:hAnsi="Cambria Math"/>
+                  </w:rPr>
+                  <m:t>n</m:t>
+                </m:r>
+              </m:e>
+              <m:sub>
+                <m:r>
+                  <w:rPr>
+                    <w:rFonts w:ascii="Cambria Math" w:hAnsi="Cambria Math"/>
+                  </w:rPr>
+                  <m:t>em</m:t>
+                </m:r>
+                <m:sSub>
+                  <m:sSubPr>
+                    <m:ctrlPr>
+                      <w:rPr>
+                        <w:rFonts w:ascii="Cambria Math" w:hAnsi="Cambria Math"/>
+                        <w:i/>
+                      </w:rPr>
+                    </m:ctrlPr>
+                  </m:sSubPr>
+                  <m:e>
+                    <m:r>
+                      <w:rPr>
+                        <w:rFonts w:ascii="Cambria Math" w:hAnsi="Cambria Math"/>
+                      </w:rPr>
+                      <m:t>p</m:t>
+                    </m:r>
+                  </m:e>
+                  <m:sub>
+                    <m:r>
+                      <w:rPr>
+                        <w:rFonts w:ascii="Cambria Math" w:hAnsi="Cambria Math"/>
+                      </w:rPr>
+                      <m:t>length</m:t>
+                    </m:r>
+                  </m:sub>
+                </m:sSub>
+              </m:sub>
+            </m:sSub>
+          </m:e>
+        </m:d>
+        <m:r>
+          <m:rPr>
+            <m:nor/>
+          </m:rPr>
+          <w:rPr>
+            <w:rFonts w:ascii="Cambria Math" w:hAnsi="Cambria Math"/>
+          </w:rPr>
+          <m:t xml:space="preserve"> grouped by </m:t>
+        </m:r>
+        <m:r>
+          <w:rPr>
+            <w:rFonts w:ascii="Cambria Math" w:hAnsi="Cambria Math"/>
+          </w:rPr>
+          <m:t>perso</m:t>
+        </m:r>
+        <m:sSub>
+          <m:sSubPr>
+            <m:ctrlPr>
+              <w:rPr>
+                <w:rFonts w:ascii="Cambria Math" w:hAnsi="Cambria Math"/>
+                <w:i/>
+              </w:rPr>
+            </m:ctrlPr>
+          </m:sSubPr>
+          <m:e>
+            <m:r>
+              <w:rPr>
+                <w:rFonts w:ascii="Cambria Math" w:hAnsi="Cambria Math"/>
+              </w:rPr>
+              <m:t>n</m:t>
+            </m:r>
+          </m:e>
+          <m:sub>
+            <m:r>
+              <w:rPr>
+                <w:rFonts w:ascii="Cambria Math" w:hAnsi="Cambria Math"/>
+              </w:rPr>
+              <m:t>age</m:t>
+            </m:r>
+          </m:sub>
+        </m:sSub>
+      </m:oMath>
+    </w:p>
+    <w:p>
+      <w:pPr>
+        <w:numPr>
+          <w:ilvl w:val="0"/>
+          <w:numId w:val="57"/>
+        </w:numPr>
+        <w:rPr>
+          <w:lang w:val="en-US"/>
+        </w:rPr>
+      </w:pPr>
+      <w:r>
+        <w:rPr>
+          <w:b/>
+          <w:bCs/>
+          <w:lang w:val="en-US"/>
+        </w:rPr>
+        <w:t>Cột loan_int_rate (Lãi suất khoản vay):</w:t>
+      </w:r>
+    </w:p>
+    <w:p>
+      <w:pPr>
+        <w:numPr>
+          <w:ilvl w:val="1"/>
+          <w:numId w:val="57"/>
+        </w:numPr>
+        <w:rPr>
+          <w:lang w:val="en-US"/>
+        </w:rPr>
+      </w:pPr>
+      <w:r>
+        <w:rPr>
           <w:i/>
-          <w:color w:val="00B050"/>
-        </w:rPr>
-        <w:t>Trình bày cụ thể các bước tác động cụ thể đến bộ dữ liệu dự án (từng cột, từng dòng).</w:t>
-      </w:r>
-    </w:p>
-    <w:p>
-      <w:pPr>
-        <w:pStyle w:val="ListParagraph"/>
+          <w:iCs/>
+          <w:lang w:val="en-US"/>
+        </w:rPr>
+        <w:t>Công thức chuyển đổi:</w:t>
+      </w:r>
+      <w:r>
+        <w:rPr>
+          <w:lang w:val="en-US"/>
+        </w:rPr>
+        <w:t xml:space="preserve"> Điền giá trị khuyết thiếu bằng giá trị trung vị theo xếp hạng tín dụng: </w:t>
+      </w:r>
+      <m:oMath>
+        <m:r>
+          <w:rPr>
+            <w:rFonts w:ascii="Cambria Math" w:hAnsi="Cambria Math"/>
+            <w:lang w:val="en-US"/>
+          </w:rPr>
+          <m:t>Median</m:t>
+        </m:r>
+        <m:d>
+          <m:dPr>
+            <m:ctrlPr>
+              <w:rPr>
+                <w:rFonts w:ascii="Cambria Math" w:hAnsi="Cambria Math"/>
+                <w:i/>
+                <w:lang w:val="en-US"/>
+              </w:rPr>
+            </m:ctrlPr>
+          </m:dPr>
+          <m:e>
+            <m:r>
+              <w:rPr>
+                <w:rFonts w:ascii="Cambria Math" w:hAnsi="Cambria Math"/>
+                <w:lang w:val="en-US"/>
+              </w:rPr>
+              <m:t>loa</m:t>
+            </m:r>
+            <m:sSub>
+              <m:sSubPr>
+                <m:ctrlPr>
+                  <w:rPr>
+                    <w:rFonts w:ascii="Cambria Math" w:hAnsi="Cambria Math"/>
+                    <w:i/>
+                    <w:lang w:val="en-US"/>
+                  </w:rPr>
+                </m:ctrlPr>
+              </m:sSubPr>
+              <m:e>
+                <m:r>
+                  <w:rPr>
+                    <w:rFonts w:ascii="Cambria Math" w:hAnsi="Cambria Math"/>
+                    <w:lang w:val="en-US"/>
+                  </w:rPr>
+                  <m:t>n</m:t>
+                </m:r>
+              </m:e>
+              <m:sub>
+                <m:r>
+                  <w:rPr>
+                    <w:rFonts w:ascii="Cambria Math" w:hAnsi="Cambria Math"/>
+                    <w:lang w:val="en-US"/>
+                  </w:rPr>
+                  <m:t>in</m:t>
+                </m:r>
+                <m:sSub>
+                  <m:sSubPr>
+                    <m:ctrlPr>
+                      <w:rPr>
+                        <w:rFonts w:ascii="Cambria Math" w:hAnsi="Cambria Math"/>
+                        <w:i/>
+                        <w:lang w:val="en-US"/>
+                      </w:rPr>
+                    </m:ctrlPr>
+                  </m:sSubPr>
+                  <m:e>
+                    <m:r>
+                      <w:rPr>
+                        <w:rFonts w:ascii="Cambria Math" w:hAnsi="Cambria Math"/>
+                        <w:lang w:val="en-US"/>
+                      </w:rPr>
+                      <m:t>t</m:t>
+                    </m:r>
+                  </m:e>
+                  <m:sub>
+                    <m:r>
+                      <w:rPr>
+                        <w:rFonts w:ascii="Cambria Math" w:hAnsi="Cambria Math"/>
+                        <w:lang w:val="en-US"/>
+                      </w:rPr>
+                      <m:t>rate</m:t>
+                    </m:r>
+                  </m:sub>
+                </m:sSub>
+              </m:sub>
+            </m:sSub>
+          </m:e>
+        </m:d>
+        <m:r>
+          <m:rPr>
+            <m:nor/>
+          </m:rPr>
+          <w:rPr>
+            <w:rFonts w:ascii="Cambria Math" w:hAnsi="Cambria Math"/>
+            <w:lang w:val="en-US"/>
+          </w:rPr>
+          <m:t xml:space="preserve"> grouped by </m:t>
+        </m:r>
+        <m:r>
+          <w:rPr>
+            <w:rFonts w:ascii="Cambria Math" w:hAnsi="Cambria Math"/>
+            <w:lang w:val="en-US"/>
+          </w:rPr>
+          <m:t>loa</m:t>
+        </m:r>
+        <m:sSub>
+          <m:sSubPr>
+            <m:ctrlPr>
+              <w:rPr>
+                <w:rFonts w:ascii="Cambria Math" w:hAnsi="Cambria Math"/>
+                <w:i/>
+                <w:lang w:val="en-US"/>
+              </w:rPr>
+            </m:ctrlPr>
+          </m:sSubPr>
+          <m:e>
+            <m:r>
+              <w:rPr>
+                <w:rFonts w:ascii="Cambria Math" w:hAnsi="Cambria Math"/>
+                <w:lang w:val="en-US"/>
+              </w:rPr>
+              <m:t>n</m:t>
+            </m:r>
+          </m:e>
+          <m:sub>
+            <m:r>
+              <w:rPr>
+                <w:rFonts w:ascii="Cambria Math" w:hAnsi="Cambria Math"/>
+                <w:lang w:val="en-US"/>
+              </w:rPr>
+              <m:t>grade</m:t>
+            </m:r>
+          </m:sub>
+        </m:sSub>
+      </m:oMath>
+    </w:p>
+    <w:p>
+      <w:pPr>
         <w:numPr>
           <w:ilvl w:val="0"/>
-          <w:numId w:val="2"/>
-        </w:numPr>
-        <w:rPr>
-          <w:rFonts w:cs="Times New Roman"/>
+          <w:numId w:val="57"/>
+        </w:numPr>
+        <w:rPr>
+          <w:lang w:val="en-US"/>
+        </w:rPr>
+      </w:pPr>
+      <w:r>
+        <w:rPr>
+          <w:b/>
+          <w:bCs/>
+          <w:lang w:val="en-US"/>
+        </w:rPr>
+        <w:t>Cột debt_to_income_ratio (Tỷ lệ nợ trên thu nhập):</w:t>
+      </w:r>
+    </w:p>
+    <w:p>
+      <w:pPr>
+        <w:numPr>
+          <w:ilvl w:val="1"/>
+          <w:numId w:val="57"/>
+        </w:numPr>
+        <w:rPr>
+          <w:lang w:val="en-US"/>
+        </w:rPr>
+      </w:pPr>
+      <w:r>
+        <w:rPr>
           <w:i/>
-          <w:color w:val="00B050"/>
-        </w:rPr>
-      </w:pPr>
-      <w:r>
-        <w:rPr>
-          <w:rFonts w:cs="Times New Roman"/>
+          <w:iCs/>
+          <w:lang w:val="en-US"/>
+        </w:rPr>
+        <w:t>Công thức chuyển đổi:</w:t>
+      </w:r>
+      <w:r>
+        <w:rPr>
+          <w:lang w:val="en-US"/>
+        </w:rPr>
+        <w:t xml:space="preserve"> Nếu khuyết thiếu, áp dụng công thức: </w:t>
+      </w:r>
+      <m:oMath>
+        <m:r>
+          <w:rPr>
+            <w:rFonts w:ascii="Cambria Math" w:hAnsi="Cambria Math"/>
+            <w:lang w:val="en-US"/>
+          </w:rPr>
+          <m:t>deb</m:t>
+        </m:r>
+        <m:sSub>
+          <m:sSubPr>
+            <m:ctrlPr>
+              <w:rPr>
+                <w:rFonts w:ascii="Cambria Math" w:hAnsi="Cambria Math"/>
+                <w:i/>
+                <w:lang w:val="en-US"/>
+              </w:rPr>
+            </m:ctrlPr>
+          </m:sSubPr>
+          <m:e>
+            <m:r>
+              <w:rPr>
+                <w:rFonts w:ascii="Cambria Math" w:hAnsi="Cambria Math"/>
+                <w:lang w:val="en-US"/>
+              </w:rPr>
+              <m:t>t</m:t>
+            </m:r>
+          </m:e>
+          <m:sub>
+            <m:r>
+              <w:rPr>
+                <w:rFonts w:ascii="Cambria Math" w:hAnsi="Cambria Math"/>
+                <w:lang w:val="en-US"/>
+              </w:rPr>
+              <m:t>t</m:t>
+            </m:r>
+            <m:sSub>
+              <m:sSubPr>
+                <m:ctrlPr>
+                  <w:rPr>
+                    <w:rFonts w:ascii="Cambria Math" w:hAnsi="Cambria Math"/>
+                    <w:i/>
+                    <w:lang w:val="en-US"/>
+                  </w:rPr>
+                </m:ctrlPr>
+              </m:sSubPr>
+              <m:e>
+                <m:r>
+                  <w:rPr>
+                    <w:rFonts w:ascii="Cambria Math" w:hAnsi="Cambria Math"/>
+                    <w:lang w:val="en-US"/>
+                  </w:rPr>
+                  <m:t>o</m:t>
+                </m:r>
+              </m:e>
+              <m:sub>
+                <m:r>
+                  <w:rPr>
+                    <w:rFonts w:ascii="Cambria Math" w:hAnsi="Cambria Math"/>
+                    <w:lang w:val="en-US"/>
+                  </w:rPr>
+                  <m:t>incom</m:t>
+                </m:r>
+                <m:sSub>
+                  <m:sSubPr>
+                    <m:ctrlPr>
+                      <w:rPr>
+                        <w:rFonts w:ascii="Cambria Math" w:hAnsi="Cambria Math"/>
+                        <w:i/>
+                        <w:lang w:val="en-US"/>
+                      </w:rPr>
+                    </m:ctrlPr>
+                  </m:sSubPr>
+                  <m:e>
+                    <m:r>
+                      <w:rPr>
+                        <w:rFonts w:ascii="Cambria Math" w:hAnsi="Cambria Math"/>
+                        <w:lang w:val="en-US"/>
+                      </w:rPr>
+                      <m:t>e</m:t>
+                    </m:r>
+                  </m:e>
+                  <m:sub>
+                    <m:r>
+                      <w:rPr>
+                        <w:rFonts w:ascii="Cambria Math" w:hAnsi="Cambria Math"/>
+                        <w:lang w:val="en-US"/>
+                      </w:rPr>
+                      <m:t>ratio</m:t>
+                    </m:r>
+                  </m:sub>
+                </m:sSub>
+              </m:sub>
+            </m:sSub>
+          </m:sub>
+        </m:sSub>
+        <m:r>
+          <w:rPr>
+            <w:rFonts w:ascii="Cambria Math" w:hAnsi="Cambria Math"/>
+            <w:lang w:val="en-US"/>
+          </w:rPr>
+          <m:t>=</m:t>
+        </m:r>
+        <m:f>
+          <m:fPr>
+            <m:ctrlPr>
+              <w:rPr>
+                <w:rFonts w:ascii="Cambria Math" w:hAnsi="Cambria Math"/>
+                <w:i/>
+                <w:lang w:val="en-US"/>
+              </w:rPr>
+            </m:ctrlPr>
+          </m:fPr>
+          <m:num>
+            <m:d>
+              <m:dPr>
+                <m:ctrlPr>
+                  <w:rPr>
+                    <w:rFonts w:ascii="Cambria Math" w:hAnsi="Cambria Math"/>
+                    <w:i/>
+                    <w:lang w:val="en-US"/>
+                  </w:rPr>
+                </m:ctrlPr>
+              </m:dPr>
+              <m:e>
+                <m:r>
+                  <w:rPr>
+                    <w:rFonts w:ascii="Cambria Math" w:hAnsi="Cambria Math"/>
+                    <w:lang w:val="en-US"/>
+                  </w:rPr>
+                  <m:t>othe</m:t>
+                </m:r>
+                <m:sSub>
+                  <m:sSubPr>
+                    <m:ctrlPr>
+                      <w:rPr>
+                        <w:rFonts w:ascii="Cambria Math" w:hAnsi="Cambria Math"/>
+                        <w:i/>
+                        <w:lang w:val="en-US"/>
+                      </w:rPr>
+                    </m:ctrlPr>
+                  </m:sSubPr>
+                  <m:e>
+                    <m:r>
+                      <w:rPr>
+                        <w:rFonts w:ascii="Cambria Math" w:hAnsi="Cambria Math"/>
+                        <w:lang w:val="en-US"/>
+                      </w:rPr>
+                      <m:t>r</m:t>
+                    </m:r>
+                  </m:e>
+                  <m:sub>
+                    <m:r>
+                      <w:rPr>
+                        <w:rFonts w:ascii="Cambria Math" w:hAnsi="Cambria Math"/>
+                        <w:lang w:val="en-US"/>
+                      </w:rPr>
+                      <m:t>debt</m:t>
+                    </m:r>
+                  </m:sub>
+                </m:sSub>
+                <m:r>
+                  <w:rPr>
+                    <w:rFonts w:ascii="Cambria Math" w:hAnsi="Cambria Math"/>
+                    <w:lang w:val="en-US"/>
+                  </w:rPr>
+                  <m:t>+ loa</m:t>
+                </m:r>
+                <m:sSub>
+                  <m:sSubPr>
+                    <m:ctrlPr>
+                      <w:rPr>
+                        <w:rFonts w:ascii="Cambria Math" w:hAnsi="Cambria Math"/>
+                        <w:i/>
+                        <w:lang w:val="en-US"/>
+                      </w:rPr>
+                    </m:ctrlPr>
+                  </m:sSubPr>
+                  <m:e>
+                    <m:r>
+                      <w:rPr>
+                        <w:rFonts w:ascii="Cambria Math" w:hAnsi="Cambria Math"/>
+                        <w:lang w:val="en-US"/>
+                      </w:rPr>
+                      <m:t>n</m:t>
+                    </m:r>
+                  </m:e>
+                  <m:sub>
+                    <m:r>
+                      <w:rPr>
+                        <w:rFonts w:ascii="Cambria Math" w:hAnsi="Cambria Math"/>
+                        <w:lang w:val="en-US"/>
+                      </w:rPr>
+                      <m:t>amnt</m:t>
+                    </m:r>
+                  </m:sub>
+                </m:sSub>
+              </m:e>
+            </m:d>
+          </m:num>
+          <m:den>
+            <m:r>
+              <w:rPr>
+                <w:rFonts w:ascii="Cambria Math" w:hAnsi="Cambria Math"/>
+                <w:lang w:val="en-US"/>
+              </w:rPr>
+              <m:t>perso</m:t>
+            </m:r>
+            <m:sSub>
+              <m:sSubPr>
+                <m:ctrlPr>
+                  <w:rPr>
+                    <w:rFonts w:ascii="Cambria Math" w:hAnsi="Cambria Math"/>
+                    <w:i/>
+                    <w:lang w:val="en-US"/>
+                  </w:rPr>
+                </m:ctrlPr>
+              </m:sSubPr>
+              <m:e>
+                <m:r>
+                  <w:rPr>
+                    <w:rFonts w:ascii="Cambria Math" w:hAnsi="Cambria Math"/>
+                    <w:lang w:val="en-US"/>
+                  </w:rPr>
+                  <m:t>n</m:t>
+                </m:r>
+              </m:e>
+              <m:sub>
+                <m:r>
+                  <w:rPr>
+                    <w:rFonts w:ascii="Cambria Math" w:hAnsi="Cambria Math"/>
+                    <w:lang w:val="en-US"/>
+                  </w:rPr>
+                  <m:t>income</m:t>
+                </m:r>
+              </m:sub>
+            </m:sSub>
+          </m:den>
+        </m:f>
+      </m:oMath>
+    </w:p>
+    <w:p>
+      <w:pPr>
+        <w:numPr>
+          <w:ilvl w:val="0"/>
+          <w:numId w:val="57"/>
+        </w:numPr>
+        <w:rPr>
+          <w:lang w:val="en-US"/>
+        </w:rPr>
+      </w:pPr>
+      <w:r>
+        <w:rPr>
+          <w:b/>
+          <w:bCs/>
+          <w:lang w:val="en-US"/>
+        </w:rPr>
+        <w:t>Cột status (Trạng thái dòng dữ liệu - Cột tự sinh):</w:t>
+      </w:r>
+    </w:p>
+    <w:p>
+      <w:pPr>
+        <w:numPr>
+          <w:ilvl w:val="1"/>
+          <w:numId w:val="57"/>
+        </w:numPr>
+        <w:rPr>
+          <w:lang w:val="en-US"/>
+        </w:rPr>
+      </w:pPr>
+      <w:r>
+        <w:rPr>
           <w:i/>
-          <w:color w:val="00B050"/>
-        </w:rPr>
-        <w:t>Việc này giúp lưu vết các chỉnh sửa thay đổi trên</w:t>
-      </w:r>
-      <w:r>
-        <w:rPr>
-          <w:rFonts w:cs="Times New Roman"/>
-          <w:i/>
-          <w:color w:val="00B050"/>
-        </w:rPr>
-        <w:t>.</w:t>
-      </w:r>
-    </w:p>
-    <w:p>
-      <w:pPr>
-        <w:rPr>
-          <w:rFonts w:cs="Times New Roman"/>
           <w:iCs/>
-        </w:rPr>
-      </w:pPr>
-      <w:r>
-        <w:rPr>
-          <w:rFonts w:cs="Times New Roman"/>
-          <w:iCs/>
-          <w:highlight w:val="yellow"/>
-        </w:rPr>
-        <w:t>…</w:t>
+          <w:lang w:val="en-US"/>
+        </w:rPr>
+        <w:t>Logic:</w:t>
+      </w:r>
+      <w:r>
+        <w:rPr>
+          <w:lang w:val="en-US"/>
+        </w:rPr>
+        <w:t> </w:t>
+      </w:r>
+    </w:p>
+    <w:p>
+      <w:pPr>
+        <w:numPr>
+          <w:ilvl w:val="2"/>
+          <w:numId w:val="57"/>
+        </w:numPr>
+        <w:rPr>
+          <w:lang w:val="en-US"/>
+        </w:rPr>
+      </w:pPr>
+      <w:r>
+        <w:rPr>
+          <w:lang w:val="en-US"/>
+        </w:rPr>
+        <w:t xml:space="preserve">Nếu dòng dữ liệu đi qua toàn bộ các bước kiểm tra chất lượng mà không có trường nào bị trống </w:t>
+      </w:r>
+      <w:r>
+        <w:t>=&gt;</w:t>
+      </w:r>
+      <w:r>
+        <w:rPr>
+          <w:lang w:val="en-US"/>
+        </w:rPr>
+        <w:t xml:space="preserve"> gán nhãn "pass". </w:t>
+      </w:r>
+    </w:p>
+    <w:p>
+      <w:pPr>
+        <w:numPr>
+          <w:ilvl w:val="2"/>
+          <w:numId w:val="57"/>
+        </w:numPr>
+        <w:rPr>
+          <w:lang w:val="en-US"/>
+        </w:rPr>
+      </w:pPr>
+      <w:r>
+        <w:rPr>
+          <w:lang w:val="en-US"/>
+        </w:rPr>
+        <w:t xml:space="preserve">Nếu dòng dữ liệu có trường bị khuyết nhưng đã được điền khuyết thành công </w:t>
+      </w:r>
+      <w:r>
+        <w:t xml:space="preserve">=&gt; </w:t>
+      </w:r>
+      <w:r>
+        <w:rPr>
+          <w:lang w:val="en-US"/>
+        </w:rPr>
+        <w:t>gán nhãn "warning".</w:t>
+      </w:r>
+    </w:p>
+    <w:p>
+      <w:pPr>
+        <w:numPr>
+          <w:ilvl w:val="0"/>
+          <w:numId w:val="57"/>
+        </w:numPr>
+        <w:rPr>
+          <w:lang w:val="en-US"/>
+        </w:rPr>
+      </w:pPr>
+      <w:r>
+        <w:rPr>
+          <w:lang w:val="en-US"/>
+        </w:rPr>
+        <w:t>B. Phép chuyển đổi tác động trên từng dòng và cấu trúc (Row/Structural Transformation)</w:t>
+      </w:r>
+    </w:p>
+    <w:p>
+      <w:pPr>
+        <w:rPr>
+          <w:lang w:val="en-US"/>
+        </w:rPr>
+      </w:pPr>
+      <w:r>
+        <w:rPr>
+          <w:lang w:val="en-US"/>
+        </w:rPr>
+        <w:t>Phép chuyển đổi này được thực thi thông qua Stored Procedure sp_load_star_schema để chuyển dữ liệu từ bảng Staging stg_loan vào các bảng phân tích:</w:t>
+      </w:r>
+    </w:p>
+    <w:p>
+      <w:pPr>
+        <w:numPr>
+          <w:ilvl w:val="0"/>
+          <w:numId w:val="58"/>
+        </w:numPr>
+        <w:rPr>
+          <w:lang w:val="en-US"/>
+        </w:rPr>
+      </w:pPr>
+      <w:r>
+        <w:rPr>
+          <w:b/>
+          <w:bCs/>
+          <w:lang w:val="en-US"/>
+        </w:rPr>
+        <w:t>Chuyển đổi dữ liệu Dim (Dimension Conversion):</w:t>
+      </w:r>
+    </w:p>
+    <w:p>
+      <w:pPr>
+        <w:numPr>
+          <w:ilvl w:val="1"/>
+          <w:numId w:val="58"/>
+        </w:numPr>
+        <w:rPr>
+          <w:lang w:val="en-US"/>
+        </w:rPr>
+      </w:pPr>
+      <w:r>
+        <w:rPr>
+          <w:b/>
+          <w:bCs/>
+          <w:lang w:val="en-US"/>
+        </w:rPr>
+        <w:t>Bảng DimCustomer:</w:t>
+      </w:r>
+      <w:r>
+        <w:rPr>
+          <w:lang w:val="en-US"/>
+        </w:rPr>
+        <w:t> Lọc danh sách khách hàng duy nhất từ Staging, chuyển đổi và gán một khóa chính tự tăng CustomerKey để lưu vết thông tin cá nhân của khách hàng:</w:t>
+      </w:r>
+    </w:p>
+    <w:p>
+      <w:pPr>
+        <w:numPr>
+          <w:ilvl w:val="1"/>
+          <w:numId w:val="58"/>
+        </w:numPr>
+        <w:rPr>
+          <w:lang w:val="en-US"/>
+        </w:rPr>
+      </w:pPr>
+      <w:r>
+        <w:rPr>
+          <w:lang w:val="en-US"/>
+        </w:rPr>
+        <w:drawing>
+          <wp:inline distT="0" distB="0" distL="0" distR="0" wp14:anchorId="72FB0AE3" wp14:editId="5E823CC2">
+            <wp:extent cx="5065295" cy="980589"/>
+            <wp:effectExtent l="0" t="0" r="2540" b="0"/>
+            <wp:docPr id="1105833203" name="Picture 1" descr="A screen shot of a computer&#10;&#10;AI-generated content may be incorrect."/>
+            <wp:cNvGraphicFramePr>
+              <a:graphicFrameLocks xmlns:a="http://schemas.openxmlformats.org/drawingml/2006/main" noChangeAspect="1"/>
+            </wp:cNvGraphicFramePr>
+            <a:graphic xmlns:a="http://schemas.openxmlformats.org/drawingml/2006/main">
+              <a:graphicData uri="http://schemas.openxmlformats.org/drawingml/2006/picture">
+                <pic:pic xmlns:pic="http://schemas.openxmlformats.org/drawingml/2006/picture">
+                  <pic:nvPicPr>
+                    <pic:cNvPr id="1105833203" name="Picture 1" descr="A screen shot of a computer&#10;&#10;AI-generated content may be incorrect."/>
+                    <pic:cNvPicPr/>
+                  </pic:nvPicPr>
+                  <pic:blipFill>
+                    <a:blip r:embed="rId15"/>
+                    <a:stretch>
+                      <a:fillRect/>
+                    </a:stretch>
+                  </pic:blipFill>
+                  <pic:spPr>
+                    <a:xfrm>
+                      <a:off x="0" y="0"/>
+                      <a:ext cx="5090264" cy="985423"/>
+                    </a:xfrm>
+                    <a:prstGeom prst="rect">
+                      <a:avLst/>
+                    </a:prstGeom>
+                  </pic:spPr>
+                </pic:pic>
+              </a:graphicData>
+            </a:graphic>
+          </wp:inline>
+        </w:drawing>
+      </w:r>
+      <w:r>
+        <w:rPr>
+          <w:b/>
+          <w:bCs/>
+          <w:lang w:val="en-US"/>
+        </w:rPr>
+        <w:t>Bảng DimLocation:</w:t>
+      </w:r>
+      <w:r>
+        <w:rPr>
+          <w:lang w:val="en-US"/>
+        </w:rPr>
+        <w:t> Gom nhóm dữ liệu địa lý duy nhất theo thành phố, bang, quốc gia và tọa độ để tạo bảng chiều địa lý độc lập, gán khóa LocationKey.</w:t>
+      </w:r>
+    </w:p>
+    <w:p>
+      <w:pPr>
+        <w:numPr>
+          <w:ilvl w:val="1"/>
+          <w:numId w:val="58"/>
+        </w:numPr>
+        <w:rPr>
+          <w:lang w:val="en-US"/>
+        </w:rPr>
+      </w:pPr>
+      <w:r>
+        <w:rPr>
+          <w:b/>
+          <w:bCs/>
+          <w:lang w:val="en-US"/>
+        </w:rPr>
+        <w:lastRenderedPageBreak/>
+        <w:t>Bảng DimPurpose và DimGrade:</w:t>
+      </w:r>
+      <w:r>
+        <w:rPr>
+          <w:lang w:val="en-US"/>
+        </w:rPr>
+        <w:t> Trích xuất và chuyển đổi các thuộc tính mục đích vay (loan_intent) và xếp hạng tín dụng (loan_grade) thành các danh mục quy chuẩn.</w:t>
+      </w:r>
+    </w:p>
+    <w:p>
+      <w:pPr>
+        <w:numPr>
+          <w:ilvl w:val="0"/>
+          <w:numId w:val="58"/>
+        </w:numPr>
+        <w:rPr>
+          <w:lang w:val="en-US"/>
+        </w:rPr>
+      </w:pPr>
+      <w:r>
+        <w:rPr>
+          <w:b/>
+          <w:bCs/>
+          <w:lang w:val="en-US"/>
+        </w:rPr>
+        <w:t>Chuyển đổi dữ liệu Fact (Fact Conversion):</w:t>
+      </w:r>
+    </w:p>
+    <w:p>
+      <w:pPr>
+        <w:numPr>
+          <w:ilvl w:val="1"/>
+          <w:numId w:val="58"/>
+        </w:numPr>
+        <w:rPr>
+          <w:lang w:val="en-US"/>
+        </w:rPr>
+      </w:pPr>
+      <w:r>
+        <w:rPr>
+          <w:lang w:val="en-US"/>
+        </w:rPr>
+        <w:t>Chuyển đổi từng dòng giao dịch khoản vay bằng cách thực hiện phép kết (JOIN) giữa bảng Staging stg_loan với các bảng chiều (DimCustomer, DimLocation, DimPurpose, DimGrade) dựa trên các thuộc tính tự nhiên để lấy ra các khóa thay thế (CustomerKey, LocationKey, PurposeKey, GradeKey).</w:t>
+      </w:r>
+    </w:p>
+    <w:p>
+      <w:pPr>
+        <w:numPr>
+          <w:ilvl w:val="1"/>
+          <w:numId w:val="58"/>
+        </w:numPr>
+        <w:rPr>
+          <w:lang w:val="en-US"/>
+        </w:rPr>
+      </w:pPr>
+      <w:r>
+        <w:rPr>
+          <w:lang w:val="en-US"/>
+        </w:rPr>
+        <w:t>Áp dụng chuyển đổi để nạp các khóa này kèm theo các số đo tài chính (loan_amnt, loan_int_rate, debt_to_income_ratio, loan_status) vào bảng trung tâm FactLoan. Bước này giúp bảo toàn tính toàn vẹn tham chiếu (Referential Integrity) của kho dữ liệu.</w:t>
       </w:r>
     </w:p>
     <w:p>
@@ -18047,7 +19277,7 @@
           <w:rFonts w:ascii="Times New Roman" w:hAnsi="Times New Roman" w:cs="Times New Roman"/>
         </w:rPr>
       </w:pPr>
-      <w:bookmarkStart w:id="38" w:name="_Toc232240925"/>
+      <w:bookmarkStart w:id="37" w:name="_Toc232240925"/>
       <w:r>
         <w:rPr>
           <w:rFonts w:ascii="Times New Roman" w:hAnsi="Times New Roman" w:cs="Times New Roman"/>
@@ -18060,7 +19290,7 @@
         </w:rPr>
         <w:t>ử lý dữ liệu</w:t>
       </w:r>
-      <w:bookmarkEnd w:id="38"/>
+      <w:bookmarkEnd w:id="37"/>
     </w:p>
     <w:p>
       <w:pPr>
@@ -18073,14 +19303,14 @@
           <w:rFonts w:ascii="Times New Roman" w:hAnsi="Times New Roman" w:cs="Times New Roman"/>
         </w:rPr>
       </w:pPr>
-      <w:bookmarkStart w:id="39" w:name="_Toc232240926"/>
+      <w:bookmarkStart w:id="38" w:name="_Toc232240926"/>
       <w:r>
         <w:rPr>
           <w:rFonts w:ascii="Times New Roman" w:hAnsi="Times New Roman" w:cs="Times New Roman"/>
         </w:rPr>
         <w:t>Chuẩn hóa dữ liệu</w:t>
       </w:r>
-      <w:bookmarkEnd w:id="39"/>
+      <w:bookmarkEnd w:id="38"/>
     </w:p>
     <w:p>
       <w:pPr>
@@ -18251,15 +19481,14 @@
           <w:rFonts w:ascii="Times New Roman" w:hAnsi="Times New Roman" w:cs="Times New Roman"/>
         </w:rPr>
       </w:pPr>
-      <w:bookmarkStart w:id="40" w:name="_Toc232240927"/>
+      <w:bookmarkStart w:id="39" w:name="_Toc232240927"/>
       <w:r>
         <w:rPr>
           <w:rFonts w:ascii="Times New Roman" w:hAnsi="Times New Roman" w:cs="Times New Roman"/>
         </w:rPr>
-        <w:lastRenderedPageBreak/>
         <w:t>Trình bày các bước chuẩn hóa trong dự án</w:t>
       </w:r>
-      <w:bookmarkEnd w:id="40"/>
+      <w:bookmarkEnd w:id="39"/>
     </w:p>
     <w:p>
       <w:pPr>
@@ -18401,7 +19630,31 @@
         <w:rPr>
           <w:lang w:val="en-US"/>
         </w:rPr>
-        <w:t>Client ID $\rightarrow$ client_id</w:t>
+        <w:t>Client ID </w:t>
+      </w:r>
+      <m:oMath>
+        <m:r>
+          <m:rPr>
+            <m:sty m:val="p"/>
+          </m:rPr>
+          <w:rPr>
+            <w:rFonts w:ascii="Cambria Math" w:hAnsi="Cambria Math"/>
+            <w:lang w:val="en-US"/>
+          </w:rPr>
+          <m:t>→</m:t>
+        </m:r>
+      </m:oMath>
+      <w:r>
+        <w:rPr>
+          <w:rFonts w:eastAsiaTheme="minorEastAsia"/>
+        </w:rPr>
+        <w:t xml:space="preserve"> </w:t>
+      </w:r>
+      <w:r>
+        <w:rPr>
+          <w:lang w:val="en-US"/>
+        </w:rPr>
+        <w:t>client_id</w:t>
       </w:r>
     </w:p>
     <w:p>
@@ -18418,7 +19671,35 @@
         <w:rPr>
           <w:lang w:val="en-US"/>
         </w:rPr>
-        <w:t>Person Age $\rightarrow$ person_age</w:t>
+        <w:t>Person Age </w:t>
+      </w:r>
+      <m:oMath>
+        <m:r>
+          <m:rPr>
+            <m:sty m:val="p"/>
+          </m:rPr>
+          <w:rPr>
+            <w:rFonts w:ascii="Cambria Math" w:hAnsi="Cambria Math"/>
+            <w:lang w:val="en-US"/>
+          </w:rPr>
+          <m:t>→</m:t>
+        </m:r>
+        <m:r>
+          <m:rPr>
+            <m:sty m:val="p"/>
+          </m:rPr>
+          <w:rPr>
+            <w:rFonts w:ascii="Cambria Math" w:hAnsi="Cambria Math"/>
+            <w:lang w:val="en-US"/>
+          </w:rPr>
+          <m:t xml:space="preserve"> </m:t>
+        </m:r>
+      </m:oMath>
+      <w:r>
+        <w:rPr>
+          <w:lang w:val="en-US"/>
+        </w:rPr>
+        <w:t>person_age</w:t>
       </w:r>
     </w:p>
     <w:p>
@@ -18435,7 +19716,35 @@
         <w:rPr>
           <w:lang w:val="en-US"/>
         </w:rPr>
-        <w:t>Loan Amount $\rightarrow$ loan_amnt</w:t>
+        <w:t>Loan Amount </w:t>
+      </w:r>
+      <m:oMath>
+        <m:r>
+          <m:rPr>
+            <m:sty m:val="p"/>
+          </m:rPr>
+          <w:rPr>
+            <w:rFonts w:ascii="Cambria Math" w:hAnsi="Cambria Math"/>
+            <w:lang w:val="en-US"/>
+          </w:rPr>
+          <m:t>→</m:t>
+        </m:r>
+        <m:r>
+          <m:rPr>
+            <m:sty m:val="p"/>
+          </m:rPr>
+          <w:rPr>
+            <w:rFonts w:ascii="Cambria Math" w:hAnsi="Cambria Math"/>
+            <w:lang w:val="en-US"/>
+          </w:rPr>
+          <m:t xml:space="preserve"> </m:t>
+        </m:r>
+      </m:oMath>
+      <w:r>
+        <w:rPr>
+          <w:lang w:val="en-US"/>
+        </w:rPr>
+        <w:t>loan_amnt</w:t>
       </w:r>
     </w:p>
     <w:p>
@@ -18452,7 +19761,35 @@
         <w:rPr>
           <w:lang w:val="en-US"/>
         </w:rPr>
-        <w:t>Debt-to-Income Ratio $\rightarrow$ debt_to_income_ratio</w:t>
+        <w:t>Debt-to-Income Ratio </w:t>
+      </w:r>
+      <m:oMath>
+        <m:r>
+          <m:rPr>
+            <m:sty m:val="p"/>
+          </m:rPr>
+          <w:rPr>
+            <w:rFonts w:ascii="Cambria Math" w:hAnsi="Cambria Math"/>
+            <w:lang w:val="en-US"/>
+          </w:rPr>
+          <m:t>→</m:t>
+        </m:r>
+        <m:r>
+          <m:rPr>
+            <m:sty m:val="p"/>
+          </m:rPr>
+          <w:rPr>
+            <w:rFonts w:ascii="Cambria Math" w:hAnsi="Cambria Math"/>
+            <w:lang w:val="en-US"/>
+          </w:rPr>
+          <m:t xml:space="preserve"> </m:t>
+        </m:r>
+      </m:oMath>
+      <w:r>
+        <w:rPr>
+          <w:lang w:val="en-US"/>
+        </w:rPr>
+        <w:t>debt_to_income_ratio</w:t>
       </w:r>
     </w:p>
     <w:p>
@@ -18602,8 +19939,20 @@
           <w:lang w:val="en-US"/>
         </w:rPr>
         <w:lastRenderedPageBreak/>
-        <w:t>person_income, loan_amnt, other_debt $\rightarrow$ </w:t>
-      </w:r>
+        <w:t>person_income, loan_amnt, other_debt </w:t>
+      </w:r>
+      <m:oMath>
+        <m:r>
+          <m:rPr>
+            <m:sty m:val="p"/>
+          </m:rPr>
+          <w:rPr>
+            <w:rFonts w:ascii="Cambria Math" w:hAnsi="Cambria Math"/>
+            <w:lang w:val="en-US"/>
+          </w:rPr>
+          <m:t>→</m:t>
+        </m:r>
+      </m:oMath>
       <w:proofErr w:type="gramStart"/>
       <w:r>
         <w:rPr>
@@ -18633,8 +19982,30 @@
         <w:rPr>
           <w:lang w:val="en-US"/>
         </w:rPr>
-        <w:t>loan_int_rate $\rightarrow$ </w:t>
-      </w:r>
+        <w:t>loan_int_rate </w:t>
+      </w:r>
+      <m:oMath>
+        <m:r>
+          <m:rPr>
+            <m:sty m:val="p"/>
+          </m:rPr>
+          <w:rPr>
+            <w:rFonts w:ascii="Cambria Math" w:hAnsi="Cambria Math"/>
+            <w:lang w:val="en-US"/>
+          </w:rPr>
+          <m:t>→</m:t>
+        </m:r>
+        <m:r>
+          <m:rPr>
+            <m:sty m:val="p"/>
+          </m:rPr>
+          <w:rPr>
+            <w:rFonts w:ascii="Cambria Math" w:hAnsi="Cambria Math"/>
+            <w:lang w:val="en-US"/>
+          </w:rPr>
+          <m:t xml:space="preserve"> </m:t>
+        </m:r>
+      </m:oMath>
       <w:proofErr w:type="gramStart"/>
       <w:r>
         <w:rPr>
@@ -18664,8 +20035,30 @@
         <w:rPr>
           <w:lang w:val="en-US"/>
         </w:rPr>
-        <w:t>loan_percent_income, debt_to_income_ratio $\rightarrow$ </w:t>
-      </w:r>
+        <w:t>loan_percent_income, debt_to_income_ratio </w:t>
+      </w:r>
+      <m:oMath>
+        <m:r>
+          <m:rPr>
+            <m:sty m:val="p"/>
+          </m:rPr>
+          <w:rPr>
+            <w:rFonts w:ascii="Cambria Math" w:hAnsi="Cambria Math"/>
+            <w:lang w:val="en-US"/>
+          </w:rPr>
+          <m:t>→</m:t>
+        </m:r>
+        <m:r>
+          <m:rPr>
+            <m:sty m:val="p"/>
+          </m:rPr>
+          <w:rPr>
+            <w:rFonts w:ascii="Cambria Math" w:hAnsi="Cambria Math"/>
+            <w:lang w:val="en-US"/>
+          </w:rPr>
+          <m:t xml:space="preserve"> </m:t>
+        </m:r>
+      </m:oMath>
       <w:proofErr w:type="gramStart"/>
       <w:r>
         <w:rPr>
@@ -18703,7 +20096,34 @@
         <w:rPr>
           <w:lang w:val="en-US"/>
         </w:rPr>
-        <w:t> Đưa các trường phân loại chữ về độ dài giới hạn cố định để tối ưu vùng nhớ: loan_grade $\rightarrow$ </w:t>
+        <w:t> Đưa các trường phân loại chữ về độ dài giới hạn cố định để tối ưu vùng nhớ: </w:t>
+      </w:r>
+      <w:r>
+        <w:t xml:space="preserve"> </w:t>
+      </w:r>
+      <w:r>
+        <w:rPr>
+          <w:lang w:val="en-US"/>
+        </w:rPr>
+        <w:t>loan_grade </w:t>
+      </w:r>
+      <m:oMath>
+        <m:r>
+          <m:rPr>
+            <m:sty m:val="p"/>
+          </m:rPr>
+          <w:rPr>
+            <w:rFonts w:ascii="Cambria Math" w:hAnsi="Cambria Math"/>
+            <w:lang w:val="en-US"/>
+          </w:rPr>
+          <m:t>→</m:t>
+        </m:r>
+      </m:oMath>
+      <w:r>
+        <w:rPr>
+          <w:lang w:val="en-US"/>
+        </w:rPr>
+        <w:t> </w:t>
       </w:r>
       <w:proofErr w:type="gramStart"/>
       <w:r>
@@ -18717,8 +20137,37 @@
         <w:rPr>
           <w:lang w:val="en-US"/>
         </w:rPr>
-        <w:t>5), cb_person_default_on_file $\rightarrow$ </w:t>
-      </w:r>
+        <w:t>5), cb_person_default_on_</w:t>
+      </w:r>
+      <m:oMath>
+        <m:r>
+          <w:rPr>
+            <w:rFonts w:ascii="Cambria Math" w:hAnsi="Cambria Math"/>
+            <w:lang w:val="en-US"/>
+          </w:rPr>
+          <m:t xml:space="preserve"> </m:t>
+        </m:r>
+        <m:r>
+          <m:rPr>
+            <m:sty m:val="p"/>
+          </m:rPr>
+          <w:rPr>
+            <w:rFonts w:ascii="Cambria Math" w:hAnsi="Cambria Math"/>
+            <w:lang w:val="en-US"/>
+          </w:rPr>
+          <m:t>→</m:t>
+        </m:r>
+        <m:r>
+          <m:rPr>
+            <m:sty m:val="p"/>
+          </m:rPr>
+          <w:rPr>
+            <w:rFonts w:ascii="Cambria Math" w:hAnsi="Cambria Math"/>
+            <w:lang w:val="en-US"/>
+          </w:rPr>
+          <m:t xml:space="preserve"> </m:t>
+        </m:r>
+      </m:oMath>
       <w:proofErr w:type="gramStart"/>
       <w:r>
         <w:rPr>
@@ -19120,14 +20569,14 @@
           <w:rFonts w:ascii="Times New Roman" w:hAnsi="Times New Roman" w:cs="Times New Roman"/>
         </w:rPr>
       </w:pPr>
-      <w:bookmarkStart w:id="41" w:name="_Toc232240928"/>
+      <w:bookmarkStart w:id="40" w:name="_Toc232240928"/>
       <w:r>
         <w:rPr>
           <w:rFonts w:ascii="Times New Roman" w:hAnsi="Times New Roman" w:cs="Times New Roman"/>
         </w:rPr>
         <w:t>Mô hình hóa dữ liệu</w:t>
       </w:r>
-      <w:bookmarkEnd w:id="41"/>
+      <w:bookmarkEnd w:id="40"/>
     </w:p>
     <w:p>
       <w:pPr>
@@ -19783,7 +21232,7 @@
                     <pic:cNvPicPr/>
                   </pic:nvPicPr>
                   <pic:blipFill>
-                    <a:blip r:embed="rId15"/>
+                    <a:blip r:embed="rId16"/>
                     <a:stretch>
                       <a:fillRect/>
                     </a:stretch>
@@ -19815,7 +21264,7 @@
           <w:rFonts w:ascii="Times New Roman" w:hAnsi="Times New Roman" w:cs="Times New Roman"/>
         </w:rPr>
       </w:pPr>
-      <w:bookmarkStart w:id="42" w:name="_Toc232240930"/>
+      <w:bookmarkStart w:id="41" w:name="_Toc232240930"/>
       <w:r>
         <w:rPr>
           <w:rFonts w:ascii="Times New Roman" w:hAnsi="Times New Roman" w:cs="Times New Roman"/>
@@ -19828,7 +21277,7 @@
         </w:rPr>
         <w:t>ác tiêu chí đánh giá mô hình dữ liệu</w:t>
       </w:r>
-      <w:bookmarkEnd w:id="42"/>
+      <w:bookmarkEnd w:id="41"/>
     </w:p>
     <w:p>
       <w:pPr>
@@ -20099,14 +21548,14 @@
           <w:rFonts w:ascii="Times New Roman" w:hAnsi="Times New Roman" w:cs="Times New Roman"/>
         </w:rPr>
       </w:pPr>
-      <w:bookmarkStart w:id="43" w:name="_Toc232240931"/>
+      <w:bookmarkStart w:id="42" w:name="_Toc232240931"/>
       <w:r>
         <w:rPr>
           <w:rFonts w:ascii="Times New Roman" w:hAnsi="Times New Roman" w:cs="Times New Roman"/>
         </w:rPr>
         <w:t>Trình bày các bước mô hình hóa</w:t>
       </w:r>
-      <w:bookmarkEnd w:id="43"/>
+      <w:bookmarkEnd w:id="42"/>
     </w:p>
     <w:p>
       <w:pPr>
@@ -20758,7 +22207,7 @@
           <w:szCs w:val="24"/>
         </w:rPr>
       </w:pPr>
-      <w:bookmarkStart w:id="44" w:name="_Toc232240932"/>
+      <w:bookmarkStart w:id="43" w:name="_Toc232240932"/>
       <w:r>
         <w:rPr>
           <w:rFonts w:cs="Times New Roman"/>
@@ -20784,7 +22233,7 @@
         <w:lastRenderedPageBreak/>
         <w:t>Trình bày các bước tạo bảng dữ liệu</w:t>
       </w:r>
-      <w:bookmarkEnd w:id="44"/>
+      <w:bookmarkEnd w:id="43"/>
     </w:p>
     <w:p>
       <w:pPr>
@@ -21056,7 +22505,7 @@
                     <pic:cNvPicPr/>
                   </pic:nvPicPr>
                   <pic:blipFill>
-                    <a:blip r:embed="rId16"/>
+                    <a:blip r:embed="rId17"/>
                     <a:stretch>
                       <a:fillRect/>
                     </a:stretch>
@@ -21875,7 +23324,7 @@
                     <pic:cNvPicPr/>
                   </pic:nvPicPr>
                   <pic:blipFill>
-                    <a:blip r:embed="rId17"/>
+                    <a:blip r:embed="rId18"/>
                     <a:stretch>
                       <a:fillRect/>
                     </a:stretch>
@@ -22008,7 +23457,7 @@
           <w:lang w:val="en-US"/>
         </w:rPr>
       </w:pPr>
-      <w:bookmarkStart w:id="45" w:name="_Toc232240933"/>
+      <w:bookmarkStart w:id="44" w:name="_Toc232240933"/>
     </w:p>
     <w:p>
       <w:pPr>
@@ -22027,7 +23476,7 @@
         </w:rPr>
         <w:t>Xử lý dữ liệu DAX</w:t>
       </w:r>
-      <w:bookmarkEnd w:id="45"/>
+      <w:bookmarkEnd w:id="44"/>
     </w:p>
     <w:p>
       <w:pPr>
@@ -22160,7 +23609,7 @@
                     <pic:cNvPicPr/>
                   </pic:nvPicPr>
                   <pic:blipFill>
-                    <a:blip r:embed="rId18"/>
+                    <a:blip r:embed="rId19"/>
                     <a:stretch>
                       <a:fillRect/>
                     </a:stretch>
@@ -22229,7 +23678,7 @@
                     <pic:cNvPicPr/>
                   </pic:nvPicPr>
                   <pic:blipFill>
-                    <a:blip r:embed="rId19"/>
+                    <a:blip r:embed="rId20"/>
                     <a:stretch>
                       <a:fillRect/>
                     </a:stretch>
@@ -22261,14 +23710,14 @@
           <w:rFonts w:ascii="Times New Roman" w:hAnsi="Times New Roman" w:cs="Times New Roman"/>
         </w:rPr>
       </w:pPr>
-      <w:bookmarkStart w:id="46" w:name="_Toc232240934"/>
+      <w:bookmarkStart w:id="45" w:name="_Toc232240934"/>
       <w:r>
         <w:rPr>
           <w:rFonts w:ascii="Times New Roman" w:hAnsi="Times New Roman" w:cs="Times New Roman"/>
         </w:rPr>
         <w:t>Measure</w:t>
       </w:r>
-      <w:bookmarkEnd w:id="46"/>
+      <w:bookmarkEnd w:id="45"/>
     </w:p>
     <w:p>
       <w:pPr>
@@ -22489,7 +23938,7 @@
           <w:rFonts w:ascii="Times New Roman" w:hAnsi="Times New Roman" w:cs="Times New Roman"/>
         </w:rPr>
       </w:pPr>
-      <w:bookmarkStart w:id="47" w:name="_Toc232240935"/>
+      <w:bookmarkStart w:id="46" w:name="_Toc232240935"/>
       <w:r>
         <w:rPr>
           <w:rFonts w:ascii="Times New Roman" w:hAnsi="Times New Roman" w:cs="Times New Roman"/>
@@ -22502,7 +23951,7 @@
         </w:rPr>
         <w:t>alculated column</w:t>
       </w:r>
-      <w:bookmarkEnd w:id="47"/>
+      <w:bookmarkEnd w:id="46"/>
     </w:p>
     <w:p>
       <w:pPr>
@@ -22655,14 +24104,14 @@
           <w:rFonts w:ascii="Times New Roman" w:hAnsi="Times New Roman" w:cs="Times New Roman"/>
         </w:rPr>
       </w:pPr>
-      <w:bookmarkStart w:id="48" w:name="_Toc232240936"/>
+      <w:bookmarkStart w:id="47" w:name="_Toc232240936"/>
       <w:r>
         <w:rPr>
           <w:rFonts w:ascii="Times New Roman" w:hAnsi="Times New Roman" w:cs="Times New Roman"/>
         </w:rPr>
         <w:t>Filter</w:t>
       </w:r>
-      <w:bookmarkEnd w:id="48"/>
+      <w:bookmarkEnd w:id="47"/>
     </w:p>
     <w:p>
       <w:pPr>
@@ -22833,7 +24282,7 @@
           <w:rFonts w:ascii="Times New Roman" w:hAnsi="Times New Roman" w:cs="Times New Roman"/>
         </w:rPr>
       </w:pPr>
-      <w:bookmarkStart w:id="49" w:name="_Toc232240937"/>
+      <w:bookmarkStart w:id="48" w:name="_Toc232240937"/>
       <w:r>
         <w:rPr>
           <w:rFonts w:ascii="Times New Roman" w:hAnsi="Times New Roman" w:cs="Times New Roman"/>
@@ -22846,7 +24295,7 @@
         </w:rPr>
         <w:t>rực quan hóa dữ liệu</w:t>
       </w:r>
-      <w:bookmarkEnd w:id="49"/>
+      <w:bookmarkEnd w:id="48"/>
     </w:p>
     <w:p>
       <w:pPr>
@@ -22859,14 +24308,14 @@
           <w:rFonts w:ascii="Times New Roman" w:hAnsi="Times New Roman" w:cs="Times New Roman"/>
         </w:rPr>
       </w:pPr>
-      <w:bookmarkStart w:id="50" w:name="_Toc232240938"/>
+      <w:bookmarkStart w:id="49" w:name="_Toc232240938"/>
       <w:r>
         <w:rPr>
           <w:rFonts w:ascii="Times New Roman" w:hAnsi="Times New Roman" w:cs="Times New Roman"/>
         </w:rPr>
         <w:t>Các kỹ thuật trực quan hóa</w:t>
       </w:r>
-      <w:bookmarkEnd w:id="50"/>
+      <w:bookmarkEnd w:id="49"/>
     </w:p>
     <w:p>
       <w:pPr>
@@ -22963,7 +24412,7 @@
           <w:rFonts w:ascii="Times New Roman" w:hAnsi="Times New Roman" w:cs="Times New Roman"/>
         </w:rPr>
       </w:pPr>
-      <w:bookmarkStart w:id="51" w:name="_Toc232240939"/>
+      <w:bookmarkStart w:id="50" w:name="_Toc232240939"/>
       <w:r>
         <w:rPr>
           <w:rFonts w:ascii="Times New Roman" w:hAnsi="Times New Roman" w:cs="Times New Roman"/>
@@ -22976,7 +24425,7 @@
         </w:rPr>
         <w:t xml:space="preserve"> trực quan hóa</w:t>
       </w:r>
-      <w:bookmarkEnd w:id="51"/>
+      <w:bookmarkEnd w:id="50"/>
     </w:p>
     <w:p>
       <w:pPr>
@@ -23072,14 +24521,14 @@
           <w:rFonts w:ascii="Times New Roman" w:hAnsi="Times New Roman" w:cs="Times New Roman"/>
         </w:rPr>
       </w:pPr>
-      <w:bookmarkStart w:id="52" w:name="_Toc232240940"/>
+      <w:bookmarkStart w:id="51" w:name="_Toc232240940"/>
       <w:r>
         <w:rPr>
           <w:rFonts w:ascii="Times New Roman" w:hAnsi="Times New Roman" w:cs="Times New Roman"/>
         </w:rPr>
         <w:t>Trình bày cách thêm visual mới</w:t>
       </w:r>
-      <w:bookmarkEnd w:id="52"/>
+      <w:bookmarkEnd w:id="51"/>
     </w:p>
     <w:p>
       <w:pPr>
@@ -23229,14 +24678,14 @@
           <w:rFonts w:ascii="Times New Roman" w:hAnsi="Times New Roman" w:cs="Times New Roman"/>
         </w:rPr>
       </w:pPr>
-      <w:bookmarkStart w:id="53" w:name="_Toc232240941"/>
+      <w:bookmarkStart w:id="52" w:name="_Toc232240941"/>
       <w:r>
         <w:rPr>
           <w:rFonts w:ascii="Times New Roman" w:hAnsi="Times New Roman" w:cs="Times New Roman"/>
         </w:rPr>
         <w:t>Trình bày tạo các report cho dự án</w:t>
       </w:r>
-      <w:bookmarkEnd w:id="53"/>
+      <w:bookmarkEnd w:id="52"/>
     </w:p>
     <w:p>
       <w:pPr>
@@ -23361,14 +24810,14 @@
           <w:rFonts w:ascii="Times New Roman" w:hAnsi="Times New Roman" w:cs="Times New Roman"/>
         </w:rPr>
       </w:pPr>
-      <w:bookmarkStart w:id="54" w:name="_Toc232240942"/>
+      <w:bookmarkStart w:id="53" w:name="_Toc232240942"/>
       <w:r>
         <w:rPr>
           <w:rFonts w:ascii="Times New Roman" w:hAnsi="Times New Roman" w:cs="Times New Roman"/>
         </w:rPr>
         <w:t>Tạo visual thống kê chi tiết</w:t>
       </w:r>
-      <w:bookmarkEnd w:id="54"/>
+      <w:bookmarkEnd w:id="53"/>
     </w:p>
     <w:p>
       <w:pPr>
@@ -23580,14 +25029,14 @@
           <w:rFonts w:ascii="Times New Roman" w:hAnsi="Times New Roman" w:cs="Times New Roman"/>
         </w:rPr>
       </w:pPr>
-      <w:bookmarkStart w:id="55" w:name="_Toc232240943"/>
+      <w:bookmarkStart w:id="54" w:name="_Toc232240943"/>
       <w:r>
         <w:rPr>
           <w:rFonts w:ascii="Times New Roman" w:hAnsi="Times New Roman" w:cs="Times New Roman"/>
         </w:rPr>
         <w:t>Tạo visual thống kê tổng thể</w:t>
       </w:r>
-      <w:bookmarkEnd w:id="55"/>
+      <w:bookmarkEnd w:id="54"/>
     </w:p>
     <w:p>
       <w:pPr>
@@ -23804,7 +25253,7 @@
           <w:rFonts w:ascii="Times New Roman" w:hAnsi="Times New Roman" w:cs="Times New Roman"/>
         </w:rPr>
       </w:pPr>
-      <w:bookmarkStart w:id="56" w:name="_Toc232240944"/>
+      <w:bookmarkStart w:id="55" w:name="_Toc232240944"/>
       <w:r>
         <w:rPr>
           <w:rFonts w:ascii="Times New Roman" w:hAnsi="Times New Roman" w:cs="Times New Roman"/>
@@ -23817,7 +25266,7 @@
         </w:rPr>
         <w:t>ây dựng báo cáo</w:t>
       </w:r>
-      <w:bookmarkEnd w:id="56"/>
+      <w:bookmarkEnd w:id="55"/>
     </w:p>
     <w:p>
       <w:pPr>
@@ -23830,14 +25279,14 @@
           <w:rFonts w:ascii="Times New Roman" w:hAnsi="Times New Roman" w:cs="Times New Roman"/>
         </w:rPr>
       </w:pPr>
-      <w:bookmarkStart w:id="57" w:name="_Toc232240945"/>
+      <w:bookmarkStart w:id="56" w:name="_Toc232240945"/>
       <w:r>
         <w:rPr>
           <w:rFonts w:ascii="Times New Roman" w:hAnsi="Times New Roman" w:cs="Times New Roman"/>
         </w:rPr>
         <w:t>Dashboard và report</w:t>
       </w:r>
-      <w:bookmarkEnd w:id="57"/>
+      <w:bookmarkEnd w:id="56"/>
     </w:p>
     <w:p>
       <w:pPr>
@@ -23930,14 +25379,14 @@
           <w:rFonts w:ascii="Times New Roman" w:hAnsi="Times New Roman" w:cs="Times New Roman"/>
         </w:rPr>
       </w:pPr>
-      <w:bookmarkStart w:id="58" w:name="_Toc232240946"/>
+      <w:bookmarkStart w:id="57" w:name="_Toc232240946"/>
       <w:r>
         <w:rPr>
           <w:rFonts w:ascii="Times New Roman" w:hAnsi="Times New Roman" w:cs="Times New Roman"/>
         </w:rPr>
         <w:t>Xây dựng báo cáo</w:t>
       </w:r>
-      <w:bookmarkEnd w:id="58"/>
+      <w:bookmarkEnd w:id="57"/>
     </w:p>
     <w:p>
       <w:pPr>
@@ -24016,14 +25465,14 @@
           <w:rFonts w:ascii="Times New Roman" w:hAnsi="Times New Roman" w:cs="Times New Roman"/>
         </w:rPr>
       </w:pPr>
-      <w:bookmarkStart w:id="59" w:name="_Toc232240947"/>
+      <w:bookmarkStart w:id="58" w:name="_Toc232240947"/>
       <w:r>
         <w:rPr>
           <w:rFonts w:ascii="Times New Roman" w:hAnsi="Times New Roman" w:cs="Times New Roman"/>
         </w:rPr>
         <w:t>Dashboard vs Report</w:t>
       </w:r>
-      <w:bookmarkEnd w:id="59"/>
+      <w:bookmarkEnd w:id="58"/>
     </w:p>
     <w:p>
       <w:pPr>
@@ -24118,14 +25567,14 @@
           <w:rFonts w:ascii="Times New Roman" w:hAnsi="Times New Roman" w:cs="Times New Roman"/>
         </w:rPr>
       </w:pPr>
-      <w:bookmarkStart w:id="60" w:name="_Toc232240948"/>
+      <w:bookmarkStart w:id="59" w:name="_Toc232240948"/>
       <w:r>
         <w:rPr>
           <w:rFonts w:ascii="Times New Roman" w:hAnsi="Times New Roman" w:cs="Times New Roman"/>
         </w:rPr>
         <w:t>Dashboard</w:t>
       </w:r>
-      <w:bookmarkEnd w:id="60"/>
+      <w:bookmarkEnd w:id="59"/>
     </w:p>
     <w:p>
       <w:pPr>
@@ -24228,7 +25677,7 @@
           <w:rFonts w:ascii="Times New Roman" w:hAnsi="Times New Roman" w:cs="Times New Roman"/>
         </w:rPr>
       </w:pPr>
-      <w:bookmarkStart w:id="61" w:name="_Toc232240949"/>
+      <w:bookmarkStart w:id="60" w:name="_Toc232240949"/>
       <w:r>
         <w:rPr>
           <w:rFonts w:ascii="Times New Roman" w:hAnsi="Times New Roman" w:cs="Times New Roman"/>
@@ -24236,7 +25685,7 @@
         <w:lastRenderedPageBreak/>
         <w:t>Report</w:t>
       </w:r>
-      <w:bookmarkEnd w:id="61"/>
+      <w:bookmarkEnd w:id="60"/>
     </w:p>
     <w:p>
       <w:pPr>
@@ -24457,14 +25906,14 @@
           <w:rFonts w:ascii="Times New Roman" w:hAnsi="Times New Roman" w:cs="Times New Roman"/>
         </w:rPr>
       </w:pPr>
-      <w:bookmarkStart w:id="62" w:name="_Toc232240950"/>
+      <w:bookmarkStart w:id="61" w:name="_Toc232240950"/>
       <w:r>
         <w:rPr>
           <w:rFonts w:ascii="Times New Roman" w:hAnsi="Times New Roman" w:cs="Times New Roman"/>
         </w:rPr>
         <w:t>Bookmark</w:t>
       </w:r>
-      <w:bookmarkEnd w:id="62"/>
+      <w:bookmarkEnd w:id="61"/>
     </w:p>
     <w:p>
       <w:pPr>
@@ -24812,7 +26261,7 @@
           <w:rFonts w:ascii="Times New Roman" w:hAnsi="Times New Roman" w:cs="Times New Roman"/>
         </w:rPr>
       </w:pPr>
-      <w:bookmarkStart w:id="63" w:name="_Toc232240951"/>
+      <w:bookmarkStart w:id="62" w:name="_Toc232240951"/>
       <w:r>
         <w:rPr>
           <w:rFonts w:ascii="Times New Roman" w:hAnsi="Times New Roman" w:cs="Times New Roman"/>
@@ -24825,7 +26274,7 @@
         </w:rPr>
         <w:t>ẾT LUẬN</w:t>
       </w:r>
-      <w:bookmarkEnd w:id="63"/>
+      <w:bookmarkEnd w:id="62"/>
     </w:p>
     <w:p>
       <w:pPr>
@@ -24838,14 +26287,14 @@
           <w:rFonts w:ascii="Times New Roman" w:hAnsi="Times New Roman" w:cs="Times New Roman"/>
         </w:rPr>
       </w:pPr>
-      <w:bookmarkStart w:id="64" w:name="_Toc232240952"/>
+      <w:bookmarkStart w:id="63" w:name="_Toc232240952"/>
       <w:r>
         <w:rPr>
           <w:rFonts w:ascii="Times New Roman" w:hAnsi="Times New Roman" w:cs="Times New Roman"/>
         </w:rPr>
         <w:t>Báo cáo</w:t>
       </w:r>
-      <w:bookmarkEnd w:id="64"/>
+      <w:bookmarkEnd w:id="63"/>
     </w:p>
     <w:p>
       <w:pPr>
@@ -24858,14 +26307,14 @@
           <w:rFonts w:ascii="Times New Roman" w:hAnsi="Times New Roman" w:cs="Times New Roman"/>
         </w:rPr>
       </w:pPr>
-      <w:bookmarkStart w:id="65" w:name="_Toc232240953"/>
+      <w:bookmarkStart w:id="64" w:name="_Toc232240953"/>
       <w:r>
         <w:rPr>
           <w:rFonts w:ascii="Times New Roman" w:hAnsi="Times New Roman" w:cs="Times New Roman"/>
         </w:rPr>
         <w:t>Các bước viết báo cáo</w:t>
       </w:r>
-      <w:bookmarkEnd w:id="65"/>
+      <w:bookmarkEnd w:id="64"/>
     </w:p>
     <w:p>
       <w:pPr>
@@ -24916,14 +26365,14 @@
           <w:rFonts w:ascii="Times New Roman" w:hAnsi="Times New Roman" w:cs="Times New Roman"/>
         </w:rPr>
       </w:pPr>
-      <w:bookmarkStart w:id="66" w:name="_Toc232240954"/>
+      <w:bookmarkStart w:id="65" w:name="_Toc232240954"/>
       <w:r>
         <w:rPr>
           <w:rFonts w:ascii="Times New Roman" w:hAnsi="Times New Roman" w:cs="Times New Roman"/>
         </w:rPr>
         <w:t>Tổng hợp</w:t>
       </w:r>
-      <w:bookmarkEnd w:id="66"/>
+      <w:bookmarkEnd w:id="65"/>
     </w:p>
     <w:p>
       <w:pPr>
@@ -24998,7 +26447,7 @@
           <w:rFonts w:ascii="Times New Roman" w:hAnsi="Times New Roman" w:cs="Times New Roman"/>
         </w:rPr>
       </w:pPr>
-      <w:bookmarkStart w:id="67" w:name="_Toc232240955"/>
+      <w:bookmarkStart w:id="66" w:name="_Toc232240955"/>
       <w:r>
         <w:rPr>
           <w:rFonts w:ascii="Times New Roman" w:hAnsi="Times New Roman" w:cs="Times New Roman"/>
@@ -25011,7 +26460,7 @@
         </w:rPr>
         <w:t>hó khăn</w:t>
       </w:r>
-      <w:bookmarkEnd w:id="67"/>
+      <w:bookmarkEnd w:id="66"/>
     </w:p>
     <w:p>
       <w:pPr>
@@ -25024,7 +26473,7 @@
           <w:rFonts w:ascii="Times New Roman" w:hAnsi="Times New Roman" w:cs="Times New Roman"/>
         </w:rPr>
       </w:pPr>
-      <w:bookmarkStart w:id="68" w:name="_Toc232240956"/>
+      <w:bookmarkStart w:id="67" w:name="_Toc232240956"/>
       <w:r>
         <w:rPr>
           <w:rFonts w:ascii="Times New Roman" w:hAnsi="Times New Roman" w:cs="Times New Roman"/>
@@ -25037,7 +26486,7 @@
         </w:rPr>
         <w:t>huận lợi</w:t>
       </w:r>
-      <w:bookmarkEnd w:id="68"/>
+      <w:bookmarkEnd w:id="67"/>
     </w:p>
     <w:p>
       <w:pPr>
@@ -25050,14 +26499,14 @@
           <w:rFonts w:ascii="Times New Roman" w:hAnsi="Times New Roman" w:cs="Times New Roman"/>
         </w:rPr>
       </w:pPr>
-      <w:bookmarkStart w:id="69" w:name="_Toc232240957"/>
+      <w:bookmarkStart w:id="68" w:name="_Toc232240957"/>
       <w:r>
         <w:rPr>
           <w:rFonts w:ascii="Times New Roman" w:hAnsi="Times New Roman" w:cs="Times New Roman"/>
         </w:rPr>
         <w:t>Hướng phát triển</w:t>
       </w:r>
-      <w:bookmarkEnd w:id="69"/>
+      <w:bookmarkEnd w:id="68"/>
     </w:p>
     <w:p>
       <w:pPr>
@@ -25067,8 +26516,8 @@
       </w:pPr>
     </w:p>
     <w:sectPr>
-      <w:headerReference w:type="default" r:id="rId20"/>
-      <w:footerReference w:type="default" r:id="rId21"/>
+      <w:headerReference w:type="default" r:id="rId21"/>
+      <w:footerReference w:type="default" r:id="rId22"/>
       <w:pgSz w:w="12240" w:h="15840"/>
       <w:pgMar w:top="1440" w:right="1440" w:bottom="1440" w:left="1440" w:header="720" w:footer="720" w:gutter="0"/>
       <w:pgBorders w:display="firstPage" w:offsetFrom="page">
@@ -27114,6 +28563,123 @@
     </w:lvl>
   </w:abstractNum>
   <w:abstractNum w:abstractNumId="14" w15:restartNumberingAfterBreak="0">
+    <w:nsid w:val="21FE3868"/>
+    <w:multiLevelType w:val="multilevel"/>
+    <w:tmpl w:val="352AF392"/>
+    <w:lvl w:ilvl="0">
+      <w:start w:val="1"/>
+      <w:numFmt w:val="decimal"/>
+      <w:lvlText w:val="%1."/>
+      <w:lvlJc w:val="left"/>
+      <w:pPr>
+        <w:tabs>
+          <w:tab w:val="num" w:pos="720"/>
+        </w:tabs>
+        <w:ind w:left="720" w:hanging="360"/>
+      </w:pPr>
+    </w:lvl>
+    <w:lvl w:ilvl="1">
+      <w:start w:val="1"/>
+      <w:numFmt w:val="bullet"/>
+      <w:lvlText w:val=""/>
+      <w:lvlJc w:val="left"/>
+      <w:pPr>
+        <w:tabs>
+          <w:tab w:val="num" w:pos="1440"/>
+        </w:tabs>
+        <w:ind w:left="1440" w:hanging="360"/>
+      </w:pPr>
+      <w:rPr>
+        <w:rFonts w:ascii="Symbol" w:hAnsi="Symbol" w:hint="default"/>
+        <w:sz w:val="20"/>
+      </w:rPr>
+    </w:lvl>
+    <w:lvl w:ilvl="2" w:tentative="1">
+      <w:start w:val="1"/>
+      <w:numFmt w:val="decimal"/>
+      <w:lvlText w:val="%3."/>
+      <w:lvlJc w:val="left"/>
+      <w:pPr>
+        <w:tabs>
+          <w:tab w:val="num" w:pos="2160"/>
+        </w:tabs>
+        <w:ind w:left="2160" w:hanging="360"/>
+      </w:pPr>
+    </w:lvl>
+    <w:lvl w:ilvl="3" w:tentative="1">
+      <w:start w:val="1"/>
+      <w:numFmt w:val="decimal"/>
+      <w:lvlText w:val="%4."/>
+      <w:lvlJc w:val="left"/>
+      <w:pPr>
+        <w:tabs>
+          <w:tab w:val="num" w:pos="2880"/>
+        </w:tabs>
+        <w:ind w:left="2880" w:hanging="360"/>
+      </w:pPr>
+    </w:lvl>
+    <w:lvl w:ilvl="4" w:tentative="1">
+      <w:start w:val="1"/>
+      <w:numFmt w:val="decimal"/>
+      <w:lvlText w:val="%5."/>
+      <w:lvlJc w:val="left"/>
+      <w:pPr>
+        <w:tabs>
+          <w:tab w:val="num" w:pos="3600"/>
+        </w:tabs>
+        <w:ind w:left="3600" w:hanging="360"/>
+      </w:pPr>
+    </w:lvl>
+    <w:lvl w:ilvl="5" w:tentative="1">
+      <w:start w:val="1"/>
+      <w:numFmt w:val="decimal"/>
+      <w:lvlText w:val="%6."/>
+      <w:lvlJc w:val="left"/>
+      <w:pPr>
+        <w:tabs>
+          <w:tab w:val="num" w:pos="4320"/>
+        </w:tabs>
+        <w:ind w:left="4320" w:hanging="360"/>
+      </w:pPr>
+    </w:lvl>
+    <w:lvl w:ilvl="6" w:tentative="1">
+      <w:start w:val="1"/>
+      <w:numFmt w:val="decimal"/>
+      <w:lvlText w:val="%7."/>
+      <w:lvlJc w:val="left"/>
+      <w:pPr>
+        <w:tabs>
+          <w:tab w:val="num" w:pos="5040"/>
+        </w:tabs>
+        <w:ind w:left="5040" w:hanging="360"/>
+      </w:pPr>
+    </w:lvl>
+    <w:lvl w:ilvl="7" w:tentative="1">
+      <w:start w:val="1"/>
+      <w:numFmt w:val="decimal"/>
+      <w:lvlText w:val="%8."/>
+      <w:lvlJc w:val="left"/>
+      <w:pPr>
+        <w:tabs>
+          <w:tab w:val="num" w:pos="5760"/>
+        </w:tabs>
+        <w:ind w:left="5760" w:hanging="360"/>
+      </w:pPr>
+    </w:lvl>
+    <w:lvl w:ilvl="8" w:tentative="1">
+      <w:start w:val="1"/>
+      <w:numFmt w:val="decimal"/>
+      <w:lvlText w:val="%9."/>
+      <w:lvlJc w:val="left"/>
+      <w:pPr>
+        <w:tabs>
+          <w:tab w:val="num" w:pos="6480"/>
+        </w:tabs>
+        <w:ind w:left="6480" w:hanging="360"/>
+      </w:pPr>
+    </w:lvl>
+  </w:abstractNum>
+  <w:abstractNum w:abstractNumId="15" w15:restartNumberingAfterBreak="0">
     <w:nsid w:val="275D4BDC"/>
     <w:multiLevelType w:val="multilevel"/>
     <w:tmpl w:val="140C588A"/>
@@ -27262,7 +28828,7 @@
       </w:rPr>
     </w:lvl>
   </w:abstractNum>
-  <w:abstractNum w:abstractNumId="15" w15:restartNumberingAfterBreak="0">
+  <w:abstractNum w:abstractNumId="16" w15:restartNumberingAfterBreak="0">
     <w:nsid w:val="2B3723A5"/>
     <w:multiLevelType w:val="multilevel"/>
     <w:tmpl w:val="3C54F354"/>
@@ -27411,7 +28977,156 @@
       </w:rPr>
     </w:lvl>
   </w:abstractNum>
-  <w:abstractNum w:abstractNumId="16" w15:restartNumberingAfterBreak="0">
+  <w:abstractNum w:abstractNumId="17" w15:restartNumberingAfterBreak="0">
+    <w:nsid w:val="2F411043"/>
+    <w:multiLevelType w:val="multilevel"/>
+    <w:tmpl w:val="11F2B802"/>
+    <w:lvl w:ilvl="0">
+      <w:start w:val="1"/>
+      <w:numFmt w:val="bullet"/>
+      <w:lvlText w:val=""/>
+      <w:lvlJc w:val="left"/>
+      <w:pPr>
+        <w:tabs>
+          <w:tab w:val="num" w:pos="720"/>
+        </w:tabs>
+        <w:ind w:left="720" w:hanging="360"/>
+      </w:pPr>
+      <w:rPr>
+        <w:rFonts w:ascii="Symbol" w:hAnsi="Symbol" w:hint="default"/>
+        <w:sz w:val="20"/>
+      </w:rPr>
+    </w:lvl>
+    <w:lvl w:ilvl="1" w:tentative="1">
+      <w:start w:val="1"/>
+      <w:numFmt w:val="bullet"/>
+      <w:lvlText w:val=""/>
+      <w:lvlJc w:val="left"/>
+      <w:pPr>
+        <w:tabs>
+          <w:tab w:val="num" w:pos="1440"/>
+        </w:tabs>
+        <w:ind w:left="1440" w:hanging="360"/>
+      </w:pPr>
+      <w:rPr>
+        <w:rFonts w:ascii="Symbol" w:hAnsi="Symbol" w:hint="default"/>
+        <w:sz w:val="20"/>
+      </w:rPr>
+    </w:lvl>
+    <w:lvl w:ilvl="2" w:tentative="1">
+      <w:start w:val="1"/>
+      <w:numFmt w:val="bullet"/>
+      <w:lvlText w:val=""/>
+      <w:lvlJc w:val="left"/>
+      <w:pPr>
+        <w:tabs>
+          <w:tab w:val="num" w:pos="2160"/>
+        </w:tabs>
+        <w:ind w:left="2160" w:hanging="360"/>
+      </w:pPr>
+      <w:rPr>
+        <w:rFonts w:ascii="Symbol" w:hAnsi="Symbol" w:hint="default"/>
+        <w:sz w:val="20"/>
+      </w:rPr>
+    </w:lvl>
+    <w:lvl w:ilvl="3" w:tentative="1">
+      <w:start w:val="1"/>
+      <w:numFmt w:val="bullet"/>
+      <w:lvlText w:val=""/>
+      <w:lvlJc w:val="left"/>
+      <w:pPr>
+        <w:tabs>
+          <w:tab w:val="num" w:pos="2880"/>
+        </w:tabs>
+        <w:ind w:left="2880" w:hanging="360"/>
+      </w:pPr>
+      <w:rPr>
+        <w:rFonts w:ascii="Symbol" w:hAnsi="Symbol" w:hint="default"/>
+        <w:sz w:val="20"/>
+      </w:rPr>
+    </w:lvl>
+    <w:lvl w:ilvl="4" w:tentative="1">
+      <w:start w:val="1"/>
+      <w:numFmt w:val="bullet"/>
+      <w:lvlText w:val=""/>
+      <w:lvlJc w:val="left"/>
+      <w:pPr>
+        <w:tabs>
+          <w:tab w:val="num" w:pos="3600"/>
+        </w:tabs>
+        <w:ind w:left="3600" w:hanging="360"/>
+      </w:pPr>
+      <w:rPr>
+        <w:rFonts w:ascii="Symbol" w:hAnsi="Symbol" w:hint="default"/>
+        <w:sz w:val="20"/>
+      </w:rPr>
+    </w:lvl>
+    <w:lvl w:ilvl="5" w:tentative="1">
+      <w:start w:val="1"/>
+      <w:numFmt w:val="bullet"/>
+      <w:lvlText w:val=""/>
+      <w:lvlJc w:val="left"/>
+      <w:pPr>
+        <w:tabs>
+          <w:tab w:val="num" w:pos="4320"/>
+        </w:tabs>
+        <w:ind w:left="4320" w:hanging="360"/>
+      </w:pPr>
+      <w:rPr>
+        <w:rFonts w:ascii="Symbol" w:hAnsi="Symbol" w:hint="default"/>
+        <w:sz w:val="20"/>
+      </w:rPr>
+    </w:lvl>
+    <w:lvl w:ilvl="6" w:tentative="1">
+      <w:start w:val="1"/>
+      <w:numFmt w:val="bullet"/>
+      <w:lvlText w:val=""/>
+      <w:lvlJc w:val="left"/>
+      <w:pPr>
+        <w:tabs>
+          <w:tab w:val="num" w:pos="5040"/>
+        </w:tabs>
+        <w:ind w:left="5040" w:hanging="360"/>
+      </w:pPr>
+      <w:rPr>
+        <w:rFonts w:ascii="Symbol" w:hAnsi="Symbol" w:hint="default"/>
+        <w:sz w:val="20"/>
+      </w:rPr>
+    </w:lvl>
+    <w:lvl w:ilvl="7" w:tentative="1">
+      <w:start w:val="1"/>
+      <w:numFmt w:val="bullet"/>
+      <w:lvlText w:val=""/>
+      <w:lvlJc w:val="left"/>
+      <w:pPr>
+        <w:tabs>
+          <w:tab w:val="num" w:pos="5760"/>
+        </w:tabs>
+        <w:ind w:left="5760" w:hanging="360"/>
+      </w:pPr>
+      <w:rPr>
+        <w:rFonts w:ascii="Symbol" w:hAnsi="Symbol" w:hint="default"/>
+        <w:sz w:val="20"/>
+      </w:rPr>
+    </w:lvl>
+    <w:lvl w:ilvl="8" w:tentative="1">
+      <w:start w:val="1"/>
+      <w:numFmt w:val="bullet"/>
+      <w:lvlText w:val=""/>
+      <w:lvlJc w:val="left"/>
+      <w:pPr>
+        <w:tabs>
+          <w:tab w:val="num" w:pos="6480"/>
+        </w:tabs>
+        <w:ind w:left="6480" w:hanging="360"/>
+      </w:pPr>
+      <w:rPr>
+        <w:rFonts w:ascii="Symbol" w:hAnsi="Symbol" w:hint="default"/>
+        <w:sz w:val="20"/>
+      </w:rPr>
+    </w:lvl>
+  </w:abstractNum>
+  <w:abstractNum w:abstractNumId="18" w15:restartNumberingAfterBreak="0">
     <w:nsid w:val="2FF75561"/>
     <w:multiLevelType w:val="multilevel"/>
     <w:tmpl w:val="A84CE242"/>
@@ -27532,7 +29247,7 @@
       </w:rPr>
     </w:lvl>
   </w:abstractNum>
-  <w:abstractNum w:abstractNumId="17" w15:restartNumberingAfterBreak="0">
+  <w:abstractNum w:abstractNumId="19" w15:restartNumberingAfterBreak="0">
     <w:nsid w:val="308B060B"/>
     <w:multiLevelType w:val="multilevel"/>
     <w:tmpl w:val="19D45030"/>
@@ -27681,13 +29396,130 @@
       </w:rPr>
     </w:lvl>
   </w:abstractNum>
-  <w:abstractNum w:abstractNumId="18" w15:restartNumberingAfterBreak="0">
+  <w:abstractNum w:abstractNumId="20" w15:restartNumberingAfterBreak="0">
     <w:nsid w:val="31084BE5"/>
     <w:multiLevelType w:val="multilevel"/>
     <w:tmpl w:val="87B00C80"/>
     <w:numStyleLink w:val="Style1"/>
   </w:abstractNum>
-  <w:abstractNum w:abstractNumId="19" w15:restartNumberingAfterBreak="0">
+  <w:abstractNum w:abstractNumId="21" w15:restartNumberingAfterBreak="0">
+    <w:nsid w:val="32B8744C"/>
+    <w:multiLevelType w:val="multilevel"/>
+    <w:tmpl w:val="91DC18B6"/>
+    <w:lvl w:ilvl="0">
+      <w:start w:val="1"/>
+      <w:numFmt w:val="decimal"/>
+      <w:lvlText w:val="%1."/>
+      <w:lvlJc w:val="left"/>
+      <w:pPr>
+        <w:tabs>
+          <w:tab w:val="num" w:pos="720"/>
+        </w:tabs>
+        <w:ind w:left="720" w:hanging="360"/>
+      </w:pPr>
+    </w:lvl>
+    <w:lvl w:ilvl="1">
+      <w:start w:val="1"/>
+      <w:numFmt w:val="bullet"/>
+      <w:lvlText w:val=""/>
+      <w:lvlJc w:val="left"/>
+      <w:pPr>
+        <w:tabs>
+          <w:tab w:val="num" w:pos="1440"/>
+        </w:tabs>
+        <w:ind w:left="1440" w:hanging="360"/>
+      </w:pPr>
+      <w:rPr>
+        <w:rFonts w:ascii="Symbol" w:hAnsi="Symbol" w:hint="default"/>
+        <w:sz w:val="20"/>
+      </w:rPr>
+    </w:lvl>
+    <w:lvl w:ilvl="2" w:tentative="1">
+      <w:start w:val="1"/>
+      <w:numFmt w:val="decimal"/>
+      <w:lvlText w:val="%3."/>
+      <w:lvlJc w:val="left"/>
+      <w:pPr>
+        <w:tabs>
+          <w:tab w:val="num" w:pos="2160"/>
+        </w:tabs>
+        <w:ind w:left="2160" w:hanging="360"/>
+      </w:pPr>
+    </w:lvl>
+    <w:lvl w:ilvl="3" w:tentative="1">
+      <w:start w:val="1"/>
+      <w:numFmt w:val="decimal"/>
+      <w:lvlText w:val="%4."/>
+      <w:lvlJc w:val="left"/>
+      <w:pPr>
+        <w:tabs>
+          <w:tab w:val="num" w:pos="2880"/>
+        </w:tabs>
+        <w:ind w:left="2880" w:hanging="360"/>
+      </w:pPr>
+    </w:lvl>
+    <w:lvl w:ilvl="4" w:tentative="1">
+      <w:start w:val="1"/>
+      <w:numFmt w:val="decimal"/>
+      <w:lvlText w:val="%5."/>
+      <w:lvlJc w:val="left"/>
+      <w:pPr>
+        <w:tabs>
+          <w:tab w:val="num" w:pos="3600"/>
+        </w:tabs>
+        <w:ind w:left="3600" w:hanging="360"/>
+      </w:pPr>
+    </w:lvl>
+    <w:lvl w:ilvl="5" w:tentative="1">
+      <w:start w:val="1"/>
+      <w:numFmt w:val="decimal"/>
+      <w:lvlText w:val="%6."/>
+      <w:lvlJc w:val="left"/>
+      <w:pPr>
+        <w:tabs>
+          <w:tab w:val="num" w:pos="4320"/>
+        </w:tabs>
+        <w:ind w:left="4320" w:hanging="360"/>
+      </w:pPr>
+    </w:lvl>
+    <w:lvl w:ilvl="6" w:tentative="1">
+      <w:start w:val="1"/>
+      <w:numFmt w:val="decimal"/>
+      <w:lvlText w:val="%7."/>
+      <w:lvlJc w:val="left"/>
+      <w:pPr>
+        <w:tabs>
+          <w:tab w:val="num" w:pos="5040"/>
+        </w:tabs>
+        <w:ind w:left="5040" w:hanging="360"/>
+      </w:pPr>
+    </w:lvl>
+    <w:lvl w:ilvl="7" w:tentative="1">
+      <w:start w:val="1"/>
+      <w:numFmt w:val="decimal"/>
+      <w:lvlText w:val="%8."/>
+      <w:lvlJc w:val="left"/>
+      <w:pPr>
+        <w:tabs>
+          <w:tab w:val="num" w:pos="5760"/>
+        </w:tabs>
+        <w:ind w:left="5760" w:hanging="360"/>
+      </w:pPr>
+    </w:lvl>
+    <w:lvl w:ilvl="8" w:tentative="1">
+      <w:start w:val="1"/>
+      <w:numFmt w:val="decimal"/>
+      <w:lvlText w:val="%9."/>
+      <w:lvlJc w:val="left"/>
+      <w:pPr>
+        <w:tabs>
+          <w:tab w:val="num" w:pos="6480"/>
+        </w:tabs>
+        <w:ind w:left="6480" w:hanging="360"/>
+      </w:pPr>
+    </w:lvl>
+  </w:abstractNum>
+  <w:abstractNum w:abstractNumId="22" w15:restartNumberingAfterBreak="0">
     <w:nsid w:val="34AA08E8"/>
     <w:multiLevelType w:val="hybridMultilevel"/>
     <w:tmpl w:val="CFF0A9F0"/>
@@ -27800,7 +29632,7 @@
       </w:rPr>
     </w:lvl>
   </w:abstractNum>
-  <w:abstractNum w:abstractNumId="20" w15:restartNumberingAfterBreak="0">
+  <w:abstractNum w:abstractNumId="23" w15:restartNumberingAfterBreak="0">
     <w:nsid w:val="3A504AE7"/>
     <w:multiLevelType w:val="multilevel"/>
     <w:tmpl w:val="87B00C80"/>
@@ -27911,7 +29743,7 @@
       </w:rPr>
     </w:lvl>
   </w:abstractNum>
-  <w:abstractNum w:abstractNumId="21" w15:restartNumberingAfterBreak="0">
+  <w:abstractNum w:abstractNumId="24" w15:restartNumberingAfterBreak="0">
     <w:nsid w:val="3A8B2F26"/>
     <w:multiLevelType w:val="hybridMultilevel"/>
     <w:tmpl w:val="3C24A7F2"/>
@@ -28000,7 +29832,7 @@
       </w:pPr>
     </w:lvl>
   </w:abstractNum>
-  <w:abstractNum w:abstractNumId="22" w15:restartNumberingAfterBreak="0">
+  <w:abstractNum w:abstractNumId="25" w15:restartNumberingAfterBreak="0">
     <w:nsid w:val="3FE6201A"/>
     <w:multiLevelType w:val="multilevel"/>
     <w:tmpl w:val="04090025"/>
@@ -28095,7 +29927,7 @@
       </w:pPr>
     </w:lvl>
   </w:abstractNum>
-  <w:abstractNum w:abstractNumId="23" w15:restartNumberingAfterBreak="0">
+  <w:abstractNum w:abstractNumId="26" w15:restartNumberingAfterBreak="0">
     <w:nsid w:val="3FF717E0"/>
     <w:multiLevelType w:val="multilevel"/>
     <w:tmpl w:val="2926E348"/>
@@ -28244,7 +30076,7 @@
       </w:rPr>
     </w:lvl>
   </w:abstractNum>
-  <w:abstractNum w:abstractNumId="24" w15:restartNumberingAfterBreak="0">
+  <w:abstractNum w:abstractNumId="27" w15:restartNumberingAfterBreak="0">
     <w:nsid w:val="414B1498"/>
     <w:multiLevelType w:val="hybridMultilevel"/>
     <w:tmpl w:val="9B70C07A"/>
@@ -28357,7 +30189,7 @@
       </w:rPr>
     </w:lvl>
   </w:abstractNum>
-  <w:abstractNum w:abstractNumId="25" w15:restartNumberingAfterBreak="0">
+  <w:abstractNum w:abstractNumId="28" w15:restartNumberingAfterBreak="0">
     <w:nsid w:val="43BC4B02"/>
     <w:multiLevelType w:val="multilevel"/>
     <w:tmpl w:val="F9B2DC08"/>
@@ -28477,7 +30309,7 @@
       </w:rPr>
     </w:lvl>
   </w:abstractNum>
-  <w:abstractNum w:abstractNumId="26" w15:restartNumberingAfterBreak="0">
+  <w:abstractNum w:abstractNumId="29" w15:restartNumberingAfterBreak="0">
     <w:nsid w:val="441B7522"/>
     <w:multiLevelType w:val="multilevel"/>
     <w:tmpl w:val="BEA43A1C"/>
@@ -28626,7 +30458,156 @@
       </w:rPr>
     </w:lvl>
   </w:abstractNum>
-  <w:abstractNum w:abstractNumId="27" w15:restartNumberingAfterBreak="0">
+  <w:abstractNum w:abstractNumId="30" w15:restartNumberingAfterBreak="0">
+    <w:nsid w:val="47B64D27"/>
+    <w:multiLevelType w:val="multilevel"/>
+    <w:tmpl w:val="0B668A94"/>
+    <w:lvl w:ilvl="0">
+      <w:start w:val="1"/>
+      <w:numFmt w:val="bullet"/>
+      <w:lvlText w:val=""/>
+      <w:lvlJc w:val="left"/>
+      <w:pPr>
+        <w:tabs>
+          <w:tab w:val="num" w:pos="720"/>
+        </w:tabs>
+        <w:ind w:left="720" w:hanging="360"/>
+      </w:pPr>
+      <w:rPr>
+        <w:rFonts w:ascii="Symbol" w:hAnsi="Symbol" w:hint="default"/>
+        <w:sz w:val="20"/>
+      </w:rPr>
+    </w:lvl>
+    <w:lvl w:ilvl="1">
+      <w:start w:val="1"/>
+      <w:numFmt w:val="bullet"/>
+      <w:lvlText w:val=""/>
+      <w:lvlJc w:val="left"/>
+      <w:pPr>
+        <w:tabs>
+          <w:tab w:val="num" w:pos="1440"/>
+        </w:tabs>
+        <w:ind w:left="1440" w:hanging="360"/>
+      </w:pPr>
+      <w:rPr>
+        <w:rFonts w:ascii="Symbol" w:hAnsi="Symbol" w:hint="default"/>
+        <w:sz w:val="20"/>
+      </w:rPr>
+    </w:lvl>
+    <w:lvl w:ilvl="2">
+      <w:start w:val="1"/>
+      <w:numFmt w:val="bullet"/>
+      <w:lvlText w:val=""/>
+      <w:lvlJc w:val="left"/>
+      <w:pPr>
+        <w:tabs>
+          <w:tab w:val="num" w:pos="2160"/>
+        </w:tabs>
+        <w:ind w:left="2160" w:hanging="360"/>
+      </w:pPr>
+      <w:rPr>
+        <w:rFonts w:ascii="Symbol" w:hAnsi="Symbol" w:hint="default"/>
+        <w:sz w:val="20"/>
+      </w:rPr>
+    </w:lvl>
+    <w:lvl w:ilvl="3">
+      <w:start w:val="1"/>
+      <w:numFmt w:val="bullet"/>
+      <w:lvlText w:val=""/>
+      <w:lvlJc w:val="left"/>
+      <w:pPr>
+        <w:tabs>
+          <w:tab w:val="num" w:pos="2880"/>
+        </w:tabs>
+        <w:ind w:left="2880" w:hanging="360"/>
+      </w:pPr>
+      <w:rPr>
+        <w:rFonts w:ascii="Symbol" w:hAnsi="Symbol" w:hint="default"/>
+        <w:sz w:val="20"/>
+      </w:rPr>
+    </w:lvl>
+    <w:lvl w:ilvl="4" w:tentative="1">
+      <w:start w:val="1"/>
+      <w:numFmt w:val="bullet"/>
+      <w:lvlText w:val=""/>
+      <w:lvlJc w:val="left"/>
+      <w:pPr>
+        <w:tabs>
+          <w:tab w:val="num" w:pos="3600"/>
+        </w:tabs>
+        <w:ind w:left="3600" w:hanging="360"/>
+      </w:pPr>
+      <w:rPr>
+        <w:rFonts w:ascii="Symbol" w:hAnsi="Symbol" w:hint="default"/>
+        <w:sz w:val="20"/>
+      </w:rPr>
+    </w:lvl>
+    <w:lvl w:ilvl="5" w:tentative="1">
+      <w:start w:val="1"/>
+      <w:numFmt w:val="bullet"/>
+      <w:lvlText w:val=""/>
+      <w:lvlJc w:val="left"/>
+      <w:pPr>
+        <w:tabs>
+          <w:tab w:val="num" w:pos="4320"/>
+        </w:tabs>
+        <w:ind w:left="4320" w:hanging="360"/>
+      </w:pPr>
+      <w:rPr>
+        <w:rFonts w:ascii="Symbol" w:hAnsi="Symbol" w:hint="default"/>
+        <w:sz w:val="20"/>
+      </w:rPr>
+    </w:lvl>
+    <w:lvl w:ilvl="6" w:tentative="1">
+      <w:start w:val="1"/>
+      <w:numFmt w:val="bullet"/>
+      <w:lvlText w:val=""/>
+      <w:lvlJc w:val="left"/>
+      <w:pPr>
+        <w:tabs>
+          <w:tab w:val="num" w:pos="5040"/>
+        </w:tabs>
+        <w:ind w:left="5040" w:hanging="360"/>
+      </w:pPr>
+      <w:rPr>
+        <w:rFonts w:ascii="Symbol" w:hAnsi="Symbol" w:hint="default"/>
+        <w:sz w:val="20"/>
+      </w:rPr>
+    </w:lvl>
+    <w:lvl w:ilvl="7" w:tentative="1">
+      <w:start w:val="1"/>
+      <w:numFmt w:val="bullet"/>
+      <w:lvlText w:val=""/>
+      <w:lvlJc w:val="left"/>
+      <w:pPr>
+        <w:tabs>
+          <w:tab w:val="num" w:pos="5760"/>
+        </w:tabs>
+        <w:ind w:left="5760" w:hanging="360"/>
+      </w:pPr>
+      <w:rPr>
+        <w:rFonts w:ascii="Symbol" w:hAnsi="Symbol" w:hint="default"/>
+        <w:sz w:val="20"/>
+      </w:rPr>
+    </w:lvl>
+    <w:lvl w:ilvl="8" w:tentative="1">
+      <w:start w:val="1"/>
+      <w:numFmt w:val="bullet"/>
+      <w:lvlText w:val=""/>
+      <w:lvlJc w:val="left"/>
+      <w:pPr>
+        <w:tabs>
+          <w:tab w:val="num" w:pos="6480"/>
+        </w:tabs>
+        <w:ind w:left="6480" w:hanging="360"/>
+      </w:pPr>
+      <w:rPr>
+        <w:rFonts w:ascii="Symbol" w:hAnsi="Symbol" w:hint="default"/>
+        <w:sz w:val="20"/>
+      </w:rPr>
+    </w:lvl>
+  </w:abstractNum>
+  <w:abstractNum w:abstractNumId="31" w15:restartNumberingAfterBreak="0">
     <w:nsid w:val="48CC7115"/>
     <w:multiLevelType w:val="multilevel"/>
     <w:tmpl w:val="EBA4937C"/>
@@ -28775,7 +30756,7 @@
       </w:rPr>
     </w:lvl>
   </w:abstractNum>
-  <w:abstractNum w:abstractNumId="28" w15:restartNumberingAfterBreak="0">
+  <w:abstractNum w:abstractNumId="32" w15:restartNumberingAfterBreak="0">
     <w:nsid w:val="4DE04931"/>
     <w:multiLevelType w:val="multilevel"/>
     <w:tmpl w:val="87B00C80"/>
@@ -28885,7 +30866,7 @@
       </w:rPr>
     </w:lvl>
   </w:abstractNum>
-  <w:abstractNum w:abstractNumId="29" w15:restartNumberingAfterBreak="0">
+  <w:abstractNum w:abstractNumId="33" w15:restartNumberingAfterBreak="0">
     <w:nsid w:val="53867856"/>
     <w:multiLevelType w:val="hybridMultilevel"/>
     <w:tmpl w:val="73367A94"/>
@@ -28998,7 +30979,7 @@
       </w:rPr>
     </w:lvl>
   </w:abstractNum>
-  <w:abstractNum w:abstractNumId="30" w15:restartNumberingAfterBreak="0">
+  <w:abstractNum w:abstractNumId="34" w15:restartNumberingAfterBreak="0">
     <w:nsid w:val="56D5786E"/>
     <w:multiLevelType w:val="multilevel"/>
     <w:tmpl w:val="B9F232FE"/>
@@ -29147,7 +31128,7 @@
       </w:rPr>
     </w:lvl>
   </w:abstractNum>
-  <w:abstractNum w:abstractNumId="31" w15:restartNumberingAfterBreak="0">
+  <w:abstractNum w:abstractNumId="35" w15:restartNumberingAfterBreak="0">
     <w:nsid w:val="599D3050"/>
     <w:multiLevelType w:val="hybridMultilevel"/>
     <w:tmpl w:val="5DC60DC2"/>
@@ -29260,7 +31241,7 @@
       </w:rPr>
     </w:lvl>
   </w:abstractNum>
-  <w:abstractNum w:abstractNumId="32" w15:restartNumberingAfterBreak="0">
+  <w:abstractNum w:abstractNumId="36" w15:restartNumberingAfterBreak="0">
     <w:nsid w:val="5AB62E9D"/>
     <w:multiLevelType w:val="multilevel"/>
     <w:tmpl w:val="4AC01EC8"/>
@@ -29409,7 +31390,7 @@
       </w:rPr>
     </w:lvl>
   </w:abstractNum>
-  <w:abstractNum w:abstractNumId="33" w15:restartNumberingAfterBreak="0">
+  <w:abstractNum w:abstractNumId="37" w15:restartNumberingAfterBreak="0">
     <w:nsid w:val="5B3126B9"/>
     <w:multiLevelType w:val="multilevel"/>
     <w:tmpl w:val="64602E4A"/>
@@ -29558,7 +31539,7 @@
       </w:rPr>
     </w:lvl>
   </w:abstractNum>
-  <w:abstractNum w:abstractNumId="34" w15:restartNumberingAfterBreak="0">
+  <w:abstractNum w:abstractNumId="38" w15:restartNumberingAfterBreak="0">
     <w:nsid w:val="5BD96947"/>
     <w:multiLevelType w:val="multilevel"/>
     <w:tmpl w:val="10BC7A8E"/>
@@ -29707,7 +31688,93 @@
       </w:rPr>
     </w:lvl>
   </w:abstractNum>
-  <w:abstractNum w:abstractNumId="35" w15:restartNumberingAfterBreak="0">
+  <w:abstractNum w:abstractNumId="39" w15:restartNumberingAfterBreak="0">
+    <w:nsid w:val="5CCA698D"/>
+    <w:multiLevelType w:val="hybridMultilevel"/>
+    <w:tmpl w:val="42CE67D0"/>
+    <w:lvl w:ilvl="0" w:tplc="0409000F">
+      <w:start w:val="1"/>
+      <w:numFmt w:val="decimal"/>
+      <w:lvlText w:val="%1."/>
+      <w:lvlJc w:val="left"/>
+      <w:pPr>
+        <w:ind w:left="720" w:hanging="360"/>
+      </w:pPr>
+    </w:lvl>
+    <w:lvl w:ilvl="1" w:tplc="04090019" w:tentative="1">
+      <w:start w:val="1"/>
+      <w:numFmt w:val="lowerLetter"/>
+      <w:lvlText w:val="%2."/>
+      <w:lvlJc w:val="left"/>
+      <w:pPr>
+        <w:ind w:left="1440" w:hanging="360"/>
+      </w:pPr>
+    </w:lvl>
+    <w:lvl w:ilvl="2" w:tplc="0409001B" w:tentative="1">
+      <w:start w:val="1"/>
+      <w:numFmt w:val="lowerRoman"/>
+      <w:lvlText w:val="%3."/>
+      <w:lvlJc w:val="right"/>
+      <w:pPr>
+        <w:ind w:left="2160" w:hanging="180"/>
+      </w:pPr>
+    </w:lvl>
+    <w:lvl w:ilvl="3" w:tplc="0409000F" w:tentative="1">
+      <w:start w:val="1"/>
+      <w:numFmt w:val="decimal"/>
+      <w:lvlText w:val="%4."/>
+      <w:lvlJc w:val="left"/>
+      <w:pPr>
+        <w:ind w:left="2880" w:hanging="360"/>
+      </w:pPr>
+    </w:lvl>
+    <w:lvl w:ilvl="4" w:tplc="04090019" w:tentative="1">
+      <w:start w:val="1"/>
+      <w:numFmt w:val="lowerLetter"/>
+      <w:lvlText w:val="%5."/>
+      <w:lvlJc w:val="left"/>
+      <w:pPr>
+        <w:ind w:left="3600" w:hanging="360"/>
+      </w:pPr>
+    </w:lvl>
+    <w:lvl w:ilvl="5" w:tplc="0409001B" w:tentative="1">
+      <w:start w:val="1"/>
+      <w:numFmt w:val="lowerRoman"/>
+      <w:lvlText w:val="%6."/>
+      <w:lvlJc w:val="right"/>
+      <w:pPr>
+        <w:ind w:left="4320" w:hanging="180"/>
+      </w:pPr>
+    </w:lvl>
+    <w:lvl w:ilvl="6" w:tplc="0409000F" w:tentative="1">
+      <w:start w:val="1"/>
+      <w:numFmt w:val="decimal"/>
+      <w:lvlText w:val="%7."/>
+      <w:lvlJc w:val="left"/>
+      <w:pPr>
+        <w:ind w:left="5040" w:hanging="360"/>
+      </w:pPr>
+    </w:lvl>
+    <w:lvl w:ilvl="7" w:tplc="04090019" w:tentative="1">
+      <w:start w:val="1"/>
+      <w:numFmt w:val="lowerLetter"/>
+      <w:lvlText w:val="%8."/>
+      <w:lvlJc w:val="left"/>
+      <w:pPr>
+        <w:ind w:left="5760" w:hanging="360"/>
+      </w:pPr>
+    </w:lvl>
+    <w:lvl w:ilvl="8" w:tplc="0409001B" w:tentative="1">
+      <w:start w:val="1"/>
+      <w:numFmt w:val="lowerRoman"/>
+      <w:lvlText w:val="%9."/>
+      <w:lvlJc w:val="right"/>
+      <w:pPr>
+        <w:ind w:left="6480" w:hanging="180"/>
+      </w:pPr>
+    </w:lvl>
+  </w:abstractNum>
+  <w:abstractNum w:abstractNumId="40" w15:restartNumberingAfterBreak="0">
     <w:nsid w:val="5CD75B87"/>
     <w:multiLevelType w:val="hybridMultilevel"/>
     <w:tmpl w:val="23AE42B4"/>
@@ -29820,7 +31887,7 @@
       </w:rPr>
     </w:lvl>
   </w:abstractNum>
-  <w:abstractNum w:abstractNumId="36" w15:restartNumberingAfterBreak="0">
+  <w:abstractNum w:abstractNumId="41" w15:restartNumberingAfterBreak="0">
     <w:nsid w:val="5D99751D"/>
     <w:multiLevelType w:val="hybridMultilevel"/>
     <w:tmpl w:val="ADD2CDE8"/>
@@ -29933,7 +32000,7 @@
       </w:rPr>
     </w:lvl>
   </w:abstractNum>
-  <w:abstractNum w:abstractNumId="37" w15:restartNumberingAfterBreak="0">
+  <w:abstractNum w:abstractNumId="42" w15:restartNumberingAfterBreak="0">
     <w:nsid w:val="62017C1D"/>
     <w:multiLevelType w:val="multilevel"/>
     <w:tmpl w:val="71B8343E"/>
@@ -30082,7 +32149,7 @@
       </w:rPr>
     </w:lvl>
   </w:abstractNum>
-  <w:abstractNum w:abstractNumId="38" w15:restartNumberingAfterBreak="0">
+  <w:abstractNum w:abstractNumId="43" w15:restartNumberingAfterBreak="0">
     <w:nsid w:val="6206480E"/>
     <w:multiLevelType w:val="multilevel"/>
     <w:tmpl w:val="F2AA16C0"/>
@@ -30195,7 +32262,7 @@
       </w:pPr>
     </w:lvl>
   </w:abstractNum>
-  <w:abstractNum w:abstractNumId="39" w15:restartNumberingAfterBreak="0">
+  <w:abstractNum w:abstractNumId="44" w15:restartNumberingAfterBreak="0">
     <w:nsid w:val="6509635A"/>
     <w:multiLevelType w:val="multilevel"/>
     <w:tmpl w:val="8EF02D2C"/>
@@ -30344,7 +32411,7 @@
       </w:rPr>
     </w:lvl>
   </w:abstractNum>
-  <w:abstractNum w:abstractNumId="40" w15:restartNumberingAfterBreak="0">
+  <w:abstractNum w:abstractNumId="45" w15:restartNumberingAfterBreak="0">
     <w:nsid w:val="669C4869"/>
     <w:multiLevelType w:val="multilevel"/>
     <w:tmpl w:val="321016AA"/>
@@ -30493,7 +32560,124 @@
       </w:rPr>
     </w:lvl>
   </w:abstractNum>
-  <w:abstractNum w:abstractNumId="41" w15:restartNumberingAfterBreak="0">
+  <w:abstractNum w:abstractNumId="46" w15:restartNumberingAfterBreak="0">
+    <w:nsid w:val="693C6229"/>
+    <w:multiLevelType w:val="multilevel"/>
+    <w:tmpl w:val="2CD090B0"/>
+    <w:lvl w:ilvl="0">
+      <w:start w:val="1"/>
+      <w:numFmt w:val="decimal"/>
+      <w:lvlText w:val="%1."/>
+      <w:lvlJc w:val="left"/>
+      <w:pPr>
+        <w:tabs>
+          <w:tab w:val="num" w:pos="360"/>
+        </w:tabs>
+        <w:ind w:left="360" w:hanging="360"/>
+      </w:pPr>
+    </w:lvl>
+    <w:lvl w:ilvl="1">
+      <w:start w:val="1"/>
+      <w:numFmt w:val="bullet"/>
+      <w:lvlText w:val=""/>
+      <w:lvlJc w:val="left"/>
+      <w:pPr>
+        <w:tabs>
+          <w:tab w:val="num" w:pos="1080"/>
+        </w:tabs>
+        <w:ind w:left="1080" w:hanging="360"/>
+      </w:pPr>
+      <w:rPr>
+        <w:rFonts w:ascii="Symbol" w:hAnsi="Symbol" w:hint="default"/>
+        <w:sz w:val="20"/>
+      </w:rPr>
+    </w:lvl>
+    <w:lvl w:ilvl="2" w:tentative="1">
+      <w:start w:val="1"/>
+      <w:numFmt w:val="decimal"/>
+      <w:lvlText w:val="%3."/>
+      <w:lvlJc w:val="left"/>
+      <w:pPr>
+        <w:tabs>
+          <w:tab w:val="num" w:pos="1800"/>
+        </w:tabs>
+        <w:ind w:left="1800" w:hanging="360"/>
+      </w:pPr>
+    </w:lvl>
+    <w:lvl w:ilvl="3" w:tentative="1">
+      <w:start w:val="1"/>
+      <w:numFmt w:val="decimal"/>
+      <w:lvlText w:val="%4."/>
+      <w:lvlJc w:val="left"/>
+      <w:pPr>
+        <w:tabs>
+          <w:tab w:val="num" w:pos="2520"/>
+        </w:tabs>
+        <w:ind w:left="2520" w:hanging="360"/>
+      </w:pPr>
+    </w:lvl>
+    <w:lvl w:ilvl="4" w:tentative="1">
+      <w:start w:val="1"/>
+      <w:numFmt w:val="decimal"/>
+      <w:lvlText w:val="%5."/>
+      <w:lvlJc w:val="left"/>
+      <w:pPr>
+        <w:tabs>
+          <w:tab w:val="num" w:pos="3240"/>
+        </w:tabs>
+        <w:ind w:left="3240" w:hanging="360"/>
+      </w:pPr>
+    </w:lvl>
+    <w:lvl w:ilvl="5" w:tentative="1">
+      <w:start w:val="1"/>
+      <w:numFmt w:val="decimal"/>
+      <w:lvlText w:val="%6."/>
+      <w:lvlJc w:val="left"/>
+      <w:pPr>
+        <w:tabs>
+          <w:tab w:val="num" w:pos="3960"/>
+        </w:tabs>
+        <w:ind w:left="3960" w:hanging="360"/>
+      </w:pPr>
+    </w:lvl>
+    <w:lvl w:ilvl="6" w:tentative="1">
+      <w:start w:val="1"/>
+      <w:numFmt w:val="decimal"/>
+      <w:lvlText w:val="%7."/>
+      <w:lvlJc w:val="left"/>
+      <w:pPr>
+        <w:tabs>
+          <w:tab w:val="num" w:pos="4680"/>
+        </w:tabs>
+        <w:ind w:left="4680" w:hanging="360"/>
+      </w:pPr>
+    </w:lvl>
+    <w:lvl w:ilvl="7" w:tentative="1">
+      <w:start w:val="1"/>
+      <w:numFmt w:val="decimal"/>
+      <w:lvlText w:val="%8."/>
+      <w:lvlJc w:val="left"/>
+      <w:pPr>
+        <w:tabs>
+          <w:tab w:val="num" w:pos="5400"/>
+        </w:tabs>
+        <w:ind w:left="5400" w:hanging="360"/>
+      </w:pPr>
+    </w:lvl>
+    <w:lvl w:ilvl="8" w:tentative="1">
+      <w:start w:val="1"/>
+      <w:numFmt w:val="decimal"/>
+      <w:lvlText w:val="%9."/>
+      <w:lvlJc w:val="left"/>
+      <w:pPr>
+        <w:tabs>
+          <w:tab w:val="num" w:pos="6120"/>
+        </w:tabs>
+        <w:ind w:left="6120" w:hanging="360"/>
+      </w:pPr>
+    </w:lvl>
+  </w:abstractNum>
+  <w:abstractNum w:abstractNumId="47" w15:restartNumberingAfterBreak="0">
     <w:nsid w:val="6B8E045B"/>
     <w:multiLevelType w:val="hybridMultilevel"/>
     <w:tmpl w:val="B324F59E"/>
@@ -30606,7 +32790,7 @@
       </w:rPr>
     </w:lvl>
   </w:abstractNum>
-  <w:abstractNum w:abstractNumId="42" w15:restartNumberingAfterBreak="0">
+  <w:abstractNum w:abstractNumId="48" w15:restartNumberingAfterBreak="0">
     <w:nsid w:val="6EA02E33"/>
     <w:multiLevelType w:val="multilevel"/>
     <w:tmpl w:val="29225596"/>
@@ -30755,7 +32939,7 @@
       </w:rPr>
     </w:lvl>
   </w:abstractNum>
-  <w:abstractNum w:abstractNumId="43" w15:restartNumberingAfterBreak="0">
+  <w:abstractNum w:abstractNumId="49" w15:restartNumberingAfterBreak="0">
     <w:nsid w:val="6FFF69F9"/>
     <w:multiLevelType w:val="multilevel"/>
     <w:tmpl w:val="9CF4D066"/>
@@ -30904,7 +33088,7 @@
       </w:rPr>
     </w:lvl>
   </w:abstractNum>
-  <w:abstractNum w:abstractNumId="44" w15:restartNumberingAfterBreak="0">
+  <w:abstractNum w:abstractNumId="50" w15:restartNumberingAfterBreak="0">
     <w:nsid w:val="718E260B"/>
     <w:multiLevelType w:val="multilevel"/>
     <w:tmpl w:val="69EC1850"/>
@@ -31053,7 +33237,7 @@
       </w:rPr>
     </w:lvl>
   </w:abstractNum>
-  <w:abstractNum w:abstractNumId="45" w15:restartNumberingAfterBreak="0">
+  <w:abstractNum w:abstractNumId="51" w15:restartNumberingAfterBreak="0">
     <w:nsid w:val="74397121"/>
     <w:multiLevelType w:val="hybridMultilevel"/>
     <w:tmpl w:val="EC26EC00"/>
@@ -31166,7 +33350,7 @@
       </w:rPr>
     </w:lvl>
   </w:abstractNum>
-  <w:abstractNum w:abstractNumId="46" w15:restartNumberingAfterBreak="0">
+  <w:abstractNum w:abstractNumId="52" w15:restartNumberingAfterBreak="0">
     <w:nsid w:val="749A0CBF"/>
     <w:multiLevelType w:val="multilevel"/>
     <w:tmpl w:val="5F829C9A"/>
@@ -31315,7 +33499,7 @@
       </w:rPr>
     </w:lvl>
   </w:abstractNum>
-  <w:abstractNum w:abstractNumId="47" w15:restartNumberingAfterBreak="0">
+  <w:abstractNum w:abstractNumId="53" w15:restartNumberingAfterBreak="0">
     <w:nsid w:val="768B7C3C"/>
     <w:multiLevelType w:val="multilevel"/>
     <w:tmpl w:val="9DE2868C"/>
@@ -31464,7 +33648,7 @@
       </w:rPr>
     </w:lvl>
   </w:abstractNum>
-  <w:abstractNum w:abstractNumId="48" w15:restartNumberingAfterBreak="0">
+  <w:abstractNum w:abstractNumId="54" w15:restartNumberingAfterBreak="0">
     <w:nsid w:val="776824D3"/>
     <w:multiLevelType w:val="hybridMultilevel"/>
     <w:tmpl w:val="B816C90A"/>
@@ -31577,7 +33761,7 @@
       </w:rPr>
     </w:lvl>
   </w:abstractNum>
-  <w:abstractNum w:abstractNumId="49" w15:restartNumberingAfterBreak="0">
+  <w:abstractNum w:abstractNumId="55" w15:restartNumberingAfterBreak="0">
     <w:nsid w:val="78DD0F00"/>
     <w:multiLevelType w:val="multilevel"/>
     <w:tmpl w:val="590EF516"/>
@@ -31726,7 +33910,7 @@
       </w:rPr>
     </w:lvl>
   </w:abstractNum>
-  <w:abstractNum w:abstractNumId="50" w15:restartNumberingAfterBreak="0">
+  <w:abstractNum w:abstractNumId="56" w15:restartNumberingAfterBreak="0">
     <w:nsid w:val="7BDA35DF"/>
     <w:multiLevelType w:val="hybridMultilevel"/>
     <w:tmpl w:val="6FB4A514"/>
@@ -31840,25 +34024,25 @@
     </w:lvl>
   </w:abstractNum>
   <w:num w:numId="1" w16cid:durableId="1840078633">
+    <w:abstractNumId w:val="25"/>
+  </w:num>
+  <w:num w:numId="2" w16cid:durableId="554701382">
+    <w:abstractNumId w:val="51"/>
+  </w:num>
+  <w:num w:numId="3" w16cid:durableId="364991685">
+    <w:abstractNumId w:val="56"/>
+  </w:num>
+  <w:num w:numId="4" w16cid:durableId="1960647871">
+    <w:abstractNumId w:val="32"/>
+  </w:num>
+  <w:num w:numId="5" w16cid:durableId="2007323797">
+    <w:abstractNumId w:val="18"/>
+  </w:num>
+  <w:num w:numId="6" w16cid:durableId="109319944">
     <w:abstractNumId w:val="22"/>
   </w:num>
-  <w:num w:numId="2" w16cid:durableId="554701382">
-    <w:abstractNumId w:val="45"/>
-  </w:num>
-  <w:num w:numId="3" w16cid:durableId="364991685">
-    <w:abstractNumId w:val="50"/>
-  </w:num>
-  <w:num w:numId="4" w16cid:durableId="1960647871">
-    <w:abstractNumId w:val="28"/>
-  </w:num>
-  <w:num w:numId="5" w16cid:durableId="2007323797">
-    <w:abstractNumId w:val="16"/>
-  </w:num>
-  <w:num w:numId="6" w16cid:durableId="109319944">
-    <w:abstractNumId w:val="19"/>
-  </w:num>
   <w:num w:numId="7" w16cid:durableId="1177580442">
-    <w:abstractNumId w:val="21"/>
+    <w:abstractNumId w:val="24"/>
   </w:num>
   <w:num w:numId="8" w16cid:durableId="8068277">
     <w:abstractNumId w:val="1"/>
@@ -31867,7 +34051,7 @@
     <w:abstractNumId w:val="7"/>
   </w:num>
   <w:num w:numId="10" w16cid:durableId="1390417860">
-    <w:abstractNumId w:val="41"/>
+    <w:abstractNumId w:val="47"/>
   </w:num>
   <w:num w:numId="11" w16cid:durableId="1835755129">
     <w:abstractNumId w:val="4"/>
@@ -31876,28 +34060,28 @@
     <w:abstractNumId w:val="3"/>
   </w:num>
   <w:num w:numId="13" w16cid:durableId="1031154129">
+    <w:abstractNumId w:val="23"/>
+  </w:num>
+  <w:num w:numId="14" w16cid:durableId="1240361685">
     <w:abstractNumId w:val="20"/>
   </w:num>
-  <w:num w:numId="14" w16cid:durableId="1240361685">
-    <w:abstractNumId w:val="18"/>
-  </w:num>
   <w:num w:numId="15" w16cid:durableId="474377180">
-    <w:abstractNumId w:val="47"/>
+    <w:abstractNumId w:val="53"/>
   </w:num>
   <w:num w:numId="16" w16cid:durableId="161821712">
-    <w:abstractNumId w:val="48"/>
+    <w:abstractNumId w:val="54"/>
   </w:num>
   <w:num w:numId="17" w16cid:durableId="2146266633">
-    <w:abstractNumId w:val="32"/>
+    <w:abstractNumId w:val="36"/>
   </w:num>
   <w:num w:numId="18" w16cid:durableId="1232933179">
     <w:abstractNumId w:val="2"/>
   </w:num>
   <w:num w:numId="19" w16cid:durableId="1987733086">
-    <w:abstractNumId w:val="23"/>
+    <w:abstractNumId w:val="26"/>
   </w:num>
   <w:num w:numId="20" w16cid:durableId="1500541437">
-    <w:abstractNumId w:val="22"/>
+    <w:abstractNumId w:val="25"/>
   </w:num>
   <w:num w:numId="21" w16cid:durableId="1831553976">
     <w:abstractNumId w:val="5"/>
@@ -31909,91 +34093,109 @@
     <w:abstractNumId w:val="13"/>
   </w:num>
   <w:num w:numId="24" w16cid:durableId="1124663376">
-    <w:abstractNumId w:val="15"/>
+    <w:abstractNumId w:val="16"/>
   </w:num>
   <w:num w:numId="25" w16cid:durableId="198319805">
-    <w:abstractNumId w:val="14"/>
+    <w:abstractNumId w:val="15"/>
   </w:num>
   <w:num w:numId="26" w16cid:durableId="500858240">
     <w:abstractNumId w:val="0"/>
   </w:num>
   <w:num w:numId="27" w16cid:durableId="940649125">
-    <w:abstractNumId w:val="46"/>
+    <w:abstractNumId w:val="52"/>
   </w:num>
   <w:num w:numId="28" w16cid:durableId="1793088598">
-    <w:abstractNumId w:val="49"/>
+    <w:abstractNumId w:val="55"/>
   </w:num>
   <w:num w:numId="29" w16cid:durableId="75515887">
-    <w:abstractNumId w:val="36"/>
+    <w:abstractNumId w:val="41"/>
   </w:num>
   <w:num w:numId="30" w16cid:durableId="1282760617">
     <w:abstractNumId w:val="8"/>
   </w:num>
   <w:num w:numId="31" w16cid:durableId="319383353">
-    <w:abstractNumId w:val="29"/>
+    <w:abstractNumId w:val="33"/>
   </w:num>
   <w:num w:numId="32" w16cid:durableId="117724458">
-    <w:abstractNumId w:val="44"/>
+    <w:abstractNumId w:val="50"/>
   </w:num>
   <w:num w:numId="33" w16cid:durableId="1391003267">
-    <w:abstractNumId w:val="27"/>
+    <w:abstractNumId w:val="31"/>
   </w:num>
   <w:num w:numId="34" w16cid:durableId="1142502424">
     <w:abstractNumId w:val="10"/>
   </w:num>
   <w:num w:numId="35" w16cid:durableId="1816920262">
-    <w:abstractNumId w:val="35"/>
+    <w:abstractNumId w:val="40"/>
   </w:num>
   <w:num w:numId="36" w16cid:durableId="867257023">
-    <w:abstractNumId w:val="24"/>
+    <w:abstractNumId w:val="27"/>
   </w:num>
   <w:num w:numId="37" w16cid:durableId="487333573">
     <w:abstractNumId w:val="9"/>
   </w:num>
   <w:num w:numId="38" w16cid:durableId="569004496">
-    <w:abstractNumId w:val="38"/>
+    <w:abstractNumId w:val="43"/>
   </w:num>
   <w:num w:numId="39" w16cid:durableId="1820917889">
-    <w:abstractNumId w:val="40"/>
+    <w:abstractNumId w:val="45"/>
   </w:num>
   <w:num w:numId="40" w16cid:durableId="1722704636">
-    <w:abstractNumId w:val="26"/>
+    <w:abstractNumId w:val="29"/>
   </w:num>
   <w:num w:numId="41" w16cid:durableId="799031191">
     <w:abstractNumId w:val="12"/>
   </w:num>
   <w:num w:numId="42" w16cid:durableId="1157187515">
-    <w:abstractNumId w:val="30"/>
+    <w:abstractNumId w:val="34"/>
   </w:num>
   <w:num w:numId="43" w16cid:durableId="1543470835">
-    <w:abstractNumId w:val="25"/>
+    <w:abstractNumId w:val="28"/>
   </w:num>
   <w:num w:numId="44" w16cid:durableId="1697534800">
-    <w:abstractNumId w:val="31"/>
+    <w:abstractNumId w:val="35"/>
   </w:num>
   <w:num w:numId="45" w16cid:durableId="1701852509">
-    <w:abstractNumId w:val="17"/>
+    <w:abstractNumId w:val="19"/>
   </w:num>
   <w:num w:numId="46" w16cid:durableId="1535147715">
-    <w:abstractNumId w:val="37"/>
+    <w:abstractNumId w:val="42"/>
   </w:num>
   <w:num w:numId="47" w16cid:durableId="1558591130">
-    <w:abstractNumId w:val="42"/>
+    <w:abstractNumId w:val="48"/>
   </w:num>
   <w:num w:numId="48" w16cid:durableId="1858692024">
     <w:abstractNumId w:val="6"/>
   </w:num>
   <w:num w:numId="49" w16cid:durableId="522862188">
+    <w:abstractNumId w:val="44"/>
+  </w:num>
+  <w:num w:numId="50" w16cid:durableId="652416923">
+    <w:abstractNumId w:val="49"/>
+  </w:num>
+  <w:num w:numId="51" w16cid:durableId="208298059">
+    <w:abstractNumId w:val="37"/>
+  </w:num>
+  <w:num w:numId="52" w16cid:durableId="195430189">
+    <w:abstractNumId w:val="38"/>
+  </w:num>
+  <w:num w:numId="53" w16cid:durableId="1406224961">
+    <w:abstractNumId w:val="14"/>
+  </w:num>
+  <w:num w:numId="54" w16cid:durableId="1608810397">
+    <w:abstractNumId w:val="17"/>
+  </w:num>
+  <w:num w:numId="55" w16cid:durableId="1876459096">
     <w:abstractNumId w:val="39"/>
   </w:num>
-  <w:num w:numId="50" w16cid:durableId="652416923">
-    <w:abstractNumId w:val="43"/>
+  <w:num w:numId="56" w16cid:durableId="592780269">
+    <w:abstractNumId w:val="46"/>
   </w:num>
-  <w:num w:numId="51" w16cid:durableId="208298059">
-    <w:abstractNumId w:val="33"/>
+  <w:num w:numId="57" w16cid:durableId="1953634716">
+    <w:abstractNumId w:val="30"/>
   </w:num>
-  <w:num w:numId="52" w16cid:durableId="195430189">
-    <w:abstractNumId w:val="34"/>
+  <w:num w:numId="58" w16cid:durableId="695038223">
+    <w:abstractNumId w:val="21"/>
   </w:num>
   <w:numIdMacAtCleanup w:val="14"/>
 </w:numbering>
@@ -33172,6 +35374,16 @@
       <w:szCs w:val="18"/>
     </w:rPr>
   </w:style>
+  <w:style w:type="character" w:styleId="PlaceholderText">
+    <w:name w:val="Placeholder Text"/>
+    <w:basedOn w:val="DefaultParagraphFont"/>
+    <w:uiPriority w:val="99"/>
+    <w:semiHidden/>
+    <w:rsid w:val="003D22EE"/>
+    <w:rPr>
+      <w:color w:val="666666"/>
+    </w:rPr>
+  </w:style>
 </w:styles>
 </file>
 

--- a/docs/01_reports/Báo Cáo NghienData.docx
+++ b/docs/01_reports/Báo Cáo NghienData.docx
@@ -785,7 +785,17 @@
               </w:tcPr>
               <w:p>
                 <w:pPr>
-                  <w:jc w:val="right"/>
+                  <w:jc w:val="center"/>
+                  <w:rPr>
+                    <w:szCs w:val="26"/>
+                    <w:lang w:val="en-US"/>
+                  </w:rPr>
+                </w:pPr>
+              </w:p>
+              <w:p>
+                <w:pPr>
+                  <w:ind w:left="-680"/>
+                  <w:jc w:val="center"/>
                   <w:rPr>
                     <w:szCs w:val="26"/>
                   </w:rPr>
@@ -854,13 +864,6 @@
             <w:t>TP.Hồ Chí Minh, Tháng 8 Năm 2026</w:t>
           </w:r>
         </w:p>
-        <w:p>
-          <w:pPr>
-            <w:rPr>
-              <w:rFonts w:cs="Times New Roman"/>
-            </w:rPr>
-          </w:pPr>
-        </w:p>
       </w:sdtContent>
     </w:sdt>
     <w:sdt>
@@ -8685,7 +8688,21 @@
         <w:rPr>
           <w:lang w:val="en-US"/>
         </w:rPr>
-        <w:t xml:space="preserve">Tỉ lệ khoản vay trên thu nhập và tỷ lệ nợ trên thu nhập liên quan như thế nào đến việc hoàn trả ? </w:t>
+        <w:t xml:space="preserve">Tỉ lệ khoản vay trên thu nhập và tỷ lệ nợ trên thu nhập liên quan như thế nào đến việc hoàn </w:t>
+      </w:r>
+      <w:proofErr w:type="gramStart"/>
+      <w:r>
+        <w:rPr>
+          <w:lang w:val="en-US"/>
+        </w:rPr>
+        <w:t>trả ?</w:t>
+      </w:r>
+      <w:proofErr w:type="gramEnd"/>
+      <w:r>
+        <w:rPr>
+          <w:lang w:val="en-US"/>
+        </w:rPr>
+        <w:t xml:space="preserve"> </w:t>
       </w:r>
     </w:p>
     <w:p>
@@ -8703,7 +8720,21 @@
         <w:rPr>
           <w:lang w:val="en-US"/>
         </w:rPr>
-        <w:t xml:space="preserve">Các mục đích vay cụ thể (Giáo dục, Y tế, Cá nhân, Hợp nhất nợ) có mang lại rủi ro cao hơn không ? </w:t>
+        <w:t xml:space="preserve">Các mục đích vay cụ thể (Giáo dục, Y tế, Cá nhân, Hợp nhất nợ) có mang lại rủi ro cao hơn </w:t>
+      </w:r>
+      <w:proofErr w:type="gramStart"/>
+      <w:r>
+        <w:rPr>
+          <w:lang w:val="en-US"/>
+        </w:rPr>
+        <w:t>không ?</w:t>
+      </w:r>
+      <w:proofErr w:type="gramEnd"/>
+      <w:r>
+        <w:rPr>
+          <w:lang w:val="en-US"/>
+        </w:rPr>
+        <w:t xml:space="preserve"> </w:t>
       </w:r>
     </w:p>
     <w:p>
@@ -8721,8 +8752,16 @@
         <w:rPr>
           <w:lang w:val="en-US"/>
         </w:rPr>
-        <w:t>Loại người vay nào có khả năng nợ quá hạn cao hơn ?</w:t>
-      </w:r>
+        <w:t xml:space="preserve">Loại người vay nào có khả năng nợ quá hạn cao </w:t>
+      </w:r>
+      <w:proofErr w:type="gramStart"/>
+      <w:r>
+        <w:rPr>
+          <w:lang w:val="en-US"/>
+        </w:rPr>
+        <w:t>hơn ?</w:t>
+      </w:r>
+      <w:proofErr w:type="gramEnd"/>
     </w:p>
     <w:p>
       <w:pPr>
@@ -8739,7 +8778,21 @@
         <w:rPr>
           <w:lang w:val="en-US"/>
         </w:rPr>
-        <w:t xml:space="preserve">Lịch sử nợ quá hạn trong quá khứ hoặc lịch sử tín dụng dài hàn ảnh hướng thế nào đến kết quả vay ? </w:t>
+        <w:t xml:space="preserve">Lịch sử nợ quá hạn trong quá khứ hoặc lịch sử tín dụng dài hàn ảnh hướng thế nào đến kết quả </w:t>
+      </w:r>
+      <w:proofErr w:type="gramStart"/>
+      <w:r>
+        <w:rPr>
+          <w:lang w:val="en-US"/>
+        </w:rPr>
+        <w:t>vay ?</w:t>
+      </w:r>
+      <w:proofErr w:type="gramEnd"/>
+      <w:r>
+        <w:rPr>
+          <w:lang w:val="en-US"/>
+        </w:rPr>
+        <w:t xml:space="preserve"> </w:t>
       </w:r>
     </w:p>
     <w:p>
@@ -8757,7 +8810,14 @@
         <w:rPr>
           <w:lang w:val="en-US"/>
         </w:rPr>
-        <w:t>Xếp hạng các khoản văn hoặc điều khoản nào có vể an oàn hơn và loại nào rủi ro hơn</w:t>
+        <w:t xml:space="preserve">Xếp hạng các khoản văn hoặc điều khoản nào có vể an oàn hơn và loại nào rủi ro </w:t>
+      </w:r>
+      <w:proofErr w:type="gramStart"/>
+      <w:r>
+        <w:rPr>
+          <w:lang w:val="en-US"/>
+        </w:rPr>
+        <w:t>hơn</w:t>
       </w:r>
       <w:r>
         <w:rPr>
@@ -8765,6 +8825,7 @@
         </w:rPr>
         <w:t xml:space="preserve"> ?</w:t>
       </w:r>
+      <w:proofErr w:type="gramEnd"/>
     </w:p>
     <w:p>
       <w:pPr>
@@ -8781,7 +8842,21 @@
         <w:rPr>
           <w:lang w:val="en-US"/>
         </w:rPr>
-        <w:t xml:space="preserve">Đặc trưng nào thực sự có ý nghĩa thống kê cao nhất trong việc phân loại nợ xấu ? </w:t>
+        <w:t xml:space="preserve">Đặc trưng nào thực sự có ý nghĩa thống kê cao nhất trong việc phân loại nợ </w:t>
+      </w:r>
+      <w:proofErr w:type="gramStart"/>
+      <w:r>
+        <w:rPr>
+          <w:lang w:val="en-US"/>
+        </w:rPr>
+        <w:t>xấu ?</w:t>
+      </w:r>
+      <w:proofErr w:type="gramEnd"/>
+      <w:r>
+        <w:rPr>
+          <w:lang w:val="en-US"/>
+        </w:rPr>
+        <w:t xml:space="preserve"> </w:t>
       </w:r>
       <w:r>
         <w:rPr>
@@ -9272,7 +9347,21 @@
         <w:rPr>
           <w:lang w:val="en-US"/>
         </w:rPr>
-        <w:t xml:space="preserve">Vì sao ?”/.. </w:t>
+        <w:t xml:space="preserve">Vì </w:t>
+      </w:r>
+      <w:proofErr w:type="gramStart"/>
+      <w:r>
+        <w:rPr>
+          <w:lang w:val="en-US"/>
+        </w:rPr>
+        <w:t>sao ?”/..</w:t>
+      </w:r>
+      <w:proofErr w:type="gramEnd"/>
+      <w:r>
+        <w:rPr>
+          <w:lang w:val="en-US"/>
+        </w:rPr>
+        <w:t xml:space="preserve"> </w:t>
       </w:r>
     </w:p>
     <w:p>
@@ -9592,7 +9681,23 @@
           <w:rFonts w:cs="Times New Roman"/>
           <w:lang w:val="en-US"/>
         </w:rPr>
-        <w:t>Thay vì dùng các tiêu đề mang tính mô tả, hãy dùng các tiêu đề rút ra kết luận. (Ví dụ: “ Nhóm khách hàng vay vốn có tỉ lệ rủi ro vỡ nợ cao nhất”)</w:t>
+        <w:t xml:space="preserve">Thay vì dùng các tiêu đề mang tính mô tả, hãy dùng các tiêu đề rút ra kết luận. (Ví dụ: </w:t>
+      </w:r>
+      <w:proofErr w:type="gramStart"/>
+      <w:r>
+        <w:rPr>
+          <w:rFonts w:cs="Times New Roman"/>
+          <w:lang w:val="en-US"/>
+        </w:rPr>
+        <w:t>“ Nhóm</w:t>
+      </w:r>
+      <w:proofErr w:type="gramEnd"/>
+      <w:r>
+        <w:rPr>
+          <w:rFonts w:cs="Times New Roman"/>
+          <w:lang w:val="en-US"/>
+        </w:rPr>
+        <w:t xml:space="preserve"> khách hàng vay vốn có tỉ lệ rủi ro vỡ nợ cao nhất”)</w:t>
       </w:r>
     </w:p>
     <w:p>
@@ -16395,38 +16500,22 @@
           <w:rFonts w:ascii="Times New Roman" w:hAnsi="Times New Roman" w:cs="Times New Roman"/>
         </w:rPr>
         <w:lastRenderedPageBreak/>
-        <w:t>Làm sạch dữ liệu</w:t>
+        <w:t xml:space="preserve">Làm sạch dữ </w:t>
       </w:r>
       <w:bookmarkEnd w:id="29"/>
-    </w:p>
-    <w:p>
-      <w:pPr>
-        <w:pStyle w:val="ListParagraph"/>
-        <w:numPr>
-          <w:ilvl w:val="0"/>
-          <w:numId w:val="2"/>
-        </w:numPr>
-        <w:rPr>
-          <w:rFonts w:cs="Times New Roman"/>
-          <w:i/>
-          <w:color w:val="00B050"/>
-        </w:rPr>
-      </w:pPr>
-      <w:r>
-        <w:rPr>
-          <w:rFonts w:cs="Times New Roman"/>
-          <w:i/>
-          <w:color w:val="00B050"/>
-        </w:rPr>
-        <w:t>Kỹ thuật làm sạch, tầm quan trọng, lợi ích và tiêu chí đánh giá dữ liệu</w:t>
-      </w:r>
-      <w:r>
-        <w:rPr>
-          <w:rFonts w:cs="Times New Roman"/>
-          <w:i/>
-          <w:color w:val="00B050"/>
-        </w:rPr>
-        <w:t>.</w:t>
+      <w:r>
+        <w:rPr>
+          <w:rFonts w:ascii="Times New Roman" w:hAnsi="Times New Roman" w:cs="Times New Roman"/>
+        </w:rPr>
+        <w:t xml:space="preserve">LIỆU </w:t>
+      </w:r>
+    </w:p>
+    <w:p>
+      <w:pPr>
+        <w:ind w:firstLine="720"/>
+      </w:pPr>
+      <w:r>
+        <w:t>Làm sạch dữ liệu là quá trình phát hiện và hiệu chỉnh (hoặc loại bỏ) các bản ghi dữ liệu không chính xác, không đầy đủ, không nhất quán hoặc bị định dạng sai khỏi một tập dữ liệu thô. Trong lĩnh vực tài chính và quản trị rủi ro tín dụng (Credit Risk Scoring), dữ liệu là cơ sở cốt lõi để xây dựng các mô hình chấm điểm và báo cáo phân tích. Nếu dữ liệu đầu vào chứa nhiều "nhiễu" (Outliers), các quyết định phê duyệt khoản vay hoặc báo cáo phân tích rủi ro của ngân hàng sẽ bị sai lệch hoàn toàn, gây tổn thất tài chính nghiêm trọng. Do đó, việc xây dựng một quy trình làm sạch dữ liệu tự động, nhất quán đóng vai trò quyết định đến tính toàn vẹn của hệ thống Data Warehouse.</w:t>
       </w:r>
     </w:p>
     <w:p>
@@ -16451,86 +16540,297 @@
     </w:p>
     <w:p>
       <w:pPr>
-        <w:pStyle w:val="ListParagraph"/>
+        <w:rPr>
+          <w:lang w:val="en-US"/>
+        </w:rPr>
+      </w:pPr>
+      <w:r>
+        <w:rPr>
+          <w:lang w:val="en-US"/>
+        </w:rPr>
+        <w:t>A. Các vấn đề ảnh hưởng chung đến chất lượng dữ liệu</w:t>
+      </w:r>
+    </w:p>
+    <w:p>
+      <w:pPr>
+        <w:rPr>
+          <w:lang w:val="en-US"/>
+        </w:rPr>
+      </w:pPr>
+      <w:r>
+        <w:rPr>
+          <w:lang w:val="en-US"/>
+        </w:rPr>
+        <w:t>Trong khoa học dữ liệu, chất lượng dữ liệu thô thường bị suy giảm bởi 5 vấn đề chính:</w:t>
+      </w:r>
+    </w:p>
+    <w:p>
+      <w:pPr>
         <w:numPr>
           <w:ilvl w:val="0"/>
-          <w:numId w:val="2"/>
-        </w:numPr>
-        <w:rPr>
-          <w:rFonts w:cs="Times New Roman"/>
-          <w:i/>
-          <w:color w:val="00B050"/>
-        </w:rPr>
-      </w:pPr>
-      <w:r>
-        <w:rPr>
-          <w:rFonts w:cs="Times New Roman"/>
-          <w:i/>
-          <w:color w:val="00B050"/>
-        </w:rPr>
-        <w:t>Trình bày các vấn đề ảnh hưởng</w:t>
-      </w:r>
-      <w:r>
-        <w:rPr>
-          <w:rFonts w:cs="Times New Roman"/>
-          <w:i/>
-          <w:color w:val="00B050"/>
-        </w:rPr>
-        <w:t>.</w:t>
-      </w:r>
-    </w:p>
-    <w:p>
-      <w:pPr>
-        <w:pStyle w:val="ListParagraph"/>
+          <w:numId w:val="38"/>
+        </w:numPr>
+        <w:rPr>
+          <w:lang w:val="en-US"/>
+        </w:rPr>
+      </w:pPr>
+      <w:r>
+        <w:rPr>
+          <w:b/>
+          <w:bCs/>
+          <w:lang w:val="en-US"/>
+        </w:rPr>
+        <w:t>Khuyết thiếu dữ liệu (Missing Values / Nulls):</w:t>
+      </w:r>
+      <w:r>
+        <w:rPr>
+          <w:lang w:val="en-US"/>
+        </w:rPr>
+        <w:t> Các trường thông tin không được điền đầy đủ do khách hàng bỏ qua hoặc hệ thống thu thập lỗi.</w:t>
+      </w:r>
+    </w:p>
+    <w:p>
+      <w:pPr>
         <w:numPr>
           <w:ilvl w:val="0"/>
-          <w:numId w:val="2"/>
-        </w:numPr>
-        <w:rPr>
-          <w:rFonts w:cs="Times New Roman"/>
-          <w:i/>
-          <w:color w:val="00B050"/>
-        </w:rPr>
-      </w:pPr>
-      <w:r>
-        <w:rPr>
-          <w:rFonts w:cs="Times New Roman"/>
-          <w:i/>
-          <w:color w:val="00B050"/>
-        </w:rPr>
-        <w:t xml:space="preserve">Vấn đề nào đang tồn tại trong </w:t>
-      </w:r>
-      <w:r>
-        <w:rPr>
-          <w:rFonts w:cs="Times New Roman"/>
-          <w:i/>
-          <w:color w:val="00B050"/>
-        </w:rPr>
-        <w:t>dự án này</w:t>
-      </w:r>
-      <w:r>
-        <w:rPr>
-          <w:rFonts w:cs="Times New Roman"/>
-          <w:i/>
-          <w:color w:val="00B050"/>
-        </w:rPr>
-        <w:t>.</w:t>
-      </w:r>
-    </w:p>
-    <w:p>
-      <w:pPr>
-        <w:rPr>
-          <w:rFonts w:cs="Times New Roman"/>
-        </w:rPr>
-      </w:pPr>
-      <w:r>
-        <w:rPr>
-          <w:rFonts w:cs="Times New Roman"/>
-          <w:highlight w:val="yellow"/>
-        </w:rPr>
-        <w:t>…</w:t>
-      </w:r>
-    </w:p>
+          <w:numId w:val="38"/>
+        </w:numPr>
+        <w:rPr>
+          <w:lang w:val="en-US"/>
+        </w:rPr>
+      </w:pPr>
+      <w:r>
+        <w:rPr>
+          <w:b/>
+          <w:bCs/>
+          <w:lang w:val="en-US"/>
+        </w:rPr>
+        <w:t>Dữ liệu bất thường (Outliers / Anomalies):</w:t>
+      </w:r>
+      <w:r>
+        <w:rPr>
+          <w:lang w:val="en-US"/>
+        </w:rPr>
+        <w:t> Các giá trị nằm ngoài dải hợp lý về mặt vật lý hoặc thống kê (ví dụ: tuổi khách hàng là 144 tuổi).</w:t>
+      </w:r>
+    </w:p>
+    <w:p>
+      <w:pPr>
+        <w:numPr>
+          <w:ilvl w:val="0"/>
+          <w:numId w:val="38"/>
+        </w:numPr>
+        <w:rPr>
+          <w:lang w:val="en-US"/>
+        </w:rPr>
+      </w:pPr>
+      <w:r>
+        <w:rPr>
+          <w:b/>
+          <w:bCs/>
+          <w:lang w:val="en-US"/>
+        </w:rPr>
+        <w:t>Mâu thuẫn logic (Inconsistency):</w:t>
+      </w:r>
+      <w:r>
+        <w:rPr>
+          <w:lang w:val="en-US"/>
+        </w:rPr>
+        <w:t> Sự không ăn khớp về mặt thông tin giữa các cột liên quan nhau trên cùng một dòng.</w:t>
+      </w:r>
+    </w:p>
+    <w:p>
+      <w:pPr>
+        <w:numPr>
+          <w:ilvl w:val="0"/>
+          <w:numId w:val="38"/>
+        </w:numPr>
+        <w:rPr>
+          <w:lang w:val="en-US"/>
+        </w:rPr>
+      </w:pPr>
+      <w:r>
+        <w:rPr>
+          <w:b/>
+          <w:bCs/>
+          <w:lang w:val="en-US"/>
+        </w:rPr>
+        <w:t>Dữ liệu trùng lặp (Duplicates):</w:t>
+      </w:r>
+      <w:r>
+        <w:rPr>
+          <w:lang w:val="en-US"/>
+        </w:rPr>
+        <w:t> Một hồ sơ khách hàng hoặc một giao dịch bị ghi nhận nhiều lần.</w:t>
+      </w:r>
+    </w:p>
+    <w:p>
+      <w:pPr>
+        <w:numPr>
+          <w:ilvl w:val="0"/>
+          <w:numId w:val="38"/>
+        </w:numPr>
+        <w:rPr>
+          <w:lang w:val="en-US"/>
+        </w:rPr>
+      </w:pPr>
+      <w:r>
+        <w:rPr>
+          <w:b/>
+          <w:bCs/>
+          <w:lang w:val="en-US"/>
+        </w:rPr>
+        <w:t>Sai định dạng (Format Violations):</w:t>
+      </w:r>
+      <w:r>
+        <w:rPr>
+          <w:lang w:val="en-US"/>
+        </w:rPr>
+        <w:t> Dữ liệu không tuân thủ cấu trúc mong muốn (ví dụ: trường xếp hạng tín dụng chứa các ký tự lạ ngoài thang điểm quy chuẩn).</w:t>
+      </w:r>
+    </w:p>
+    <w:p>
+      <w:pPr>
+        <w:rPr>
+          <w:lang w:val="en-US"/>
+        </w:rPr>
+      </w:pPr>
+      <w:r>
+        <w:rPr>
+          <w:lang w:val="en-US"/>
+        </w:rPr>
+        <w:t>B. Các vấn đề thực tế tồn tại trong tập dữ liệu của dự án này</w:t>
+      </w:r>
+    </w:p>
+    <w:p>
+      <w:pPr>
+        <w:rPr>
+          <w:lang w:val="en-US"/>
+        </w:rPr>
+      </w:pPr>
+      <w:r>
+        <w:rPr>
+          <w:lang w:val="en-US"/>
+        </w:rPr>
+        <w:t>Qua quá trình phân tích tập dữ liệu thô đầu vào của dự án </w:t>
+      </w:r>
+      <w:r>
+        <w:rPr>
+          <w:b/>
+          <w:bCs/>
+          <w:lang w:val="en-US"/>
+        </w:rPr>
+        <w:t>Credit Risk</w:t>
+      </w:r>
+      <w:r>
+        <w:rPr>
+          <w:lang w:val="en-US"/>
+        </w:rPr>
+        <w:t>, hệ thống đã phát hiện các vấn đề cụ thể sau:</w:t>
+      </w:r>
+    </w:p>
+    <w:p>
+      <w:pPr>
+        <w:numPr>
+          <w:ilvl w:val="0"/>
+          <w:numId w:val="39"/>
+        </w:numPr>
+        <w:rPr>
+          <w:lang w:val="en-US"/>
+        </w:rPr>
+      </w:pPr>
+      <w:r>
+        <w:rPr>
+          <w:b/>
+          <w:bCs/>
+          <w:lang w:val="en-US"/>
+        </w:rPr>
+        <w:t>Khuyết thiếu thông tin công tác:</w:t>
+      </w:r>
+      <w:r>
+        <w:rPr>
+          <w:lang w:val="en-US"/>
+        </w:rPr>
+        <w:t> Cột person_emp_length (số năm làm việc) bị trống ở nhiều hồ sơ khách hàng trẻ tuổi hoặc làm việc tự do.</w:t>
+      </w:r>
+    </w:p>
+    <w:p>
+      <w:pPr>
+        <w:numPr>
+          <w:ilvl w:val="0"/>
+          <w:numId w:val="39"/>
+        </w:numPr>
+        <w:rPr>
+          <w:lang w:val="en-US"/>
+        </w:rPr>
+      </w:pPr>
+      <w:r>
+        <w:rPr>
+          <w:b/>
+          <w:bCs/>
+          <w:lang w:val="en-US"/>
+        </w:rPr>
+        <w:t>Khuyết thiếu lãi suất:</w:t>
+      </w:r>
+      <w:r>
+        <w:rPr>
+          <w:lang w:val="en-US"/>
+        </w:rPr>
+        <w:t> Cột loan_int_rate (lãi suất khoản vay) bị trống, gây cản trở trực tiếp cho việc tính toán tổng dư nợ và dòng tiền dự kiến.</w:t>
+      </w:r>
+    </w:p>
+    <w:p>
+      <w:pPr>
+        <w:numPr>
+          <w:ilvl w:val="0"/>
+          <w:numId w:val="39"/>
+        </w:numPr>
+        <w:rPr>
+          <w:lang w:val="en-US"/>
+        </w:rPr>
+      </w:pPr>
+      <w:r>
+        <w:rPr>
+          <w:b/>
+          <w:bCs/>
+          <w:lang w:val="en-US"/>
+        </w:rPr>
+        <w:t>Lỗi logic nghiêm trọng về mặt độ tuổi:</w:t>
+      </w:r>
+      <w:r>
+        <w:rPr>
+          <w:lang w:val="en-US"/>
+        </w:rPr>
+        <w:t> Tồn tại các hồ sơ có tuổi đời khách hàng cực kỳ lớn (ví dụ: &gt; 100 tuổi), hoặc số năm làm việc (person_emp_length) lại lớn hơn cả số tuổi đời thực tế của khách hàng.</w:t>
+      </w:r>
+    </w:p>
+    <w:p>
+      <w:pPr>
+        <w:numPr>
+          <w:ilvl w:val="0"/>
+          <w:numId w:val="39"/>
+        </w:numPr>
+        <w:rPr>
+          <w:lang w:val="en-US"/>
+        </w:rPr>
+      </w:pPr>
+      <w:r>
+        <w:rPr>
+          <w:b/>
+          <w:bCs/>
+          <w:lang w:val="en-US"/>
+        </w:rPr>
+        <w:lastRenderedPageBreak/>
+        <w:t>Bất nhất giữa lịch sử vỡ nợ và số lần quá hạn:</w:t>
+      </w:r>
+      <w:r>
+        <w:rPr>
+          <w:lang w:val="en-US"/>
+        </w:rPr>
+        <w:t> Trường ghi nhận lịch sử vỡ nợ cb_person_default_on_file để giá trị 'Y' (Đã từng vỡ nợ) nhưng số lần nợ quá hạn (past_delinquencies) ghi nhận trong hồ sơ tín dụng CIC lại bằng 0.</w:t>
+      </w:r>
+    </w:p>
+    <w:p/>
     <w:p>
       <w:pPr>
         <w:pStyle w:val="Heading3"/>
@@ -16553,77 +16853,317 @@
     </w:p>
     <w:p>
       <w:pPr>
-        <w:pStyle w:val="ListParagraph"/>
+        <w:rPr>
+          <w:rFonts w:cs="Times New Roman"/>
+          <w:lang w:val="en-US"/>
+        </w:rPr>
+      </w:pPr>
+      <w:r>
+        <w:rPr>
+          <w:rFonts w:cs="Times New Roman"/>
+          <w:lang w:val="en-US"/>
+        </w:rPr>
+        <w:t>1. Tính hợp lệ (Validity)</w:t>
+      </w:r>
+    </w:p>
+    <w:p>
+      <w:pPr>
         <w:numPr>
           <w:ilvl w:val="0"/>
-          <w:numId w:val="2"/>
-        </w:numPr>
-        <w:rPr>
-          <w:rFonts w:cs="Times New Roman"/>
-          <w:i/>
-          <w:color w:val="00B050"/>
-        </w:rPr>
-      </w:pPr>
-      <w:r>
-        <w:rPr>
-          <w:rFonts w:cs="Times New Roman"/>
-          <w:i/>
-          <w:color w:val="00B050"/>
-        </w:rPr>
-        <w:t>Trình bày các tiêu chí.</w:t>
-      </w:r>
-    </w:p>
-    <w:p>
-      <w:pPr>
-        <w:pStyle w:val="ListParagraph"/>
+          <w:numId w:val="40"/>
+        </w:numPr>
+        <w:rPr>
+          <w:rFonts w:cs="Times New Roman"/>
+          <w:lang w:val="en-US"/>
+        </w:rPr>
+      </w:pPr>
+      <w:r>
+        <w:rPr>
+          <w:rFonts w:cs="Times New Roman"/>
+          <w:b/>
+          <w:bCs/>
+          <w:lang w:val="en-US"/>
+        </w:rPr>
+        <w:t>Khái niệm:</w:t>
+      </w:r>
+      <w:r>
+        <w:rPr>
+          <w:rFonts w:cs="Times New Roman"/>
+          <w:lang w:val="en-US"/>
+        </w:rPr>
+        <w:t> Dữ liệu phải tuân thủ đúng định dạng, cấu trúc và dải giá trị (range) được thiết lập sẵn bởi nghiệp vụ ngân hàng.</w:t>
+      </w:r>
+    </w:p>
+    <w:p>
+      <w:pPr>
         <w:numPr>
           <w:ilvl w:val="0"/>
-          <w:numId w:val="2"/>
-        </w:numPr>
-        <w:rPr>
-          <w:rFonts w:cs="Times New Roman"/>
-          <w:i/>
-          <w:color w:val="00B050"/>
-        </w:rPr>
-      </w:pPr>
-      <w:r>
-        <w:rPr>
-          <w:rFonts w:cs="Times New Roman"/>
-          <w:i/>
-          <w:color w:val="00B050"/>
-        </w:rPr>
-        <w:t xml:space="preserve">Tiêu chí nào sẽ áp dụng </w:t>
-      </w:r>
-      <w:r>
-        <w:rPr>
-          <w:rFonts w:cs="Times New Roman"/>
-          <w:i/>
-          <w:color w:val="00B050"/>
-        </w:rPr>
-        <w:t>trong dự án này</w:t>
-      </w:r>
-      <w:r>
-        <w:rPr>
-          <w:rFonts w:cs="Times New Roman"/>
-          <w:i/>
-          <w:color w:val="00B050"/>
-        </w:rPr>
-        <w:t>.</w:t>
-      </w:r>
-    </w:p>
-    <w:p>
-      <w:pPr>
-        <w:rPr>
-          <w:rFonts w:cs="Times New Roman"/>
-        </w:rPr>
-      </w:pPr>
-      <w:r>
-        <w:rPr>
-          <w:rFonts w:cs="Times New Roman"/>
-          <w:highlight w:val="yellow"/>
-        </w:rPr>
-        <w:t>…</w:t>
-      </w:r>
+          <w:numId w:val="40"/>
+        </w:numPr>
+        <w:rPr>
+          <w:rFonts w:cs="Times New Roman"/>
+          <w:lang w:val="en-US"/>
+        </w:rPr>
+      </w:pPr>
+      <w:r>
+        <w:rPr>
+          <w:rFonts w:cs="Times New Roman"/>
+          <w:b/>
+          <w:bCs/>
+          <w:lang w:val="en-US"/>
+        </w:rPr>
+        <w:t>Áp dụng trong dự án:</w:t>
+      </w:r>
+    </w:p>
+    <w:p>
+      <w:pPr>
+        <w:numPr>
+          <w:ilvl w:val="1"/>
+          <w:numId w:val="40"/>
+        </w:numPr>
+        <w:rPr>
+          <w:rFonts w:cs="Times New Roman"/>
+          <w:lang w:val="en-US"/>
+        </w:rPr>
+      </w:pPr>
+      <w:r>
+        <w:rPr>
+          <w:rFonts w:cs="Times New Roman"/>
+          <w:lang w:val="en-US"/>
+        </w:rPr>
+        <w:t>Giới hạn độ tuổi vay vốn (R1_AGE): khách hàng phải từ 18 đến 85 tuổi.</w:t>
+      </w:r>
+    </w:p>
+    <w:p>
+      <w:pPr>
+        <w:numPr>
+          <w:ilvl w:val="1"/>
+          <w:numId w:val="40"/>
+        </w:numPr>
+        <w:rPr>
+          <w:rFonts w:cs="Times New Roman"/>
+          <w:lang w:val="en-US"/>
+        </w:rPr>
+      </w:pPr>
+      <w:r>
+        <w:rPr>
+          <w:rFonts w:cs="Times New Roman"/>
+          <w:lang w:val="en-US"/>
+        </w:rPr>
+        <w:t>Giới hạn tỷ lệ sử dụng hạn mức tín dụng (R5_UTILIZATION): Phải nằm trong khoảng từ 0 đến 1 (tức 0% đến 100%).</w:t>
+      </w:r>
+    </w:p>
+    <w:p>
+      <w:pPr>
+        <w:numPr>
+          <w:ilvl w:val="1"/>
+          <w:numId w:val="40"/>
+        </w:numPr>
+        <w:rPr>
+          <w:rFonts w:cs="Times New Roman"/>
+          <w:lang w:val="en-US"/>
+        </w:rPr>
+      </w:pPr>
+      <w:r>
+        <w:rPr>
+          <w:rFonts w:cs="Times New Roman"/>
+          <w:lang w:val="en-US"/>
+        </w:rPr>
+        <w:t>Định dạng xếp hạng khoản vay (R18_GRADE_VALUE): Chỉ được phép nhận một trong các ký tự chuẩn quy định của ngân hàng từ 'A' đến 'G'.</w:t>
+      </w:r>
+    </w:p>
+    <w:p>
+      <w:pPr>
+        <w:rPr>
+          <w:rFonts w:cs="Times New Roman"/>
+          <w:lang w:val="en-US"/>
+        </w:rPr>
+      </w:pPr>
+      <w:r>
+        <w:rPr>
+          <w:rFonts w:cs="Times New Roman"/>
+          <w:lang w:val="en-US"/>
+        </w:rPr>
+        <w:t>2. Tính nhất quán (Consistency)</w:t>
+      </w:r>
+    </w:p>
+    <w:p>
+      <w:pPr>
+        <w:numPr>
+          <w:ilvl w:val="0"/>
+          <w:numId w:val="41"/>
+        </w:numPr>
+        <w:rPr>
+          <w:rFonts w:cs="Times New Roman"/>
+          <w:lang w:val="en-US"/>
+        </w:rPr>
+      </w:pPr>
+      <w:r>
+        <w:rPr>
+          <w:rFonts w:cs="Times New Roman"/>
+          <w:b/>
+          <w:bCs/>
+          <w:lang w:val="en-US"/>
+        </w:rPr>
+        <w:t>Khái niệm:</w:t>
+      </w:r>
+      <w:r>
+        <w:rPr>
+          <w:rFonts w:cs="Times New Roman"/>
+          <w:lang w:val="en-US"/>
+        </w:rPr>
+        <w:t> Dữ liệu giữa các trường thông tin khác nhau trên cùng một hồ sơ không được mâu thuẫn hay triệt tiêu logic lẫn nhau.</w:t>
+      </w:r>
+    </w:p>
+    <w:p>
+      <w:pPr>
+        <w:numPr>
+          <w:ilvl w:val="0"/>
+          <w:numId w:val="41"/>
+        </w:numPr>
+        <w:rPr>
+          <w:rFonts w:cs="Times New Roman"/>
+          <w:lang w:val="en-US"/>
+        </w:rPr>
+      </w:pPr>
+      <w:r>
+        <w:rPr>
+          <w:rFonts w:cs="Times New Roman"/>
+          <w:b/>
+          <w:bCs/>
+          <w:lang w:val="en-US"/>
+        </w:rPr>
+        <w:t>Áp dụng trong dự án:</w:t>
+      </w:r>
+    </w:p>
+    <w:p>
+      <w:pPr>
+        <w:numPr>
+          <w:ilvl w:val="1"/>
+          <w:numId w:val="41"/>
+        </w:numPr>
+        <w:rPr>
+          <w:rFonts w:cs="Times New Roman"/>
+          <w:lang w:val="en-US"/>
+        </w:rPr>
+      </w:pPr>
+      <w:r>
+        <w:rPr>
+          <w:rFonts w:cs="Times New Roman"/>
+          <w:lang w:val="en-US"/>
+        </w:rPr>
+        <w:t>Logic thâm niên công tác (R2_EXPERIENCE): Số năm làm việc không được vượt quá số tuổi của khách hàng sau khi trừ đi tuổi lao động tối thiểu (16 tuổi).</w:t>
+      </w:r>
+    </w:p>
+    <w:p>
+      <w:pPr>
+        <w:numPr>
+          <w:ilvl w:val="1"/>
+          <w:numId w:val="41"/>
+        </w:numPr>
+        <w:rPr>
+          <w:rFonts w:cs="Times New Roman"/>
+          <w:lang w:val="en-US"/>
+        </w:rPr>
+      </w:pPr>
+      <w:r>
+        <w:rPr>
+          <w:rFonts w:cs="Times New Roman"/>
+          <w:lang w:val="en-US"/>
+        </w:rPr>
+        <w:t>Đồng bộ tỷ lệ nợ trên thu nhập (R10_TOTAL_DEBT_SYNC): Nếu khách hàng không có dư nợ nào khác ngoài khoản vay hiện tại, tổng tỷ lệ nợ trên thu nhập (DTI) phải xấp xỉ bằng tỷ lệ khoản vay trên thu nhập.</w:t>
+      </w:r>
+    </w:p>
+    <w:p>
+      <w:pPr>
+        <w:rPr>
+          <w:rFonts w:cs="Times New Roman"/>
+          <w:lang w:val="en-US"/>
+        </w:rPr>
+      </w:pPr>
+      <w:r>
+        <w:rPr>
+          <w:rFonts w:cs="Times New Roman"/>
+          <w:lang w:val="en-US"/>
+        </w:rPr>
+        <w:t>3. Tính toàn vẹn/đầy đủ (Completeness)</w:t>
+      </w:r>
+    </w:p>
+    <w:p>
+      <w:pPr>
+        <w:numPr>
+          <w:ilvl w:val="0"/>
+          <w:numId w:val="42"/>
+        </w:numPr>
+        <w:rPr>
+          <w:rFonts w:cs="Times New Roman"/>
+          <w:lang w:val="en-US"/>
+        </w:rPr>
+      </w:pPr>
+      <w:r>
+        <w:rPr>
+          <w:rFonts w:cs="Times New Roman"/>
+          <w:b/>
+          <w:bCs/>
+          <w:lang w:val="en-US"/>
+        </w:rPr>
+        <w:t>Khái niệm:</w:t>
+      </w:r>
+      <w:r>
+        <w:rPr>
+          <w:rFonts w:cs="Times New Roman"/>
+          <w:lang w:val="en-US"/>
+        </w:rPr>
+        <w:t> Các trường thông tin cốt lõi (Critical Data Elements) không được phép rỗng. Nếu rỗng, hệ thống phải có cơ chế suy luận logic để tự động điền khuyết (Imputation) trước khi nạp vào kho dữ liệu.</w:t>
+      </w:r>
+    </w:p>
+    <w:p>
+      <w:pPr>
+        <w:numPr>
+          <w:ilvl w:val="0"/>
+          <w:numId w:val="42"/>
+        </w:numPr>
+        <w:rPr>
+          <w:rFonts w:cs="Times New Roman"/>
+          <w:lang w:val="en-US"/>
+        </w:rPr>
+      </w:pPr>
+      <w:r>
+        <w:rPr>
+          <w:rFonts w:cs="Times New Roman"/>
+          <w:b/>
+          <w:bCs/>
+          <w:lang w:val="en-US"/>
+        </w:rPr>
+        <w:t>Áp dụng trong dự án:</w:t>
+      </w:r>
+    </w:p>
+    <w:p>
+      <w:pPr>
+        <w:numPr>
+          <w:ilvl w:val="1"/>
+          <w:numId w:val="42"/>
+        </w:numPr>
+        <w:rPr>
+          <w:rFonts w:cs="Times New Roman"/>
+          <w:lang w:val="en-US"/>
+        </w:rPr>
+      </w:pPr>
+      <w:r>
+        <w:rPr>
+          <w:rFonts w:cs="Times New Roman"/>
+          <w:lang w:val="en-US"/>
+        </w:rPr>
+        <w:lastRenderedPageBreak/>
+        <w:t>Kiểm tra khuyết thiếu DTI (R12_DTI_NULL): Hệ thống sẽ cố gắng tính toán lại DTI từ dư nợ ngoài (other_debt) và thu nhập (person_income). Nếu không thể tính toán được, dòng dữ liệu mới bị coi là vi phạm tính toàn vẹn.</w:t>
+      </w:r>
+    </w:p>
+    <w:p>
+      <w:pPr>
+        <w:rPr>
+          <w:rFonts w:cs="Times New Roman"/>
+        </w:rPr>
+      </w:pPr>
     </w:p>
     <w:p>
       <w:pPr>
@@ -16653,36 +17193,6 @@
     </w:p>
     <w:p>
       <w:pPr>
-        <w:pStyle w:val="ListParagraph"/>
-        <w:numPr>
-          <w:ilvl w:val="0"/>
-          <w:numId w:val="2"/>
-        </w:numPr>
-        <w:rPr>
-          <w:rFonts w:cs="Times New Roman"/>
-          <w:i/>
-          <w:color w:val="00B050"/>
-        </w:rPr>
-      </w:pPr>
-      <w:r>
-        <w:rPr>
-          <w:rFonts w:cs="Times New Roman"/>
-          <w:i/>
-          <w:color w:val="00B050"/>
-        </w:rPr>
-        <w:t>Quá trình làm sạch dữ liệu bao gồm một số bước xác định và sửa chữa các mục bị lỗi</w:t>
-      </w:r>
-      <w:r>
-        <w:rPr>
-          <w:rFonts w:cs="Times New Roman"/>
-          <w:i/>
-          <w:color w:val="00B050"/>
-        </w:rPr>
-        <w:t>.</w:t>
-      </w:r>
-    </w:p>
-    <w:p>
-      <w:pPr>
         <w:pStyle w:val="Heading4"/>
         <w:numPr>
           <w:ilvl w:val="3"/>
@@ -16707,22 +17217,74 @@
     </w:p>
     <w:p>
       <w:pPr>
-        <w:rPr>
-          <w:rFonts w:cs="Times New Roman"/>
-        </w:rPr>
-      </w:pPr>
-      <w:r>
-        <w:rPr>
-          <w:rFonts w:cs="Times New Roman"/>
-          <w:highlight w:val="yellow"/>
-        </w:rPr>
-        <w:t>…</w:t>
-      </w:r>
-      <w:r>
-        <w:rPr>
-          <w:rFonts w:cs="Times New Roman"/>
-        </w:rPr>
-        <w:t xml:space="preserve"> </w:t>
+        <w:pStyle w:val="ListParagraph"/>
+        <w:numPr>
+          <w:ilvl w:val="0"/>
+          <w:numId w:val="43"/>
+        </w:numPr>
+      </w:pPr>
+      <w:r>
+        <w:t xml:space="preserve">Phát hiện lỗi (Detection/Scan): Đọc luồng dữ liệu thô và đối chiếu song song với bộ quy tắc chất lượng trong tệp cấu hình DQ_rules.json. </w:t>
+      </w:r>
+    </w:p>
+    <w:p>
+      <w:pPr>
+        <w:pStyle w:val="ListParagraph"/>
+        <w:numPr>
+          <w:ilvl w:val="0"/>
+          <w:numId w:val="43"/>
+        </w:numPr>
+      </w:pPr>
+      <w:r>
+        <w:t xml:space="preserve">Phân loại mức độ nghiêm trọng (Severity Mapping): </w:t>
+      </w:r>
+    </w:p>
+    <w:p>
+      <w:pPr>
+        <w:pStyle w:val="ListParagraph"/>
+        <w:numPr>
+          <w:ilvl w:val="0"/>
+          <w:numId w:val="44"/>
+        </w:numPr>
+      </w:pPr>
+      <w:r>
+        <w:t xml:space="preserve">CRITICAL (Nghiêm trọng): Các lỗi vi phạm luật pháp, thiếu thông tin gốc không thể suy luận (ví dụ: Thu nhập &lt;= 0 hoặc rỗng trường xếp hạng khoản vay). </w:t>
+      </w:r>
+    </w:p>
+    <w:p>
+      <w:pPr>
+        <w:pStyle w:val="ListParagraph"/>
+        <w:numPr>
+          <w:ilvl w:val="0"/>
+          <w:numId w:val="44"/>
+        </w:numPr>
+      </w:pPr>
+      <w:r>
+        <w:t xml:space="preserve">WARNING (Cảnh báo/Nhẹ): Các lỗi thiếu thông tin phụ có thể bổ sung bằng phương pháp thống kê hoặc sai lệch nhỏ về mặt làm tròn số. Phân luồng dữ liệu (Data Segregation): Hồ sơ dính bất kỳ lỗi CRITICAL nào sẽ bị tách ngay ra khỏi luồng xử lý chính. Hồ sơ chỉ dính lỗi WARNING hoặc hoàn toàn sạch sẽ (pass) tiếp tục đi qua khâu điền khuyết. </w:t>
+      </w:r>
+    </w:p>
+    <w:p>
+      <w:pPr>
+        <w:pStyle w:val="ListParagraph"/>
+        <w:numPr>
+          <w:ilvl w:val="0"/>
+          <w:numId w:val="43"/>
+        </w:numPr>
+      </w:pPr>
+      <w:r>
+        <w:t xml:space="preserve">Sửa lỗi &amp; Điền khuyết (Correction &amp; Imputation): Áp dụng các thuật toán trung vị (median) theo nhóm hoặc công thức tính toán dự phòng để lấp đầy các ô trống dữ liệu. </w:t>
+      </w:r>
+    </w:p>
+    <w:p>
+      <w:pPr>
+        <w:pStyle w:val="ListParagraph"/>
+        <w:numPr>
+          <w:ilvl w:val="0"/>
+          <w:numId w:val="43"/>
+        </w:numPr>
+      </w:pPr>
+      <w:r>
+        <w:t>Lưu vết và Báo cáo (Auditing &amp; Reporting): Ghi nhận nhật ký chạy pipeline, tạo báo cáo tổng hợp chất lượng dữ liệu (data_issues.txt) để lưu vết thay đổi.</w:t>
       </w:r>
     </w:p>
     <w:p>
@@ -16751,100 +17313,436 @@
     </w:p>
     <w:p>
       <w:pPr>
-        <w:pStyle w:val="ListParagraph"/>
+        <w:rPr>
+          <w:lang w:val="en-US"/>
+        </w:rPr>
+      </w:pPr>
+      <w:r>
+        <w:rPr>
+          <w:lang w:val="en-US"/>
+        </w:rPr>
+        <w:t>Trong phạm vi dự án </w:t>
+      </w:r>
+      <w:r>
+        <w:rPr>
+          <w:b/>
+          <w:bCs/>
+          <w:lang w:val="en-US"/>
+        </w:rPr>
+        <w:t>Credit Risk</w:t>
+      </w:r>
+      <w:r>
+        <w:rPr>
+          <w:lang w:val="en-US"/>
+        </w:rPr>
+        <w:t>, quá trình làm sạch được lập trình chi tiết thông qua các tác động cụ thể lên từng dòng và từng cột dữ liệu thô như sau:</w:t>
+      </w:r>
+    </w:p>
+    <w:p>
+      <w:pPr>
         <w:numPr>
           <w:ilvl w:val="0"/>
-          <w:numId w:val="2"/>
-        </w:numPr>
-        <w:rPr>
-          <w:rFonts w:cs="Times New Roman"/>
+          <w:numId w:val="45"/>
+        </w:numPr>
+        <w:rPr>
+          <w:lang w:val="en-US"/>
+        </w:rPr>
+      </w:pPr>
+      <w:r>
+        <w:rPr>
+          <w:lang w:val="en-US"/>
+        </w:rPr>
+        <w:t>A. Các bước làm sạch tác động cụ thể đến từng cột (Column-level cleaning)</w:t>
+      </w:r>
+    </w:p>
+    <w:p>
+      <w:pPr>
+        <w:numPr>
+          <w:ilvl w:val="0"/>
+          <w:numId w:val="45"/>
+        </w:numPr>
+        <w:rPr>
+          <w:lang w:val="en-US"/>
+        </w:rPr>
+      </w:pPr>
+      <w:r>
+        <w:rPr>
+          <w:b/>
+          <w:bCs/>
+          <w:lang w:val="en-US"/>
+        </w:rPr>
+        <w:t>Cột person_age (Tuổi):</w:t>
+      </w:r>
+    </w:p>
+    <w:p>
+      <w:pPr>
+        <w:numPr>
+          <w:ilvl w:val="1"/>
+          <w:numId w:val="45"/>
+        </w:numPr>
+        <w:rPr>
+          <w:lang w:val="en-US"/>
+        </w:rPr>
+      </w:pPr>
+      <w:r>
+        <w:rPr>
           <w:i/>
-          <w:color w:val="00B050"/>
-        </w:rPr>
-      </w:pPr>
-      <w:bookmarkStart w:id="33" w:name="_Hlk140004013"/>
-      <w:r>
-        <w:rPr>
-          <w:rFonts w:cs="Times New Roman"/>
+          <w:iCs/>
+          <w:lang w:val="en-US"/>
+        </w:rPr>
+        <w:t>Tác động:</w:t>
+      </w:r>
+      <w:r>
+        <w:rPr>
+          <w:lang w:val="en-US"/>
+        </w:rPr>
+        <w:t> Lọc bỏ (Drop) toàn bộ các dòng có giá trị tuổi &lt; 18 hoặc &gt; 85 (vi phạm mức độ nghiêm trọng CRITICAL).</w:t>
+      </w:r>
+    </w:p>
+    <w:p>
+      <w:pPr>
+        <w:numPr>
+          <w:ilvl w:val="0"/>
+          <w:numId w:val="45"/>
+        </w:numPr>
+        <w:rPr>
+          <w:lang w:val="en-US"/>
+        </w:rPr>
+      </w:pPr>
+      <w:r>
+        <w:rPr>
+          <w:b/>
+          <w:bCs/>
+          <w:lang w:val="en-US"/>
+        </w:rPr>
+        <w:t>Cột person_emp_length (Số năm làm việc):</w:t>
+      </w:r>
+    </w:p>
+    <w:p>
+      <w:pPr>
+        <w:numPr>
+          <w:ilvl w:val="1"/>
+          <w:numId w:val="45"/>
+        </w:numPr>
+        <w:rPr>
+          <w:lang w:val="en-US"/>
+        </w:rPr>
+      </w:pPr>
+      <w:r>
+        <w:rPr>
           <w:i/>
-          <w:color w:val="00B050"/>
-        </w:rPr>
-        <w:t>Trình bày cụ thể các bước tác động cụ thể đến bộ dữ liệu dự án (từng cột</w:t>
-      </w:r>
-      <w:r>
-        <w:rPr>
-          <w:rFonts w:cs="Times New Roman"/>
+          <w:iCs/>
+          <w:lang w:val="en-US"/>
+        </w:rPr>
+        <w:t>Tác động:</w:t>
+      </w:r>
+      <w:r>
+        <w:rPr>
+          <w:lang w:val="en-US"/>
+        </w:rPr>
+        <w:t> Nếu giá trị bị khuyết thiếu (Null), hệ thống tự động tính giá trị trung vị (Median) của nhóm tuổi tương ứng với khách hàng đó để điền vào (Ví dụ: Khách hàng 25 tuổi bị khuyết số năm đi làm sẽ được điền số năm làm việc trung vị của tất cả khách hàng cùng nhóm 25 tuổi).</w:t>
+      </w:r>
+    </w:p>
+    <w:p>
+      <w:pPr>
+        <w:numPr>
+          <w:ilvl w:val="0"/>
+          <w:numId w:val="45"/>
+        </w:numPr>
+        <w:rPr>
+          <w:lang w:val="en-US"/>
+        </w:rPr>
+      </w:pPr>
+      <w:r>
+        <w:rPr>
+          <w:b/>
+          <w:bCs/>
+          <w:lang w:val="en-US"/>
+        </w:rPr>
+        <w:lastRenderedPageBreak/>
+        <w:t>Cột loan_int_rate (Lãi suất khoản vay):</w:t>
+      </w:r>
+    </w:p>
+    <w:p>
+      <w:pPr>
+        <w:numPr>
+          <w:ilvl w:val="1"/>
+          <w:numId w:val="45"/>
+        </w:numPr>
+        <w:rPr>
+          <w:lang w:val="en-US"/>
+        </w:rPr>
+      </w:pPr>
+      <w:r>
+        <w:rPr>
           <w:i/>
-          <w:color w:val="00B050"/>
-        </w:rPr>
-        <w:t>, từng dòng</w:t>
-      </w:r>
-      <w:r>
-        <w:rPr>
-          <w:rFonts w:cs="Times New Roman"/>
+          <w:iCs/>
+          <w:lang w:val="en-US"/>
+        </w:rPr>
+        <w:t>Tác động:</w:t>
+      </w:r>
+      <w:r>
+        <w:rPr>
+          <w:lang w:val="en-US"/>
+        </w:rPr>
+        <w:t> Nếu giá trị bị khuyết thiếu, hệ thống tự động điền giá trị trung vị (Median) lãi suất của các hồ sơ vay có cùng mức xếp hạng tín dụng (loan_grade) tương đương.</w:t>
+      </w:r>
+    </w:p>
+    <w:p>
+      <w:pPr>
+        <w:numPr>
+          <w:ilvl w:val="0"/>
+          <w:numId w:val="45"/>
+        </w:numPr>
+        <w:rPr>
+          <w:lang w:val="en-US"/>
+        </w:rPr>
+      </w:pPr>
+      <w:r>
+        <w:rPr>
+          <w:b/>
+          <w:bCs/>
+          <w:lang w:val="en-US"/>
+        </w:rPr>
+        <w:t>Cột debt_to_income_ratio (Tỷ lệ nợ trên thu nhập - DTI):</w:t>
+      </w:r>
+    </w:p>
+    <w:p>
+      <w:pPr>
+        <w:numPr>
+          <w:ilvl w:val="1"/>
+          <w:numId w:val="45"/>
+        </w:numPr>
+        <w:rPr>
+          <w:lang w:val="en-US"/>
+        </w:rPr>
+      </w:pPr>
+      <w:r>
+        <w:rPr>
           <w:i/>
-          <w:color w:val="00B050"/>
-        </w:rPr>
-        <w:t>).</w:t>
-      </w:r>
-    </w:p>
-    <w:p>
-      <w:pPr>
-        <w:pStyle w:val="ListParagraph"/>
+          <w:iCs/>
+          <w:lang w:val="en-US"/>
+        </w:rPr>
+        <w:t>Tác động:</w:t>
+      </w:r>
+      <w:r>
+        <w:rPr>
+          <w:lang w:val="en-US"/>
+        </w:rPr>
+        <w:t> Nếu bị khuyết thiếu, hệ thống tự động áp dụng công thức dự phòng: DTI = (other_debt + loan_amnt) / person_income.</w:t>
+      </w:r>
+    </w:p>
+    <w:p>
+      <w:pPr>
         <w:numPr>
           <w:ilvl w:val="0"/>
-          <w:numId w:val="2"/>
-        </w:numPr>
-        <w:rPr>
-          <w:rFonts w:cs="Times New Roman"/>
+          <w:numId w:val="45"/>
+        </w:numPr>
+        <w:rPr>
+          <w:lang w:val="en-US"/>
+        </w:rPr>
+      </w:pPr>
+      <w:r>
+        <w:rPr>
+          <w:b/>
+          <w:bCs/>
+          <w:lang w:val="en-US"/>
+        </w:rPr>
+        <w:t>Cột cb_person_default_on_file (Lịch sử vỡ nợ):</w:t>
+      </w:r>
+    </w:p>
+    <w:p>
+      <w:pPr>
+        <w:numPr>
+          <w:ilvl w:val="1"/>
+          <w:numId w:val="45"/>
+        </w:numPr>
+        <w:rPr>
+          <w:lang w:val="en-US"/>
+        </w:rPr>
+      </w:pPr>
+      <w:r>
+        <w:rPr>
           <w:i/>
-          <w:color w:val="00B050"/>
-        </w:rPr>
-      </w:pPr>
-      <w:r>
-        <w:rPr>
-          <w:rFonts w:cs="Times New Roman"/>
+          <w:iCs/>
+          <w:lang w:val="en-US"/>
+        </w:rPr>
+        <w:t>Tác động:</w:t>
+      </w:r>
+      <w:r>
+        <w:rPr>
+          <w:lang w:val="en-US"/>
+        </w:rPr>
+        <w:t> Nếu bị khuyết thiếu, hệ thống tự động suy luận: Gán bằng 'N' (Không vỡ nợ) nếu số lần nợ quá hạn (past_delinquencies) của khách hàng đó bằng 0.</w:t>
+      </w:r>
+    </w:p>
+    <w:p>
+      <w:pPr>
+        <w:numPr>
+          <w:ilvl w:val="0"/>
+          <w:numId w:val="45"/>
+        </w:numPr>
+        <w:rPr>
+          <w:lang w:val="en-US"/>
+        </w:rPr>
+      </w:pPr>
+      <w:r>
+        <w:rPr>
+          <w:b/>
+          <w:bCs/>
+          <w:lang w:val="en-US"/>
+        </w:rPr>
+        <w:t>Cột past_delinquencies (Số lần nợ quá hạn):</w:t>
+      </w:r>
+    </w:p>
+    <w:p>
+      <w:pPr>
+        <w:numPr>
+          <w:ilvl w:val="1"/>
+          <w:numId w:val="45"/>
+        </w:numPr>
+        <w:rPr>
+          <w:lang w:val="en-US"/>
+        </w:rPr>
+      </w:pPr>
+      <w:r>
+        <w:rPr>
           <w:i/>
-          <w:color w:val="00B050"/>
-        </w:rPr>
-        <w:t>Việc này giúp lưu vết các chỉnh sửa thay đổi trên</w:t>
-      </w:r>
-      <w:bookmarkEnd w:id="33"/>
-      <w:r>
-        <w:rPr>
-          <w:rFonts w:cs="Times New Roman"/>
-          <w:i/>
-          <w:color w:val="00B050"/>
-        </w:rPr>
-        <w:t xml:space="preserve">. </w:t>
-      </w:r>
-      <w:r>
-        <w:rPr>
-          <w:rFonts w:cs="Times New Roman"/>
-          <w:i/>
-          <w:color w:val="00B050"/>
-        </w:rPr>
-        <w:t xml:space="preserve"> </w:t>
-      </w:r>
-    </w:p>
-    <w:p>
-      <w:pPr>
-        <w:rPr>
-          <w:rFonts w:cs="Times New Roman"/>
-        </w:rPr>
-      </w:pPr>
-      <w:r>
-        <w:rPr>
-          <w:rFonts w:cs="Times New Roman"/>
-          <w:highlight w:val="yellow"/>
-        </w:rPr>
-        <w:t>…</w:t>
-      </w:r>
-      <w:r>
-        <w:rPr>
-          <w:rFonts w:cs="Times New Roman"/>
-        </w:rPr>
-        <w:t xml:space="preserve"> </w:t>
+          <w:iCs/>
+          <w:lang w:val="en-US"/>
+        </w:rPr>
+        <w:t>Tác động:</w:t>
+      </w:r>
+      <w:r>
+        <w:rPr>
+          <w:lang w:val="en-US"/>
+        </w:rPr>
+        <w:t> Nếu bị khuyết thiếu, tự động điền bằng 0 nếu trạng thái vỡ nợ cb_person_default_on_file là 'N'.</w:t>
+      </w:r>
+    </w:p>
+    <w:p>
+      <w:pPr>
+        <w:numPr>
+          <w:ilvl w:val="0"/>
+          <w:numId w:val="45"/>
+        </w:numPr>
+        <w:rPr>
+          <w:lang w:val="en-US"/>
+        </w:rPr>
+      </w:pPr>
+      <w:r>
+        <w:rPr>
+          <w:lang w:val="en-US"/>
+        </w:rPr>
+        <w:t>B. Các bước làm sạch tác động cụ thể đến từng dòng (Row-level processing)</w:t>
+      </w:r>
+    </w:p>
+    <w:p>
+      <w:pPr>
+        <w:rPr>
+          <w:lang w:val="en-US"/>
+        </w:rPr>
+      </w:pPr>
+      <w:r>
+        <w:rPr>
+          <w:lang w:val="en-US"/>
+        </w:rPr>
+        <w:t>Quá trình phân tách dữ liệu từng dòng được thực hiện tự động bằng cấu trúc mã nguồn Python:</w:t>
+      </w:r>
+    </w:p>
+    <w:p>
+      <w:pPr>
+        <w:numPr>
+          <w:ilvl w:val="0"/>
+          <w:numId w:val="46"/>
+        </w:numPr>
+        <w:rPr>
+          <w:lang w:val="en-US"/>
+        </w:rPr>
+      </w:pPr>
+      <w:r>
+        <w:rPr>
+          <w:b/>
+          <w:bCs/>
+          <w:lang w:val="en-US"/>
+        </w:rPr>
+        <w:t>Tách luồng Quarantine (Cách ly):</w:t>
+      </w:r>
+      <w:r>
+        <w:rPr>
+          <w:lang w:val="en-US"/>
+        </w:rPr>
+        <w:t> Các dòng vi phạm lỗi nghiêm trọng (ví dụ: Thu nhập rỗng, Tuổi không hợp lệ) được tách ra khỏi tập dữ liệu chính và lưu vào tệp quarantine_data.csv. Việc này giúp bảo vệ cơ sở dữ liệu Data Warehouse khỏi các bản ghi rác.</w:t>
+      </w:r>
+    </w:p>
+    <w:p>
+      <w:pPr>
+        <w:numPr>
+          <w:ilvl w:val="0"/>
+          <w:numId w:val="46"/>
+        </w:numPr>
+        <w:rPr>
+          <w:lang w:val="en-US"/>
+        </w:rPr>
+      </w:pPr>
+      <w:r>
+        <w:rPr>
+          <w:b/>
+          <w:bCs/>
+          <w:lang w:val="en-US"/>
+        </w:rPr>
+        <w:t>Cập nhật nhãn trạng thái (Status Tagging):</w:t>
+      </w:r>
+    </w:p>
+    <w:p>
+      <w:pPr>
+        <w:numPr>
+          <w:ilvl w:val="1"/>
+          <w:numId w:val="46"/>
+        </w:numPr>
+        <w:rPr>
+          <w:lang w:val="en-US"/>
+        </w:rPr>
+      </w:pPr>
+      <w:r>
+        <w:rPr>
+          <w:lang w:val="en-US"/>
+        </w:rPr>
+        <w:t>Thêm cột status = 'pass' cho các dòng dữ liệu hoàn toàn sạch sẽ.</w:t>
+      </w:r>
+    </w:p>
+    <w:p>
+      <w:pPr>
+        <w:numPr>
+          <w:ilvl w:val="1"/>
+          <w:numId w:val="46"/>
+        </w:numPr>
+        <w:rPr>
+          <w:lang w:val="en-US"/>
+        </w:rPr>
+      </w:pPr>
+      <w:r>
+        <w:rPr>
+          <w:lang w:val="en-US"/>
+        </w:rPr>
+        <w:t>Thêm cột status = 'warning' cho các dòng dữ liệu bị thiếu thông tin nhưng đã được hệ thống sửa lỗi thành công bằng các kỹ thuật điền khuyết trên.</w:t>
+      </w:r>
+    </w:p>
+    <w:p>
+      <w:pPr>
+        <w:numPr>
+          <w:ilvl w:val="1"/>
+          <w:numId w:val="46"/>
+        </w:numPr>
+        <w:rPr>
+          <w:lang w:val="en-US"/>
+        </w:rPr>
+      </w:pPr>
+      <w:r>
+        <w:rPr>
+          <w:lang w:val="en-US"/>
+        </w:rPr>
+        <w:t>Toàn bộ dữ liệu gắn tag pass và warning được ghi xuống tệp df_output.csv trước khi SQLAlchemy thực hiện bulk insert vào bảng Staging của cơ sở dữ liệu.</w:t>
       </w:r>
     </w:p>
     <w:p>
@@ -16858,43 +17756,22 @@
           <w:rFonts w:ascii="Times New Roman" w:hAnsi="Times New Roman" w:cs="Times New Roman"/>
         </w:rPr>
       </w:pPr>
-      <w:bookmarkStart w:id="34" w:name="_Toc232240921"/>
+      <w:bookmarkStart w:id="33" w:name="_Toc232240921"/>
       <w:r>
         <w:rPr>
           <w:rFonts w:ascii="Times New Roman" w:hAnsi="Times New Roman" w:cs="Times New Roman"/>
         </w:rPr>
+        <w:lastRenderedPageBreak/>
         <w:t>Chuyển đổi dữ liệu</w:t>
       </w:r>
-      <w:bookmarkEnd w:id="34"/>
-    </w:p>
-    <w:p>
-      <w:pPr>
-        <w:pStyle w:val="ListParagraph"/>
-        <w:numPr>
-          <w:ilvl w:val="0"/>
-          <w:numId w:val="2"/>
-        </w:numPr>
-        <w:rPr>
-          <w:rFonts w:cs="Times New Roman"/>
-          <w:i/>
-          <w:color w:val="00B050"/>
-        </w:rPr>
-      </w:pPr>
-      <w:r>
-        <w:rPr>
-          <w:rFonts w:cs="Times New Roman"/>
-          <w:i/>
-          <w:color w:val="00B050"/>
-        </w:rPr>
-        <w:t>Các trường hợp và kỹ thuật chuyển đổi dữ liệu</w:t>
-      </w:r>
-      <w:r>
-        <w:rPr>
-          <w:rFonts w:cs="Times New Roman"/>
-          <w:i/>
-          <w:color w:val="00B050"/>
-        </w:rPr>
-        <w:t>.</w:t>
+      <w:bookmarkEnd w:id="33"/>
+    </w:p>
+    <w:p>
+      <w:pPr>
+        <w:ind w:firstLine="720"/>
+      </w:pPr>
+      <w:r>
+        <w:t>Chuyển đổi dữ liệu là quá trình biến đổi dữ liệu từ định dạng, cấu trúc hoặc giá trị của nguồn ban đầu thành một dạng cấu trúc mới phù hợp cho việc phân tích, lưu trữ trong Data Warehouse và khai thác báo cáo BI.</w:t>
       </w:r>
     </w:p>
     <w:p>
@@ -16908,60 +17785,184 @@
           <w:rFonts w:ascii="Times New Roman" w:hAnsi="Times New Roman" w:cs="Times New Roman"/>
         </w:rPr>
       </w:pPr>
-      <w:bookmarkStart w:id="35" w:name="_Toc232240922"/>
+      <w:bookmarkStart w:id="34" w:name="_Toc232240922"/>
       <w:r>
         <w:rPr>
           <w:rFonts w:ascii="Times New Roman" w:hAnsi="Times New Roman" w:cs="Times New Roman"/>
         </w:rPr>
         <w:t>Các trường hợp cần chuyển đổi</w:t>
       </w:r>
-      <w:bookmarkEnd w:id="35"/>
-    </w:p>
-    <w:p>
-      <w:pPr>
-        <w:pStyle w:val="ListParagraph"/>
+      <w:bookmarkEnd w:id="34"/>
+    </w:p>
+    <w:p>
+      <w:pPr>
+        <w:rPr>
+          <w:lang w:val="en-US"/>
+        </w:rPr>
+      </w:pPr>
+      <w:r>
+        <w:rPr>
+          <w:lang w:val="en-US"/>
+        </w:rPr>
+        <w:t>Trong dự án </w:t>
+      </w:r>
+      <w:r>
+        <w:rPr>
+          <w:b/>
+          <w:bCs/>
+          <w:lang w:val="en-US"/>
+        </w:rPr>
+        <w:t>Credit Risk</w:t>
+      </w:r>
+      <w:r>
+        <w:rPr>
+          <w:lang w:val="en-US"/>
+        </w:rPr>
+        <w:t>, dữ liệu thô ban đầu không thể đưa trực tiếp vào lưu trữ hay phân tích vì gặp phải các trường hợp bắt buộc phải chuyển đổi sau:</w:t>
+      </w:r>
+    </w:p>
+    <w:p>
+      <w:pPr>
         <w:numPr>
           <w:ilvl w:val="0"/>
-          <w:numId w:val="2"/>
-        </w:numPr>
-        <w:rPr>
-          <w:rFonts w:cs="Times New Roman"/>
-          <w:i/>
-          <w:color w:val="00B050"/>
-        </w:rPr>
-      </w:pPr>
-      <w:bookmarkStart w:id="36" w:name="_Hlk140242044"/>
-      <w:r>
-        <w:rPr>
-          <w:rFonts w:cs="Times New Roman"/>
-          <w:i/>
-          <w:color w:val="00B050"/>
-        </w:rPr>
-        <w:t xml:space="preserve">Nêu các trường hợp cần chuyển đổi dữ </w:t>
-      </w:r>
-      <w:bookmarkEnd w:id="36"/>
-      <w:r>
-        <w:rPr>
-          <w:rFonts w:cs="Times New Roman"/>
-          <w:i/>
-          <w:color w:val="00B050"/>
-        </w:rPr>
-        <w:t>liệu</w:t>
-      </w:r>
-    </w:p>
-    <w:p>
-      <w:pPr>
-        <w:jc w:val="left"/>
-        <w:rPr>
-          <w:rFonts w:cs="Times New Roman"/>
-        </w:rPr>
-      </w:pPr>
-      <w:r>
-        <w:rPr>
-          <w:rFonts w:cs="Times New Roman"/>
-          <w:highlight w:val="yellow"/>
-        </w:rPr>
-        <w:t>…</w:t>
+          <w:numId w:val="53"/>
+        </w:numPr>
+        <w:rPr>
+          <w:lang w:val="en-US"/>
+        </w:rPr>
+      </w:pPr>
+      <w:r>
+        <w:rPr>
+          <w:b/>
+          <w:bCs/>
+          <w:lang w:val="en-US"/>
+        </w:rPr>
+        <w:t>Khuyết thiếu thông tin có thể suy luận hoặc ước lượng:</w:t>
+      </w:r>
+    </w:p>
+    <w:p>
+      <w:pPr>
+        <w:numPr>
+          <w:ilvl w:val="1"/>
+          <w:numId w:val="53"/>
+        </w:numPr>
+        <w:rPr>
+          <w:lang w:val="en-US"/>
+        </w:rPr>
+      </w:pPr>
+      <w:r>
+        <w:rPr>
+          <w:lang w:val="en-US"/>
+        </w:rPr>
+        <w:t>Lãi suất khoản vay (loan_int_rate) hoặc số năm làm việc (person_emp_length) bị bỏ trống. Việc để trống sẽ làm hỏng các phân tích thống kê. Tuy nhiên, ngân hàng có thể chuyển đổi các ô trống này bằng cách ước lượng dựa trên các thuộc tính liên quan (như xếp hạng tín dụng hoặc độ tuổi).</w:t>
+      </w:r>
+    </w:p>
+    <w:p>
+      <w:pPr>
+        <w:numPr>
+          <w:ilvl w:val="0"/>
+          <w:numId w:val="53"/>
+        </w:numPr>
+        <w:rPr>
+          <w:lang w:val="en-US"/>
+        </w:rPr>
+      </w:pPr>
+      <w:r>
+        <w:rPr>
+          <w:b/>
+          <w:bCs/>
+          <w:lang w:val="en-US"/>
+        </w:rPr>
+        <w:t>Dữ liệu thô ở dạng bảng phẳng (Flat Table) cồng kềnh:</w:t>
+      </w:r>
+    </w:p>
+    <w:p>
+      <w:pPr>
+        <w:numPr>
+          <w:ilvl w:val="1"/>
+          <w:numId w:val="53"/>
+        </w:numPr>
+        <w:rPr>
+          <w:lang w:val="en-US"/>
+        </w:rPr>
+      </w:pPr>
+      <w:r>
+        <w:rPr>
+          <w:lang w:val="en-US"/>
+        </w:rPr>
+        <w:t>Tập dữ liệu nguồn chứa toàn bộ thông tin khách hàng, vị trí địa lý, xếp hạng tín dụng và thông tin khoản vay trên cùng một dòng. Nếu giữ nguyên cấu trúc này để lưu trữ sẽ làm lãng phí tài nguyên đĩa cứng và khiến các câu lệnh tính toán báo cáo BI bị chậm. Do đó, cần chuyển đổi cấu trúc sang mô hình hình sao (Star Schema).</w:t>
+      </w:r>
+    </w:p>
+    <w:p>
+      <w:pPr>
+        <w:numPr>
+          <w:ilvl w:val="0"/>
+          <w:numId w:val="53"/>
+        </w:numPr>
+        <w:rPr>
+          <w:lang w:val="en-US"/>
+        </w:rPr>
+      </w:pPr>
+      <w:r>
+        <w:rPr>
+          <w:b/>
+          <w:bCs/>
+          <w:lang w:val="en-US"/>
+        </w:rPr>
+        <w:t>Cần tạo thêm các cột thông tin mới (Derived Attributes):</w:t>
+      </w:r>
+    </w:p>
+    <w:p>
+      <w:pPr>
+        <w:numPr>
+          <w:ilvl w:val="1"/>
+          <w:numId w:val="53"/>
+        </w:numPr>
+        <w:rPr>
+          <w:lang w:val="en-US"/>
+        </w:rPr>
+      </w:pPr>
+      <w:r>
+        <w:rPr>
+          <w:lang w:val="en-US"/>
+        </w:rPr>
+        <w:t>Hệ thống cần thêm các cột phân tích như: cột status để theo dõi hồ sơ có bị dính cảnh báo chất lượng dữ liệu hay không, hoặc tính toán lại tỷ lệ nợ trên thu nhập thực tế dự phòng để đối chiếu chênh lệch.</w:t>
+      </w:r>
+    </w:p>
+    <w:p>
+      <w:pPr>
+        <w:numPr>
+          <w:ilvl w:val="0"/>
+          <w:numId w:val="53"/>
+        </w:numPr>
+        <w:rPr>
+          <w:lang w:val="en-US"/>
+        </w:rPr>
+      </w:pPr>
+      <w:r>
+        <w:rPr>
+          <w:b/>
+          <w:bCs/>
+          <w:lang w:val="en-US"/>
+        </w:rPr>
+        <w:t>Không tương thích định dạng file nguồn:</w:t>
+      </w:r>
+    </w:p>
+    <w:p>
+      <w:pPr>
+        <w:numPr>
+          <w:ilvl w:val="1"/>
+          <w:numId w:val="53"/>
+        </w:numPr>
+        <w:rPr>
+          <w:lang w:val="en-US"/>
+        </w:rPr>
+      </w:pPr>
+      <w:r>
+        <w:rPr>
+          <w:lang w:val="en-US"/>
+        </w:rPr>
+        <w:t>Dữ liệu thô lưu ở dạng file Excel .xls cần được chuyển đổi sang .csv để các thư viện lập trình của Python có thể xử lý song song với tốc độ cao hơn.</w:t>
       </w:r>
     </w:p>
     <w:p>
@@ -16975,80 +17976,305 @@
           <w:rFonts w:ascii="Times New Roman" w:hAnsi="Times New Roman" w:cs="Times New Roman"/>
         </w:rPr>
       </w:pPr>
-      <w:bookmarkStart w:id="37" w:name="_Toc232240923"/>
+      <w:bookmarkStart w:id="35" w:name="_Toc232240923"/>
       <w:r>
         <w:rPr>
           <w:rFonts w:ascii="Times New Roman" w:hAnsi="Times New Roman" w:cs="Times New Roman"/>
         </w:rPr>
         <w:t>Các kỹ thuật chuyển đổi</w:t>
       </w:r>
-      <w:bookmarkEnd w:id="37"/>
-    </w:p>
-    <w:p>
-      <w:pPr>
-        <w:pStyle w:val="ListParagraph"/>
+      <w:bookmarkEnd w:id="35"/>
+    </w:p>
+    <w:p>
+      <w:pPr>
+        <w:rPr>
+          <w:lang w:val="en-US"/>
+        </w:rPr>
+      </w:pPr>
+      <w:r>
+        <w:rPr>
+          <w:lang w:val="en-US"/>
+        </w:rPr>
+        <w:t>A. Các kỹ thuật chuyển đổi dữ liệu phổ biến</w:t>
+      </w:r>
+    </w:p>
+    <w:p>
+      <w:pPr>
         <w:numPr>
           <w:ilvl w:val="0"/>
-          <w:numId w:val="2"/>
-        </w:numPr>
-        <w:rPr>
-          <w:rFonts w:cs="Times New Roman"/>
-          <w:i/>
-          <w:color w:val="00B050"/>
-        </w:rPr>
-      </w:pPr>
-      <w:r>
-        <w:rPr>
-          <w:rFonts w:cs="Times New Roman"/>
-          <w:i/>
-          <w:color w:val="00B050"/>
-        </w:rPr>
-        <w:t>Trình bày các kỹ thuật chuyển đổi</w:t>
-      </w:r>
-    </w:p>
-    <w:p>
-      <w:pPr>
-        <w:pStyle w:val="ListParagraph"/>
+          <w:numId w:val="54"/>
+        </w:numPr>
+        <w:rPr>
+          <w:lang w:val="en-US"/>
+        </w:rPr>
+      </w:pPr>
+      <w:r>
+        <w:rPr>
+          <w:b/>
+          <w:bCs/>
+          <w:lang w:val="en-US"/>
+        </w:rPr>
+        <w:t>Điền khuyết dữ liệu (Imputation):</w:t>
+      </w:r>
+      <w:r>
+        <w:rPr>
+          <w:lang w:val="en-US"/>
+        </w:rPr>
+        <w:t> Sử dụng các số liệu thống kê đại diện như trung bình (Mean), trung vị (Median) hoặc yếu vị (Mode) của phân phối mẫu để thay thế cho các giá trị bị khuyết thiếu (Null/Blank).</w:t>
+      </w:r>
+    </w:p>
+    <w:p>
+      <w:pPr>
         <w:numPr>
           <w:ilvl w:val="0"/>
-          <w:numId w:val="2"/>
-        </w:numPr>
-        <w:rPr>
-          <w:rFonts w:cs="Times New Roman"/>
-          <w:i/>
-          <w:color w:val="00B050"/>
-        </w:rPr>
-      </w:pPr>
-      <w:r>
-        <w:rPr>
-          <w:rFonts w:cs="Times New Roman"/>
-          <w:i/>
-          <w:color w:val="00B050"/>
-        </w:rPr>
-        <w:t>Kỹ thuật nào được chọn áp dụng cho dự án.</w:t>
-      </w:r>
-    </w:p>
-    <w:p>
-      <w:pPr>
-        <w:rPr>
-          <w:rFonts w:cs="Times New Roman"/>
-        </w:rPr>
-      </w:pPr>
-      <w:r>
-        <w:rPr>
-          <w:rFonts w:cs="Times New Roman"/>
-          <w:color w:val="00B050"/>
-          <w:highlight w:val="yellow"/>
-        </w:rPr>
-        <w:t>…</w:t>
-      </w:r>
-      <w:r>
-        <w:rPr>
-          <w:rFonts w:cs="Times New Roman"/>
-        </w:rPr>
-        <w:t xml:space="preserve"> </w:t>
-      </w:r>
-    </w:p>
+          <w:numId w:val="54"/>
+        </w:numPr>
+        <w:rPr>
+          <w:lang w:val="en-US"/>
+        </w:rPr>
+      </w:pPr>
+      <w:r>
+        <w:rPr>
+          <w:b/>
+          <w:bCs/>
+          <w:lang w:val="en-US"/>
+        </w:rPr>
+        <w:lastRenderedPageBreak/>
+        <w:t>Tính toán cột dẫn xuất (Feature/Attribute Derivation):</w:t>
+      </w:r>
+      <w:r>
+        <w:rPr>
+          <w:lang w:val="en-US"/>
+        </w:rPr>
+        <w:t> Sử dụng công thức toán học hoặc logic nghiệp vụ để tạo ra các cột mới từ những trường thông tin có sẵn.</w:t>
+      </w:r>
+    </w:p>
+    <w:p>
+      <w:pPr>
+        <w:numPr>
+          <w:ilvl w:val="0"/>
+          <w:numId w:val="54"/>
+        </w:numPr>
+        <w:rPr>
+          <w:lang w:val="en-US"/>
+        </w:rPr>
+      </w:pPr>
+      <w:r>
+        <w:rPr>
+          <w:b/>
+          <w:bCs/>
+          <w:lang w:val="en-US"/>
+        </w:rPr>
+        <w:t>Chuẩn hóa cấu trúc (Dimensional Modeling):</w:t>
+      </w:r>
+      <w:r>
+        <w:rPr>
+          <w:lang w:val="en-US"/>
+        </w:rPr>
+        <w:t> Phân rã bảng phẳng phi chuẩn hóa thành các bảng Dimension (Bảng chiều) và Fact (Bảng sự kiện) nhằm giảm trùng lặp thông tin và tối ưu hóa truy vấn.</w:t>
+      </w:r>
+    </w:p>
+    <w:p>
+      <w:pPr>
+        <w:numPr>
+          <w:ilvl w:val="0"/>
+          <w:numId w:val="54"/>
+        </w:numPr>
+        <w:rPr>
+          <w:lang w:val="en-US"/>
+        </w:rPr>
+      </w:pPr>
+      <w:r>
+        <w:rPr>
+          <w:b/>
+          <w:bCs/>
+          <w:lang w:val="en-US"/>
+        </w:rPr>
+        <w:t>Chuyển đổi định dạng tệp (Format Conversion):</w:t>
+      </w:r>
+      <w:r>
+        <w:rPr>
+          <w:lang w:val="en-US"/>
+        </w:rPr>
+        <w:t> Đọc dữ liệu từ định dạng này và lưu lại dưới định dạng tối ưu hơn (ví dụ: XLS sang CSV, CSV sang Parquet).</w:t>
+      </w:r>
+    </w:p>
+    <w:p>
+      <w:pPr>
+        <w:rPr>
+          <w:lang w:val="en-US"/>
+        </w:rPr>
+      </w:pPr>
+      <w:r>
+        <w:rPr>
+          <w:lang w:val="en-US"/>
+        </w:rPr>
+        <w:t>B. Kỹ thuật được chọn áp dụng cho dự án</w:t>
+      </w:r>
+    </w:p>
+    <w:p>
+      <w:r>
+        <w:rPr>
+          <w:lang w:val="en-US"/>
+        </w:rPr>
+        <w:t>Dự án Credit Risk kết hợp linh hoạt hai công cụ để tối ưu hiệu năng: </w:t>
+      </w:r>
+      <w:r>
+        <w:rPr>
+          <w:b/>
+          <w:bCs/>
+          <w:lang w:val="en-US"/>
+        </w:rPr>
+        <w:t>Python (Pandas)</w:t>
+      </w:r>
+      <w:r>
+        <w:rPr>
+          <w:lang w:val="en-US"/>
+        </w:rPr>
+        <w:t> cho khâu xử lý tính toán logic phức tạp trên RAM và </w:t>
+      </w:r>
+      <w:r>
+        <w:rPr>
+          <w:b/>
+          <w:bCs/>
+          <w:lang w:val="en-US"/>
+        </w:rPr>
+        <w:t>SQL Server (T-SQL)</w:t>
+      </w:r>
+      <w:r>
+        <w:rPr>
+          <w:lang w:val="en-US"/>
+        </w:rPr>
+        <w:t> cho khâu chuyển đổi cấu trúc cơ sở dữ liệu.</w:t>
+      </w:r>
+    </w:p>
+    <w:p>
+      <w:pPr>
+        <w:numPr>
+          <w:ilvl w:val="0"/>
+          <w:numId w:val="56"/>
+        </w:numPr>
+        <w:tabs>
+          <w:tab w:val="num" w:pos="720"/>
+        </w:tabs>
+        <w:rPr>
+          <w:lang w:val="en-US"/>
+        </w:rPr>
+      </w:pPr>
+      <w:r>
+        <w:rPr>
+          <w:b/>
+          <w:bCs/>
+          <w:lang w:val="en-US"/>
+        </w:rPr>
+        <w:t>Kỹ thuật Điền khuyết theo nhóm (Groupby Imputation) bằng Python Pandas:</w:t>
+      </w:r>
+    </w:p>
+    <w:p>
+      <w:pPr>
+        <w:numPr>
+          <w:ilvl w:val="1"/>
+          <w:numId w:val="56"/>
+        </w:numPr>
+        <w:tabs>
+          <w:tab w:val="num" w:pos="1440"/>
+        </w:tabs>
+        <w:rPr>
+          <w:lang w:val="en-US"/>
+        </w:rPr>
+      </w:pPr>
+      <w:r>
+        <w:rPr>
+          <w:lang w:val="en-US"/>
+        </w:rPr>
+        <w:t>Sử dụng giá trị trung vị (Median) của từng phân nhóm cụ thể thay vì lấy trung vị của toàn bộ tập dữ liệu. Điều này giúp giá trị điền khuyết có độ chính xác cao và sát thực tế nhất (ví dụ: điền lãi suất khuyết thiếu bằng trung vị của riêng nhóm có cùng xếp hạng tín dụng loan_grade).</w:t>
+      </w:r>
+    </w:p>
+    <w:p>
+      <w:pPr>
+        <w:numPr>
+          <w:ilvl w:val="0"/>
+          <w:numId w:val="56"/>
+        </w:numPr>
+        <w:tabs>
+          <w:tab w:val="num" w:pos="720"/>
+        </w:tabs>
+        <w:rPr>
+          <w:lang w:val="en-US"/>
+        </w:rPr>
+      </w:pPr>
+      <w:r>
+        <w:rPr>
+          <w:b/>
+          <w:bCs/>
+          <w:lang w:val="en-US"/>
+        </w:rPr>
+        <w:t>Kỹ thuật Phép toán Dẫn xuất (Calculated Expression):</w:t>
+      </w:r>
+    </w:p>
+    <w:p>
+      <w:pPr>
+        <w:numPr>
+          <w:ilvl w:val="1"/>
+          <w:numId w:val="56"/>
+        </w:numPr>
+        <w:tabs>
+          <w:tab w:val="num" w:pos="1440"/>
+        </w:tabs>
+        <w:rPr>
+          <w:lang w:val="en-US"/>
+        </w:rPr>
+      </w:pPr>
+      <w:r>
+        <w:rPr>
+          <w:lang w:val="en-US"/>
+        </w:rPr>
+        <w:t>Tính toán tỷ lệ nợ trên thu nhập dự phòng bằng phép toán chia thực tế: (other_debt + loan_amnt) / person_income.</w:t>
+      </w:r>
+    </w:p>
+    <w:p>
+      <w:pPr>
+        <w:numPr>
+          <w:ilvl w:val="0"/>
+          <w:numId w:val="56"/>
+        </w:numPr>
+        <w:tabs>
+          <w:tab w:val="num" w:pos="720"/>
+        </w:tabs>
+        <w:rPr>
+          <w:lang w:val="en-US"/>
+        </w:rPr>
+      </w:pPr>
+      <w:r>
+        <w:rPr>
+          <w:b/>
+          <w:bCs/>
+          <w:lang w:val="en-US"/>
+        </w:rPr>
+        <w:t>Kỹ thuật Chuẩn hóa cấu trúc hình sao bằng SQL Stored Procedure (sp_load_star_schema):</w:t>
+      </w:r>
+    </w:p>
+    <w:p>
+      <w:pPr>
+        <w:numPr>
+          <w:ilvl w:val="1"/>
+          <w:numId w:val="56"/>
+        </w:numPr>
+        <w:tabs>
+          <w:tab w:val="num" w:pos="1440"/>
+        </w:tabs>
+        <w:rPr>
+          <w:lang w:val="en-US"/>
+        </w:rPr>
+      </w:pPr>
+      <w:r>
+        <w:rPr>
+          <w:lang w:val="en-US"/>
+        </w:rPr>
+        <w:t>Sử dụng các câu lệnh T-SQL (INSERT INTO...SELECT DISTINCT) để tự động phân rã dữ liệu từ bảng Staging vào các bảng Dim và Fact, kết hợp tạo khóa thay thế tự tăng (Identity/Surrogate Key) để tối ưu hóa liên kết bảng.</w:t>
+      </w:r>
+    </w:p>
+    <w:p/>
     <w:p>
       <w:pPr>
         <w:pStyle w:val="Heading3"/>
@@ -17060,82 +18286,984 @@
           <w:rFonts w:ascii="Times New Roman" w:hAnsi="Times New Roman" w:cs="Times New Roman"/>
         </w:rPr>
       </w:pPr>
-      <w:bookmarkStart w:id="38" w:name="_Toc232240924"/>
+      <w:bookmarkStart w:id="36" w:name="_Toc232240924"/>
       <w:r>
         <w:rPr>
           <w:rFonts w:ascii="Times New Roman" w:hAnsi="Times New Roman" w:cs="Times New Roman"/>
         </w:rPr>
         <w:t>Trình bày các phép chuyển đổi trong dự án</w:t>
       </w:r>
-      <w:bookmarkEnd w:id="38"/>
-    </w:p>
-    <w:p>
-      <w:pPr>
-        <w:pStyle w:val="ListParagraph"/>
+      <w:bookmarkEnd w:id="36"/>
+    </w:p>
+    <w:p>
+      <w:pPr>
+        <w:rPr>
+          <w:lang w:val="en-US"/>
+        </w:rPr>
+      </w:pPr>
+      <w:r>
+        <w:rPr>
+          <w:lang w:val="en-US"/>
+        </w:rPr>
+        <w:t>Các phép chuyển đổi cụ thể được triển khai trong dự án tác động trực tiếp đến từng cột và từng dòng dữ liệu:</w:t>
+      </w:r>
+    </w:p>
+    <w:p>
+      <w:pPr>
         <w:numPr>
           <w:ilvl w:val="0"/>
-          <w:numId w:val="2"/>
-        </w:numPr>
-        <w:rPr>
-          <w:rFonts w:cs="Times New Roman"/>
+          <w:numId w:val="57"/>
+        </w:numPr>
+        <w:rPr>
+          <w:lang w:val="en-US"/>
+        </w:rPr>
+      </w:pPr>
+      <w:r>
+        <w:rPr>
+          <w:lang w:val="en-US"/>
+        </w:rPr>
+        <w:t>A. Phép chuyển đổi tác động trên từng cột (Column-level Transformation)</w:t>
+      </w:r>
+    </w:p>
+    <w:p>
+      <w:pPr>
+        <w:numPr>
+          <w:ilvl w:val="0"/>
+          <w:numId w:val="57"/>
+        </w:numPr>
+        <w:rPr>
+          <w:lang w:val="en-US"/>
+        </w:rPr>
+      </w:pPr>
+      <w:r>
+        <w:rPr>
+          <w:b/>
+          <w:bCs/>
+          <w:lang w:val="en-US"/>
+        </w:rPr>
+        <w:t>Cột person_emp_length (Số năm làm việc):</w:t>
+      </w:r>
+    </w:p>
+    <w:p>
+      <w:pPr>
+        <w:numPr>
+          <w:ilvl w:val="1"/>
+          <w:numId w:val="57"/>
+        </w:numPr>
+        <w:rPr>
+          <w:lang w:val="en-US"/>
+        </w:rPr>
+      </w:pPr>
+      <w:r>
+        <w:rPr>
           <w:i/>
-          <w:color w:val="00B050"/>
-        </w:rPr>
-      </w:pPr>
-      <w:r>
-        <w:rPr>
-          <w:rFonts w:cs="Times New Roman"/>
+          <w:iCs/>
+          <w:lang w:val="en-US"/>
+        </w:rPr>
+        <w:lastRenderedPageBreak/>
+        <w:t>Công thức chuyển đổi:</w:t>
+      </w:r>
+      <w:r>
+        <w:rPr>
+          <w:lang w:val="en-US"/>
+        </w:rPr>
+        <w:t> Điền giá trị khuyết thiếu bằng giá trị trung vị theo nhóm tuổi:</w:t>
+      </w:r>
+      <w:r>
+        <w:t xml:space="preserve"> </w:t>
+      </w:r>
+      <m:oMath>
+        <m:r>
+          <w:rPr>
+            <w:rFonts w:ascii="Cambria Math" w:hAnsi="Cambria Math"/>
+          </w:rPr>
+          <m:t>Median</m:t>
+        </m:r>
+        <m:d>
+          <m:dPr>
+            <m:ctrlPr>
+              <w:rPr>
+                <w:rFonts w:ascii="Cambria Math" w:hAnsi="Cambria Math"/>
+                <w:i/>
+              </w:rPr>
+            </m:ctrlPr>
+          </m:dPr>
+          <m:e>
+            <m:r>
+              <w:rPr>
+                <w:rFonts w:ascii="Cambria Math" w:hAnsi="Cambria Math"/>
+              </w:rPr>
+              <m:t>perso</m:t>
+            </m:r>
+            <m:sSub>
+              <m:sSubPr>
+                <m:ctrlPr>
+                  <w:rPr>
+                    <w:rFonts w:ascii="Cambria Math" w:hAnsi="Cambria Math"/>
+                    <w:i/>
+                  </w:rPr>
+                </m:ctrlPr>
+              </m:sSubPr>
+              <m:e>
+                <m:r>
+                  <w:rPr>
+                    <w:rFonts w:ascii="Cambria Math" w:hAnsi="Cambria Math"/>
+                  </w:rPr>
+                  <m:t>n</m:t>
+                </m:r>
+              </m:e>
+              <m:sub>
+                <m:r>
+                  <w:rPr>
+                    <w:rFonts w:ascii="Cambria Math" w:hAnsi="Cambria Math"/>
+                  </w:rPr>
+                  <m:t>em</m:t>
+                </m:r>
+                <m:sSub>
+                  <m:sSubPr>
+                    <m:ctrlPr>
+                      <w:rPr>
+                        <w:rFonts w:ascii="Cambria Math" w:hAnsi="Cambria Math"/>
+                        <w:i/>
+                      </w:rPr>
+                    </m:ctrlPr>
+                  </m:sSubPr>
+                  <m:e>
+                    <m:r>
+                      <w:rPr>
+                        <w:rFonts w:ascii="Cambria Math" w:hAnsi="Cambria Math"/>
+                      </w:rPr>
+                      <m:t>p</m:t>
+                    </m:r>
+                  </m:e>
+                  <m:sub>
+                    <m:r>
+                      <w:rPr>
+                        <w:rFonts w:ascii="Cambria Math" w:hAnsi="Cambria Math"/>
+                      </w:rPr>
+                      <m:t>length</m:t>
+                    </m:r>
+                  </m:sub>
+                </m:sSub>
+              </m:sub>
+            </m:sSub>
+          </m:e>
+        </m:d>
+        <m:r>
+          <m:rPr>
+            <m:nor/>
+          </m:rPr>
+          <w:rPr>
+            <w:rFonts w:ascii="Cambria Math" w:hAnsi="Cambria Math"/>
+          </w:rPr>
+          <m:t xml:space="preserve"> grouped by </m:t>
+        </m:r>
+        <m:r>
+          <w:rPr>
+            <w:rFonts w:ascii="Cambria Math" w:hAnsi="Cambria Math"/>
+          </w:rPr>
+          <m:t>perso</m:t>
+        </m:r>
+        <m:sSub>
+          <m:sSubPr>
+            <m:ctrlPr>
+              <w:rPr>
+                <w:rFonts w:ascii="Cambria Math" w:hAnsi="Cambria Math"/>
+                <w:i/>
+              </w:rPr>
+            </m:ctrlPr>
+          </m:sSubPr>
+          <m:e>
+            <m:r>
+              <w:rPr>
+                <w:rFonts w:ascii="Cambria Math" w:hAnsi="Cambria Math"/>
+              </w:rPr>
+              <m:t>n</m:t>
+            </m:r>
+          </m:e>
+          <m:sub>
+            <m:r>
+              <w:rPr>
+                <w:rFonts w:ascii="Cambria Math" w:hAnsi="Cambria Math"/>
+              </w:rPr>
+              <m:t>age</m:t>
+            </m:r>
+          </m:sub>
+        </m:sSub>
+      </m:oMath>
+    </w:p>
+    <w:p>
+      <w:pPr>
+        <w:numPr>
+          <w:ilvl w:val="0"/>
+          <w:numId w:val="57"/>
+        </w:numPr>
+        <w:rPr>
+          <w:lang w:val="en-US"/>
+        </w:rPr>
+      </w:pPr>
+      <w:r>
+        <w:rPr>
+          <w:b/>
+          <w:bCs/>
+          <w:lang w:val="en-US"/>
+        </w:rPr>
+        <w:t>Cột loan_int_rate (Lãi suất khoản vay):</w:t>
+      </w:r>
+    </w:p>
+    <w:p>
+      <w:pPr>
+        <w:numPr>
+          <w:ilvl w:val="1"/>
+          <w:numId w:val="57"/>
+        </w:numPr>
+        <w:rPr>
+          <w:lang w:val="en-US"/>
+        </w:rPr>
+      </w:pPr>
+      <w:r>
+        <w:rPr>
           <w:i/>
-          <w:color w:val="00B050"/>
-        </w:rPr>
-        <w:t>Trình bày cụ thể các bước tác động cụ thể đến bộ dữ liệu dự án (từng cột, từng dòng).</w:t>
-      </w:r>
-    </w:p>
-    <w:p>
-      <w:pPr>
-        <w:pStyle w:val="ListParagraph"/>
+          <w:iCs/>
+          <w:lang w:val="en-US"/>
+        </w:rPr>
+        <w:t>Công thức chuyển đổi:</w:t>
+      </w:r>
+      <w:r>
+        <w:rPr>
+          <w:lang w:val="en-US"/>
+        </w:rPr>
+        <w:t xml:space="preserve"> Điền giá trị khuyết thiếu bằng giá trị trung vị theo xếp hạng tín dụng: </w:t>
+      </w:r>
+      <m:oMath>
+        <m:r>
+          <w:rPr>
+            <w:rFonts w:ascii="Cambria Math" w:hAnsi="Cambria Math"/>
+            <w:lang w:val="en-US"/>
+          </w:rPr>
+          <m:t>Median</m:t>
+        </m:r>
+        <m:d>
+          <m:dPr>
+            <m:ctrlPr>
+              <w:rPr>
+                <w:rFonts w:ascii="Cambria Math" w:hAnsi="Cambria Math"/>
+                <w:i/>
+                <w:lang w:val="en-US"/>
+              </w:rPr>
+            </m:ctrlPr>
+          </m:dPr>
+          <m:e>
+            <m:r>
+              <w:rPr>
+                <w:rFonts w:ascii="Cambria Math" w:hAnsi="Cambria Math"/>
+                <w:lang w:val="en-US"/>
+              </w:rPr>
+              <m:t>loa</m:t>
+            </m:r>
+            <m:sSub>
+              <m:sSubPr>
+                <m:ctrlPr>
+                  <w:rPr>
+                    <w:rFonts w:ascii="Cambria Math" w:hAnsi="Cambria Math"/>
+                    <w:i/>
+                    <w:lang w:val="en-US"/>
+                  </w:rPr>
+                </m:ctrlPr>
+              </m:sSubPr>
+              <m:e>
+                <m:r>
+                  <w:rPr>
+                    <w:rFonts w:ascii="Cambria Math" w:hAnsi="Cambria Math"/>
+                    <w:lang w:val="en-US"/>
+                  </w:rPr>
+                  <m:t>n</m:t>
+                </m:r>
+              </m:e>
+              <m:sub>
+                <m:r>
+                  <w:rPr>
+                    <w:rFonts w:ascii="Cambria Math" w:hAnsi="Cambria Math"/>
+                    <w:lang w:val="en-US"/>
+                  </w:rPr>
+                  <m:t>in</m:t>
+                </m:r>
+                <m:sSub>
+                  <m:sSubPr>
+                    <m:ctrlPr>
+                      <w:rPr>
+                        <w:rFonts w:ascii="Cambria Math" w:hAnsi="Cambria Math"/>
+                        <w:i/>
+                        <w:lang w:val="en-US"/>
+                      </w:rPr>
+                    </m:ctrlPr>
+                  </m:sSubPr>
+                  <m:e>
+                    <m:r>
+                      <w:rPr>
+                        <w:rFonts w:ascii="Cambria Math" w:hAnsi="Cambria Math"/>
+                        <w:lang w:val="en-US"/>
+                      </w:rPr>
+                      <m:t>t</m:t>
+                    </m:r>
+                  </m:e>
+                  <m:sub>
+                    <m:r>
+                      <w:rPr>
+                        <w:rFonts w:ascii="Cambria Math" w:hAnsi="Cambria Math"/>
+                        <w:lang w:val="en-US"/>
+                      </w:rPr>
+                      <m:t>rate</m:t>
+                    </m:r>
+                  </m:sub>
+                </m:sSub>
+              </m:sub>
+            </m:sSub>
+          </m:e>
+        </m:d>
+        <m:r>
+          <m:rPr>
+            <m:nor/>
+          </m:rPr>
+          <w:rPr>
+            <w:rFonts w:ascii="Cambria Math" w:hAnsi="Cambria Math"/>
+            <w:lang w:val="en-US"/>
+          </w:rPr>
+          <m:t xml:space="preserve"> grouped by </m:t>
+        </m:r>
+        <m:r>
+          <w:rPr>
+            <w:rFonts w:ascii="Cambria Math" w:hAnsi="Cambria Math"/>
+            <w:lang w:val="en-US"/>
+          </w:rPr>
+          <m:t>loa</m:t>
+        </m:r>
+        <m:sSub>
+          <m:sSubPr>
+            <m:ctrlPr>
+              <w:rPr>
+                <w:rFonts w:ascii="Cambria Math" w:hAnsi="Cambria Math"/>
+                <w:i/>
+                <w:lang w:val="en-US"/>
+              </w:rPr>
+            </m:ctrlPr>
+          </m:sSubPr>
+          <m:e>
+            <m:r>
+              <w:rPr>
+                <w:rFonts w:ascii="Cambria Math" w:hAnsi="Cambria Math"/>
+                <w:lang w:val="en-US"/>
+              </w:rPr>
+              <m:t>n</m:t>
+            </m:r>
+          </m:e>
+          <m:sub>
+            <m:r>
+              <w:rPr>
+                <w:rFonts w:ascii="Cambria Math" w:hAnsi="Cambria Math"/>
+                <w:lang w:val="en-US"/>
+              </w:rPr>
+              <m:t>grade</m:t>
+            </m:r>
+          </m:sub>
+        </m:sSub>
+      </m:oMath>
+    </w:p>
+    <w:p>
+      <w:pPr>
         <w:numPr>
           <w:ilvl w:val="0"/>
-          <w:numId w:val="2"/>
-        </w:numPr>
-        <w:rPr>
-          <w:rFonts w:cs="Times New Roman"/>
+          <w:numId w:val="57"/>
+        </w:numPr>
+        <w:rPr>
+          <w:lang w:val="en-US"/>
+        </w:rPr>
+      </w:pPr>
+      <w:r>
+        <w:rPr>
+          <w:b/>
+          <w:bCs/>
+          <w:lang w:val="en-US"/>
+        </w:rPr>
+        <w:t>Cột debt_to_income_ratio (Tỷ lệ nợ trên thu nhập):</w:t>
+      </w:r>
+    </w:p>
+    <w:p>
+      <w:pPr>
+        <w:numPr>
+          <w:ilvl w:val="1"/>
+          <w:numId w:val="57"/>
+        </w:numPr>
+        <w:rPr>
+          <w:lang w:val="en-US"/>
+        </w:rPr>
+      </w:pPr>
+      <w:r>
+        <w:rPr>
           <w:i/>
-          <w:color w:val="00B050"/>
-        </w:rPr>
-      </w:pPr>
-      <w:r>
-        <w:rPr>
-          <w:rFonts w:cs="Times New Roman"/>
+          <w:iCs/>
+          <w:lang w:val="en-US"/>
+        </w:rPr>
+        <w:t>Công thức chuyển đổi:</w:t>
+      </w:r>
+      <w:r>
+        <w:rPr>
+          <w:lang w:val="en-US"/>
+        </w:rPr>
+        <w:t xml:space="preserve"> Nếu khuyết thiếu, áp dụng công thức: </w:t>
+      </w:r>
+      <m:oMath>
+        <m:r>
+          <w:rPr>
+            <w:rFonts w:ascii="Cambria Math" w:hAnsi="Cambria Math"/>
+            <w:lang w:val="en-US"/>
+          </w:rPr>
+          <m:t>deb</m:t>
+        </m:r>
+        <m:sSub>
+          <m:sSubPr>
+            <m:ctrlPr>
+              <w:rPr>
+                <w:rFonts w:ascii="Cambria Math" w:hAnsi="Cambria Math"/>
+                <w:i/>
+                <w:lang w:val="en-US"/>
+              </w:rPr>
+            </m:ctrlPr>
+          </m:sSubPr>
+          <m:e>
+            <m:r>
+              <w:rPr>
+                <w:rFonts w:ascii="Cambria Math" w:hAnsi="Cambria Math"/>
+                <w:lang w:val="en-US"/>
+              </w:rPr>
+              <m:t>t</m:t>
+            </m:r>
+          </m:e>
+          <m:sub>
+            <m:r>
+              <w:rPr>
+                <w:rFonts w:ascii="Cambria Math" w:hAnsi="Cambria Math"/>
+                <w:lang w:val="en-US"/>
+              </w:rPr>
+              <m:t>t</m:t>
+            </m:r>
+            <m:sSub>
+              <m:sSubPr>
+                <m:ctrlPr>
+                  <w:rPr>
+                    <w:rFonts w:ascii="Cambria Math" w:hAnsi="Cambria Math"/>
+                    <w:i/>
+                    <w:lang w:val="en-US"/>
+                  </w:rPr>
+                </m:ctrlPr>
+              </m:sSubPr>
+              <m:e>
+                <m:r>
+                  <w:rPr>
+                    <w:rFonts w:ascii="Cambria Math" w:hAnsi="Cambria Math"/>
+                    <w:lang w:val="en-US"/>
+                  </w:rPr>
+                  <m:t>o</m:t>
+                </m:r>
+              </m:e>
+              <m:sub>
+                <m:r>
+                  <w:rPr>
+                    <w:rFonts w:ascii="Cambria Math" w:hAnsi="Cambria Math"/>
+                    <w:lang w:val="en-US"/>
+                  </w:rPr>
+                  <m:t>incom</m:t>
+                </m:r>
+                <m:sSub>
+                  <m:sSubPr>
+                    <m:ctrlPr>
+                      <w:rPr>
+                        <w:rFonts w:ascii="Cambria Math" w:hAnsi="Cambria Math"/>
+                        <w:i/>
+                        <w:lang w:val="en-US"/>
+                      </w:rPr>
+                    </m:ctrlPr>
+                  </m:sSubPr>
+                  <m:e>
+                    <m:r>
+                      <w:rPr>
+                        <w:rFonts w:ascii="Cambria Math" w:hAnsi="Cambria Math"/>
+                        <w:lang w:val="en-US"/>
+                      </w:rPr>
+                      <m:t>e</m:t>
+                    </m:r>
+                  </m:e>
+                  <m:sub>
+                    <m:r>
+                      <w:rPr>
+                        <w:rFonts w:ascii="Cambria Math" w:hAnsi="Cambria Math"/>
+                        <w:lang w:val="en-US"/>
+                      </w:rPr>
+                      <m:t>ratio</m:t>
+                    </m:r>
+                  </m:sub>
+                </m:sSub>
+              </m:sub>
+            </m:sSub>
+          </m:sub>
+        </m:sSub>
+        <m:r>
+          <w:rPr>
+            <w:rFonts w:ascii="Cambria Math" w:hAnsi="Cambria Math"/>
+            <w:lang w:val="en-US"/>
+          </w:rPr>
+          <m:t>=</m:t>
+        </m:r>
+        <m:f>
+          <m:fPr>
+            <m:ctrlPr>
+              <w:rPr>
+                <w:rFonts w:ascii="Cambria Math" w:hAnsi="Cambria Math"/>
+                <w:i/>
+                <w:lang w:val="en-US"/>
+              </w:rPr>
+            </m:ctrlPr>
+          </m:fPr>
+          <m:num>
+            <m:d>
+              <m:dPr>
+                <m:ctrlPr>
+                  <w:rPr>
+                    <w:rFonts w:ascii="Cambria Math" w:hAnsi="Cambria Math"/>
+                    <w:i/>
+                    <w:lang w:val="en-US"/>
+                  </w:rPr>
+                </m:ctrlPr>
+              </m:dPr>
+              <m:e>
+                <m:r>
+                  <w:rPr>
+                    <w:rFonts w:ascii="Cambria Math" w:hAnsi="Cambria Math"/>
+                    <w:lang w:val="en-US"/>
+                  </w:rPr>
+                  <m:t>othe</m:t>
+                </m:r>
+                <m:sSub>
+                  <m:sSubPr>
+                    <m:ctrlPr>
+                      <w:rPr>
+                        <w:rFonts w:ascii="Cambria Math" w:hAnsi="Cambria Math"/>
+                        <w:i/>
+                        <w:lang w:val="en-US"/>
+                      </w:rPr>
+                    </m:ctrlPr>
+                  </m:sSubPr>
+                  <m:e>
+                    <m:r>
+                      <w:rPr>
+                        <w:rFonts w:ascii="Cambria Math" w:hAnsi="Cambria Math"/>
+                        <w:lang w:val="en-US"/>
+                      </w:rPr>
+                      <m:t>r</m:t>
+                    </m:r>
+                  </m:e>
+                  <m:sub>
+                    <m:r>
+                      <w:rPr>
+                        <w:rFonts w:ascii="Cambria Math" w:hAnsi="Cambria Math"/>
+                        <w:lang w:val="en-US"/>
+                      </w:rPr>
+                      <m:t>debt</m:t>
+                    </m:r>
+                  </m:sub>
+                </m:sSub>
+                <m:r>
+                  <w:rPr>
+                    <w:rFonts w:ascii="Cambria Math" w:hAnsi="Cambria Math"/>
+                    <w:lang w:val="en-US"/>
+                  </w:rPr>
+                  <m:t>+ loa</m:t>
+                </m:r>
+                <m:sSub>
+                  <m:sSubPr>
+                    <m:ctrlPr>
+                      <w:rPr>
+                        <w:rFonts w:ascii="Cambria Math" w:hAnsi="Cambria Math"/>
+                        <w:i/>
+                        <w:lang w:val="en-US"/>
+                      </w:rPr>
+                    </m:ctrlPr>
+                  </m:sSubPr>
+                  <m:e>
+                    <m:r>
+                      <w:rPr>
+                        <w:rFonts w:ascii="Cambria Math" w:hAnsi="Cambria Math"/>
+                        <w:lang w:val="en-US"/>
+                      </w:rPr>
+                      <m:t>n</m:t>
+                    </m:r>
+                  </m:e>
+                  <m:sub>
+                    <m:r>
+                      <w:rPr>
+                        <w:rFonts w:ascii="Cambria Math" w:hAnsi="Cambria Math"/>
+                        <w:lang w:val="en-US"/>
+                      </w:rPr>
+                      <m:t>amnt</m:t>
+                    </m:r>
+                  </m:sub>
+                </m:sSub>
+              </m:e>
+            </m:d>
+          </m:num>
+          <m:den>
+            <m:r>
+              <w:rPr>
+                <w:rFonts w:ascii="Cambria Math" w:hAnsi="Cambria Math"/>
+                <w:lang w:val="en-US"/>
+              </w:rPr>
+              <m:t>perso</m:t>
+            </m:r>
+            <m:sSub>
+              <m:sSubPr>
+                <m:ctrlPr>
+                  <w:rPr>
+                    <w:rFonts w:ascii="Cambria Math" w:hAnsi="Cambria Math"/>
+                    <w:i/>
+                    <w:lang w:val="en-US"/>
+                  </w:rPr>
+                </m:ctrlPr>
+              </m:sSubPr>
+              <m:e>
+                <m:r>
+                  <w:rPr>
+                    <w:rFonts w:ascii="Cambria Math" w:hAnsi="Cambria Math"/>
+                    <w:lang w:val="en-US"/>
+                  </w:rPr>
+                  <m:t>n</m:t>
+                </m:r>
+              </m:e>
+              <m:sub>
+                <m:r>
+                  <w:rPr>
+                    <w:rFonts w:ascii="Cambria Math" w:hAnsi="Cambria Math"/>
+                    <w:lang w:val="en-US"/>
+                  </w:rPr>
+                  <m:t>income</m:t>
+                </m:r>
+              </m:sub>
+            </m:sSub>
+          </m:den>
+        </m:f>
+      </m:oMath>
+    </w:p>
+    <w:p>
+      <w:pPr>
+        <w:numPr>
+          <w:ilvl w:val="0"/>
+          <w:numId w:val="57"/>
+        </w:numPr>
+        <w:rPr>
+          <w:lang w:val="en-US"/>
+        </w:rPr>
+      </w:pPr>
+      <w:r>
+        <w:rPr>
+          <w:b/>
+          <w:bCs/>
+          <w:lang w:val="en-US"/>
+        </w:rPr>
+        <w:t>Cột status (Trạng thái dòng dữ liệu - Cột tự sinh):</w:t>
+      </w:r>
+    </w:p>
+    <w:p>
+      <w:pPr>
+        <w:numPr>
+          <w:ilvl w:val="1"/>
+          <w:numId w:val="57"/>
+        </w:numPr>
+        <w:rPr>
+          <w:lang w:val="en-US"/>
+        </w:rPr>
+      </w:pPr>
+      <w:r>
+        <w:rPr>
           <w:i/>
-          <w:color w:val="00B050"/>
-        </w:rPr>
-        <w:t>Việc này giúp lưu vết các chỉnh sửa thay đổi trên</w:t>
-      </w:r>
-      <w:r>
-        <w:rPr>
-          <w:rFonts w:cs="Times New Roman"/>
-          <w:i/>
-          <w:color w:val="00B050"/>
-        </w:rPr>
-        <w:t>.</w:t>
-      </w:r>
-    </w:p>
-    <w:p>
-      <w:pPr>
-        <w:rPr>
-          <w:rFonts w:cs="Times New Roman"/>
           <w:iCs/>
-        </w:rPr>
-      </w:pPr>
-      <w:r>
-        <w:rPr>
-          <w:rFonts w:cs="Times New Roman"/>
-          <w:iCs/>
-          <w:highlight w:val="yellow"/>
+          <w:lang w:val="en-US"/>
+        </w:rPr>
+        <w:t>Logic:</w:t>
+      </w:r>
+      <w:r>
+        <w:rPr>
+          <w:lang w:val="en-US"/>
+        </w:rPr>
+        <w:t> </w:t>
+      </w:r>
+    </w:p>
+    <w:p>
+      <w:pPr>
+        <w:numPr>
+          <w:ilvl w:val="2"/>
+          <w:numId w:val="57"/>
+        </w:numPr>
+        <w:rPr>
+          <w:lang w:val="en-US"/>
+        </w:rPr>
+      </w:pPr>
+      <w:r>
+        <w:rPr>
+          <w:lang w:val="en-US"/>
+        </w:rPr>
+        <w:t xml:space="preserve">Nếu dòng dữ liệu đi qua toàn bộ các bước kiểm tra chất lượng mà không có trường nào bị trống </w:t>
+      </w:r>
+      <w:r>
+        <w:t>=&gt;</w:t>
+      </w:r>
+      <w:r>
+        <w:rPr>
+          <w:lang w:val="en-US"/>
+        </w:rPr>
+        <w:t xml:space="preserve"> gán nhãn "pass". </w:t>
+      </w:r>
+    </w:p>
+    <w:p>
+      <w:pPr>
+        <w:numPr>
+          <w:ilvl w:val="2"/>
+          <w:numId w:val="57"/>
+        </w:numPr>
+        <w:rPr>
+          <w:lang w:val="en-US"/>
+        </w:rPr>
+      </w:pPr>
+      <w:r>
+        <w:rPr>
+          <w:lang w:val="en-US"/>
+        </w:rPr>
+        <w:t xml:space="preserve">Nếu dòng dữ liệu có trường bị khuyết nhưng đã được điền khuyết thành công </w:t>
+      </w:r>
+      <w:r>
+        <w:t xml:space="preserve">=&gt; </w:t>
+      </w:r>
+      <w:r>
+        <w:rPr>
+          <w:lang w:val="en-US"/>
+        </w:rPr>
+        <w:t>gán nhãn "warning".</w:t>
+      </w:r>
+    </w:p>
+    <w:p>
+      <w:pPr>
+        <w:numPr>
+          <w:ilvl w:val="0"/>
+          <w:numId w:val="57"/>
+        </w:numPr>
+        <w:rPr>
+          <w:lang w:val="en-US"/>
+        </w:rPr>
+      </w:pPr>
+      <w:r>
+        <w:rPr>
+          <w:lang w:val="en-US"/>
+        </w:rPr>
+        <w:t>B. Phép chuyển đổi tác động trên từng dòng và cấu trúc (Row/Structural Transformation)</w:t>
+      </w:r>
+    </w:p>
+    <w:p>
+      <w:pPr>
+        <w:rPr>
+          <w:lang w:val="en-US"/>
+        </w:rPr>
+      </w:pPr>
+      <w:r>
+        <w:rPr>
+          <w:lang w:val="en-US"/>
+        </w:rPr>
+        <w:t>Phép chuyển đổi này được thực thi thông qua Stored Procedure sp_load_star_schema để chuyển dữ liệu từ bảng Staging stg_loan vào các bảng phân tích:</w:t>
+      </w:r>
+    </w:p>
+    <w:p>
+      <w:pPr>
+        <w:numPr>
+          <w:ilvl w:val="0"/>
+          <w:numId w:val="58"/>
+        </w:numPr>
+        <w:rPr>
+          <w:lang w:val="en-US"/>
+        </w:rPr>
+      </w:pPr>
+      <w:r>
+        <w:rPr>
+          <w:b/>
+          <w:bCs/>
+          <w:lang w:val="en-US"/>
+        </w:rPr>
+        <w:t>Chuyển đổi dữ liệu Dim (Dimension Conversion):</w:t>
+      </w:r>
+    </w:p>
+    <w:p>
+      <w:pPr>
+        <w:numPr>
+          <w:ilvl w:val="1"/>
+          <w:numId w:val="58"/>
+        </w:numPr>
+        <w:rPr>
+          <w:lang w:val="en-US"/>
+        </w:rPr>
+      </w:pPr>
+      <w:r>
+        <w:rPr>
+          <w:b/>
+          <w:bCs/>
+          <w:lang w:val="en-US"/>
+        </w:rPr>
+        <w:t>Bảng DimCustomer:</w:t>
+      </w:r>
+      <w:r>
+        <w:rPr>
+          <w:lang w:val="en-US"/>
+        </w:rPr>
+        <w:t> Lọc danh sách khách hàng duy nhất từ Staging, chuyển đổi và gán một khóa chính tự tăng CustomerKey để lưu vết thông tin cá nhân của khách hàng:</w:t>
+      </w:r>
+    </w:p>
+    <w:p>
+      <w:pPr>
+        <w:numPr>
+          <w:ilvl w:val="1"/>
+          <w:numId w:val="58"/>
+        </w:numPr>
+        <w:rPr>
+          <w:lang w:val="en-US"/>
+        </w:rPr>
+      </w:pPr>
+      <w:r>
+        <w:rPr>
+          <w:lang w:val="en-US"/>
+        </w:rPr>
+        <w:drawing>
+          <wp:inline distT="0" distB="0" distL="0" distR="0" wp14:anchorId="72FB0AE3" wp14:editId="5E823CC2">
+            <wp:extent cx="5065295" cy="980589"/>
+            <wp:effectExtent l="0" t="0" r="2540" b="0"/>
+            <wp:docPr id="1105833203" name="Picture 1" descr="A screen shot of a computer&#10;&#10;AI-generated content may be incorrect."/>
+            <wp:cNvGraphicFramePr>
+              <a:graphicFrameLocks xmlns:a="http://schemas.openxmlformats.org/drawingml/2006/main" noChangeAspect="1"/>
+            </wp:cNvGraphicFramePr>
+            <a:graphic xmlns:a="http://schemas.openxmlformats.org/drawingml/2006/main">
+              <a:graphicData uri="http://schemas.openxmlformats.org/drawingml/2006/picture">
+                <pic:pic xmlns:pic="http://schemas.openxmlformats.org/drawingml/2006/picture">
+                  <pic:nvPicPr>
+                    <pic:cNvPr id="1105833203" name="Picture 1" descr="A screen shot of a computer&#10;&#10;AI-generated content may be incorrect."/>
+                    <pic:cNvPicPr/>
+                  </pic:nvPicPr>
+                  <pic:blipFill>
+                    <a:blip r:embed="rId15"/>
+                    <a:stretch>
+                      <a:fillRect/>
+                    </a:stretch>
+                  </pic:blipFill>
+                  <pic:spPr>
+                    <a:xfrm>
+                      <a:off x="0" y="0"/>
+                      <a:ext cx="5090264" cy="985423"/>
+                    </a:xfrm>
+                    <a:prstGeom prst="rect">
+                      <a:avLst/>
+                    </a:prstGeom>
+                  </pic:spPr>
+                </pic:pic>
+              </a:graphicData>
+            </a:graphic>
+          </wp:inline>
+        </w:drawing>
+      </w:r>
+      <w:r>
+        <w:rPr>
+          <w:b/>
+          <w:bCs/>
+          <w:lang w:val="en-US"/>
+        </w:rPr>
+        <w:t>Bảng DimLocation:</w:t>
+      </w:r>
+      <w:r>
+        <w:rPr>
+          <w:lang w:val="en-US"/>
+        </w:rPr>
+        <w:t> Gom nhóm dữ liệu địa lý duy nhất theo thành phố, bang, quốc gia và tọa độ để tạo bảng chiều địa lý độc lập, gán khóa LocationKey.</w:t>
+      </w:r>
+    </w:p>
+    <w:p>
+      <w:pPr>
+        <w:numPr>
+          <w:ilvl w:val="1"/>
+          <w:numId w:val="58"/>
+        </w:numPr>
+        <w:rPr>
+          <w:lang w:val="en-US"/>
+        </w:rPr>
+      </w:pPr>
+      <w:r>
+        <w:rPr>
+          <w:b/>
+          <w:bCs/>
+          <w:lang w:val="en-US"/>
         </w:rPr>
         <w:lastRenderedPageBreak/>
-        <w:t>…</w:t>
+        <w:t>Bảng DimPurpose và DimGrade:</w:t>
+      </w:r>
+      <w:r>
+        <w:rPr>
+          <w:lang w:val="en-US"/>
+        </w:rPr>
+        <w:t> Trích xuất và chuyển đổi các thuộc tính mục đích vay (loan_intent) và xếp hạng tín dụng (loan_grade) thành các danh mục quy chuẩn.</w:t>
+      </w:r>
+    </w:p>
+    <w:p>
+      <w:pPr>
+        <w:numPr>
+          <w:ilvl w:val="0"/>
+          <w:numId w:val="58"/>
+        </w:numPr>
+        <w:rPr>
+          <w:lang w:val="en-US"/>
+        </w:rPr>
+      </w:pPr>
+      <w:r>
+        <w:rPr>
+          <w:b/>
+          <w:bCs/>
+          <w:lang w:val="en-US"/>
+        </w:rPr>
+        <w:t>Chuyển đổi dữ liệu Fact (Fact Conversion):</w:t>
+      </w:r>
+    </w:p>
+    <w:p>
+      <w:pPr>
+        <w:numPr>
+          <w:ilvl w:val="1"/>
+          <w:numId w:val="58"/>
+        </w:numPr>
+        <w:rPr>
+          <w:lang w:val="en-US"/>
+        </w:rPr>
+      </w:pPr>
+      <w:r>
+        <w:rPr>
+          <w:lang w:val="en-US"/>
+        </w:rPr>
+        <w:t>Chuyển đổi từng dòng giao dịch khoản vay bằng cách thực hiện phép kết (JOIN) giữa bảng Staging stg_loan với các bảng chiều (DimCustomer, DimLocation, DimPurpose, DimGrade) dựa trên các thuộc tính tự nhiên để lấy ra các khóa thay thế (CustomerKey, LocationKey, PurposeKey, GradeKey).</w:t>
+      </w:r>
+    </w:p>
+    <w:p>
+      <w:pPr>
+        <w:numPr>
+          <w:ilvl w:val="1"/>
+          <w:numId w:val="58"/>
+        </w:numPr>
+        <w:rPr>
+          <w:lang w:val="en-US"/>
+        </w:rPr>
+      </w:pPr>
+      <w:r>
+        <w:rPr>
+          <w:lang w:val="en-US"/>
+        </w:rPr>
+        <w:t>Áp dụng chuyển đổi để nạp các khóa này kèm theo các số đo tài chính (loan_amnt, loan_int_rate, debt_to_income_ratio, loan_status) vào bảng trung tâm FactLoan. Bước này giúp bảo toàn tính toàn vẹn tham chiếu (Referential Integrity) của kho dữ liệu.</w:t>
       </w:r>
     </w:p>
     <w:p>
@@ -17149,7 +19277,7 @@
           <w:rFonts w:ascii="Times New Roman" w:hAnsi="Times New Roman" w:cs="Times New Roman"/>
         </w:rPr>
       </w:pPr>
-      <w:bookmarkStart w:id="39" w:name="_Toc232240925"/>
+      <w:bookmarkStart w:id="37" w:name="_Toc232240925"/>
       <w:r>
         <w:rPr>
           <w:rFonts w:ascii="Times New Roman" w:hAnsi="Times New Roman" w:cs="Times New Roman"/>
@@ -17162,7 +19290,7 @@
         </w:rPr>
         <w:t>ử lý dữ liệu</w:t>
       </w:r>
-      <w:bookmarkEnd w:id="39"/>
+      <w:bookmarkEnd w:id="37"/>
     </w:p>
     <w:p>
       <w:pPr>
@@ -17175,109 +19303,173 @@
           <w:rFonts w:ascii="Times New Roman" w:hAnsi="Times New Roman" w:cs="Times New Roman"/>
         </w:rPr>
       </w:pPr>
-      <w:bookmarkStart w:id="40" w:name="_Toc232240926"/>
+      <w:bookmarkStart w:id="38" w:name="_Toc232240926"/>
       <w:r>
         <w:rPr>
           <w:rFonts w:ascii="Times New Roman" w:hAnsi="Times New Roman" w:cs="Times New Roman"/>
         </w:rPr>
         <w:t>Chuẩn hóa dữ liệu</w:t>
       </w:r>
-      <w:bookmarkEnd w:id="40"/>
-    </w:p>
-    <w:p>
-      <w:pPr>
-        <w:pStyle w:val="ListParagraph"/>
+      <w:bookmarkEnd w:id="38"/>
+    </w:p>
+    <w:p>
+      <w:pPr>
+        <w:ind w:firstLine="720"/>
+        <w:rPr>
+          <w:lang w:val="en-US"/>
+        </w:rPr>
+      </w:pPr>
+      <w:r>
+        <w:rPr>
+          <w:lang w:val="en-US"/>
+        </w:rPr>
+        <w:t>Chuẩn hóa dữ liệu là quá trình tổ chức, định dạng lại các thuộc tính dữ liệu thô để đưa chúng về một khuôn mẫu đồng nhất. Quá trình này giúp loại bỏ sự bất bất nhất về kiểu dữ liệu, sửa đổi cấu trúc bảng/cột và chuẩn hóa nội dung văn bản.</w:t>
+      </w:r>
+    </w:p>
+    <w:p>
+      <w:pPr>
+        <w:rPr>
+          <w:lang w:val="en-US"/>
+        </w:rPr>
+      </w:pPr>
+      <w:r>
+        <w:rPr>
+          <w:lang w:val="en-US"/>
+        </w:rPr>
+        <w:t>Trong các dự án phân tích truyền thống, công cụ </w:t>
+      </w:r>
+      <w:r>
+        <w:rPr>
+          <w:b/>
+          <w:bCs/>
+          <w:lang w:val="en-US"/>
+        </w:rPr>
+        <w:t>Power Query</w:t>
+      </w:r>
+      <w:r>
+        <w:rPr>
+          <w:lang w:val="en-US"/>
+        </w:rPr>
+        <w:t> (trên Excel hoặc Power BI Desktop) thường được sử dụng nhờ giao diện kéo thả trực quan. Tuy nhiên, đối với một hệ thống sản xuất (Production-grade Data Pipeline) đòi hỏi tính tự động hóa cao và xử lý lượng dữ liệu lớn, việc sử dụng Power Query gặp nhiều hạn chế về mặt quản lý phiên bản (Version Control), khả năng lập lịch tự động và hiệu năng xử lý.</w:t>
+      </w:r>
+    </w:p>
+    <w:p>
+      <w:pPr>
+        <w:rPr>
+          <w:lang w:val="en-US"/>
+        </w:rPr>
+      </w:pPr>
+      <w:r>
+        <w:rPr>
+          <w:lang w:val="en-US"/>
+        </w:rPr>
+        <w:t>Do đó, trong dự án này, toàn bộ quy trình chuẩn hóa dữ liệu vốn có của Power Query đã được thay thế hoàn toàn bằng </w:t>
+      </w:r>
+      <w:r>
+        <w:rPr>
+          <w:b/>
+          <w:bCs/>
+          <w:lang w:val="en-US"/>
+        </w:rPr>
+        <w:t>ngôn ngữ lập trình Python</w:t>
+      </w:r>
+      <w:r>
+        <w:rPr>
+          <w:lang w:val="en-US"/>
+        </w:rPr>
+        <w:t> với các thư viện chuyên dụng như </w:t>
+      </w:r>
+      <w:r>
+        <w:rPr>
+          <w:b/>
+          <w:bCs/>
+          <w:lang w:val="en-US"/>
+        </w:rPr>
+        <w:t>Pandas, SQLAlchemy, PyODBC</w:t>
+      </w:r>
+      <w:r>
+        <w:rPr>
+          <w:lang w:val="en-US"/>
+        </w:rPr>
+        <w:t>. Sự thay đổi này mang lại các lợi ích vượt trội:</w:t>
+      </w:r>
+    </w:p>
+    <w:p>
+      <w:pPr>
         <w:numPr>
           <w:ilvl w:val="0"/>
-          <w:numId w:val="2"/>
-        </w:numPr>
-        <w:rPr>
-          <w:rFonts w:cs="Times New Roman"/>
-          <w:i/>
-          <w:color w:val="00B050"/>
-        </w:rPr>
-      </w:pPr>
-      <w:r>
-        <w:rPr>
-          <w:rFonts w:cs="Times New Roman"/>
-          <w:i/>
-          <w:color w:val="00B050"/>
-        </w:rPr>
-        <w:t>Chuẩn hóa dữ liệu</w:t>
-      </w:r>
-      <w:r>
-        <w:rPr>
-          <w:rFonts w:cs="Times New Roman"/>
-          <w:i/>
-          <w:color w:val="00B050"/>
-        </w:rPr>
-        <w:t>:</w:t>
-      </w:r>
-    </w:p>
-    <w:p>
-      <w:pPr>
-        <w:pStyle w:val="ListParagraph"/>
-        <w:numPr>
-          <w:ilvl w:val="1"/>
-          <w:numId w:val="3"/>
-        </w:numPr>
-        <w:rPr>
-          <w:rFonts w:cs="Times New Roman"/>
-          <w:i/>
-          <w:color w:val="00B050"/>
-        </w:rPr>
-      </w:pPr>
-      <w:r>
-        <w:rPr>
-          <w:rFonts w:cs="Times New Roman"/>
-          <w:i/>
-          <w:color w:val="00B050"/>
-        </w:rPr>
-        <w:t>Power Query</w:t>
-      </w:r>
-    </w:p>
-    <w:p>
-      <w:pPr>
-        <w:pStyle w:val="ListParagraph"/>
-        <w:numPr>
-          <w:ilvl w:val="1"/>
-          <w:numId w:val="3"/>
-        </w:numPr>
-        <w:rPr>
-          <w:rFonts w:cs="Times New Roman"/>
-          <w:i/>
-          <w:color w:val="00B050"/>
-        </w:rPr>
-      </w:pPr>
-      <w:r>
-        <w:rPr>
-          <w:rFonts w:cs="Times New Roman"/>
-          <w:i/>
-          <w:color w:val="00B050"/>
-        </w:rPr>
-        <w:t>Chỉnh sửa table, column, data type</w:t>
-      </w:r>
-    </w:p>
-    <w:p>
-      <w:pPr>
-        <w:ind w:firstLine="720"/>
-      </w:pPr>
-      <w:r>
-        <w:t>Trong dự án này, chuẩn hoá dữ liệu được thực hiện bằng ngôn ngữ lập trình Python với thư viện Pandas</w:t>
-      </w:r>
-      <w:r>
-        <w:t xml:space="preserve">, </w:t>
-      </w:r>
-      <w:r>
-        <w:t>Scikit-learn</w:t>
-      </w:r>
-      <w:r>
-        <w:t>, Kaggle, Xlrd, Sqlalchemy, pyodbc,</w:t>
-      </w:r>
-      <w:r>
-        <w:t xml:space="preserve"> thay thế hoàn toàn cho Power Query. Toàn bộ quy trình được ghi lại trong Jupyter Notebook để đảm bảo khả năng tái sử dụng và minh bạch.</w:t>
-      </w:r>
-    </w:p>
+          <w:numId w:val="47"/>
+        </w:numPr>
+        <w:rPr>
+          <w:lang w:val="en-US"/>
+        </w:rPr>
+      </w:pPr>
+      <w:r>
+        <w:rPr>
+          <w:b/>
+          <w:bCs/>
+          <w:lang w:val="en-US"/>
+        </w:rPr>
+        <w:t>Tự động hóa hoàn toàn:</w:t>
+      </w:r>
+      <w:r>
+        <w:rPr>
+          <w:lang w:val="en-US"/>
+        </w:rPr>
+        <w:t> Chạy ngầm qua script, không cần thao tác thủ công bằng tay.</w:t>
+      </w:r>
+    </w:p>
+    <w:p>
+      <w:pPr>
+        <w:numPr>
+          <w:ilvl w:val="0"/>
+          <w:numId w:val="47"/>
+        </w:numPr>
+        <w:rPr>
+          <w:lang w:val="en-US"/>
+        </w:rPr>
+      </w:pPr>
+      <w:r>
+        <w:rPr>
+          <w:b/>
+          <w:bCs/>
+          <w:lang w:val="en-US"/>
+        </w:rPr>
+        <w:t>Minh bạch và lưu vết:</w:t>
+      </w:r>
+      <w:r>
+        <w:rPr>
+          <w:lang w:val="en-US"/>
+        </w:rPr>
+        <w:t> Toàn bộ các bước chuẩn hóa được ghi lại chi tiết dưới dạng mã nguồn (Code) trong các file Python và Jupyter Notebook, cho phép kiểm thử và tái sử dụng 100%.</w:t>
+      </w:r>
+    </w:p>
+    <w:p>
+      <w:pPr>
+        <w:numPr>
+          <w:ilvl w:val="0"/>
+          <w:numId w:val="47"/>
+        </w:numPr>
+        <w:rPr>
+          <w:lang w:val="en-US"/>
+        </w:rPr>
+      </w:pPr>
+      <w:r>
+        <w:rPr>
+          <w:b/>
+          <w:bCs/>
+          <w:lang w:val="en-US"/>
+        </w:rPr>
+        <w:t>Quản lý Schema chặt chẽ:</w:t>
+      </w:r>
+      <w:r>
+        <w:rPr>
+          <w:lang w:val="en-US"/>
+        </w:rPr>
+        <w:t> Đảm bảo kiểu dữ liệu từ Python khớp chính xác với kiểu dữ liệu của hệ quản trị cơ sở dữ liệu SQL Server.</w:t>
+      </w:r>
+    </w:p>
+    <w:p/>
     <w:p>
       <w:pPr>
         <w:pStyle w:val="Heading3"/>
@@ -17289,59 +19481,976 @@
           <w:rFonts w:ascii="Times New Roman" w:hAnsi="Times New Roman" w:cs="Times New Roman"/>
         </w:rPr>
       </w:pPr>
-      <w:bookmarkStart w:id="41" w:name="_Toc232240927"/>
+      <w:bookmarkStart w:id="39" w:name="_Toc232240927"/>
       <w:r>
         <w:rPr>
           <w:rFonts w:ascii="Times New Roman" w:hAnsi="Times New Roman" w:cs="Times New Roman"/>
         </w:rPr>
         <w:t>Trình bày các bước chuẩn hóa trong dự án</w:t>
       </w:r>
-      <w:bookmarkEnd w:id="41"/>
-    </w:p>
-    <w:p>
-      <w:pPr>
-        <w:pStyle w:val="ListParagraph"/>
+      <w:bookmarkEnd w:id="39"/>
+    </w:p>
+    <w:p>
+      <w:pPr>
+        <w:rPr>
+          <w:lang w:val="en-US"/>
+        </w:rPr>
+      </w:pPr>
+      <w:r>
+        <w:rPr>
+          <w:lang w:val="en-US"/>
+        </w:rPr>
+        <w:t>Bước 1: Chuẩn hóa Định dạng File nguồn (Source Format Standardization)</w:t>
+      </w:r>
+    </w:p>
+    <w:p>
+      <w:pPr>
         <w:numPr>
           <w:ilvl w:val="0"/>
-          <w:numId w:val="2"/>
-        </w:numPr>
-        <w:rPr>
-          <w:rFonts w:cs="Times New Roman"/>
-          <w:i/>
-          <w:color w:val="00B050"/>
-        </w:rPr>
-      </w:pPr>
-      <w:r>
-        <w:rPr>
-          <w:rFonts w:cs="Times New Roman"/>
-          <w:i/>
-          <w:color w:val="00B050"/>
-        </w:rPr>
-        <w:t>Trình bày cụ thể các bước chuẩn hóa dữ liệu bằng Power Query tác động cụ thể đến bộ dữ liệu dự án (từng cột, từng dòng).</w:t>
-      </w:r>
-    </w:p>
-    <w:p>
-      <w:pPr>
-        <w:pStyle w:val="ListParagraph"/>
+          <w:numId w:val="48"/>
+        </w:numPr>
+        <w:rPr>
+          <w:lang w:val="en-US"/>
+        </w:rPr>
+      </w:pPr>
+      <w:r>
+        <w:rPr>
+          <w:b/>
+          <w:bCs/>
+          <w:lang w:val="en-US"/>
+        </w:rPr>
+        <w:t>Thao tác:</w:t>
+      </w:r>
+      <w:r>
+        <w:rPr>
+          <w:lang w:val="en-US"/>
+        </w:rPr>
+        <w:t> Chuyển đổi định dạng file chứa dữ liệu thô.</w:t>
+      </w:r>
+    </w:p>
+    <w:p>
+      <w:pPr>
         <w:numPr>
           <w:ilvl w:val="0"/>
-          <w:numId w:val="2"/>
-        </w:numPr>
-        <w:rPr>
-          <w:rFonts w:cs="Times New Roman"/>
-          <w:i/>
-          <w:color w:val="00B050"/>
-        </w:rPr>
-      </w:pPr>
-      <w:r>
-        <w:rPr>
-          <w:rFonts w:cs="Times New Roman"/>
-          <w:i/>
-          <w:color w:val="00B050"/>
-        </w:rPr>
-        <w:t>Việc này giúp lưu vết các chỉnh sửa thay đổi trên.</w:t>
-      </w:r>
-    </w:p>
+          <w:numId w:val="48"/>
+        </w:numPr>
+        <w:rPr>
+          <w:lang w:val="en-US"/>
+        </w:rPr>
+      </w:pPr>
+      <w:r>
+        <w:rPr>
+          <w:b/>
+          <w:bCs/>
+          <w:lang w:val="en-US"/>
+        </w:rPr>
+        <w:t>Tác động cụ thể:</w:t>
+      </w:r>
+      <w:r>
+        <w:rPr>
+          <w:lang w:val="en-US"/>
+        </w:rPr>
+        <w:t> File nguồn ban đầu có thể ở định dạng Excel cũ .xls (bị giới hạn số lượng dòng và mã hóa không chuẩn). Hệ thống sử dụng thư viện xlrd của Python để đọc và chuyển đổi tự động sang định dạng .csv mã hóa UTF-8. Bước này đảm bảo tốc độ đọc ghi tối ưu cho các bước tiếp theo.</w:t>
+      </w:r>
+    </w:p>
+    <w:p>
+      <w:pPr>
+        <w:rPr>
+          <w:lang w:val="en-US"/>
+        </w:rPr>
+      </w:pPr>
+      <w:r>
+        <w:rPr>
+          <w:lang w:val="en-US"/>
+        </w:rPr>
+        <w:t>Bước 2: Chuẩn hóa Tên Cột (Column Name Normalization)</w:t>
+      </w:r>
+    </w:p>
+    <w:p>
+      <w:pPr>
+        <w:numPr>
+          <w:ilvl w:val="0"/>
+          <w:numId w:val="49"/>
+        </w:numPr>
+        <w:rPr>
+          <w:lang w:val="en-US"/>
+        </w:rPr>
+      </w:pPr>
+      <w:r>
+        <w:rPr>
+          <w:b/>
+          <w:bCs/>
+          <w:lang w:val="en-US"/>
+        </w:rPr>
+        <w:t>Thao tác:</w:t>
+      </w:r>
+      <w:r>
+        <w:rPr>
+          <w:lang w:val="en-US"/>
+        </w:rPr>
+        <w:t> Thay đổi tên của các cột từ file thô về chuẩn đặt tên lập trình (snake_case).</w:t>
+      </w:r>
+    </w:p>
+    <w:p>
+      <w:pPr>
+        <w:numPr>
+          <w:ilvl w:val="0"/>
+          <w:numId w:val="49"/>
+        </w:numPr>
+        <w:rPr>
+          <w:lang w:val="en-US"/>
+        </w:rPr>
+      </w:pPr>
+      <w:r>
+        <w:rPr>
+          <w:b/>
+          <w:bCs/>
+          <w:lang w:val="en-US"/>
+        </w:rPr>
+        <w:t>Tác động cụ thể:</w:t>
+      </w:r>
+      <w:r>
+        <w:rPr>
+          <w:lang w:val="en-US"/>
+        </w:rPr>
+        <w:t> Loại bỏ các khoảng trắng, ký tự đặc biệt và đưa toàn bộ ký tự về chữ thường không dấu.</w:t>
+      </w:r>
+    </w:p>
+    <w:p>
+      <w:pPr>
+        <w:numPr>
+          <w:ilvl w:val="1"/>
+          <w:numId w:val="49"/>
+        </w:numPr>
+        <w:rPr>
+          <w:lang w:val="en-US"/>
+        </w:rPr>
+      </w:pPr>
+      <w:r>
+        <w:rPr>
+          <w:lang w:val="en-US"/>
+        </w:rPr>
+        <w:t>Client ID </w:t>
+      </w:r>
+      <m:oMath>
+        <m:r>
+          <m:rPr>
+            <m:sty m:val="p"/>
+          </m:rPr>
+          <w:rPr>
+            <w:rFonts w:ascii="Cambria Math" w:hAnsi="Cambria Math"/>
+            <w:lang w:val="en-US"/>
+          </w:rPr>
+          <m:t>→</m:t>
+        </m:r>
+      </m:oMath>
+      <w:r>
+        <w:rPr>
+          <w:rFonts w:eastAsiaTheme="minorEastAsia"/>
+        </w:rPr>
+        <w:t xml:space="preserve"> </w:t>
+      </w:r>
+      <w:r>
+        <w:rPr>
+          <w:lang w:val="en-US"/>
+        </w:rPr>
+        <w:t>client_id</w:t>
+      </w:r>
+    </w:p>
+    <w:p>
+      <w:pPr>
+        <w:numPr>
+          <w:ilvl w:val="1"/>
+          <w:numId w:val="49"/>
+        </w:numPr>
+        <w:rPr>
+          <w:lang w:val="en-US"/>
+        </w:rPr>
+      </w:pPr>
+      <w:r>
+        <w:rPr>
+          <w:lang w:val="en-US"/>
+        </w:rPr>
+        <w:t>Person Age </w:t>
+      </w:r>
+      <m:oMath>
+        <m:r>
+          <m:rPr>
+            <m:sty m:val="p"/>
+          </m:rPr>
+          <w:rPr>
+            <w:rFonts w:ascii="Cambria Math" w:hAnsi="Cambria Math"/>
+            <w:lang w:val="en-US"/>
+          </w:rPr>
+          <m:t>→</m:t>
+        </m:r>
+        <m:r>
+          <m:rPr>
+            <m:sty m:val="p"/>
+          </m:rPr>
+          <w:rPr>
+            <w:rFonts w:ascii="Cambria Math" w:hAnsi="Cambria Math"/>
+            <w:lang w:val="en-US"/>
+          </w:rPr>
+          <m:t xml:space="preserve"> </m:t>
+        </m:r>
+      </m:oMath>
+      <w:r>
+        <w:rPr>
+          <w:lang w:val="en-US"/>
+        </w:rPr>
+        <w:t>person_age</w:t>
+      </w:r>
+    </w:p>
+    <w:p>
+      <w:pPr>
+        <w:numPr>
+          <w:ilvl w:val="1"/>
+          <w:numId w:val="49"/>
+        </w:numPr>
+        <w:rPr>
+          <w:lang w:val="en-US"/>
+        </w:rPr>
+      </w:pPr>
+      <w:r>
+        <w:rPr>
+          <w:lang w:val="en-US"/>
+        </w:rPr>
+        <w:t>Loan Amount </w:t>
+      </w:r>
+      <m:oMath>
+        <m:r>
+          <m:rPr>
+            <m:sty m:val="p"/>
+          </m:rPr>
+          <w:rPr>
+            <w:rFonts w:ascii="Cambria Math" w:hAnsi="Cambria Math"/>
+            <w:lang w:val="en-US"/>
+          </w:rPr>
+          <m:t>→</m:t>
+        </m:r>
+        <m:r>
+          <m:rPr>
+            <m:sty m:val="p"/>
+          </m:rPr>
+          <w:rPr>
+            <w:rFonts w:ascii="Cambria Math" w:hAnsi="Cambria Math"/>
+            <w:lang w:val="en-US"/>
+          </w:rPr>
+          <m:t xml:space="preserve"> </m:t>
+        </m:r>
+      </m:oMath>
+      <w:r>
+        <w:rPr>
+          <w:lang w:val="en-US"/>
+        </w:rPr>
+        <w:t>loan_amnt</w:t>
+      </w:r>
+    </w:p>
+    <w:p>
+      <w:pPr>
+        <w:numPr>
+          <w:ilvl w:val="1"/>
+          <w:numId w:val="49"/>
+        </w:numPr>
+        <w:rPr>
+          <w:lang w:val="en-US"/>
+        </w:rPr>
+      </w:pPr>
+      <w:r>
+        <w:rPr>
+          <w:lang w:val="en-US"/>
+        </w:rPr>
+        <w:t>Debt-to-Income Ratio </w:t>
+      </w:r>
+      <m:oMath>
+        <m:r>
+          <m:rPr>
+            <m:sty m:val="p"/>
+          </m:rPr>
+          <w:rPr>
+            <w:rFonts w:ascii="Cambria Math" w:hAnsi="Cambria Math"/>
+            <w:lang w:val="en-US"/>
+          </w:rPr>
+          <m:t>→</m:t>
+        </m:r>
+        <m:r>
+          <m:rPr>
+            <m:sty m:val="p"/>
+          </m:rPr>
+          <w:rPr>
+            <w:rFonts w:ascii="Cambria Math" w:hAnsi="Cambria Math"/>
+            <w:lang w:val="en-US"/>
+          </w:rPr>
+          <m:t xml:space="preserve"> </m:t>
+        </m:r>
+      </m:oMath>
+      <w:r>
+        <w:rPr>
+          <w:lang w:val="en-US"/>
+        </w:rPr>
+        <w:t>debt_to_income_ratio</w:t>
+      </w:r>
+    </w:p>
+    <w:p>
+      <w:pPr>
+        <w:numPr>
+          <w:ilvl w:val="0"/>
+          <w:numId w:val="49"/>
+        </w:numPr>
+        <w:rPr>
+          <w:lang w:val="en-US"/>
+        </w:rPr>
+      </w:pPr>
+      <w:r>
+        <w:rPr>
+          <w:b/>
+          <w:bCs/>
+          <w:lang w:val="en-US"/>
+        </w:rPr>
+        <w:t>Lợi ích:</w:t>
+      </w:r>
+      <w:r>
+        <w:rPr>
+          <w:lang w:val="en-US"/>
+        </w:rPr>
+        <w:t> Tránh lỗi cú pháp khi viết câu lệnh SQL truy vấn và đảm bảo tính nhất quán khi map cấu trúc DataFrame vào cơ sở dữ liệu.</w:t>
+      </w:r>
+    </w:p>
+    <w:p>
+      <w:pPr>
+        <w:rPr>
+          <w:lang w:val="en-US"/>
+        </w:rPr>
+      </w:pPr>
+      <w:r>
+        <w:rPr>
+          <w:lang w:val="en-US"/>
+        </w:rPr>
+        <w:t>Bước 3: Ép Kiểu Dữ Liệu (Data Type Casting)</w:t>
+      </w:r>
+    </w:p>
+    <w:p>
+      <w:pPr>
+        <w:numPr>
+          <w:ilvl w:val="0"/>
+          <w:numId w:val="50"/>
+        </w:numPr>
+        <w:rPr>
+          <w:lang w:val="en-US"/>
+        </w:rPr>
+      </w:pPr>
+      <w:r>
+        <w:rPr>
+          <w:b/>
+          <w:bCs/>
+          <w:lang w:val="en-US"/>
+        </w:rPr>
+        <w:t>Thao tác:</w:t>
+      </w:r>
+      <w:r>
+        <w:rPr>
+          <w:lang w:val="en-US"/>
+        </w:rPr>
+        <w:t> Định nghĩa lại kiểu dữ liệu vật lý cho từng cột nhằm tối ưu hóa dung lượng lưu trữ trên Data Warehouse.</w:t>
+      </w:r>
+    </w:p>
+    <w:p>
+      <w:pPr>
+        <w:numPr>
+          <w:ilvl w:val="0"/>
+          <w:numId w:val="50"/>
+        </w:numPr>
+        <w:rPr>
+          <w:lang w:val="en-US"/>
+        </w:rPr>
+      </w:pPr>
+      <w:r>
+        <w:rPr>
+          <w:b/>
+          <w:bCs/>
+          <w:lang w:val="en-US"/>
+        </w:rPr>
+        <w:t>Tác động cụ thể:</w:t>
+      </w:r>
+    </w:p>
+    <w:p>
+      <w:pPr>
+        <w:numPr>
+          <w:ilvl w:val="1"/>
+          <w:numId w:val="50"/>
+        </w:numPr>
+        <w:rPr>
+          <w:lang w:val="en-US"/>
+        </w:rPr>
+      </w:pPr>
+      <w:r>
+        <w:rPr>
+          <w:b/>
+          <w:bCs/>
+          <w:lang w:val="en-US"/>
+        </w:rPr>
+        <w:t>Nhóm số nguyên nhỏ (TINYINT - 1 byte):</w:t>
+      </w:r>
+      <w:r>
+        <w:rPr>
+          <w:lang w:val="en-US"/>
+        </w:rPr>
+        <w:t> Ép kiểu các cột định danh, đếm hoặc tuổi tác như person_age, person_emp_length, loan_status, loan_term_months, past_delinquencies từ dạng chuỗi/số thực về số nguyên dương.</w:t>
+      </w:r>
+    </w:p>
+    <w:p>
+      <w:pPr>
+        <w:numPr>
+          <w:ilvl w:val="1"/>
+          <w:numId w:val="50"/>
+        </w:numPr>
+        <w:rPr>
+          <w:lang w:val="en-US"/>
+        </w:rPr>
+      </w:pPr>
+      <w:r>
+        <w:rPr>
+          <w:b/>
+          <w:bCs/>
+          <w:lang w:val="en-US"/>
+        </w:rPr>
+        <w:t>Nhóm số thập phân tài chính (DECIMAL):</w:t>
+      </w:r>
+      <w:r>
+        <w:rPr>
+          <w:lang w:val="en-US"/>
+        </w:rPr>
+        <w:t> Ép kiểu các cột tiền tệ và tỷ lệ về dạng số thập phân có độ chính xác cố định để tránh sai số làm tròn của kiểu Float:</w:t>
+      </w:r>
+    </w:p>
+    <w:p>
+      <w:pPr>
+        <w:numPr>
+          <w:ilvl w:val="2"/>
+          <w:numId w:val="50"/>
+        </w:numPr>
+        <w:rPr>
+          <w:lang w:val="en-US"/>
+        </w:rPr>
+      </w:pPr>
+      <w:r>
+        <w:rPr>
+          <w:lang w:val="en-US"/>
+        </w:rPr>
+        <w:lastRenderedPageBreak/>
+        <w:t>person_income, loan_amnt, other_debt </w:t>
+      </w:r>
+      <m:oMath>
+        <m:r>
+          <m:rPr>
+            <m:sty m:val="p"/>
+          </m:rPr>
+          <w:rPr>
+            <w:rFonts w:ascii="Cambria Math" w:hAnsi="Cambria Math"/>
+            <w:lang w:val="en-US"/>
+          </w:rPr>
+          <m:t>→</m:t>
+        </m:r>
+      </m:oMath>
+      <w:proofErr w:type="gramStart"/>
+      <w:r>
+        <w:rPr>
+          <w:lang w:val="en-US"/>
+        </w:rPr>
+        <w:t>DECIMAL(</w:t>
+      </w:r>
+      <w:proofErr w:type="gramEnd"/>
+      <w:r>
+        <w:rPr>
+          <w:lang w:val="en-US"/>
+        </w:rPr>
+        <w:t>15, 2) (Hỗ trợ số tiền lớn lên tới hàng trăm tỷ đồng, lấy 2 chữ số thập phân).</w:t>
+      </w:r>
+    </w:p>
+    <w:p>
+      <w:pPr>
+        <w:numPr>
+          <w:ilvl w:val="2"/>
+          <w:numId w:val="50"/>
+        </w:numPr>
+        <w:rPr>
+          <w:lang w:val="en-US"/>
+        </w:rPr>
+      </w:pPr>
+      <w:r>
+        <w:rPr>
+          <w:lang w:val="en-US"/>
+        </w:rPr>
+        <w:t>loan_int_rate </w:t>
+      </w:r>
+      <m:oMath>
+        <m:r>
+          <m:rPr>
+            <m:sty m:val="p"/>
+          </m:rPr>
+          <w:rPr>
+            <w:rFonts w:ascii="Cambria Math" w:hAnsi="Cambria Math"/>
+            <w:lang w:val="en-US"/>
+          </w:rPr>
+          <m:t>→</m:t>
+        </m:r>
+        <m:r>
+          <m:rPr>
+            <m:sty m:val="p"/>
+          </m:rPr>
+          <w:rPr>
+            <w:rFonts w:ascii="Cambria Math" w:hAnsi="Cambria Math"/>
+            <w:lang w:val="en-US"/>
+          </w:rPr>
+          <m:t xml:space="preserve"> </m:t>
+        </m:r>
+      </m:oMath>
+      <w:proofErr w:type="gramStart"/>
+      <w:r>
+        <w:rPr>
+          <w:lang w:val="en-US"/>
+        </w:rPr>
+        <w:t>DECIMAL(</w:t>
+      </w:r>
+      <w:proofErr w:type="gramEnd"/>
+      <w:r>
+        <w:rPr>
+          <w:lang w:val="en-US"/>
+        </w:rPr>
+        <w:t>5, 2) (Lãi suất khoản vay).</w:t>
+      </w:r>
+    </w:p>
+    <w:p>
+      <w:pPr>
+        <w:numPr>
+          <w:ilvl w:val="2"/>
+          <w:numId w:val="50"/>
+        </w:numPr>
+        <w:rPr>
+          <w:lang w:val="en-US"/>
+        </w:rPr>
+      </w:pPr>
+      <w:r>
+        <w:rPr>
+          <w:lang w:val="en-US"/>
+        </w:rPr>
+        <w:t>loan_percent_income, debt_to_income_ratio </w:t>
+      </w:r>
+      <m:oMath>
+        <m:r>
+          <m:rPr>
+            <m:sty m:val="p"/>
+          </m:rPr>
+          <w:rPr>
+            <w:rFonts w:ascii="Cambria Math" w:hAnsi="Cambria Math"/>
+            <w:lang w:val="en-US"/>
+          </w:rPr>
+          <m:t>→</m:t>
+        </m:r>
+        <m:r>
+          <m:rPr>
+            <m:sty m:val="p"/>
+          </m:rPr>
+          <w:rPr>
+            <w:rFonts w:ascii="Cambria Math" w:hAnsi="Cambria Math"/>
+            <w:lang w:val="en-US"/>
+          </w:rPr>
+          <m:t xml:space="preserve"> </m:t>
+        </m:r>
+      </m:oMath>
+      <w:proofErr w:type="gramStart"/>
+      <w:r>
+        <w:rPr>
+          <w:lang w:val="en-US"/>
+        </w:rPr>
+        <w:t>DECIMAL(</w:t>
+      </w:r>
+      <w:proofErr w:type="gramEnd"/>
+      <w:r>
+        <w:rPr>
+          <w:lang w:val="en-US"/>
+        </w:rPr>
+        <w:t>9, 6) (Các tỷ lệ phần trăm cần độ chính xác cao).</w:t>
+      </w:r>
+    </w:p>
+    <w:p>
+      <w:pPr>
+        <w:numPr>
+          <w:ilvl w:val="1"/>
+          <w:numId w:val="50"/>
+        </w:numPr>
+        <w:rPr>
+          <w:lang w:val="en-US"/>
+        </w:rPr>
+      </w:pPr>
+      <w:r>
+        <w:rPr>
+          <w:b/>
+          <w:bCs/>
+          <w:lang w:val="en-US"/>
+        </w:rPr>
+        <w:t>Nhóm chuỗi ký tự (VARCHAR):</w:t>
+      </w:r>
+      <w:r>
+        <w:rPr>
+          <w:lang w:val="en-US"/>
+        </w:rPr>
+        <w:t> Đưa các trường phân loại chữ về độ dài giới hạn cố định để tối ưu vùng nhớ: </w:t>
+      </w:r>
+      <w:r>
+        <w:t xml:space="preserve"> </w:t>
+      </w:r>
+      <w:r>
+        <w:rPr>
+          <w:lang w:val="en-US"/>
+        </w:rPr>
+        <w:t>loan_grade </w:t>
+      </w:r>
+      <m:oMath>
+        <m:r>
+          <m:rPr>
+            <m:sty m:val="p"/>
+          </m:rPr>
+          <w:rPr>
+            <w:rFonts w:ascii="Cambria Math" w:hAnsi="Cambria Math"/>
+            <w:lang w:val="en-US"/>
+          </w:rPr>
+          <m:t>→</m:t>
+        </m:r>
+      </m:oMath>
+      <w:r>
+        <w:rPr>
+          <w:lang w:val="en-US"/>
+        </w:rPr>
+        <w:t> </w:t>
+      </w:r>
+      <w:proofErr w:type="gramStart"/>
+      <w:r>
+        <w:rPr>
+          <w:lang w:val="en-US"/>
+        </w:rPr>
+        <w:t>VARCHAR(</w:t>
+      </w:r>
+      <w:proofErr w:type="gramEnd"/>
+      <w:r>
+        <w:rPr>
+          <w:lang w:val="en-US"/>
+        </w:rPr>
+        <w:t>5), cb_person_default_on_</w:t>
+      </w:r>
+      <m:oMath>
+        <m:r>
+          <w:rPr>
+            <w:rFonts w:ascii="Cambria Math" w:hAnsi="Cambria Math"/>
+            <w:lang w:val="en-US"/>
+          </w:rPr>
+          <m:t xml:space="preserve"> </m:t>
+        </m:r>
+        <m:r>
+          <m:rPr>
+            <m:sty m:val="p"/>
+          </m:rPr>
+          <w:rPr>
+            <w:rFonts w:ascii="Cambria Math" w:hAnsi="Cambria Math"/>
+            <w:lang w:val="en-US"/>
+          </w:rPr>
+          <m:t>→</m:t>
+        </m:r>
+        <m:r>
+          <m:rPr>
+            <m:sty m:val="p"/>
+          </m:rPr>
+          <w:rPr>
+            <w:rFonts w:ascii="Cambria Math" w:hAnsi="Cambria Math"/>
+            <w:lang w:val="en-US"/>
+          </w:rPr>
+          <m:t xml:space="preserve"> </m:t>
+        </m:r>
+      </m:oMath>
+      <w:proofErr w:type="gramStart"/>
+      <w:r>
+        <w:rPr>
+          <w:lang w:val="en-US"/>
+        </w:rPr>
+        <w:t>VARCHAR(</w:t>
+      </w:r>
+      <w:proofErr w:type="gramEnd"/>
+      <w:r>
+        <w:rPr>
+          <w:lang w:val="en-US"/>
+        </w:rPr>
+        <w:t>5).</w:t>
+      </w:r>
+    </w:p>
+    <w:p>
+      <w:pPr>
+        <w:rPr>
+          <w:lang w:val="en-US"/>
+        </w:rPr>
+      </w:pPr>
+      <w:r>
+        <w:rPr>
+          <w:lang w:val="en-US"/>
+        </w:rPr>
+        <w:t>Bước 4: Chuẩn hóa Giá trị Chuỗi &amp; Loại bỏ khoảng trắng (Text Trimming &amp; Case Standardization)</w:t>
+      </w:r>
+    </w:p>
+    <w:p>
+      <w:pPr>
+        <w:numPr>
+          <w:ilvl w:val="0"/>
+          <w:numId w:val="51"/>
+        </w:numPr>
+        <w:rPr>
+          <w:lang w:val="en-US"/>
+        </w:rPr>
+      </w:pPr>
+      <w:r>
+        <w:rPr>
+          <w:b/>
+          <w:bCs/>
+          <w:lang w:val="en-US"/>
+        </w:rPr>
+        <w:t>Thao tác:</w:t>
+      </w:r>
+      <w:r>
+        <w:rPr>
+          <w:lang w:val="en-US"/>
+        </w:rPr>
+        <w:t> Làm sạch nội dung văn bản bên trong các cột dạng chữ để tránh tình trạng trùng lặp giả do lỗi gõ phím.</w:t>
+      </w:r>
+    </w:p>
+    <w:p>
+      <w:pPr>
+        <w:numPr>
+          <w:ilvl w:val="0"/>
+          <w:numId w:val="51"/>
+        </w:numPr>
+        <w:rPr>
+          <w:lang w:val="en-US"/>
+        </w:rPr>
+      </w:pPr>
+      <w:r>
+        <w:rPr>
+          <w:b/>
+          <w:bCs/>
+          <w:lang w:val="en-US"/>
+        </w:rPr>
+        <w:t>Tác động cụ thể:</w:t>
+      </w:r>
+    </w:p>
+    <w:p>
+      <w:pPr>
+        <w:numPr>
+          <w:ilvl w:val="1"/>
+          <w:numId w:val="51"/>
+        </w:numPr>
+        <w:rPr>
+          <w:lang w:val="en-US"/>
+        </w:rPr>
+      </w:pPr>
+      <w:r>
+        <w:rPr>
+          <w:lang w:val="en-US"/>
+        </w:rPr>
+        <w:t>Áp dụng hàm .</w:t>
+      </w:r>
+      <w:proofErr w:type="gramStart"/>
+      <w:r>
+        <w:rPr>
+          <w:lang w:val="en-US"/>
+        </w:rPr>
+        <w:t>str.strip</w:t>
+      </w:r>
+      <w:proofErr w:type="gramEnd"/>
+      <w:r>
+        <w:rPr>
+          <w:lang w:val="en-US"/>
+        </w:rPr>
+        <w:t>() để tự động cắt bỏ các khoảng trắng thừa ở đầu và cuối chuỗi (ví dụ: " Male " hoặc "Male " đều được đưa về "Male").</w:t>
+      </w:r>
+    </w:p>
+    <w:p>
+      <w:pPr>
+        <w:numPr>
+          <w:ilvl w:val="1"/>
+          <w:numId w:val="51"/>
+        </w:numPr>
+        <w:rPr>
+          <w:lang w:val="en-US"/>
+        </w:rPr>
+      </w:pPr>
+      <w:r>
+        <w:rPr>
+          <w:lang w:val="en-US"/>
+        </w:rPr>
+        <w:t>Đồng bộ hóa cách viết hoa/viết thường đối với các cột phân loại như gender ("male", "MALE" $\rightarrow$ "Male"), education_level, và marital_status.</w:t>
+      </w:r>
+    </w:p>
+    <w:p>
+      <w:pPr>
+        <w:numPr>
+          <w:ilvl w:val="1"/>
+          <w:numId w:val="51"/>
+        </w:numPr>
+        <w:rPr>
+          <w:lang w:val="en-US"/>
+        </w:rPr>
+      </w:pPr>
+      <w:r>
+        <w:rPr>
+          <w:lang w:val="en-US"/>
+        </w:rPr>
+        <w:t>Chuẩn hóa tọa độ địa lý city_latitude và city_longitude về định dạng số thập phân hợp lệ nằm trong dải tọa độ GPS thế giới.</w:t>
+      </w:r>
+    </w:p>
+    <w:p>
+      <w:pPr>
+        <w:rPr>
+          <w:lang w:val="en-US"/>
+        </w:rPr>
+      </w:pPr>
+      <w:r>
+        <w:rPr>
+          <w:lang w:val="en-US"/>
+        </w:rPr>
+        <w:t>Bước 5: Chuẩn hóa Cấu trúc Cơ sở dữ liệu (Database Schema Normalization - Star Schema)</w:t>
+      </w:r>
+    </w:p>
+    <w:p>
+      <w:pPr>
+        <w:numPr>
+          <w:ilvl w:val="0"/>
+          <w:numId w:val="52"/>
+        </w:numPr>
+        <w:rPr>
+          <w:lang w:val="en-US"/>
+        </w:rPr>
+      </w:pPr>
+      <w:r>
+        <w:rPr>
+          <w:b/>
+          <w:bCs/>
+          <w:lang w:val="en-US"/>
+        </w:rPr>
+        <w:t>Thao tác:</w:t>
+      </w:r>
+      <w:r>
+        <w:rPr>
+          <w:lang w:val="en-US"/>
+        </w:rPr>
+        <w:t> Chuyển đổi cấu trúc dữ liệu từ dạng bảng phẳng (Flat Table) sang mô hình hình sao (Star Schema).</w:t>
+      </w:r>
+    </w:p>
+    <w:p>
+      <w:pPr>
+        <w:numPr>
+          <w:ilvl w:val="0"/>
+          <w:numId w:val="52"/>
+        </w:numPr>
+        <w:rPr>
+          <w:lang w:val="en-US"/>
+        </w:rPr>
+      </w:pPr>
+      <w:r>
+        <w:rPr>
+          <w:b/>
+          <w:bCs/>
+          <w:lang w:val="en-US"/>
+        </w:rPr>
+        <w:t>Tác động cụ thể:</w:t>
+      </w:r>
+      <w:r>
+        <w:rPr>
+          <w:lang w:val="en-US"/>
+        </w:rPr>
+        <w:t> Thay vì lưu toàn bộ 31 cột thông tin trên một bảng duy nhất (gây dư thừa dữ liệu địa lý, thông tin khách hàng bị lặp lại ở mỗi khoản vay), hệ thống thực thi Stored Procedure sp_load_star_schema để phân rã bảng Stagging stg_loan thành:</w:t>
+      </w:r>
+    </w:p>
+    <w:p>
+      <w:pPr>
+        <w:numPr>
+          <w:ilvl w:val="1"/>
+          <w:numId w:val="52"/>
+        </w:numPr>
+        <w:rPr>
+          <w:lang w:val="en-US"/>
+        </w:rPr>
+      </w:pPr>
+      <w:r>
+        <w:rPr>
+          <w:b/>
+          <w:bCs/>
+          <w:lang w:val="en-US"/>
+        </w:rPr>
+        <w:t>Các bảng chiều (Dimension Tables):</w:t>
+      </w:r>
+      <w:r>
+        <w:rPr>
+          <w:lang w:val="en-US"/>
+        </w:rPr>
+        <w:t xml:space="preserve"> DimCustomer (chứa thông tin khách hàng), DimLocation (chứa thành phố, bang, tọa độ), DimPurpose (mục đích </w:t>
+      </w:r>
+      <w:r>
+        <w:rPr>
+          <w:lang w:val="en-US"/>
+        </w:rPr>
+        <w:lastRenderedPageBreak/>
+        <w:t>vay), DimGrade (phân hạng tín dụng). Các bảng này lưu dữ liệu duy nhất (Unique) và loại bỏ trùng lặp.</w:t>
+      </w:r>
+    </w:p>
+    <w:p>
+      <w:pPr>
+        <w:numPr>
+          <w:ilvl w:val="1"/>
+          <w:numId w:val="52"/>
+        </w:numPr>
+        <w:rPr>
+          <w:lang w:val="en-US"/>
+        </w:rPr>
+      </w:pPr>
+      <w:r>
+        <w:rPr>
+          <w:b/>
+          <w:bCs/>
+          <w:lang w:val="en-US"/>
+        </w:rPr>
+        <w:t>Bảng sự kiện (Fact Table):</w:t>
+      </w:r>
+      <w:r>
+        <w:rPr>
+          <w:lang w:val="en-US"/>
+        </w:rPr>
+        <w:t> FactLoan chứa các khóa ngoại trỏ tới các bảng Dim và lưu trữ các giá trị đo lường tài chính của mỗi giao dịch vay.</w:t>
+      </w:r>
+    </w:p>
+    <w:p>
+      <w:pPr>
+        <w:numPr>
+          <w:ilvl w:val="0"/>
+          <w:numId w:val="52"/>
+        </w:numPr>
+        <w:rPr>
+          <w:lang w:val="en-US"/>
+        </w:rPr>
+      </w:pPr>
+      <w:r>
+        <w:rPr>
+          <w:b/>
+          <w:bCs/>
+          <w:lang w:val="en-US"/>
+        </w:rPr>
+        <w:t>Lợi ích:</w:t>
+      </w:r>
+      <w:r>
+        <w:rPr>
+          <w:lang w:val="en-US"/>
+        </w:rPr>
+        <w:t> Đạt chuẩn hóa cơ sở dữ liệu cấp 3 (3NF) cho các chiều thông tin, tối ưu hóa không gian đĩa cứng và hỗ trợ tăng tốc độ truy vấn báo cáo BI lên nhiều lần.</w:t>
+      </w:r>
+    </w:p>
+    <w:p/>
     <w:p>
       <w:pPr>
         <w:rPr>
@@ -17460,14 +20569,14 @@
           <w:rFonts w:ascii="Times New Roman" w:hAnsi="Times New Roman" w:cs="Times New Roman"/>
         </w:rPr>
       </w:pPr>
-      <w:bookmarkStart w:id="42" w:name="_Toc232240928"/>
+      <w:bookmarkStart w:id="40" w:name="_Toc232240928"/>
       <w:r>
         <w:rPr>
           <w:rFonts w:ascii="Times New Roman" w:hAnsi="Times New Roman" w:cs="Times New Roman"/>
         </w:rPr>
         <w:t>Mô hình hóa dữ liệu</w:t>
       </w:r>
-      <w:bookmarkEnd w:id="42"/>
+      <w:bookmarkEnd w:id="40"/>
     </w:p>
     <w:p>
       <w:pPr>
@@ -17711,7 +20820,6 @@
               <w:rPr>
                 <w:lang w:val="en-US"/>
               </w:rPr>
-              <w:lastRenderedPageBreak/>
               <w:t>FactLoan</w:t>
             </w:r>
           </w:p>
@@ -17952,6 +21060,7 @@
               <w:rPr>
                 <w:lang w:val="en-US"/>
               </w:rPr>
+              <w:lastRenderedPageBreak/>
               <w:t>DimLoanGrade</w:t>
             </w:r>
           </w:p>
@@ -18123,7 +21232,7 @@
                     <pic:cNvPicPr/>
                   </pic:nvPicPr>
                   <pic:blipFill>
-                    <a:blip r:embed="rId15"/>
+                    <a:blip r:embed="rId16"/>
                     <a:stretch>
                       <a:fillRect/>
                     </a:stretch>
@@ -18155,7 +21264,7 @@
           <w:rFonts w:ascii="Times New Roman" w:hAnsi="Times New Roman" w:cs="Times New Roman"/>
         </w:rPr>
       </w:pPr>
-      <w:bookmarkStart w:id="43" w:name="_Toc232240930"/>
+      <w:bookmarkStart w:id="41" w:name="_Toc232240930"/>
       <w:r>
         <w:rPr>
           <w:rFonts w:ascii="Times New Roman" w:hAnsi="Times New Roman" w:cs="Times New Roman"/>
@@ -18168,7 +21277,7 @@
         </w:rPr>
         <w:t>ác tiêu chí đánh giá mô hình dữ liệu</w:t>
       </w:r>
-      <w:bookmarkEnd w:id="43"/>
+      <w:bookmarkEnd w:id="41"/>
     </w:p>
     <w:p>
       <w:pPr>
@@ -18264,15 +21373,7 @@
           <w:rFonts w:cs="Times New Roman"/>
           <w:iCs/>
         </w:rPr>
-        <w:t xml:space="preserve">: Mô hình phản ánh đúng quy trình nghiệp vụ thực tế. Dữ liệu giữa các bảng phải được liên kết chặt chẽ thông qua </w:t>
-      </w:r>
-      <w:r>
-        <w:rPr>
-          <w:rFonts w:cs="Times New Roman"/>
-          <w:iCs/>
-        </w:rPr>
-        <w:lastRenderedPageBreak/>
-        <w:t>các ràng buộc Khoá chính (Primary Key) và các Khoá ngoại (Foregin Key), đảm bảo không có dữ liệu nào bị sai lệch khi kết xuất báo cáo.</w:t>
+        <w:t>: Mô hình phản ánh đúng quy trình nghiệp vụ thực tế. Dữ liệu giữa các bảng phải được liên kết chặt chẽ thông qua các ràng buộc Khoá chính (Primary Key) và các Khoá ngoại (Foregin Key), đảm bảo không có dữ liệu nào bị sai lệch khi kết xuất báo cáo.</w:t>
       </w:r>
     </w:p>
     <w:p>
@@ -18330,7 +21431,15 @@
           <w:rFonts w:cs="Times New Roman"/>
           <w:iCs/>
         </w:rPr>
-        <w:t>: Mô hình không chỉ dành cho kỹ sư mà còn phục vụ cho người dùng cuối. Cấu trúc bảng và cách đặt tên phải trực quan, dễ hiểu đễ Chuyên viên tín dụng hay Quản lý rủi ro có thể dễ dàng tự kéo thả (drag &amp; drop) các trường dữ liệu để tạo báo cáo mà không cần rành về code.</w:t>
+        <w:t xml:space="preserve">: Mô hình không chỉ dành cho kỹ sư mà còn phục vụ cho người dùng cuối. Cấu trúc bảng và cách đặt tên phải trực quan, dễ hiểu đễ Chuyên viên tín dụng hay Quản lý </w:t>
+      </w:r>
+      <w:r>
+        <w:rPr>
+          <w:rFonts w:cs="Times New Roman"/>
+          <w:iCs/>
+        </w:rPr>
+        <w:lastRenderedPageBreak/>
+        <w:t>rủi ro có thể dễ dàng tự kéo thả (drag &amp; drop) các trường dữ liệu để tạo báo cáo mà không cần rành về code.</w:t>
       </w:r>
     </w:p>
     <w:p>
@@ -18439,14 +21548,14 @@
           <w:rFonts w:ascii="Times New Roman" w:hAnsi="Times New Roman" w:cs="Times New Roman"/>
         </w:rPr>
       </w:pPr>
-      <w:bookmarkStart w:id="44" w:name="_Toc232240931"/>
+      <w:bookmarkStart w:id="42" w:name="_Toc232240931"/>
       <w:r>
         <w:rPr>
           <w:rFonts w:ascii="Times New Roman" w:hAnsi="Times New Roman" w:cs="Times New Roman"/>
         </w:rPr>
         <w:t>Trình bày các bước mô hình hóa</w:t>
       </w:r>
-      <w:bookmarkEnd w:id="44"/>
+      <w:bookmarkEnd w:id="42"/>
     </w:p>
     <w:p>
       <w:pPr>
@@ -19098,7 +22207,7 @@
           <w:szCs w:val="24"/>
         </w:rPr>
       </w:pPr>
-      <w:bookmarkStart w:id="45" w:name="_Toc232240932"/>
+      <w:bookmarkStart w:id="43" w:name="_Toc232240932"/>
       <w:r>
         <w:rPr>
           <w:rFonts w:cs="Times New Roman"/>
@@ -19124,7 +22233,7 @@
         <w:lastRenderedPageBreak/>
         <w:t>Trình bày các bước tạo bảng dữ liệu</w:t>
       </w:r>
-      <w:bookmarkEnd w:id="45"/>
+      <w:bookmarkEnd w:id="43"/>
     </w:p>
     <w:p>
       <w:pPr>
@@ -19396,7 +22505,7 @@
                     <pic:cNvPicPr/>
                   </pic:nvPicPr>
                   <pic:blipFill>
-                    <a:blip r:embed="rId16"/>
+                    <a:blip r:embed="rId17"/>
                     <a:stretch>
                       <a:fillRect/>
                     </a:stretch>
@@ -20196,6 +23305,7 @@
       </w:pPr>
       <w:r>
         <w:rPr>
+          <w:noProof/>
           <w:lang w:eastAsia="vi-VN"/>
         </w:rPr>
         <w:drawing>
@@ -20214,7 +23324,7 @@
                     <pic:cNvPicPr/>
                   </pic:nvPicPr>
                   <pic:blipFill>
-                    <a:blip r:embed="rId17"/>
+                    <a:blip r:embed="rId18"/>
                     <a:stretch>
                       <a:fillRect/>
                     </a:stretch>
@@ -20347,7 +23457,7 @@
           <w:lang w:val="en-US"/>
         </w:rPr>
       </w:pPr>
-      <w:bookmarkStart w:id="46" w:name="_Toc232240933"/>
+      <w:bookmarkStart w:id="44" w:name="_Toc232240933"/>
     </w:p>
     <w:p>
       <w:pPr>
@@ -20366,7 +23476,7 @@
         </w:rPr>
         <w:t>Xử lý dữ liệu DAX</w:t>
       </w:r>
-      <w:bookmarkEnd w:id="46"/>
+      <w:bookmarkEnd w:id="44"/>
     </w:p>
     <w:p>
       <w:pPr>
@@ -20499,7 +23609,7 @@
                     <pic:cNvPicPr/>
                   </pic:nvPicPr>
                   <pic:blipFill>
-                    <a:blip r:embed="rId18"/>
+                    <a:blip r:embed="rId19"/>
                     <a:stretch>
                       <a:fillRect/>
                     </a:stretch>
@@ -20568,7 +23678,7 @@
                     <pic:cNvPicPr/>
                   </pic:nvPicPr>
                   <pic:blipFill>
-                    <a:blip r:embed="rId19"/>
+                    <a:blip r:embed="rId20"/>
                     <a:stretch>
                       <a:fillRect/>
                     </a:stretch>
@@ -20600,14 +23710,14 @@
           <w:rFonts w:ascii="Times New Roman" w:hAnsi="Times New Roman" w:cs="Times New Roman"/>
         </w:rPr>
       </w:pPr>
-      <w:bookmarkStart w:id="47" w:name="_Toc232240934"/>
+      <w:bookmarkStart w:id="45" w:name="_Toc232240934"/>
       <w:r>
         <w:rPr>
           <w:rFonts w:ascii="Times New Roman" w:hAnsi="Times New Roman" w:cs="Times New Roman"/>
         </w:rPr>
         <w:t>Measure</w:t>
       </w:r>
-      <w:bookmarkEnd w:id="47"/>
+      <w:bookmarkEnd w:id="45"/>
     </w:p>
     <w:p>
       <w:pPr>
@@ -20828,7 +23938,7 @@
           <w:rFonts w:ascii="Times New Roman" w:hAnsi="Times New Roman" w:cs="Times New Roman"/>
         </w:rPr>
       </w:pPr>
-      <w:bookmarkStart w:id="48" w:name="_Toc232240935"/>
+      <w:bookmarkStart w:id="46" w:name="_Toc232240935"/>
       <w:r>
         <w:rPr>
           <w:rFonts w:ascii="Times New Roman" w:hAnsi="Times New Roman" w:cs="Times New Roman"/>
@@ -20841,7 +23951,7 @@
         </w:rPr>
         <w:t>alculated column</w:t>
       </w:r>
-      <w:bookmarkEnd w:id="48"/>
+      <w:bookmarkEnd w:id="46"/>
     </w:p>
     <w:p>
       <w:pPr>
@@ -20994,14 +24104,14 @@
           <w:rFonts w:ascii="Times New Roman" w:hAnsi="Times New Roman" w:cs="Times New Roman"/>
         </w:rPr>
       </w:pPr>
-      <w:bookmarkStart w:id="49" w:name="_Toc232240936"/>
+      <w:bookmarkStart w:id="47" w:name="_Toc232240936"/>
       <w:r>
         <w:rPr>
           <w:rFonts w:ascii="Times New Roman" w:hAnsi="Times New Roman" w:cs="Times New Roman"/>
         </w:rPr>
         <w:t>Filter</w:t>
       </w:r>
-      <w:bookmarkEnd w:id="49"/>
+      <w:bookmarkEnd w:id="47"/>
     </w:p>
     <w:p>
       <w:pPr>
@@ -21172,7 +24282,7 @@
           <w:rFonts w:ascii="Times New Roman" w:hAnsi="Times New Roman" w:cs="Times New Roman"/>
         </w:rPr>
       </w:pPr>
-      <w:bookmarkStart w:id="50" w:name="_Toc232240937"/>
+      <w:bookmarkStart w:id="48" w:name="_Toc232240937"/>
       <w:r>
         <w:rPr>
           <w:rFonts w:ascii="Times New Roman" w:hAnsi="Times New Roman" w:cs="Times New Roman"/>
@@ -21185,7 +24295,7 @@
         </w:rPr>
         <w:t>rực quan hóa dữ liệu</w:t>
       </w:r>
-      <w:bookmarkEnd w:id="50"/>
+      <w:bookmarkEnd w:id="48"/>
     </w:p>
     <w:p>
       <w:pPr>
@@ -21198,14 +24308,14 @@
           <w:rFonts w:ascii="Times New Roman" w:hAnsi="Times New Roman" w:cs="Times New Roman"/>
         </w:rPr>
       </w:pPr>
-      <w:bookmarkStart w:id="51" w:name="_Toc232240938"/>
+      <w:bookmarkStart w:id="49" w:name="_Toc232240938"/>
       <w:r>
         <w:rPr>
           <w:rFonts w:ascii="Times New Roman" w:hAnsi="Times New Roman" w:cs="Times New Roman"/>
         </w:rPr>
         <w:t>Các kỹ thuật trực quan hóa</w:t>
       </w:r>
-      <w:bookmarkEnd w:id="51"/>
+      <w:bookmarkEnd w:id="49"/>
     </w:p>
     <w:p>
       <w:pPr>
@@ -21302,7 +24412,7 @@
           <w:rFonts w:ascii="Times New Roman" w:hAnsi="Times New Roman" w:cs="Times New Roman"/>
         </w:rPr>
       </w:pPr>
-      <w:bookmarkStart w:id="52" w:name="_Toc232240939"/>
+      <w:bookmarkStart w:id="50" w:name="_Toc232240939"/>
       <w:r>
         <w:rPr>
           <w:rFonts w:ascii="Times New Roman" w:hAnsi="Times New Roman" w:cs="Times New Roman"/>
@@ -21315,7 +24425,7 @@
         </w:rPr>
         <w:t xml:space="preserve"> trực quan hóa</w:t>
       </w:r>
-      <w:bookmarkEnd w:id="52"/>
+      <w:bookmarkEnd w:id="50"/>
     </w:p>
     <w:p>
       <w:pPr>
@@ -21411,14 +24521,14 @@
           <w:rFonts w:ascii="Times New Roman" w:hAnsi="Times New Roman" w:cs="Times New Roman"/>
         </w:rPr>
       </w:pPr>
-      <w:bookmarkStart w:id="53" w:name="_Toc232240940"/>
+      <w:bookmarkStart w:id="51" w:name="_Toc232240940"/>
       <w:r>
         <w:rPr>
           <w:rFonts w:ascii="Times New Roman" w:hAnsi="Times New Roman" w:cs="Times New Roman"/>
         </w:rPr>
         <w:t>Trình bày cách thêm visual mới</w:t>
       </w:r>
-      <w:bookmarkEnd w:id="53"/>
+      <w:bookmarkEnd w:id="51"/>
     </w:p>
     <w:p>
       <w:pPr>
@@ -21568,14 +24678,14 @@
           <w:rFonts w:ascii="Times New Roman" w:hAnsi="Times New Roman" w:cs="Times New Roman"/>
         </w:rPr>
       </w:pPr>
-      <w:bookmarkStart w:id="54" w:name="_Toc232240941"/>
+      <w:bookmarkStart w:id="52" w:name="_Toc232240941"/>
       <w:r>
         <w:rPr>
           <w:rFonts w:ascii="Times New Roman" w:hAnsi="Times New Roman" w:cs="Times New Roman"/>
         </w:rPr>
         <w:t>Trình bày tạo các report cho dự án</w:t>
       </w:r>
-      <w:bookmarkEnd w:id="54"/>
+      <w:bookmarkEnd w:id="52"/>
     </w:p>
     <w:p>
       <w:pPr>
@@ -21700,14 +24810,14 @@
           <w:rFonts w:ascii="Times New Roman" w:hAnsi="Times New Roman" w:cs="Times New Roman"/>
         </w:rPr>
       </w:pPr>
-      <w:bookmarkStart w:id="55" w:name="_Toc232240942"/>
+      <w:bookmarkStart w:id="53" w:name="_Toc232240942"/>
       <w:r>
         <w:rPr>
           <w:rFonts w:ascii="Times New Roman" w:hAnsi="Times New Roman" w:cs="Times New Roman"/>
         </w:rPr>
         <w:t>Tạo visual thống kê chi tiết</w:t>
       </w:r>
-      <w:bookmarkEnd w:id="55"/>
+      <w:bookmarkEnd w:id="53"/>
     </w:p>
     <w:p>
       <w:pPr>
@@ -21919,14 +25029,14 @@
           <w:rFonts w:ascii="Times New Roman" w:hAnsi="Times New Roman" w:cs="Times New Roman"/>
         </w:rPr>
       </w:pPr>
-      <w:bookmarkStart w:id="56" w:name="_Toc232240943"/>
+      <w:bookmarkStart w:id="54" w:name="_Toc232240943"/>
       <w:r>
         <w:rPr>
           <w:rFonts w:ascii="Times New Roman" w:hAnsi="Times New Roman" w:cs="Times New Roman"/>
         </w:rPr>
         <w:t>Tạo visual thống kê tổng thể</w:t>
       </w:r>
-      <w:bookmarkEnd w:id="56"/>
+      <w:bookmarkEnd w:id="54"/>
     </w:p>
     <w:p>
       <w:pPr>
@@ -22143,7 +25253,7 @@
           <w:rFonts w:ascii="Times New Roman" w:hAnsi="Times New Roman" w:cs="Times New Roman"/>
         </w:rPr>
       </w:pPr>
-      <w:bookmarkStart w:id="57" w:name="_Toc232240944"/>
+      <w:bookmarkStart w:id="55" w:name="_Toc232240944"/>
       <w:r>
         <w:rPr>
           <w:rFonts w:ascii="Times New Roman" w:hAnsi="Times New Roman" w:cs="Times New Roman"/>
@@ -22156,7 +25266,7 @@
         </w:rPr>
         <w:t>ây dựng báo cáo</w:t>
       </w:r>
-      <w:bookmarkEnd w:id="57"/>
+      <w:bookmarkEnd w:id="55"/>
     </w:p>
     <w:p>
       <w:pPr>
@@ -22169,14 +25279,14 @@
           <w:rFonts w:ascii="Times New Roman" w:hAnsi="Times New Roman" w:cs="Times New Roman"/>
         </w:rPr>
       </w:pPr>
-      <w:bookmarkStart w:id="58" w:name="_Toc232240945"/>
+      <w:bookmarkStart w:id="56" w:name="_Toc232240945"/>
       <w:r>
         <w:rPr>
           <w:rFonts w:ascii="Times New Roman" w:hAnsi="Times New Roman" w:cs="Times New Roman"/>
         </w:rPr>
         <w:t>Dashboard và report</w:t>
       </w:r>
-      <w:bookmarkEnd w:id="58"/>
+      <w:bookmarkEnd w:id="56"/>
     </w:p>
     <w:p>
       <w:pPr>
@@ -22269,14 +25379,14 @@
           <w:rFonts w:ascii="Times New Roman" w:hAnsi="Times New Roman" w:cs="Times New Roman"/>
         </w:rPr>
       </w:pPr>
-      <w:bookmarkStart w:id="59" w:name="_Toc232240946"/>
+      <w:bookmarkStart w:id="57" w:name="_Toc232240946"/>
       <w:r>
         <w:rPr>
           <w:rFonts w:ascii="Times New Roman" w:hAnsi="Times New Roman" w:cs="Times New Roman"/>
         </w:rPr>
         <w:t>Xây dựng báo cáo</w:t>
       </w:r>
-      <w:bookmarkEnd w:id="59"/>
+      <w:bookmarkEnd w:id="57"/>
     </w:p>
     <w:p>
       <w:pPr>
@@ -22355,14 +25465,14 @@
           <w:rFonts w:ascii="Times New Roman" w:hAnsi="Times New Roman" w:cs="Times New Roman"/>
         </w:rPr>
       </w:pPr>
-      <w:bookmarkStart w:id="60" w:name="_Toc232240947"/>
+      <w:bookmarkStart w:id="58" w:name="_Toc232240947"/>
       <w:r>
         <w:rPr>
           <w:rFonts w:ascii="Times New Roman" w:hAnsi="Times New Roman" w:cs="Times New Roman"/>
         </w:rPr>
         <w:t>Dashboard vs Report</w:t>
       </w:r>
-      <w:bookmarkEnd w:id="60"/>
+      <w:bookmarkEnd w:id="58"/>
     </w:p>
     <w:p>
       <w:pPr>
@@ -22457,14 +25567,14 @@
           <w:rFonts w:ascii="Times New Roman" w:hAnsi="Times New Roman" w:cs="Times New Roman"/>
         </w:rPr>
       </w:pPr>
-      <w:bookmarkStart w:id="61" w:name="_Toc232240948"/>
+      <w:bookmarkStart w:id="59" w:name="_Toc232240948"/>
       <w:r>
         <w:rPr>
           <w:rFonts w:ascii="Times New Roman" w:hAnsi="Times New Roman" w:cs="Times New Roman"/>
         </w:rPr>
         <w:t>Dashboard</w:t>
       </w:r>
-      <w:bookmarkEnd w:id="61"/>
+      <w:bookmarkEnd w:id="59"/>
     </w:p>
     <w:p>
       <w:pPr>
@@ -22567,7 +25677,7 @@
           <w:rFonts w:ascii="Times New Roman" w:hAnsi="Times New Roman" w:cs="Times New Roman"/>
         </w:rPr>
       </w:pPr>
-      <w:bookmarkStart w:id="62" w:name="_Toc232240949"/>
+      <w:bookmarkStart w:id="60" w:name="_Toc232240949"/>
       <w:r>
         <w:rPr>
           <w:rFonts w:ascii="Times New Roman" w:hAnsi="Times New Roman" w:cs="Times New Roman"/>
@@ -22575,7 +25685,7 @@
         <w:lastRenderedPageBreak/>
         <w:t>Report</w:t>
       </w:r>
-      <w:bookmarkEnd w:id="62"/>
+      <w:bookmarkEnd w:id="60"/>
     </w:p>
     <w:p>
       <w:pPr>
@@ -22796,14 +25906,14 @@
           <w:rFonts w:ascii="Times New Roman" w:hAnsi="Times New Roman" w:cs="Times New Roman"/>
         </w:rPr>
       </w:pPr>
-      <w:bookmarkStart w:id="63" w:name="_Toc232240950"/>
+      <w:bookmarkStart w:id="61" w:name="_Toc232240950"/>
       <w:r>
         <w:rPr>
           <w:rFonts w:ascii="Times New Roman" w:hAnsi="Times New Roman" w:cs="Times New Roman"/>
         </w:rPr>
         <w:t>Bookmark</w:t>
       </w:r>
-      <w:bookmarkEnd w:id="63"/>
+      <w:bookmarkEnd w:id="61"/>
     </w:p>
     <w:p>
       <w:pPr>
@@ -23151,7 +26261,7 @@
           <w:rFonts w:ascii="Times New Roman" w:hAnsi="Times New Roman" w:cs="Times New Roman"/>
         </w:rPr>
       </w:pPr>
-      <w:bookmarkStart w:id="64" w:name="_Toc232240951"/>
+      <w:bookmarkStart w:id="62" w:name="_Toc232240951"/>
       <w:r>
         <w:rPr>
           <w:rFonts w:ascii="Times New Roman" w:hAnsi="Times New Roman" w:cs="Times New Roman"/>
@@ -23164,7 +26274,7 @@
         </w:rPr>
         <w:t>ẾT LUẬN</w:t>
       </w:r>
-      <w:bookmarkEnd w:id="64"/>
+      <w:bookmarkEnd w:id="62"/>
     </w:p>
     <w:p>
       <w:pPr>
@@ -23177,14 +26287,14 @@
           <w:rFonts w:ascii="Times New Roman" w:hAnsi="Times New Roman" w:cs="Times New Roman"/>
         </w:rPr>
       </w:pPr>
-      <w:bookmarkStart w:id="65" w:name="_Toc232240952"/>
+      <w:bookmarkStart w:id="63" w:name="_Toc232240952"/>
       <w:r>
         <w:rPr>
           <w:rFonts w:ascii="Times New Roman" w:hAnsi="Times New Roman" w:cs="Times New Roman"/>
         </w:rPr>
         <w:t>Báo cáo</w:t>
       </w:r>
-      <w:bookmarkEnd w:id="65"/>
+      <w:bookmarkEnd w:id="63"/>
     </w:p>
     <w:p>
       <w:pPr>
@@ -23197,14 +26307,14 @@
           <w:rFonts w:ascii="Times New Roman" w:hAnsi="Times New Roman" w:cs="Times New Roman"/>
         </w:rPr>
       </w:pPr>
-      <w:bookmarkStart w:id="66" w:name="_Toc232240953"/>
+      <w:bookmarkStart w:id="64" w:name="_Toc232240953"/>
       <w:r>
         <w:rPr>
           <w:rFonts w:ascii="Times New Roman" w:hAnsi="Times New Roman" w:cs="Times New Roman"/>
         </w:rPr>
         <w:t>Các bước viết báo cáo</w:t>
       </w:r>
-      <w:bookmarkEnd w:id="66"/>
+      <w:bookmarkEnd w:id="64"/>
     </w:p>
     <w:p>
       <w:pPr>
@@ -23255,14 +26365,14 @@
           <w:rFonts w:ascii="Times New Roman" w:hAnsi="Times New Roman" w:cs="Times New Roman"/>
         </w:rPr>
       </w:pPr>
-      <w:bookmarkStart w:id="67" w:name="_Toc232240954"/>
+      <w:bookmarkStart w:id="65" w:name="_Toc232240954"/>
       <w:r>
         <w:rPr>
           <w:rFonts w:ascii="Times New Roman" w:hAnsi="Times New Roman" w:cs="Times New Roman"/>
         </w:rPr>
         <w:t>Tổng hợp</w:t>
       </w:r>
-      <w:bookmarkEnd w:id="67"/>
+      <w:bookmarkEnd w:id="65"/>
     </w:p>
     <w:p>
       <w:pPr>
@@ -23337,7 +26447,7 @@
           <w:rFonts w:ascii="Times New Roman" w:hAnsi="Times New Roman" w:cs="Times New Roman"/>
         </w:rPr>
       </w:pPr>
-      <w:bookmarkStart w:id="68" w:name="_Toc232240955"/>
+      <w:bookmarkStart w:id="66" w:name="_Toc232240955"/>
       <w:r>
         <w:rPr>
           <w:rFonts w:ascii="Times New Roman" w:hAnsi="Times New Roman" w:cs="Times New Roman"/>
@@ -23350,7 +26460,7 @@
         </w:rPr>
         <w:t>hó khăn</w:t>
       </w:r>
-      <w:bookmarkEnd w:id="68"/>
+      <w:bookmarkEnd w:id="66"/>
     </w:p>
     <w:p>
       <w:pPr>
@@ -23363,7 +26473,7 @@
           <w:rFonts w:ascii="Times New Roman" w:hAnsi="Times New Roman" w:cs="Times New Roman"/>
         </w:rPr>
       </w:pPr>
-      <w:bookmarkStart w:id="69" w:name="_Toc232240956"/>
+      <w:bookmarkStart w:id="67" w:name="_Toc232240956"/>
       <w:r>
         <w:rPr>
           <w:rFonts w:ascii="Times New Roman" w:hAnsi="Times New Roman" w:cs="Times New Roman"/>
@@ -23376,7 +26486,7 @@
         </w:rPr>
         <w:t>huận lợi</w:t>
       </w:r>
-      <w:bookmarkEnd w:id="69"/>
+      <w:bookmarkEnd w:id="67"/>
     </w:p>
     <w:p>
       <w:pPr>
@@ -23389,14 +26499,14 @@
           <w:rFonts w:ascii="Times New Roman" w:hAnsi="Times New Roman" w:cs="Times New Roman"/>
         </w:rPr>
       </w:pPr>
-      <w:bookmarkStart w:id="70" w:name="_Toc232240957"/>
+      <w:bookmarkStart w:id="68" w:name="_Toc232240957"/>
       <w:r>
         <w:rPr>
           <w:rFonts w:ascii="Times New Roman" w:hAnsi="Times New Roman" w:cs="Times New Roman"/>
         </w:rPr>
         <w:t>Hướng phát triển</w:t>
       </w:r>
-      <w:bookmarkEnd w:id="70"/>
+      <w:bookmarkEnd w:id="68"/>
     </w:p>
     <w:p>
       <w:pPr>
@@ -23406,8 +26516,8 @@
       </w:pPr>
     </w:p>
     <w:sectPr>
-      <w:headerReference w:type="default" r:id="rId20"/>
-      <w:footerReference w:type="default" r:id="rId21"/>
+      <w:headerReference w:type="default" r:id="rId21"/>
+      <w:footerReference w:type="default" r:id="rId22"/>
       <w:pgSz w:w="12240" w:h="15840"/>
       <w:pgMar w:top="1440" w:right="1440" w:bottom="1440" w:left="1440" w:header="720" w:footer="720" w:gutter="0"/>
       <w:pgBorders w:display="firstPage" w:offsetFrom="page">
@@ -24394,6 +27504,155 @@
     </w:lvl>
   </w:abstractNum>
   <w:abstractNum w:abstractNumId="6" w15:restartNumberingAfterBreak="0">
+    <w:nsid w:val="14D0139C"/>
+    <w:multiLevelType w:val="multilevel"/>
+    <w:tmpl w:val="0C3A6D9E"/>
+    <w:lvl w:ilvl="0">
+      <w:start w:val="1"/>
+      <w:numFmt w:val="bullet"/>
+      <w:lvlText w:val=""/>
+      <w:lvlJc w:val="left"/>
+      <w:pPr>
+        <w:tabs>
+          <w:tab w:val="num" w:pos="720"/>
+        </w:tabs>
+        <w:ind w:left="720" w:hanging="360"/>
+      </w:pPr>
+      <w:rPr>
+        <w:rFonts w:ascii="Symbol" w:hAnsi="Symbol" w:hint="default"/>
+        <w:sz w:val="20"/>
+      </w:rPr>
+    </w:lvl>
+    <w:lvl w:ilvl="1" w:tentative="1">
+      <w:start w:val="1"/>
+      <w:numFmt w:val="bullet"/>
+      <w:lvlText w:val=""/>
+      <w:lvlJc w:val="left"/>
+      <w:pPr>
+        <w:tabs>
+          <w:tab w:val="num" w:pos="1440"/>
+        </w:tabs>
+        <w:ind w:left="1440" w:hanging="360"/>
+      </w:pPr>
+      <w:rPr>
+        <w:rFonts w:ascii="Symbol" w:hAnsi="Symbol" w:hint="default"/>
+        <w:sz w:val="20"/>
+      </w:rPr>
+    </w:lvl>
+    <w:lvl w:ilvl="2" w:tentative="1">
+      <w:start w:val="1"/>
+      <w:numFmt w:val="bullet"/>
+      <w:lvlText w:val=""/>
+      <w:lvlJc w:val="left"/>
+      <w:pPr>
+        <w:tabs>
+          <w:tab w:val="num" w:pos="2160"/>
+        </w:tabs>
+        <w:ind w:left="2160" w:hanging="360"/>
+      </w:pPr>
+      <w:rPr>
+        <w:rFonts w:ascii="Symbol" w:hAnsi="Symbol" w:hint="default"/>
+        <w:sz w:val="20"/>
+      </w:rPr>
+    </w:lvl>
+    <w:lvl w:ilvl="3" w:tentative="1">
+      <w:start w:val="1"/>
+      <w:numFmt w:val="bullet"/>
+      <w:lvlText w:val=""/>
+      <w:lvlJc w:val="left"/>
+      <w:pPr>
+        <w:tabs>
+          <w:tab w:val="num" w:pos="2880"/>
+        </w:tabs>
+        <w:ind w:left="2880" w:hanging="360"/>
+      </w:pPr>
+      <w:rPr>
+        <w:rFonts w:ascii="Symbol" w:hAnsi="Symbol" w:hint="default"/>
+        <w:sz w:val="20"/>
+      </w:rPr>
+    </w:lvl>
+    <w:lvl w:ilvl="4" w:tentative="1">
+      <w:start w:val="1"/>
+      <w:numFmt w:val="bullet"/>
+      <w:lvlText w:val=""/>
+      <w:lvlJc w:val="left"/>
+      <w:pPr>
+        <w:tabs>
+          <w:tab w:val="num" w:pos="3600"/>
+        </w:tabs>
+        <w:ind w:left="3600" w:hanging="360"/>
+      </w:pPr>
+      <w:rPr>
+        <w:rFonts w:ascii="Symbol" w:hAnsi="Symbol" w:hint="default"/>
+        <w:sz w:val="20"/>
+      </w:rPr>
+    </w:lvl>
+    <w:lvl w:ilvl="5" w:tentative="1">
+      <w:start w:val="1"/>
+      <w:numFmt w:val="bullet"/>
+      <w:lvlText w:val=""/>
+      <w:lvlJc w:val="left"/>
+      <w:pPr>
+        <w:tabs>
+          <w:tab w:val="num" w:pos="4320"/>
+        </w:tabs>
+        <w:ind w:left="4320" w:hanging="360"/>
+      </w:pPr>
+      <w:rPr>
+        <w:rFonts w:ascii="Symbol" w:hAnsi="Symbol" w:hint="default"/>
+        <w:sz w:val="20"/>
+      </w:rPr>
+    </w:lvl>
+    <w:lvl w:ilvl="6" w:tentative="1">
+      <w:start w:val="1"/>
+      <w:numFmt w:val="bullet"/>
+      <w:lvlText w:val=""/>
+      <w:lvlJc w:val="left"/>
+      <w:pPr>
+        <w:tabs>
+          <w:tab w:val="num" w:pos="5040"/>
+        </w:tabs>
+        <w:ind w:left="5040" w:hanging="360"/>
+      </w:pPr>
+      <w:rPr>
+        <w:rFonts w:ascii="Symbol" w:hAnsi="Symbol" w:hint="default"/>
+        <w:sz w:val="20"/>
+      </w:rPr>
+    </w:lvl>
+    <w:lvl w:ilvl="7" w:tentative="1">
+      <w:start w:val="1"/>
+      <w:numFmt w:val="bullet"/>
+      <w:lvlText w:val=""/>
+      <w:lvlJc w:val="left"/>
+      <w:pPr>
+        <w:tabs>
+          <w:tab w:val="num" w:pos="5760"/>
+        </w:tabs>
+        <w:ind w:left="5760" w:hanging="360"/>
+      </w:pPr>
+      <w:rPr>
+        <w:rFonts w:ascii="Symbol" w:hAnsi="Symbol" w:hint="default"/>
+        <w:sz w:val="20"/>
+      </w:rPr>
+    </w:lvl>
+    <w:lvl w:ilvl="8" w:tentative="1">
+      <w:start w:val="1"/>
+      <w:numFmt w:val="bullet"/>
+      <w:lvlText w:val=""/>
+      <w:lvlJc w:val="left"/>
+      <w:pPr>
+        <w:tabs>
+          <w:tab w:val="num" w:pos="6480"/>
+        </w:tabs>
+        <w:ind w:left="6480" w:hanging="360"/>
+      </w:pPr>
+      <w:rPr>
+        <w:rFonts w:ascii="Symbol" w:hAnsi="Symbol" w:hint="default"/>
+        <w:sz w:val="20"/>
+      </w:rPr>
+    </w:lvl>
+  </w:abstractNum>
+  <w:abstractNum w:abstractNumId="7" w15:restartNumberingAfterBreak="0">
     <w:nsid w:val="17DD3EE2"/>
     <w:multiLevelType w:val="multilevel"/>
     <w:tmpl w:val="D5326818"/>
@@ -24510,7 +27769,7 @@
       </w:rPr>
     </w:lvl>
   </w:abstractNum>
-  <w:abstractNum w:abstractNumId="7" w15:restartNumberingAfterBreak="0">
+  <w:abstractNum w:abstractNumId="8" w15:restartNumberingAfterBreak="0">
     <w:nsid w:val="1924282B"/>
     <w:multiLevelType w:val="hybridMultilevel"/>
     <w:tmpl w:val="71984C66"/>
@@ -24623,7 +27882,7 @@
       </w:rPr>
     </w:lvl>
   </w:abstractNum>
-  <w:abstractNum w:abstractNumId="8" w15:restartNumberingAfterBreak="0">
+  <w:abstractNum w:abstractNumId="9" w15:restartNumberingAfterBreak="0">
     <w:nsid w:val="199C24E5"/>
     <w:multiLevelType w:val="multilevel"/>
     <w:tmpl w:val="2DA0DA5A"/>
@@ -24736,7 +27995,7 @@
       </w:pPr>
     </w:lvl>
   </w:abstractNum>
-  <w:abstractNum w:abstractNumId="9" w15:restartNumberingAfterBreak="0">
+  <w:abstractNum w:abstractNumId="10" w15:restartNumberingAfterBreak="0">
     <w:nsid w:val="1AFB4CA4"/>
     <w:multiLevelType w:val="multilevel"/>
     <w:tmpl w:val="01B25B22"/>
@@ -24885,7 +28144,7 @@
       </w:rPr>
     </w:lvl>
   </w:abstractNum>
-  <w:abstractNum w:abstractNumId="10" w15:restartNumberingAfterBreak="0">
+  <w:abstractNum w:abstractNumId="11" w15:restartNumberingAfterBreak="0">
     <w:nsid w:val="1C1C1135"/>
     <w:multiLevelType w:val="multilevel"/>
     <w:tmpl w:val="A18C09B0"/>
@@ -25034,7 +28293,156 @@
       </w:rPr>
     </w:lvl>
   </w:abstractNum>
-  <w:abstractNum w:abstractNumId="11" w15:restartNumberingAfterBreak="0">
+  <w:abstractNum w:abstractNumId="12" w15:restartNumberingAfterBreak="0">
+    <w:nsid w:val="20516961"/>
+    <w:multiLevelType w:val="multilevel"/>
+    <w:tmpl w:val="E5300BBA"/>
+    <w:lvl w:ilvl="0">
+      <w:start w:val="1"/>
+      <w:numFmt w:val="bullet"/>
+      <w:lvlText w:val=""/>
+      <w:lvlJc w:val="left"/>
+      <w:pPr>
+        <w:tabs>
+          <w:tab w:val="num" w:pos="720"/>
+        </w:tabs>
+        <w:ind w:left="720" w:hanging="360"/>
+      </w:pPr>
+      <w:rPr>
+        <w:rFonts w:ascii="Symbol" w:hAnsi="Symbol" w:hint="default"/>
+        <w:sz w:val="20"/>
+      </w:rPr>
+    </w:lvl>
+    <w:lvl w:ilvl="1">
+      <w:start w:val="1"/>
+      <w:numFmt w:val="bullet"/>
+      <w:lvlText w:val=""/>
+      <w:lvlJc w:val="left"/>
+      <w:pPr>
+        <w:tabs>
+          <w:tab w:val="num" w:pos="1440"/>
+        </w:tabs>
+        <w:ind w:left="1440" w:hanging="360"/>
+      </w:pPr>
+      <w:rPr>
+        <w:rFonts w:ascii="Symbol" w:hAnsi="Symbol" w:hint="default"/>
+        <w:sz w:val="20"/>
+      </w:rPr>
+    </w:lvl>
+    <w:lvl w:ilvl="2" w:tentative="1">
+      <w:start w:val="1"/>
+      <w:numFmt w:val="bullet"/>
+      <w:lvlText w:val=""/>
+      <w:lvlJc w:val="left"/>
+      <w:pPr>
+        <w:tabs>
+          <w:tab w:val="num" w:pos="2160"/>
+        </w:tabs>
+        <w:ind w:left="2160" w:hanging="360"/>
+      </w:pPr>
+      <w:rPr>
+        <w:rFonts w:ascii="Symbol" w:hAnsi="Symbol" w:hint="default"/>
+        <w:sz w:val="20"/>
+      </w:rPr>
+    </w:lvl>
+    <w:lvl w:ilvl="3" w:tentative="1">
+      <w:start w:val="1"/>
+      <w:numFmt w:val="bullet"/>
+      <w:lvlText w:val=""/>
+      <w:lvlJc w:val="left"/>
+      <w:pPr>
+        <w:tabs>
+          <w:tab w:val="num" w:pos="2880"/>
+        </w:tabs>
+        <w:ind w:left="2880" w:hanging="360"/>
+      </w:pPr>
+      <w:rPr>
+        <w:rFonts w:ascii="Symbol" w:hAnsi="Symbol" w:hint="default"/>
+        <w:sz w:val="20"/>
+      </w:rPr>
+    </w:lvl>
+    <w:lvl w:ilvl="4" w:tentative="1">
+      <w:start w:val="1"/>
+      <w:numFmt w:val="bullet"/>
+      <w:lvlText w:val=""/>
+      <w:lvlJc w:val="left"/>
+      <w:pPr>
+        <w:tabs>
+          <w:tab w:val="num" w:pos="3600"/>
+        </w:tabs>
+        <w:ind w:left="3600" w:hanging="360"/>
+      </w:pPr>
+      <w:rPr>
+        <w:rFonts w:ascii="Symbol" w:hAnsi="Symbol" w:hint="default"/>
+        <w:sz w:val="20"/>
+      </w:rPr>
+    </w:lvl>
+    <w:lvl w:ilvl="5" w:tentative="1">
+      <w:start w:val="1"/>
+      <w:numFmt w:val="bullet"/>
+      <w:lvlText w:val=""/>
+      <w:lvlJc w:val="left"/>
+      <w:pPr>
+        <w:tabs>
+          <w:tab w:val="num" w:pos="4320"/>
+        </w:tabs>
+        <w:ind w:left="4320" w:hanging="360"/>
+      </w:pPr>
+      <w:rPr>
+        <w:rFonts w:ascii="Symbol" w:hAnsi="Symbol" w:hint="default"/>
+        <w:sz w:val="20"/>
+      </w:rPr>
+    </w:lvl>
+    <w:lvl w:ilvl="6" w:tentative="1">
+      <w:start w:val="1"/>
+      <w:numFmt w:val="bullet"/>
+      <w:lvlText w:val=""/>
+      <w:lvlJc w:val="left"/>
+      <w:pPr>
+        <w:tabs>
+          <w:tab w:val="num" w:pos="5040"/>
+        </w:tabs>
+        <w:ind w:left="5040" w:hanging="360"/>
+      </w:pPr>
+      <w:rPr>
+        <w:rFonts w:ascii="Symbol" w:hAnsi="Symbol" w:hint="default"/>
+        <w:sz w:val="20"/>
+      </w:rPr>
+    </w:lvl>
+    <w:lvl w:ilvl="7" w:tentative="1">
+      <w:start w:val="1"/>
+      <w:numFmt w:val="bullet"/>
+      <w:lvlText w:val=""/>
+      <w:lvlJc w:val="left"/>
+      <w:pPr>
+        <w:tabs>
+          <w:tab w:val="num" w:pos="5760"/>
+        </w:tabs>
+        <w:ind w:left="5760" w:hanging="360"/>
+      </w:pPr>
+      <w:rPr>
+        <w:rFonts w:ascii="Symbol" w:hAnsi="Symbol" w:hint="default"/>
+        <w:sz w:val="20"/>
+      </w:rPr>
+    </w:lvl>
+    <w:lvl w:ilvl="8" w:tentative="1">
+      <w:start w:val="1"/>
+      <w:numFmt w:val="bullet"/>
+      <w:lvlText w:val=""/>
+      <w:lvlJc w:val="left"/>
+      <w:pPr>
+        <w:tabs>
+          <w:tab w:val="num" w:pos="6480"/>
+        </w:tabs>
+        <w:ind w:left="6480" w:hanging="360"/>
+      </w:pPr>
+      <w:rPr>
+        <w:rFonts w:ascii="Symbol" w:hAnsi="Symbol" w:hint="default"/>
+        <w:sz w:val="20"/>
+      </w:rPr>
+    </w:lvl>
+  </w:abstractNum>
+  <w:abstractNum w:abstractNumId="13" w15:restartNumberingAfterBreak="0">
     <w:nsid w:val="20841E55"/>
     <w:multiLevelType w:val="multilevel"/>
     <w:tmpl w:val="A25AEBA4"/>
@@ -25154,7 +28562,124 @@
       </w:rPr>
     </w:lvl>
   </w:abstractNum>
-  <w:abstractNum w:abstractNumId="12" w15:restartNumberingAfterBreak="0">
+  <w:abstractNum w:abstractNumId="14" w15:restartNumberingAfterBreak="0">
+    <w:nsid w:val="21FE3868"/>
+    <w:multiLevelType w:val="multilevel"/>
+    <w:tmpl w:val="352AF392"/>
+    <w:lvl w:ilvl="0">
+      <w:start w:val="1"/>
+      <w:numFmt w:val="decimal"/>
+      <w:lvlText w:val="%1."/>
+      <w:lvlJc w:val="left"/>
+      <w:pPr>
+        <w:tabs>
+          <w:tab w:val="num" w:pos="720"/>
+        </w:tabs>
+        <w:ind w:left="720" w:hanging="360"/>
+      </w:pPr>
+    </w:lvl>
+    <w:lvl w:ilvl="1">
+      <w:start w:val="1"/>
+      <w:numFmt w:val="bullet"/>
+      <w:lvlText w:val=""/>
+      <w:lvlJc w:val="left"/>
+      <w:pPr>
+        <w:tabs>
+          <w:tab w:val="num" w:pos="1440"/>
+        </w:tabs>
+        <w:ind w:left="1440" w:hanging="360"/>
+      </w:pPr>
+      <w:rPr>
+        <w:rFonts w:ascii="Symbol" w:hAnsi="Symbol" w:hint="default"/>
+        <w:sz w:val="20"/>
+      </w:rPr>
+    </w:lvl>
+    <w:lvl w:ilvl="2" w:tentative="1">
+      <w:start w:val="1"/>
+      <w:numFmt w:val="decimal"/>
+      <w:lvlText w:val="%3."/>
+      <w:lvlJc w:val="left"/>
+      <w:pPr>
+        <w:tabs>
+          <w:tab w:val="num" w:pos="2160"/>
+        </w:tabs>
+        <w:ind w:left="2160" w:hanging="360"/>
+      </w:pPr>
+    </w:lvl>
+    <w:lvl w:ilvl="3" w:tentative="1">
+      <w:start w:val="1"/>
+      <w:numFmt w:val="decimal"/>
+      <w:lvlText w:val="%4."/>
+      <w:lvlJc w:val="left"/>
+      <w:pPr>
+        <w:tabs>
+          <w:tab w:val="num" w:pos="2880"/>
+        </w:tabs>
+        <w:ind w:left="2880" w:hanging="360"/>
+      </w:pPr>
+    </w:lvl>
+    <w:lvl w:ilvl="4" w:tentative="1">
+      <w:start w:val="1"/>
+      <w:numFmt w:val="decimal"/>
+      <w:lvlText w:val="%5."/>
+      <w:lvlJc w:val="left"/>
+      <w:pPr>
+        <w:tabs>
+          <w:tab w:val="num" w:pos="3600"/>
+        </w:tabs>
+        <w:ind w:left="3600" w:hanging="360"/>
+      </w:pPr>
+    </w:lvl>
+    <w:lvl w:ilvl="5" w:tentative="1">
+      <w:start w:val="1"/>
+      <w:numFmt w:val="decimal"/>
+      <w:lvlText w:val="%6."/>
+      <w:lvlJc w:val="left"/>
+      <w:pPr>
+        <w:tabs>
+          <w:tab w:val="num" w:pos="4320"/>
+        </w:tabs>
+        <w:ind w:left="4320" w:hanging="360"/>
+      </w:pPr>
+    </w:lvl>
+    <w:lvl w:ilvl="6" w:tentative="1">
+      <w:start w:val="1"/>
+      <w:numFmt w:val="decimal"/>
+      <w:lvlText w:val="%7."/>
+      <w:lvlJc w:val="left"/>
+      <w:pPr>
+        <w:tabs>
+          <w:tab w:val="num" w:pos="5040"/>
+        </w:tabs>
+        <w:ind w:left="5040" w:hanging="360"/>
+      </w:pPr>
+    </w:lvl>
+    <w:lvl w:ilvl="7" w:tentative="1">
+      <w:start w:val="1"/>
+      <w:numFmt w:val="decimal"/>
+      <w:lvlText w:val="%8."/>
+      <w:lvlJc w:val="left"/>
+      <w:pPr>
+        <w:tabs>
+          <w:tab w:val="num" w:pos="5760"/>
+        </w:tabs>
+        <w:ind w:left="5760" w:hanging="360"/>
+      </w:pPr>
+    </w:lvl>
+    <w:lvl w:ilvl="8" w:tentative="1">
+      <w:start w:val="1"/>
+      <w:numFmt w:val="decimal"/>
+      <w:lvlText w:val="%9."/>
+      <w:lvlJc w:val="left"/>
+      <w:pPr>
+        <w:tabs>
+          <w:tab w:val="num" w:pos="6480"/>
+        </w:tabs>
+        <w:ind w:left="6480" w:hanging="360"/>
+      </w:pPr>
+    </w:lvl>
+  </w:abstractNum>
+  <w:abstractNum w:abstractNumId="15" w15:restartNumberingAfterBreak="0">
     <w:nsid w:val="275D4BDC"/>
     <w:multiLevelType w:val="multilevel"/>
     <w:tmpl w:val="140C588A"/>
@@ -25303,7 +28828,7 @@
       </w:rPr>
     </w:lvl>
   </w:abstractNum>
-  <w:abstractNum w:abstractNumId="13" w15:restartNumberingAfterBreak="0">
+  <w:abstractNum w:abstractNumId="16" w15:restartNumberingAfterBreak="0">
     <w:nsid w:val="2B3723A5"/>
     <w:multiLevelType w:val="multilevel"/>
     <w:tmpl w:val="3C54F354"/>
@@ -25452,7 +28977,156 @@
       </w:rPr>
     </w:lvl>
   </w:abstractNum>
-  <w:abstractNum w:abstractNumId="14" w15:restartNumberingAfterBreak="0">
+  <w:abstractNum w:abstractNumId="17" w15:restartNumberingAfterBreak="0">
+    <w:nsid w:val="2F411043"/>
+    <w:multiLevelType w:val="multilevel"/>
+    <w:tmpl w:val="11F2B802"/>
+    <w:lvl w:ilvl="0">
+      <w:start w:val="1"/>
+      <w:numFmt w:val="bullet"/>
+      <w:lvlText w:val=""/>
+      <w:lvlJc w:val="left"/>
+      <w:pPr>
+        <w:tabs>
+          <w:tab w:val="num" w:pos="720"/>
+        </w:tabs>
+        <w:ind w:left="720" w:hanging="360"/>
+      </w:pPr>
+      <w:rPr>
+        <w:rFonts w:ascii="Symbol" w:hAnsi="Symbol" w:hint="default"/>
+        <w:sz w:val="20"/>
+      </w:rPr>
+    </w:lvl>
+    <w:lvl w:ilvl="1" w:tentative="1">
+      <w:start w:val="1"/>
+      <w:numFmt w:val="bullet"/>
+      <w:lvlText w:val=""/>
+      <w:lvlJc w:val="left"/>
+      <w:pPr>
+        <w:tabs>
+          <w:tab w:val="num" w:pos="1440"/>
+        </w:tabs>
+        <w:ind w:left="1440" w:hanging="360"/>
+      </w:pPr>
+      <w:rPr>
+        <w:rFonts w:ascii="Symbol" w:hAnsi="Symbol" w:hint="default"/>
+        <w:sz w:val="20"/>
+      </w:rPr>
+    </w:lvl>
+    <w:lvl w:ilvl="2" w:tentative="1">
+      <w:start w:val="1"/>
+      <w:numFmt w:val="bullet"/>
+      <w:lvlText w:val=""/>
+      <w:lvlJc w:val="left"/>
+      <w:pPr>
+        <w:tabs>
+          <w:tab w:val="num" w:pos="2160"/>
+        </w:tabs>
+        <w:ind w:left="2160" w:hanging="360"/>
+      </w:pPr>
+      <w:rPr>
+        <w:rFonts w:ascii="Symbol" w:hAnsi="Symbol" w:hint="default"/>
+        <w:sz w:val="20"/>
+      </w:rPr>
+    </w:lvl>
+    <w:lvl w:ilvl="3" w:tentative="1">
+      <w:start w:val="1"/>
+      <w:numFmt w:val="bullet"/>
+      <w:lvlText w:val=""/>
+      <w:lvlJc w:val="left"/>
+      <w:pPr>
+        <w:tabs>
+          <w:tab w:val="num" w:pos="2880"/>
+        </w:tabs>
+        <w:ind w:left="2880" w:hanging="360"/>
+      </w:pPr>
+      <w:rPr>
+        <w:rFonts w:ascii="Symbol" w:hAnsi="Symbol" w:hint="default"/>
+        <w:sz w:val="20"/>
+      </w:rPr>
+    </w:lvl>
+    <w:lvl w:ilvl="4" w:tentative="1">
+      <w:start w:val="1"/>
+      <w:numFmt w:val="bullet"/>
+      <w:lvlText w:val=""/>
+      <w:lvlJc w:val="left"/>
+      <w:pPr>
+        <w:tabs>
+          <w:tab w:val="num" w:pos="3600"/>
+        </w:tabs>
+        <w:ind w:left="3600" w:hanging="360"/>
+      </w:pPr>
+      <w:rPr>
+        <w:rFonts w:ascii="Symbol" w:hAnsi="Symbol" w:hint="default"/>
+        <w:sz w:val="20"/>
+      </w:rPr>
+    </w:lvl>
+    <w:lvl w:ilvl="5" w:tentative="1">
+      <w:start w:val="1"/>
+      <w:numFmt w:val="bullet"/>
+      <w:lvlText w:val=""/>
+      <w:lvlJc w:val="left"/>
+      <w:pPr>
+        <w:tabs>
+          <w:tab w:val="num" w:pos="4320"/>
+        </w:tabs>
+        <w:ind w:left="4320" w:hanging="360"/>
+      </w:pPr>
+      <w:rPr>
+        <w:rFonts w:ascii="Symbol" w:hAnsi="Symbol" w:hint="default"/>
+        <w:sz w:val="20"/>
+      </w:rPr>
+    </w:lvl>
+    <w:lvl w:ilvl="6" w:tentative="1">
+      <w:start w:val="1"/>
+      <w:numFmt w:val="bullet"/>
+      <w:lvlText w:val=""/>
+      <w:lvlJc w:val="left"/>
+      <w:pPr>
+        <w:tabs>
+          <w:tab w:val="num" w:pos="5040"/>
+        </w:tabs>
+        <w:ind w:left="5040" w:hanging="360"/>
+      </w:pPr>
+      <w:rPr>
+        <w:rFonts w:ascii="Symbol" w:hAnsi="Symbol" w:hint="default"/>
+        <w:sz w:val="20"/>
+      </w:rPr>
+    </w:lvl>
+    <w:lvl w:ilvl="7" w:tentative="1">
+      <w:start w:val="1"/>
+      <w:numFmt w:val="bullet"/>
+      <w:lvlText w:val=""/>
+      <w:lvlJc w:val="left"/>
+      <w:pPr>
+        <w:tabs>
+          <w:tab w:val="num" w:pos="5760"/>
+        </w:tabs>
+        <w:ind w:left="5760" w:hanging="360"/>
+      </w:pPr>
+      <w:rPr>
+        <w:rFonts w:ascii="Symbol" w:hAnsi="Symbol" w:hint="default"/>
+        <w:sz w:val="20"/>
+      </w:rPr>
+    </w:lvl>
+    <w:lvl w:ilvl="8" w:tentative="1">
+      <w:start w:val="1"/>
+      <w:numFmt w:val="bullet"/>
+      <w:lvlText w:val=""/>
+      <w:lvlJc w:val="left"/>
+      <w:pPr>
+        <w:tabs>
+          <w:tab w:val="num" w:pos="6480"/>
+        </w:tabs>
+        <w:ind w:left="6480" w:hanging="360"/>
+      </w:pPr>
+      <w:rPr>
+        <w:rFonts w:ascii="Symbol" w:hAnsi="Symbol" w:hint="default"/>
+        <w:sz w:val="20"/>
+      </w:rPr>
+    </w:lvl>
+  </w:abstractNum>
+  <w:abstractNum w:abstractNumId="18" w15:restartNumberingAfterBreak="0">
     <w:nsid w:val="2FF75561"/>
     <w:multiLevelType w:val="multilevel"/>
     <w:tmpl w:val="A84CE242"/>
@@ -25573,13 +29247,279 @@
       </w:rPr>
     </w:lvl>
   </w:abstractNum>
-  <w:abstractNum w:abstractNumId="15" w15:restartNumberingAfterBreak="0">
+  <w:abstractNum w:abstractNumId="19" w15:restartNumberingAfterBreak="0">
+    <w:nsid w:val="308B060B"/>
+    <w:multiLevelType w:val="multilevel"/>
+    <w:tmpl w:val="19D45030"/>
+    <w:lvl w:ilvl="0">
+      <w:start w:val="1"/>
+      <w:numFmt w:val="bullet"/>
+      <w:lvlText w:val=""/>
+      <w:lvlJc w:val="left"/>
+      <w:pPr>
+        <w:tabs>
+          <w:tab w:val="num" w:pos="720"/>
+        </w:tabs>
+        <w:ind w:left="720" w:hanging="360"/>
+      </w:pPr>
+      <w:rPr>
+        <w:rFonts w:ascii="Symbol" w:hAnsi="Symbol" w:hint="default"/>
+        <w:sz w:val="20"/>
+      </w:rPr>
+    </w:lvl>
+    <w:lvl w:ilvl="1">
+      <w:start w:val="1"/>
+      <w:numFmt w:val="bullet"/>
+      <w:lvlText w:val=""/>
+      <w:lvlJc w:val="left"/>
+      <w:pPr>
+        <w:tabs>
+          <w:tab w:val="num" w:pos="1440"/>
+        </w:tabs>
+        <w:ind w:left="1440" w:hanging="360"/>
+      </w:pPr>
+      <w:rPr>
+        <w:rFonts w:ascii="Symbol" w:hAnsi="Symbol" w:hint="default"/>
+        <w:sz w:val="20"/>
+      </w:rPr>
+    </w:lvl>
+    <w:lvl w:ilvl="2" w:tentative="1">
+      <w:start w:val="1"/>
+      <w:numFmt w:val="bullet"/>
+      <w:lvlText w:val=""/>
+      <w:lvlJc w:val="left"/>
+      <w:pPr>
+        <w:tabs>
+          <w:tab w:val="num" w:pos="2160"/>
+        </w:tabs>
+        <w:ind w:left="2160" w:hanging="360"/>
+      </w:pPr>
+      <w:rPr>
+        <w:rFonts w:ascii="Symbol" w:hAnsi="Symbol" w:hint="default"/>
+        <w:sz w:val="20"/>
+      </w:rPr>
+    </w:lvl>
+    <w:lvl w:ilvl="3" w:tentative="1">
+      <w:start w:val="1"/>
+      <w:numFmt w:val="bullet"/>
+      <w:lvlText w:val=""/>
+      <w:lvlJc w:val="left"/>
+      <w:pPr>
+        <w:tabs>
+          <w:tab w:val="num" w:pos="2880"/>
+        </w:tabs>
+        <w:ind w:left="2880" w:hanging="360"/>
+      </w:pPr>
+      <w:rPr>
+        <w:rFonts w:ascii="Symbol" w:hAnsi="Symbol" w:hint="default"/>
+        <w:sz w:val="20"/>
+      </w:rPr>
+    </w:lvl>
+    <w:lvl w:ilvl="4" w:tentative="1">
+      <w:start w:val="1"/>
+      <w:numFmt w:val="bullet"/>
+      <w:lvlText w:val=""/>
+      <w:lvlJc w:val="left"/>
+      <w:pPr>
+        <w:tabs>
+          <w:tab w:val="num" w:pos="3600"/>
+        </w:tabs>
+        <w:ind w:left="3600" w:hanging="360"/>
+      </w:pPr>
+      <w:rPr>
+        <w:rFonts w:ascii="Symbol" w:hAnsi="Symbol" w:hint="default"/>
+        <w:sz w:val="20"/>
+      </w:rPr>
+    </w:lvl>
+    <w:lvl w:ilvl="5" w:tentative="1">
+      <w:start w:val="1"/>
+      <w:numFmt w:val="bullet"/>
+      <w:lvlText w:val=""/>
+      <w:lvlJc w:val="left"/>
+      <w:pPr>
+        <w:tabs>
+          <w:tab w:val="num" w:pos="4320"/>
+        </w:tabs>
+        <w:ind w:left="4320" w:hanging="360"/>
+      </w:pPr>
+      <w:rPr>
+        <w:rFonts w:ascii="Symbol" w:hAnsi="Symbol" w:hint="default"/>
+        <w:sz w:val="20"/>
+      </w:rPr>
+    </w:lvl>
+    <w:lvl w:ilvl="6" w:tentative="1">
+      <w:start w:val="1"/>
+      <w:numFmt w:val="bullet"/>
+      <w:lvlText w:val=""/>
+      <w:lvlJc w:val="left"/>
+      <w:pPr>
+        <w:tabs>
+          <w:tab w:val="num" w:pos="5040"/>
+        </w:tabs>
+        <w:ind w:left="5040" w:hanging="360"/>
+      </w:pPr>
+      <w:rPr>
+        <w:rFonts w:ascii="Symbol" w:hAnsi="Symbol" w:hint="default"/>
+        <w:sz w:val="20"/>
+      </w:rPr>
+    </w:lvl>
+    <w:lvl w:ilvl="7" w:tentative="1">
+      <w:start w:val="1"/>
+      <w:numFmt w:val="bullet"/>
+      <w:lvlText w:val=""/>
+      <w:lvlJc w:val="left"/>
+      <w:pPr>
+        <w:tabs>
+          <w:tab w:val="num" w:pos="5760"/>
+        </w:tabs>
+        <w:ind w:left="5760" w:hanging="360"/>
+      </w:pPr>
+      <w:rPr>
+        <w:rFonts w:ascii="Symbol" w:hAnsi="Symbol" w:hint="default"/>
+        <w:sz w:val="20"/>
+      </w:rPr>
+    </w:lvl>
+    <w:lvl w:ilvl="8" w:tentative="1">
+      <w:start w:val="1"/>
+      <w:numFmt w:val="bullet"/>
+      <w:lvlText w:val=""/>
+      <w:lvlJc w:val="left"/>
+      <w:pPr>
+        <w:tabs>
+          <w:tab w:val="num" w:pos="6480"/>
+        </w:tabs>
+        <w:ind w:left="6480" w:hanging="360"/>
+      </w:pPr>
+      <w:rPr>
+        <w:rFonts w:ascii="Symbol" w:hAnsi="Symbol" w:hint="default"/>
+        <w:sz w:val="20"/>
+      </w:rPr>
+    </w:lvl>
+  </w:abstractNum>
+  <w:abstractNum w:abstractNumId="20" w15:restartNumberingAfterBreak="0">
     <w:nsid w:val="31084BE5"/>
     <w:multiLevelType w:val="multilevel"/>
     <w:tmpl w:val="87B00C80"/>
     <w:numStyleLink w:val="Style1"/>
   </w:abstractNum>
-  <w:abstractNum w:abstractNumId="16" w15:restartNumberingAfterBreak="0">
+  <w:abstractNum w:abstractNumId="21" w15:restartNumberingAfterBreak="0">
+    <w:nsid w:val="32B8744C"/>
+    <w:multiLevelType w:val="multilevel"/>
+    <w:tmpl w:val="91DC18B6"/>
+    <w:lvl w:ilvl="0">
+      <w:start w:val="1"/>
+      <w:numFmt w:val="decimal"/>
+      <w:lvlText w:val="%1."/>
+      <w:lvlJc w:val="left"/>
+      <w:pPr>
+        <w:tabs>
+          <w:tab w:val="num" w:pos="720"/>
+        </w:tabs>
+        <w:ind w:left="720" w:hanging="360"/>
+      </w:pPr>
+    </w:lvl>
+    <w:lvl w:ilvl="1">
+      <w:start w:val="1"/>
+      <w:numFmt w:val="bullet"/>
+      <w:lvlText w:val=""/>
+      <w:lvlJc w:val="left"/>
+      <w:pPr>
+        <w:tabs>
+          <w:tab w:val="num" w:pos="1440"/>
+        </w:tabs>
+        <w:ind w:left="1440" w:hanging="360"/>
+      </w:pPr>
+      <w:rPr>
+        <w:rFonts w:ascii="Symbol" w:hAnsi="Symbol" w:hint="default"/>
+        <w:sz w:val="20"/>
+      </w:rPr>
+    </w:lvl>
+    <w:lvl w:ilvl="2" w:tentative="1">
+      <w:start w:val="1"/>
+      <w:numFmt w:val="decimal"/>
+      <w:lvlText w:val="%3."/>
+      <w:lvlJc w:val="left"/>
+      <w:pPr>
+        <w:tabs>
+          <w:tab w:val="num" w:pos="2160"/>
+        </w:tabs>
+        <w:ind w:left="2160" w:hanging="360"/>
+      </w:pPr>
+    </w:lvl>
+    <w:lvl w:ilvl="3" w:tentative="1">
+      <w:start w:val="1"/>
+      <w:numFmt w:val="decimal"/>
+      <w:lvlText w:val="%4."/>
+      <w:lvlJc w:val="left"/>
+      <w:pPr>
+        <w:tabs>
+          <w:tab w:val="num" w:pos="2880"/>
+        </w:tabs>
+        <w:ind w:left="2880" w:hanging="360"/>
+      </w:pPr>
+    </w:lvl>
+    <w:lvl w:ilvl="4" w:tentative="1">
+      <w:start w:val="1"/>
+      <w:numFmt w:val="decimal"/>
+      <w:lvlText w:val="%5."/>
+      <w:lvlJc w:val="left"/>
+      <w:pPr>
+        <w:tabs>
+          <w:tab w:val="num" w:pos="3600"/>
+        </w:tabs>
+        <w:ind w:left="3600" w:hanging="360"/>
+      </w:pPr>
+    </w:lvl>
+    <w:lvl w:ilvl="5" w:tentative="1">
+      <w:start w:val="1"/>
+      <w:numFmt w:val="decimal"/>
+      <w:lvlText w:val="%6."/>
+      <w:lvlJc w:val="left"/>
+      <w:pPr>
+        <w:tabs>
+          <w:tab w:val="num" w:pos="4320"/>
+        </w:tabs>
+        <w:ind w:left="4320" w:hanging="360"/>
+      </w:pPr>
+    </w:lvl>
+    <w:lvl w:ilvl="6" w:tentative="1">
+      <w:start w:val="1"/>
+      <w:numFmt w:val="decimal"/>
+      <w:lvlText w:val="%7."/>
+      <w:lvlJc w:val="left"/>
+      <w:pPr>
+        <w:tabs>
+          <w:tab w:val="num" w:pos="5040"/>
+        </w:tabs>
+        <w:ind w:left="5040" w:hanging="360"/>
+      </w:pPr>
+    </w:lvl>
+    <w:lvl w:ilvl="7" w:tentative="1">
+      <w:start w:val="1"/>
+      <w:numFmt w:val="decimal"/>
+      <w:lvlText w:val="%8."/>
+      <w:lvlJc w:val="left"/>
+      <w:pPr>
+        <w:tabs>
+          <w:tab w:val="num" w:pos="5760"/>
+        </w:tabs>
+        <w:ind w:left="5760" w:hanging="360"/>
+      </w:pPr>
+    </w:lvl>
+    <w:lvl w:ilvl="8" w:tentative="1">
+      <w:start w:val="1"/>
+      <w:numFmt w:val="decimal"/>
+      <w:lvlText w:val="%9."/>
+      <w:lvlJc w:val="left"/>
+      <w:pPr>
+        <w:tabs>
+          <w:tab w:val="num" w:pos="6480"/>
+        </w:tabs>
+        <w:ind w:left="6480" w:hanging="360"/>
+      </w:pPr>
+    </w:lvl>
+  </w:abstractNum>
+  <w:abstractNum w:abstractNumId="22" w15:restartNumberingAfterBreak="0">
     <w:nsid w:val="34AA08E8"/>
     <w:multiLevelType w:val="hybridMultilevel"/>
     <w:tmpl w:val="CFF0A9F0"/>
@@ -25692,7 +29632,7 @@
       </w:rPr>
     </w:lvl>
   </w:abstractNum>
-  <w:abstractNum w:abstractNumId="17" w15:restartNumberingAfterBreak="0">
+  <w:abstractNum w:abstractNumId="23" w15:restartNumberingAfterBreak="0">
     <w:nsid w:val="3A504AE7"/>
     <w:multiLevelType w:val="multilevel"/>
     <w:tmpl w:val="87B00C80"/>
@@ -25803,7 +29743,7 @@
       </w:rPr>
     </w:lvl>
   </w:abstractNum>
-  <w:abstractNum w:abstractNumId="18" w15:restartNumberingAfterBreak="0">
+  <w:abstractNum w:abstractNumId="24" w15:restartNumberingAfterBreak="0">
     <w:nsid w:val="3A8B2F26"/>
     <w:multiLevelType w:val="hybridMultilevel"/>
     <w:tmpl w:val="3C24A7F2"/>
@@ -25892,7 +29832,7 @@
       </w:pPr>
     </w:lvl>
   </w:abstractNum>
-  <w:abstractNum w:abstractNumId="19" w15:restartNumberingAfterBreak="0">
+  <w:abstractNum w:abstractNumId="25" w15:restartNumberingAfterBreak="0">
     <w:nsid w:val="3FE6201A"/>
     <w:multiLevelType w:val="multilevel"/>
     <w:tmpl w:val="04090025"/>
@@ -25987,7 +29927,7 @@
       </w:pPr>
     </w:lvl>
   </w:abstractNum>
-  <w:abstractNum w:abstractNumId="20" w15:restartNumberingAfterBreak="0">
+  <w:abstractNum w:abstractNumId="26" w15:restartNumberingAfterBreak="0">
     <w:nsid w:val="3FF717E0"/>
     <w:multiLevelType w:val="multilevel"/>
     <w:tmpl w:val="2926E348"/>
@@ -26136,7 +30076,7 @@
       </w:rPr>
     </w:lvl>
   </w:abstractNum>
-  <w:abstractNum w:abstractNumId="21" w15:restartNumberingAfterBreak="0">
+  <w:abstractNum w:abstractNumId="27" w15:restartNumberingAfterBreak="0">
     <w:nsid w:val="414B1498"/>
     <w:multiLevelType w:val="hybridMultilevel"/>
     <w:tmpl w:val="9B70C07A"/>
@@ -26249,7 +30189,425 @@
       </w:rPr>
     </w:lvl>
   </w:abstractNum>
-  <w:abstractNum w:abstractNumId="22" w15:restartNumberingAfterBreak="0">
+  <w:abstractNum w:abstractNumId="28" w15:restartNumberingAfterBreak="0">
+    <w:nsid w:val="43BC4B02"/>
+    <w:multiLevelType w:val="multilevel"/>
+    <w:tmpl w:val="F9B2DC08"/>
+    <w:lvl w:ilvl="0">
+      <w:start w:val="1"/>
+      <w:numFmt w:val="decimal"/>
+      <w:lvlText w:val="%1."/>
+      <w:lvlJc w:val="left"/>
+      <w:pPr>
+        <w:ind w:left="1280" w:hanging="360"/>
+      </w:pPr>
+      <w:rPr>
+        <w:rFonts w:hint="default"/>
+      </w:rPr>
+    </w:lvl>
+    <w:lvl w:ilvl="1">
+      <w:start w:val="1"/>
+      <w:numFmt w:val="decimal"/>
+      <w:lvlText w:val="%2."/>
+      <w:lvlJc w:val="left"/>
+      <w:pPr>
+        <w:ind w:left="1280" w:hanging="360"/>
+      </w:pPr>
+      <w:rPr>
+        <w:rFonts w:hint="default"/>
+      </w:rPr>
+    </w:lvl>
+    <w:lvl w:ilvl="2">
+      <w:start w:val="1"/>
+      <w:numFmt w:val="decimal"/>
+      <w:isLgl/>
+      <w:lvlText w:val="%2.%3"/>
+      <w:lvlJc w:val="left"/>
+      <w:pPr>
+        <w:ind w:left="1640" w:hanging="720"/>
+      </w:pPr>
+      <w:rPr>
+        <w:rFonts w:hint="default"/>
+      </w:rPr>
+    </w:lvl>
+    <w:lvl w:ilvl="3">
+      <w:start w:val="1"/>
+      <w:numFmt w:val="decimal"/>
+      <w:isLgl/>
+      <w:lvlText w:val="%2.%3.%4"/>
+      <w:lvlJc w:val="left"/>
+      <w:pPr>
+        <w:ind w:left="2000" w:hanging="1080"/>
+      </w:pPr>
+      <w:rPr>
+        <w:rFonts w:hint="default"/>
+      </w:rPr>
+    </w:lvl>
+    <w:lvl w:ilvl="4">
+      <w:start w:val="1"/>
+      <w:numFmt w:val="decimal"/>
+      <w:isLgl/>
+      <w:lvlText w:val="%2.%3.%4.%5"/>
+      <w:lvlJc w:val="left"/>
+      <w:pPr>
+        <w:ind w:left="2000" w:hanging="1080"/>
+      </w:pPr>
+      <w:rPr>
+        <w:rFonts w:hint="default"/>
+      </w:rPr>
+    </w:lvl>
+    <w:lvl w:ilvl="5">
+      <w:start w:val="1"/>
+      <w:numFmt w:val="decimal"/>
+      <w:isLgl/>
+      <w:lvlText w:val="%1.%2.%3.%4.%5.%6"/>
+      <w:lvlJc w:val="left"/>
+      <w:pPr>
+        <w:ind w:left="2360" w:hanging="1440"/>
+      </w:pPr>
+      <w:rPr>
+        <w:rFonts w:hint="default"/>
+      </w:rPr>
+    </w:lvl>
+    <w:lvl w:ilvl="6">
+      <w:start w:val="1"/>
+      <w:numFmt w:val="decimal"/>
+      <w:isLgl/>
+      <w:lvlText w:val="%1.%2.%3.%4.%5.%6.%7"/>
+      <w:lvlJc w:val="left"/>
+      <w:pPr>
+        <w:ind w:left="2360" w:hanging="1440"/>
+      </w:pPr>
+      <w:rPr>
+        <w:rFonts w:hint="default"/>
+      </w:rPr>
+    </w:lvl>
+    <w:lvl w:ilvl="7">
+      <w:start w:val="1"/>
+      <w:numFmt w:val="decimal"/>
+      <w:isLgl/>
+      <w:lvlText w:val="%1.%2.%3.%4.%5.%6.%7.%8"/>
+      <w:lvlJc w:val="left"/>
+      <w:pPr>
+        <w:ind w:left="2720" w:hanging="1800"/>
+      </w:pPr>
+      <w:rPr>
+        <w:rFonts w:hint="default"/>
+      </w:rPr>
+    </w:lvl>
+    <w:lvl w:ilvl="8">
+      <w:start w:val="1"/>
+      <w:numFmt w:val="decimal"/>
+      <w:isLgl/>
+      <w:lvlText w:val="%1.%2.%3.%4.%5.%6.%7.%8.%9"/>
+      <w:lvlJc w:val="left"/>
+      <w:pPr>
+        <w:ind w:left="3080" w:hanging="2160"/>
+      </w:pPr>
+      <w:rPr>
+        <w:rFonts w:hint="default"/>
+      </w:rPr>
+    </w:lvl>
+  </w:abstractNum>
+  <w:abstractNum w:abstractNumId="29" w15:restartNumberingAfterBreak="0">
+    <w:nsid w:val="441B7522"/>
+    <w:multiLevelType w:val="multilevel"/>
+    <w:tmpl w:val="BEA43A1C"/>
+    <w:lvl w:ilvl="0">
+      <w:start w:val="1"/>
+      <w:numFmt w:val="bullet"/>
+      <w:lvlText w:val=""/>
+      <w:lvlJc w:val="left"/>
+      <w:pPr>
+        <w:tabs>
+          <w:tab w:val="num" w:pos="720"/>
+        </w:tabs>
+        <w:ind w:left="720" w:hanging="360"/>
+      </w:pPr>
+      <w:rPr>
+        <w:rFonts w:ascii="Symbol" w:hAnsi="Symbol" w:hint="default"/>
+        <w:sz w:val="20"/>
+      </w:rPr>
+    </w:lvl>
+    <w:lvl w:ilvl="1">
+      <w:start w:val="1"/>
+      <w:numFmt w:val="bullet"/>
+      <w:lvlText w:val=""/>
+      <w:lvlJc w:val="left"/>
+      <w:pPr>
+        <w:tabs>
+          <w:tab w:val="num" w:pos="1440"/>
+        </w:tabs>
+        <w:ind w:left="1440" w:hanging="360"/>
+      </w:pPr>
+      <w:rPr>
+        <w:rFonts w:ascii="Symbol" w:hAnsi="Symbol" w:hint="default"/>
+        <w:sz w:val="20"/>
+      </w:rPr>
+    </w:lvl>
+    <w:lvl w:ilvl="2" w:tentative="1">
+      <w:start w:val="1"/>
+      <w:numFmt w:val="bullet"/>
+      <w:lvlText w:val=""/>
+      <w:lvlJc w:val="left"/>
+      <w:pPr>
+        <w:tabs>
+          <w:tab w:val="num" w:pos="2160"/>
+        </w:tabs>
+        <w:ind w:left="2160" w:hanging="360"/>
+      </w:pPr>
+      <w:rPr>
+        <w:rFonts w:ascii="Symbol" w:hAnsi="Symbol" w:hint="default"/>
+        <w:sz w:val="20"/>
+      </w:rPr>
+    </w:lvl>
+    <w:lvl w:ilvl="3" w:tentative="1">
+      <w:start w:val="1"/>
+      <w:numFmt w:val="bullet"/>
+      <w:lvlText w:val=""/>
+      <w:lvlJc w:val="left"/>
+      <w:pPr>
+        <w:tabs>
+          <w:tab w:val="num" w:pos="2880"/>
+        </w:tabs>
+        <w:ind w:left="2880" w:hanging="360"/>
+      </w:pPr>
+      <w:rPr>
+        <w:rFonts w:ascii="Symbol" w:hAnsi="Symbol" w:hint="default"/>
+        <w:sz w:val="20"/>
+      </w:rPr>
+    </w:lvl>
+    <w:lvl w:ilvl="4" w:tentative="1">
+      <w:start w:val="1"/>
+      <w:numFmt w:val="bullet"/>
+      <w:lvlText w:val=""/>
+      <w:lvlJc w:val="left"/>
+      <w:pPr>
+        <w:tabs>
+          <w:tab w:val="num" w:pos="3600"/>
+        </w:tabs>
+        <w:ind w:left="3600" w:hanging="360"/>
+      </w:pPr>
+      <w:rPr>
+        <w:rFonts w:ascii="Symbol" w:hAnsi="Symbol" w:hint="default"/>
+        <w:sz w:val="20"/>
+      </w:rPr>
+    </w:lvl>
+    <w:lvl w:ilvl="5" w:tentative="1">
+      <w:start w:val="1"/>
+      <w:numFmt w:val="bullet"/>
+      <w:lvlText w:val=""/>
+      <w:lvlJc w:val="left"/>
+      <w:pPr>
+        <w:tabs>
+          <w:tab w:val="num" w:pos="4320"/>
+        </w:tabs>
+        <w:ind w:left="4320" w:hanging="360"/>
+      </w:pPr>
+      <w:rPr>
+        <w:rFonts w:ascii="Symbol" w:hAnsi="Symbol" w:hint="default"/>
+        <w:sz w:val="20"/>
+      </w:rPr>
+    </w:lvl>
+    <w:lvl w:ilvl="6" w:tentative="1">
+      <w:start w:val="1"/>
+      <w:numFmt w:val="bullet"/>
+      <w:lvlText w:val=""/>
+      <w:lvlJc w:val="left"/>
+      <w:pPr>
+        <w:tabs>
+          <w:tab w:val="num" w:pos="5040"/>
+        </w:tabs>
+        <w:ind w:left="5040" w:hanging="360"/>
+      </w:pPr>
+      <w:rPr>
+        <w:rFonts w:ascii="Symbol" w:hAnsi="Symbol" w:hint="default"/>
+        <w:sz w:val="20"/>
+      </w:rPr>
+    </w:lvl>
+    <w:lvl w:ilvl="7" w:tentative="1">
+      <w:start w:val="1"/>
+      <w:numFmt w:val="bullet"/>
+      <w:lvlText w:val=""/>
+      <w:lvlJc w:val="left"/>
+      <w:pPr>
+        <w:tabs>
+          <w:tab w:val="num" w:pos="5760"/>
+        </w:tabs>
+        <w:ind w:left="5760" w:hanging="360"/>
+      </w:pPr>
+      <w:rPr>
+        <w:rFonts w:ascii="Symbol" w:hAnsi="Symbol" w:hint="default"/>
+        <w:sz w:val="20"/>
+      </w:rPr>
+    </w:lvl>
+    <w:lvl w:ilvl="8" w:tentative="1">
+      <w:start w:val="1"/>
+      <w:numFmt w:val="bullet"/>
+      <w:lvlText w:val=""/>
+      <w:lvlJc w:val="left"/>
+      <w:pPr>
+        <w:tabs>
+          <w:tab w:val="num" w:pos="6480"/>
+        </w:tabs>
+        <w:ind w:left="6480" w:hanging="360"/>
+      </w:pPr>
+      <w:rPr>
+        <w:rFonts w:ascii="Symbol" w:hAnsi="Symbol" w:hint="default"/>
+        <w:sz w:val="20"/>
+      </w:rPr>
+    </w:lvl>
+  </w:abstractNum>
+  <w:abstractNum w:abstractNumId="30" w15:restartNumberingAfterBreak="0">
+    <w:nsid w:val="47B64D27"/>
+    <w:multiLevelType w:val="multilevel"/>
+    <w:tmpl w:val="0B668A94"/>
+    <w:lvl w:ilvl="0">
+      <w:start w:val="1"/>
+      <w:numFmt w:val="bullet"/>
+      <w:lvlText w:val=""/>
+      <w:lvlJc w:val="left"/>
+      <w:pPr>
+        <w:tabs>
+          <w:tab w:val="num" w:pos="720"/>
+        </w:tabs>
+        <w:ind w:left="720" w:hanging="360"/>
+      </w:pPr>
+      <w:rPr>
+        <w:rFonts w:ascii="Symbol" w:hAnsi="Symbol" w:hint="default"/>
+        <w:sz w:val="20"/>
+      </w:rPr>
+    </w:lvl>
+    <w:lvl w:ilvl="1">
+      <w:start w:val="1"/>
+      <w:numFmt w:val="bullet"/>
+      <w:lvlText w:val=""/>
+      <w:lvlJc w:val="left"/>
+      <w:pPr>
+        <w:tabs>
+          <w:tab w:val="num" w:pos="1440"/>
+        </w:tabs>
+        <w:ind w:left="1440" w:hanging="360"/>
+      </w:pPr>
+      <w:rPr>
+        <w:rFonts w:ascii="Symbol" w:hAnsi="Symbol" w:hint="default"/>
+        <w:sz w:val="20"/>
+      </w:rPr>
+    </w:lvl>
+    <w:lvl w:ilvl="2">
+      <w:start w:val="1"/>
+      <w:numFmt w:val="bullet"/>
+      <w:lvlText w:val=""/>
+      <w:lvlJc w:val="left"/>
+      <w:pPr>
+        <w:tabs>
+          <w:tab w:val="num" w:pos="2160"/>
+        </w:tabs>
+        <w:ind w:left="2160" w:hanging="360"/>
+      </w:pPr>
+      <w:rPr>
+        <w:rFonts w:ascii="Symbol" w:hAnsi="Symbol" w:hint="default"/>
+        <w:sz w:val="20"/>
+      </w:rPr>
+    </w:lvl>
+    <w:lvl w:ilvl="3">
+      <w:start w:val="1"/>
+      <w:numFmt w:val="bullet"/>
+      <w:lvlText w:val=""/>
+      <w:lvlJc w:val="left"/>
+      <w:pPr>
+        <w:tabs>
+          <w:tab w:val="num" w:pos="2880"/>
+        </w:tabs>
+        <w:ind w:left="2880" w:hanging="360"/>
+      </w:pPr>
+      <w:rPr>
+        <w:rFonts w:ascii="Symbol" w:hAnsi="Symbol" w:hint="default"/>
+        <w:sz w:val="20"/>
+      </w:rPr>
+    </w:lvl>
+    <w:lvl w:ilvl="4" w:tentative="1">
+      <w:start w:val="1"/>
+      <w:numFmt w:val="bullet"/>
+      <w:lvlText w:val=""/>
+      <w:lvlJc w:val="left"/>
+      <w:pPr>
+        <w:tabs>
+          <w:tab w:val="num" w:pos="3600"/>
+        </w:tabs>
+        <w:ind w:left="3600" w:hanging="360"/>
+      </w:pPr>
+      <w:rPr>
+        <w:rFonts w:ascii="Symbol" w:hAnsi="Symbol" w:hint="default"/>
+        <w:sz w:val="20"/>
+      </w:rPr>
+    </w:lvl>
+    <w:lvl w:ilvl="5" w:tentative="1">
+      <w:start w:val="1"/>
+      <w:numFmt w:val="bullet"/>
+      <w:lvlText w:val=""/>
+      <w:lvlJc w:val="left"/>
+      <w:pPr>
+        <w:tabs>
+          <w:tab w:val="num" w:pos="4320"/>
+        </w:tabs>
+        <w:ind w:left="4320" w:hanging="360"/>
+      </w:pPr>
+      <w:rPr>
+        <w:rFonts w:ascii="Symbol" w:hAnsi="Symbol" w:hint="default"/>
+        <w:sz w:val="20"/>
+      </w:rPr>
+    </w:lvl>
+    <w:lvl w:ilvl="6" w:tentative="1">
+      <w:start w:val="1"/>
+      <w:numFmt w:val="bullet"/>
+      <w:lvlText w:val=""/>
+      <w:lvlJc w:val="left"/>
+      <w:pPr>
+        <w:tabs>
+          <w:tab w:val="num" w:pos="5040"/>
+        </w:tabs>
+        <w:ind w:left="5040" w:hanging="360"/>
+      </w:pPr>
+      <w:rPr>
+        <w:rFonts w:ascii="Symbol" w:hAnsi="Symbol" w:hint="default"/>
+        <w:sz w:val="20"/>
+      </w:rPr>
+    </w:lvl>
+    <w:lvl w:ilvl="7" w:tentative="1">
+      <w:start w:val="1"/>
+      <w:numFmt w:val="bullet"/>
+      <w:lvlText w:val=""/>
+      <w:lvlJc w:val="left"/>
+      <w:pPr>
+        <w:tabs>
+          <w:tab w:val="num" w:pos="5760"/>
+        </w:tabs>
+        <w:ind w:left="5760" w:hanging="360"/>
+      </w:pPr>
+      <w:rPr>
+        <w:rFonts w:ascii="Symbol" w:hAnsi="Symbol" w:hint="default"/>
+        <w:sz w:val="20"/>
+      </w:rPr>
+    </w:lvl>
+    <w:lvl w:ilvl="8" w:tentative="1">
+      <w:start w:val="1"/>
+      <w:numFmt w:val="bullet"/>
+      <w:lvlText w:val=""/>
+      <w:lvlJc w:val="left"/>
+      <w:pPr>
+        <w:tabs>
+          <w:tab w:val="num" w:pos="6480"/>
+        </w:tabs>
+        <w:ind w:left="6480" w:hanging="360"/>
+      </w:pPr>
+      <w:rPr>
+        <w:rFonts w:ascii="Symbol" w:hAnsi="Symbol" w:hint="default"/>
+        <w:sz w:val="20"/>
+      </w:rPr>
+    </w:lvl>
+  </w:abstractNum>
+  <w:abstractNum w:abstractNumId="31" w15:restartNumberingAfterBreak="0">
     <w:nsid w:val="48CC7115"/>
     <w:multiLevelType w:val="multilevel"/>
     <w:tmpl w:val="EBA4937C"/>
@@ -26398,7 +30756,7 @@
       </w:rPr>
     </w:lvl>
   </w:abstractNum>
-  <w:abstractNum w:abstractNumId="23" w15:restartNumberingAfterBreak="0">
+  <w:abstractNum w:abstractNumId="32" w15:restartNumberingAfterBreak="0">
     <w:nsid w:val="4DE04931"/>
     <w:multiLevelType w:val="multilevel"/>
     <w:tmpl w:val="87B00C80"/>
@@ -26508,7 +30866,7 @@
       </w:rPr>
     </w:lvl>
   </w:abstractNum>
-  <w:abstractNum w:abstractNumId="24" w15:restartNumberingAfterBreak="0">
+  <w:abstractNum w:abstractNumId="33" w15:restartNumberingAfterBreak="0">
     <w:nsid w:val="53867856"/>
     <w:multiLevelType w:val="hybridMultilevel"/>
     <w:tmpl w:val="73367A94"/>
@@ -26621,7 +30979,269 @@
       </w:rPr>
     </w:lvl>
   </w:abstractNum>
-  <w:abstractNum w:abstractNumId="25" w15:restartNumberingAfterBreak="0">
+  <w:abstractNum w:abstractNumId="34" w15:restartNumberingAfterBreak="0">
+    <w:nsid w:val="56D5786E"/>
+    <w:multiLevelType w:val="multilevel"/>
+    <w:tmpl w:val="B9F232FE"/>
+    <w:lvl w:ilvl="0">
+      <w:start w:val="1"/>
+      <w:numFmt w:val="bullet"/>
+      <w:lvlText w:val=""/>
+      <w:lvlJc w:val="left"/>
+      <w:pPr>
+        <w:tabs>
+          <w:tab w:val="num" w:pos="720"/>
+        </w:tabs>
+        <w:ind w:left="720" w:hanging="360"/>
+      </w:pPr>
+      <w:rPr>
+        <w:rFonts w:ascii="Symbol" w:hAnsi="Symbol" w:hint="default"/>
+        <w:sz w:val="20"/>
+      </w:rPr>
+    </w:lvl>
+    <w:lvl w:ilvl="1">
+      <w:start w:val="1"/>
+      <w:numFmt w:val="bullet"/>
+      <w:lvlText w:val=""/>
+      <w:lvlJc w:val="left"/>
+      <w:pPr>
+        <w:tabs>
+          <w:tab w:val="num" w:pos="1440"/>
+        </w:tabs>
+        <w:ind w:left="1440" w:hanging="360"/>
+      </w:pPr>
+      <w:rPr>
+        <w:rFonts w:ascii="Symbol" w:hAnsi="Symbol" w:hint="default"/>
+        <w:sz w:val="20"/>
+      </w:rPr>
+    </w:lvl>
+    <w:lvl w:ilvl="2" w:tentative="1">
+      <w:start w:val="1"/>
+      <w:numFmt w:val="bullet"/>
+      <w:lvlText w:val=""/>
+      <w:lvlJc w:val="left"/>
+      <w:pPr>
+        <w:tabs>
+          <w:tab w:val="num" w:pos="2160"/>
+        </w:tabs>
+        <w:ind w:left="2160" w:hanging="360"/>
+      </w:pPr>
+      <w:rPr>
+        <w:rFonts w:ascii="Symbol" w:hAnsi="Symbol" w:hint="default"/>
+        <w:sz w:val="20"/>
+      </w:rPr>
+    </w:lvl>
+    <w:lvl w:ilvl="3" w:tentative="1">
+      <w:start w:val="1"/>
+      <w:numFmt w:val="bullet"/>
+      <w:lvlText w:val=""/>
+      <w:lvlJc w:val="left"/>
+      <w:pPr>
+        <w:tabs>
+          <w:tab w:val="num" w:pos="2880"/>
+        </w:tabs>
+        <w:ind w:left="2880" w:hanging="360"/>
+      </w:pPr>
+      <w:rPr>
+        <w:rFonts w:ascii="Symbol" w:hAnsi="Symbol" w:hint="default"/>
+        <w:sz w:val="20"/>
+      </w:rPr>
+    </w:lvl>
+    <w:lvl w:ilvl="4" w:tentative="1">
+      <w:start w:val="1"/>
+      <w:numFmt w:val="bullet"/>
+      <w:lvlText w:val=""/>
+      <w:lvlJc w:val="left"/>
+      <w:pPr>
+        <w:tabs>
+          <w:tab w:val="num" w:pos="3600"/>
+        </w:tabs>
+        <w:ind w:left="3600" w:hanging="360"/>
+      </w:pPr>
+      <w:rPr>
+        <w:rFonts w:ascii="Symbol" w:hAnsi="Symbol" w:hint="default"/>
+        <w:sz w:val="20"/>
+      </w:rPr>
+    </w:lvl>
+    <w:lvl w:ilvl="5" w:tentative="1">
+      <w:start w:val="1"/>
+      <w:numFmt w:val="bullet"/>
+      <w:lvlText w:val=""/>
+      <w:lvlJc w:val="left"/>
+      <w:pPr>
+        <w:tabs>
+          <w:tab w:val="num" w:pos="4320"/>
+        </w:tabs>
+        <w:ind w:left="4320" w:hanging="360"/>
+      </w:pPr>
+      <w:rPr>
+        <w:rFonts w:ascii="Symbol" w:hAnsi="Symbol" w:hint="default"/>
+        <w:sz w:val="20"/>
+      </w:rPr>
+    </w:lvl>
+    <w:lvl w:ilvl="6" w:tentative="1">
+      <w:start w:val="1"/>
+      <w:numFmt w:val="bullet"/>
+      <w:lvlText w:val=""/>
+      <w:lvlJc w:val="left"/>
+      <w:pPr>
+        <w:tabs>
+          <w:tab w:val="num" w:pos="5040"/>
+        </w:tabs>
+        <w:ind w:left="5040" w:hanging="360"/>
+      </w:pPr>
+      <w:rPr>
+        <w:rFonts w:ascii="Symbol" w:hAnsi="Symbol" w:hint="default"/>
+        <w:sz w:val="20"/>
+      </w:rPr>
+    </w:lvl>
+    <w:lvl w:ilvl="7" w:tentative="1">
+      <w:start w:val="1"/>
+      <w:numFmt w:val="bullet"/>
+      <w:lvlText w:val=""/>
+      <w:lvlJc w:val="left"/>
+      <w:pPr>
+        <w:tabs>
+          <w:tab w:val="num" w:pos="5760"/>
+        </w:tabs>
+        <w:ind w:left="5760" w:hanging="360"/>
+      </w:pPr>
+      <w:rPr>
+        <w:rFonts w:ascii="Symbol" w:hAnsi="Symbol" w:hint="default"/>
+        <w:sz w:val="20"/>
+      </w:rPr>
+    </w:lvl>
+    <w:lvl w:ilvl="8" w:tentative="1">
+      <w:start w:val="1"/>
+      <w:numFmt w:val="bullet"/>
+      <w:lvlText w:val=""/>
+      <w:lvlJc w:val="left"/>
+      <w:pPr>
+        <w:tabs>
+          <w:tab w:val="num" w:pos="6480"/>
+        </w:tabs>
+        <w:ind w:left="6480" w:hanging="360"/>
+      </w:pPr>
+      <w:rPr>
+        <w:rFonts w:ascii="Symbol" w:hAnsi="Symbol" w:hint="default"/>
+        <w:sz w:val="20"/>
+      </w:rPr>
+    </w:lvl>
+  </w:abstractNum>
+  <w:abstractNum w:abstractNumId="35" w15:restartNumberingAfterBreak="0">
+    <w:nsid w:val="599D3050"/>
+    <w:multiLevelType w:val="hybridMultilevel"/>
+    <w:tmpl w:val="5DC60DC2"/>
+    <w:lvl w:ilvl="0" w:tplc="04090001">
+      <w:start w:val="1"/>
+      <w:numFmt w:val="bullet"/>
+      <w:lvlText w:val=""/>
+      <w:lvlJc w:val="left"/>
+      <w:pPr>
+        <w:ind w:left="1640" w:hanging="360"/>
+      </w:pPr>
+      <w:rPr>
+        <w:rFonts w:ascii="Symbol" w:hAnsi="Symbol" w:hint="default"/>
+      </w:rPr>
+    </w:lvl>
+    <w:lvl w:ilvl="1" w:tplc="04090003" w:tentative="1">
+      <w:start w:val="1"/>
+      <w:numFmt w:val="bullet"/>
+      <w:lvlText w:val="o"/>
+      <w:lvlJc w:val="left"/>
+      <w:pPr>
+        <w:ind w:left="2360" w:hanging="360"/>
+      </w:pPr>
+      <w:rPr>
+        <w:rFonts w:ascii="Courier New" w:hAnsi="Courier New" w:cs="Courier New" w:hint="default"/>
+      </w:rPr>
+    </w:lvl>
+    <w:lvl w:ilvl="2" w:tplc="04090005" w:tentative="1">
+      <w:start w:val="1"/>
+      <w:numFmt w:val="bullet"/>
+      <w:lvlText w:val=""/>
+      <w:lvlJc w:val="left"/>
+      <w:pPr>
+        <w:ind w:left="3080" w:hanging="360"/>
+      </w:pPr>
+      <w:rPr>
+        <w:rFonts w:ascii="Wingdings" w:hAnsi="Wingdings" w:hint="default"/>
+      </w:rPr>
+    </w:lvl>
+    <w:lvl w:ilvl="3" w:tplc="04090001" w:tentative="1">
+      <w:start w:val="1"/>
+      <w:numFmt w:val="bullet"/>
+      <w:lvlText w:val=""/>
+      <w:lvlJc w:val="left"/>
+      <w:pPr>
+        <w:ind w:left="3800" w:hanging="360"/>
+      </w:pPr>
+      <w:rPr>
+        <w:rFonts w:ascii="Symbol" w:hAnsi="Symbol" w:hint="default"/>
+      </w:rPr>
+    </w:lvl>
+    <w:lvl w:ilvl="4" w:tplc="04090003" w:tentative="1">
+      <w:start w:val="1"/>
+      <w:numFmt w:val="bullet"/>
+      <w:lvlText w:val="o"/>
+      <w:lvlJc w:val="left"/>
+      <w:pPr>
+        <w:ind w:left="4520" w:hanging="360"/>
+      </w:pPr>
+      <w:rPr>
+        <w:rFonts w:ascii="Courier New" w:hAnsi="Courier New" w:cs="Courier New" w:hint="default"/>
+      </w:rPr>
+    </w:lvl>
+    <w:lvl w:ilvl="5" w:tplc="04090005" w:tentative="1">
+      <w:start w:val="1"/>
+      <w:numFmt w:val="bullet"/>
+      <w:lvlText w:val=""/>
+      <w:lvlJc w:val="left"/>
+      <w:pPr>
+        <w:ind w:left="5240" w:hanging="360"/>
+      </w:pPr>
+      <w:rPr>
+        <w:rFonts w:ascii="Wingdings" w:hAnsi="Wingdings" w:hint="default"/>
+      </w:rPr>
+    </w:lvl>
+    <w:lvl w:ilvl="6" w:tplc="04090001" w:tentative="1">
+      <w:start w:val="1"/>
+      <w:numFmt w:val="bullet"/>
+      <w:lvlText w:val=""/>
+      <w:lvlJc w:val="left"/>
+      <w:pPr>
+        <w:ind w:left="5960" w:hanging="360"/>
+      </w:pPr>
+      <w:rPr>
+        <w:rFonts w:ascii="Symbol" w:hAnsi="Symbol" w:hint="default"/>
+      </w:rPr>
+    </w:lvl>
+    <w:lvl w:ilvl="7" w:tplc="04090003" w:tentative="1">
+      <w:start w:val="1"/>
+      <w:numFmt w:val="bullet"/>
+      <w:lvlText w:val="o"/>
+      <w:lvlJc w:val="left"/>
+      <w:pPr>
+        <w:ind w:left="6680" w:hanging="360"/>
+      </w:pPr>
+      <w:rPr>
+        <w:rFonts w:ascii="Courier New" w:hAnsi="Courier New" w:cs="Courier New" w:hint="default"/>
+      </w:rPr>
+    </w:lvl>
+    <w:lvl w:ilvl="8" w:tplc="04090005" w:tentative="1">
+      <w:start w:val="1"/>
+      <w:numFmt w:val="bullet"/>
+      <w:lvlText w:val=""/>
+      <w:lvlJc w:val="left"/>
+      <w:pPr>
+        <w:ind w:left="7400" w:hanging="360"/>
+      </w:pPr>
+      <w:rPr>
+        <w:rFonts w:ascii="Wingdings" w:hAnsi="Wingdings" w:hint="default"/>
+      </w:rPr>
+    </w:lvl>
+  </w:abstractNum>
+  <w:abstractNum w:abstractNumId="36" w15:restartNumberingAfterBreak="0">
     <w:nsid w:val="5AB62E9D"/>
     <w:multiLevelType w:val="multilevel"/>
     <w:tmpl w:val="4AC01EC8"/>
@@ -26770,7 +31390,391 @@
       </w:rPr>
     </w:lvl>
   </w:abstractNum>
-  <w:abstractNum w:abstractNumId="26" w15:restartNumberingAfterBreak="0">
+  <w:abstractNum w:abstractNumId="37" w15:restartNumberingAfterBreak="0">
+    <w:nsid w:val="5B3126B9"/>
+    <w:multiLevelType w:val="multilevel"/>
+    <w:tmpl w:val="64602E4A"/>
+    <w:lvl w:ilvl="0">
+      <w:start w:val="1"/>
+      <w:numFmt w:val="bullet"/>
+      <w:lvlText w:val=""/>
+      <w:lvlJc w:val="left"/>
+      <w:pPr>
+        <w:tabs>
+          <w:tab w:val="num" w:pos="720"/>
+        </w:tabs>
+        <w:ind w:left="720" w:hanging="360"/>
+      </w:pPr>
+      <w:rPr>
+        <w:rFonts w:ascii="Symbol" w:hAnsi="Symbol" w:hint="default"/>
+        <w:sz w:val="20"/>
+      </w:rPr>
+    </w:lvl>
+    <w:lvl w:ilvl="1">
+      <w:start w:val="1"/>
+      <w:numFmt w:val="bullet"/>
+      <w:lvlText w:val=""/>
+      <w:lvlJc w:val="left"/>
+      <w:pPr>
+        <w:tabs>
+          <w:tab w:val="num" w:pos="1440"/>
+        </w:tabs>
+        <w:ind w:left="1440" w:hanging="360"/>
+      </w:pPr>
+      <w:rPr>
+        <w:rFonts w:ascii="Symbol" w:hAnsi="Symbol" w:hint="default"/>
+        <w:sz w:val="20"/>
+      </w:rPr>
+    </w:lvl>
+    <w:lvl w:ilvl="2" w:tentative="1">
+      <w:start w:val="1"/>
+      <w:numFmt w:val="bullet"/>
+      <w:lvlText w:val=""/>
+      <w:lvlJc w:val="left"/>
+      <w:pPr>
+        <w:tabs>
+          <w:tab w:val="num" w:pos="2160"/>
+        </w:tabs>
+        <w:ind w:left="2160" w:hanging="360"/>
+      </w:pPr>
+      <w:rPr>
+        <w:rFonts w:ascii="Symbol" w:hAnsi="Symbol" w:hint="default"/>
+        <w:sz w:val="20"/>
+      </w:rPr>
+    </w:lvl>
+    <w:lvl w:ilvl="3" w:tentative="1">
+      <w:start w:val="1"/>
+      <w:numFmt w:val="bullet"/>
+      <w:lvlText w:val=""/>
+      <w:lvlJc w:val="left"/>
+      <w:pPr>
+        <w:tabs>
+          <w:tab w:val="num" w:pos="2880"/>
+        </w:tabs>
+        <w:ind w:left="2880" w:hanging="360"/>
+      </w:pPr>
+      <w:rPr>
+        <w:rFonts w:ascii="Symbol" w:hAnsi="Symbol" w:hint="default"/>
+        <w:sz w:val="20"/>
+      </w:rPr>
+    </w:lvl>
+    <w:lvl w:ilvl="4" w:tentative="1">
+      <w:start w:val="1"/>
+      <w:numFmt w:val="bullet"/>
+      <w:lvlText w:val=""/>
+      <w:lvlJc w:val="left"/>
+      <w:pPr>
+        <w:tabs>
+          <w:tab w:val="num" w:pos="3600"/>
+        </w:tabs>
+        <w:ind w:left="3600" w:hanging="360"/>
+      </w:pPr>
+      <w:rPr>
+        <w:rFonts w:ascii="Symbol" w:hAnsi="Symbol" w:hint="default"/>
+        <w:sz w:val="20"/>
+      </w:rPr>
+    </w:lvl>
+    <w:lvl w:ilvl="5" w:tentative="1">
+      <w:start w:val="1"/>
+      <w:numFmt w:val="bullet"/>
+      <w:lvlText w:val=""/>
+      <w:lvlJc w:val="left"/>
+      <w:pPr>
+        <w:tabs>
+          <w:tab w:val="num" w:pos="4320"/>
+        </w:tabs>
+        <w:ind w:left="4320" w:hanging="360"/>
+      </w:pPr>
+      <w:rPr>
+        <w:rFonts w:ascii="Symbol" w:hAnsi="Symbol" w:hint="default"/>
+        <w:sz w:val="20"/>
+      </w:rPr>
+    </w:lvl>
+    <w:lvl w:ilvl="6" w:tentative="1">
+      <w:start w:val="1"/>
+      <w:numFmt w:val="bullet"/>
+      <w:lvlText w:val=""/>
+      <w:lvlJc w:val="left"/>
+      <w:pPr>
+        <w:tabs>
+          <w:tab w:val="num" w:pos="5040"/>
+        </w:tabs>
+        <w:ind w:left="5040" w:hanging="360"/>
+      </w:pPr>
+      <w:rPr>
+        <w:rFonts w:ascii="Symbol" w:hAnsi="Symbol" w:hint="default"/>
+        <w:sz w:val="20"/>
+      </w:rPr>
+    </w:lvl>
+    <w:lvl w:ilvl="7" w:tentative="1">
+      <w:start w:val="1"/>
+      <w:numFmt w:val="bullet"/>
+      <w:lvlText w:val=""/>
+      <w:lvlJc w:val="left"/>
+      <w:pPr>
+        <w:tabs>
+          <w:tab w:val="num" w:pos="5760"/>
+        </w:tabs>
+        <w:ind w:left="5760" w:hanging="360"/>
+      </w:pPr>
+      <w:rPr>
+        <w:rFonts w:ascii="Symbol" w:hAnsi="Symbol" w:hint="default"/>
+        <w:sz w:val="20"/>
+      </w:rPr>
+    </w:lvl>
+    <w:lvl w:ilvl="8" w:tentative="1">
+      <w:start w:val="1"/>
+      <w:numFmt w:val="bullet"/>
+      <w:lvlText w:val=""/>
+      <w:lvlJc w:val="left"/>
+      <w:pPr>
+        <w:tabs>
+          <w:tab w:val="num" w:pos="6480"/>
+        </w:tabs>
+        <w:ind w:left="6480" w:hanging="360"/>
+      </w:pPr>
+      <w:rPr>
+        <w:rFonts w:ascii="Symbol" w:hAnsi="Symbol" w:hint="default"/>
+        <w:sz w:val="20"/>
+      </w:rPr>
+    </w:lvl>
+  </w:abstractNum>
+  <w:abstractNum w:abstractNumId="38" w15:restartNumberingAfterBreak="0">
+    <w:nsid w:val="5BD96947"/>
+    <w:multiLevelType w:val="multilevel"/>
+    <w:tmpl w:val="10BC7A8E"/>
+    <w:lvl w:ilvl="0">
+      <w:start w:val="1"/>
+      <w:numFmt w:val="bullet"/>
+      <w:lvlText w:val=""/>
+      <w:lvlJc w:val="left"/>
+      <w:pPr>
+        <w:tabs>
+          <w:tab w:val="num" w:pos="720"/>
+        </w:tabs>
+        <w:ind w:left="720" w:hanging="360"/>
+      </w:pPr>
+      <w:rPr>
+        <w:rFonts w:ascii="Symbol" w:hAnsi="Symbol" w:hint="default"/>
+        <w:sz w:val="20"/>
+      </w:rPr>
+    </w:lvl>
+    <w:lvl w:ilvl="1">
+      <w:start w:val="1"/>
+      <w:numFmt w:val="bullet"/>
+      <w:lvlText w:val=""/>
+      <w:lvlJc w:val="left"/>
+      <w:pPr>
+        <w:tabs>
+          <w:tab w:val="num" w:pos="1440"/>
+        </w:tabs>
+        <w:ind w:left="1440" w:hanging="360"/>
+      </w:pPr>
+      <w:rPr>
+        <w:rFonts w:ascii="Symbol" w:hAnsi="Symbol" w:hint="default"/>
+        <w:sz w:val="20"/>
+      </w:rPr>
+    </w:lvl>
+    <w:lvl w:ilvl="2" w:tentative="1">
+      <w:start w:val="1"/>
+      <w:numFmt w:val="bullet"/>
+      <w:lvlText w:val=""/>
+      <w:lvlJc w:val="left"/>
+      <w:pPr>
+        <w:tabs>
+          <w:tab w:val="num" w:pos="2160"/>
+        </w:tabs>
+        <w:ind w:left="2160" w:hanging="360"/>
+      </w:pPr>
+      <w:rPr>
+        <w:rFonts w:ascii="Symbol" w:hAnsi="Symbol" w:hint="default"/>
+        <w:sz w:val="20"/>
+      </w:rPr>
+    </w:lvl>
+    <w:lvl w:ilvl="3" w:tentative="1">
+      <w:start w:val="1"/>
+      <w:numFmt w:val="bullet"/>
+      <w:lvlText w:val=""/>
+      <w:lvlJc w:val="left"/>
+      <w:pPr>
+        <w:tabs>
+          <w:tab w:val="num" w:pos="2880"/>
+        </w:tabs>
+        <w:ind w:left="2880" w:hanging="360"/>
+      </w:pPr>
+      <w:rPr>
+        <w:rFonts w:ascii="Symbol" w:hAnsi="Symbol" w:hint="default"/>
+        <w:sz w:val="20"/>
+      </w:rPr>
+    </w:lvl>
+    <w:lvl w:ilvl="4" w:tentative="1">
+      <w:start w:val="1"/>
+      <w:numFmt w:val="bullet"/>
+      <w:lvlText w:val=""/>
+      <w:lvlJc w:val="left"/>
+      <w:pPr>
+        <w:tabs>
+          <w:tab w:val="num" w:pos="3600"/>
+        </w:tabs>
+        <w:ind w:left="3600" w:hanging="360"/>
+      </w:pPr>
+      <w:rPr>
+        <w:rFonts w:ascii="Symbol" w:hAnsi="Symbol" w:hint="default"/>
+        <w:sz w:val="20"/>
+      </w:rPr>
+    </w:lvl>
+    <w:lvl w:ilvl="5" w:tentative="1">
+      <w:start w:val="1"/>
+      <w:numFmt w:val="bullet"/>
+      <w:lvlText w:val=""/>
+      <w:lvlJc w:val="left"/>
+      <w:pPr>
+        <w:tabs>
+          <w:tab w:val="num" w:pos="4320"/>
+        </w:tabs>
+        <w:ind w:left="4320" w:hanging="360"/>
+      </w:pPr>
+      <w:rPr>
+        <w:rFonts w:ascii="Symbol" w:hAnsi="Symbol" w:hint="default"/>
+        <w:sz w:val="20"/>
+      </w:rPr>
+    </w:lvl>
+    <w:lvl w:ilvl="6" w:tentative="1">
+      <w:start w:val="1"/>
+      <w:numFmt w:val="bullet"/>
+      <w:lvlText w:val=""/>
+      <w:lvlJc w:val="left"/>
+      <w:pPr>
+        <w:tabs>
+          <w:tab w:val="num" w:pos="5040"/>
+        </w:tabs>
+        <w:ind w:left="5040" w:hanging="360"/>
+      </w:pPr>
+      <w:rPr>
+        <w:rFonts w:ascii="Symbol" w:hAnsi="Symbol" w:hint="default"/>
+        <w:sz w:val="20"/>
+      </w:rPr>
+    </w:lvl>
+    <w:lvl w:ilvl="7" w:tentative="1">
+      <w:start w:val="1"/>
+      <w:numFmt w:val="bullet"/>
+      <w:lvlText w:val=""/>
+      <w:lvlJc w:val="left"/>
+      <w:pPr>
+        <w:tabs>
+          <w:tab w:val="num" w:pos="5760"/>
+        </w:tabs>
+        <w:ind w:left="5760" w:hanging="360"/>
+      </w:pPr>
+      <w:rPr>
+        <w:rFonts w:ascii="Symbol" w:hAnsi="Symbol" w:hint="default"/>
+        <w:sz w:val="20"/>
+      </w:rPr>
+    </w:lvl>
+    <w:lvl w:ilvl="8" w:tentative="1">
+      <w:start w:val="1"/>
+      <w:numFmt w:val="bullet"/>
+      <w:lvlText w:val=""/>
+      <w:lvlJc w:val="left"/>
+      <w:pPr>
+        <w:tabs>
+          <w:tab w:val="num" w:pos="6480"/>
+        </w:tabs>
+        <w:ind w:left="6480" w:hanging="360"/>
+      </w:pPr>
+      <w:rPr>
+        <w:rFonts w:ascii="Symbol" w:hAnsi="Symbol" w:hint="default"/>
+        <w:sz w:val="20"/>
+      </w:rPr>
+    </w:lvl>
+  </w:abstractNum>
+  <w:abstractNum w:abstractNumId="39" w15:restartNumberingAfterBreak="0">
+    <w:nsid w:val="5CCA698D"/>
+    <w:multiLevelType w:val="hybridMultilevel"/>
+    <w:tmpl w:val="42CE67D0"/>
+    <w:lvl w:ilvl="0" w:tplc="0409000F">
+      <w:start w:val="1"/>
+      <w:numFmt w:val="decimal"/>
+      <w:lvlText w:val="%1."/>
+      <w:lvlJc w:val="left"/>
+      <w:pPr>
+        <w:ind w:left="720" w:hanging="360"/>
+      </w:pPr>
+    </w:lvl>
+    <w:lvl w:ilvl="1" w:tplc="04090019" w:tentative="1">
+      <w:start w:val="1"/>
+      <w:numFmt w:val="lowerLetter"/>
+      <w:lvlText w:val="%2."/>
+      <w:lvlJc w:val="left"/>
+      <w:pPr>
+        <w:ind w:left="1440" w:hanging="360"/>
+      </w:pPr>
+    </w:lvl>
+    <w:lvl w:ilvl="2" w:tplc="0409001B" w:tentative="1">
+      <w:start w:val="1"/>
+      <w:numFmt w:val="lowerRoman"/>
+      <w:lvlText w:val="%3."/>
+      <w:lvlJc w:val="right"/>
+      <w:pPr>
+        <w:ind w:left="2160" w:hanging="180"/>
+      </w:pPr>
+    </w:lvl>
+    <w:lvl w:ilvl="3" w:tplc="0409000F" w:tentative="1">
+      <w:start w:val="1"/>
+      <w:numFmt w:val="decimal"/>
+      <w:lvlText w:val="%4."/>
+      <w:lvlJc w:val="left"/>
+      <w:pPr>
+        <w:ind w:left="2880" w:hanging="360"/>
+      </w:pPr>
+    </w:lvl>
+    <w:lvl w:ilvl="4" w:tplc="04090019" w:tentative="1">
+      <w:start w:val="1"/>
+      <w:numFmt w:val="lowerLetter"/>
+      <w:lvlText w:val="%5."/>
+      <w:lvlJc w:val="left"/>
+      <w:pPr>
+        <w:ind w:left="3600" w:hanging="360"/>
+      </w:pPr>
+    </w:lvl>
+    <w:lvl w:ilvl="5" w:tplc="0409001B" w:tentative="1">
+      <w:start w:val="1"/>
+      <w:numFmt w:val="lowerRoman"/>
+      <w:lvlText w:val="%6."/>
+      <w:lvlJc w:val="right"/>
+      <w:pPr>
+        <w:ind w:left="4320" w:hanging="180"/>
+      </w:pPr>
+    </w:lvl>
+    <w:lvl w:ilvl="6" w:tplc="0409000F" w:tentative="1">
+      <w:start w:val="1"/>
+      <w:numFmt w:val="decimal"/>
+      <w:lvlText w:val="%7."/>
+      <w:lvlJc w:val="left"/>
+      <w:pPr>
+        <w:ind w:left="5040" w:hanging="360"/>
+      </w:pPr>
+    </w:lvl>
+    <w:lvl w:ilvl="7" w:tplc="04090019" w:tentative="1">
+      <w:start w:val="1"/>
+      <w:numFmt w:val="lowerLetter"/>
+      <w:lvlText w:val="%8."/>
+      <w:lvlJc w:val="left"/>
+      <w:pPr>
+        <w:ind w:left="5760" w:hanging="360"/>
+      </w:pPr>
+    </w:lvl>
+    <w:lvl w:ilvl="8" w:tplc="0409001B" w:tentative="1">
+      <w:start w:val="1"/>
+      <w:numFmt w:val="lowerRoman"/>
+      <w:lvlText w:val="%9."/>
+      <w:lvlJc w:val="right"/>
+      <w:pPr>
+        <w:ind w:left="6480" w:hanging="180"/>
+      </w:pPr>
+    </w:lvl>
+  </w:abstractNum>
+  <w:abstractNum w:abstractNumId="40" w15:restartNumberingAfterBreak="0">
     <w:nsid w:val="5CD75B87"/>
     <w:multiLevelType w:val="hybridMultilevel"/>
     <w:tmpl w:val="23AE42B4"/>
@@ -26883,7 +31887,7 @@
       </w:rPr>
     </w:lvl>
   </w:abstractNum>
-  <w:abstractNum w:abstractNumId="27" w15:restartNumberingAfterBreak="0">
+  <w:abstractNum w:abstractNumId="41" w15:restartNumberingAfterBreak="0">
     <w:nsid w:val="5D99751D"/>
     <w:multiLevelType w:val="hybridMultilevel"/>
     <w:tmpl w:val="ADD2CDE8"/>
@@ -26996,7 +32000,684 @@
       </w:rPr>
     </w:lvl>
   </w:abstractNum>
-  <w:abstractNum w:abstractNumId="28" w15:restartNumberingAfterBreak="0">
+  <w:abstractNum w:abstractNumId="42" w15:restartNumberingAfterBreak="0">
+    <w:nsid w:val="62017C1D"/>
+    <w:multiLevelType w:val="multilevel"/>
+    <w:tmpl w:val="71B8343E"/>
+    <w:lvl w:ilvl="0">
+      <w:start w:val="1"/>
+      <w:numFmt w:val="bullet"/>
+      <w:lvlText w:val=""/>
+      <w:lvlJc w:val="left"/>
+      <w:pPr>
+        <w:tabs>
+          <w:tab w:val="num" w:pos="720"/>
+        </w:tabs>
+        <w:ind w:left="720" w:hanging="360"/>
+      </w:pPr>
+      <w:rPr>
+        <w:rFonts w:ascii="Symbol" w:hAnsi="Symbol" w:hint="default"/>
+        <w:sz w:val="20"/>
+      </w:rPr>
+    </w:lvl>
+    <w:lvl w:ilvl="1">
+      <w:start w:val="1"/>
+      <w:numFmt w:val="bullet"/>
+      <w:lvlText w:val=""/>
+      <w:lvlJc w:val="left"/>
+      <w:pPr>
+        <w:tabs>
+          <w:tab w:val="num" w:pos="1440"/>
+        </w:tabs>
+        <w:ind w:left="1440" w:hanging="360"/>
+      </w:pPr>
+      <w:rPr>
+        <w:rFonts w:ascii="Symbol" w:hAnsi="Symbol" w:hint="default"/>
+        <w:sz w:val="20"/>
+      </w:rPr>
+    </w:lvl>
+    <w:lvl w:ilvl="2" w:tentative="1">
+      <w:start w:val="1"/>
+      <w:numFmt w:val="bullet"/>
+      <w:lvlText w:val=""/>
+      <w:lvlJc w:val="left"/>
+      <w:pPr>
+        <w:tabs>
+          <w:tab w:val="num" w:pos="2160"/>
+        </w:tabs>
+        <w:ind w:left="2160" w:hanging="360"/>
+      </w:pPr>
+      <w:rPr>
+        <w:rFonts w:ascii="Symbol" w:hAnsi="Symbol" w:hint="default"/>
+        <w:sz w:val="20"/>
+      </w:rPr>
+    </w:lvl>
+    <w:lvl w:ilvl="3" w:tentative="1">
+      <w:start w:val="1"/>
+      <w:numFmt w:val="bullet"/>
+      <w:lvlText w:val=""/>
+      <w:lvlJc w:val="left"/>
+      <w:pPr>
+        <w:tabs>
+          <w:tab w:val="num" w:pos="2880"/>
+        </w:tabs>
+        <w:ind w:left="2880" w:hanging="360"/>
+      </w:pPr>
+      <w:rPr>
+        <w:rFonts w:ascii="Symbol" w:hAnsi="Symbol" w:hint="default"/>
+        <w:sz w:val="20"/>
+      </w:rPr>
+    </w:lvl>
+    <w:lvl w:ilvl="4" w:tentative="1">
+      <w:start w:val="1"/>
+      <w:numFmt w:val="bullet"/>
+      <w:lvlText w:val=""/>
+      <w:lvlJc w:val="left"/>
+      <w:pPr>
+        <w:tabs>
+          <w:tab w:val="num" w:pos="3600"/>
+        </w:tabs>
+        <w:ind w:left="3600" w:hanging="360"/>
+      </w:pPr>
+      <w:rPr>
+        <w:rFonts w:ascii="Symbol" w:hAnsi="Symbol" w:hint="default"/>
+        <w:sz w:val="20"/>
+      </w:rPr>
+    </w:lvl>
+    <w:lvl w:ilvl="5" w:tentative="1">
+      <w:start w:val="1"/>
+      <w:numFmt w:val="bullet"/>
+      <w:lvlText w:val=""/>
+      <w:lvlJc w:val="left"/>
+      <w:pPr>
+        <w:tabs>
+          <w:tab w:val="num" w:pos="4320"/>
+        </w:tabs>
+        <w:ind w:left="4320" w:hanging="360"/>
+      </w:pPr>
+      <w:rPr>
+        <w:rFonts w:ascii="Symbol" w:hAnsi="Symbol" w:hint="default"/>
+        <w:sz w:val="20"/>
+      </w:rPr>
+    </w:lvl>
+    <w:lvl w:ilvl="6" w:tentative="1">
+      <w:start w:val="1"/>
+      <w:numFmt w:val="bullet"/>
+      <w:lvlText w:val=""/>
+      <w:lvlJc w:val="left"/>
+      <w:pPr>
+        <w:tabs>
+          <w:tab w:val="num" w:pos="5040"/>
+        </w:tabs>
+        <w:ind w:left="5040" w:hanging="360"/>
+      </w:pPr>
+      <w:rPr>
+        <w:rFonts w:ascii="Symbol" w:hAnsi="Symbol" w:hint="default"/>
+        <w:sz w:val="20"/>
+      </w:rPr>
+    </w:lvl>
+    <w:lvl w:ilvl="7" w:tentative="1">
+      <w:start w:val="1"/>
+      <w:numFmt w:val="bullet"/>
+      <w:lvlText w:val=""/>
+      <w:lvlJc w:val="left"/>
+      <w:pPr>
+        <w:tabs>
+          <w:tab w:val="num" w:pos="5760"/>
+        </w:tabs>
+        <w:ind w:left="5760" w:hanging="360"/>
+      </w:pPr>
+      <w:rPr>
+        <w:rFonts w:ascii="Symbol" w:hAnsi="Symbol" w:hint="default"/>
+        <w:sz w:val="20"/>
+      </w:rPr>
+    </w:lvl>
+    <w:lvl w:ilvl="8" w:tentative="1">
+      <w:start w:val="1"/>
+      <w:numFmt w:val="bullet"/>
+      <w:lvlText w:val=""/>
+      <w:lvlJc w:val="left"/>
+      <w:pPr>
+        <w:tabs>
+          <w:tab w:val="num" w:pos="6480"/>
+        </w:tabs>
+        <w:ind w:left="6480" w:hanging="360"/>
+      </w:pPr>
+      <w:rPr>
+        <w:rFonts w:ascii="Symbol" w:hAnsi="Symbol" w:hint="default"/>
+        <w:sz w:val="20"/>
+      </w:rPr>
+    </w:lvl>
+  </w:abstractNum>
+  <w:abstractNum w:abstractNumId="43" w15:restartNumberingAfterBreak="0">
+    <w:nsid w:val="6206480E"/>
+    <w:multiLevelType w:val="multilevel"/>
+    <w:tmpl w:val="F2AA16C0"/>
+    <w:lvl w:ilvl="0">
+      <w:start w:val="1"/>
+      <w:numFmt w:val="decimal"/>
+      <w:lvlText w:val="%1."/>
+      <w:lvlJc w:val="left"/>
+      <w:pPr>
+        <w:tabs>
+          <w:tab w:val="num" w:pos="720"/>
+        </w:tabs>
+        <w:ind w:left="720" w:hanging="360"/>
+      </w:pPr>
+    </w:lvl>
+    <w:lvl w:ilvl="1" w:tentative="1">
+      <w:start w:val="1"/>
+      <w:numFmt w:val="decimal"/>
+      <w:lvlText w:val="%2."/>
+      <w:lvlJc w:val="left"/>
+      <w:pPr>
+        <w:tabs>
+          <w:tab w:val="num" w:pos="1440"/>
+        </w:tabs>
+        <w:ind w:left="1440" w:hanging="360"/>
+      </w:pPr>
+    </w:lvl>
+    <w:lvl w:ilvl="2" w:tentative="1">
+      <w:start w:val="1"/>
+      <w:numFmt w:val="decimal"/>
+      <w:lvlText w:val="%3."/>
+      <w:lvlJc w:val="left"/>
+      <w:pPr>
+        <w:tabs>
+          <w:tab w:val="num" w:pos="2160"/>
+        </w:tabs>
+        <w:ind w:left="2160" w:hanging="360"/>
+      </w:pPr>
+    </w:lvl>
+    <w:lvl w:ilvl="3" w:tentative="1">
+      <w:start w:val="1"/>
+      <w:numFmt w:val="decimal"/>
+      <w:lvlText w:val="%4."/>
+      <w:lvlJc w:val="left"/>
+      <w:pPr>
+        <w:tabs>
+          <w:tab w:val="num" w:pos="2880"/>
+        </w:tabs>
+        <w:ind w:left="2880" w:hanging="360"/>
+      </w:pPr>
+    </w:lvl>
+    <w:lvl w:ilvl="4" w:tentative="1">
+      <w:start w:val="1"/>
+      <w:numFmt w:val="decimal"/>
+      <w:lvlText w:val="%5."/>
+      <w:lvlJc w:val="left"/>
+      <w:pPr>
+        <w:tabs>
+          <w:tab w:val="num" w:pos="3600"/>
+        </w:tabs>
+        <w:ind w:left="3600" w:hanging="360"/>
+      </w:pPr>
+    </w:lvl>
+    <w:lvl w:ilvl="5" w:tentative="1">
+      <w:start w:val="1"/>
+      <w:numFmt w:val="decimal"/>
+      <w:lvlText w:val="%6."/>
+      <w:lvlJc w:val="left"/>
+      <w:pPr>
+        <w:tabs>
+          <w:tab w:val="num" w:pos="4320"/>
+        </w:tabs>
+        <w:ind w:left="4320" w:hanging="360"/>
+      </w:pPr>
+    </w:lvl>
+    <w:lvl w:ilvl="6" w:tentative="1">
+      <w:start w:val="1"/>
+      <w:numFmt w:val="decimal"/>
+      <w:lvlText w:val="%7."/>
+      <w:lvlJc w:val="left"/>
+      <w:pPr>
+        <w:tabs>
+          <w:tab w:val="num" w:pos="5040"/>
+        </w:tabs>
+        <w:ind w:left="5040" w:hanging="360"/>
+      </w:pPr>
+    </w:lvl>
+    <w:lvl w:ilvl="7" w:tentative="1">
+      <w:start w:val="1"/>
+      <w:numFmt w:val="decimal"/>
+      <w:lvlText w:val="%8."/>
+      <w:lvlJc w:val="left"/>
+      <w:pPr>
+        <w:tabs>
+          <w:tab w:val="num" w:pos="5760"/>
+        </w:tabs>
+        <w:ind w:left="5760" w:hanging="360"/>
+      </w:pPr>
+    </w:lvl>
+    <w:lvl w:ilvl="8" w:tentative="1">
+      <w:start w:val="1"/>
+      <w:numFmt w:val="decimal"/>
+      <w:lvlText w:val="%9."/>
+      <w:lvlJc w:val="left"/>
+      <w:pPr>
+        <w:tabs>
+          <w:tab w:val="num" w:pos="6480"/>
+        </w:tabs>
+        <w:ind w:left="6480" w:hanging="360"/>
+      </w:pPr>
+    </w:lvl>
+  </w:abstractNum>
+  <w:abstractNum w:abstractNumId="44" w15:restartNumberingAfterBreak="0">
+    <w:nsid w:val="6509635A"/>
+    <w:multiLevelType w:val="multilevel"/>
+    <w:tmpl w:val="8EF02D2C"/>
+    <w:lvl w:ilvl="0">
+      <w:start w:val="1"/>
+      <w:numFmt w:val="bullet"/>
+      <w:lvlText w:val=""/>
+      <w:lvlJc w:val="left"/>
+      <w:pPr>
+        <w:tabs>
+          <w:tab w:val="num" w:pos="720"/>
+        </w:tabs>
+        <w:ind w:left="720" w:hanging="360"/>
+      </w:pPr>
+      <w:rPr>
+        <w:rFonts w:ascii="Symbol" w:hAnsi="Symbol" w:hint="default"/>
+        <w:sz w:val="20"/>
+      </w:rPr>
+    </w:lvl>
+    <w:lvl w:ilvl="1">
+      <w:start w:val="1"/>
+      <w:numFmt w:val="bullet"/>
+      <w:lvlText w:val=""/>
+      <w:lvlJc w:val="left"/>
+      <w:pPr>
+        <w:tabs>
+          <w:tab w:val="num" w:pos="1440"/>
+        </w:tabs>
+        <w:ind w:left="1440" w:hanging="360"/>
+      </w:pPr>
+      <w:rPr>
+        <w:rFonts w:ascii="Symbol" w:hAnsi="Symbol" w:hint="default"/>
+        <w:sz w:val="20"/>
+      </w:rPr>
+    </w:lvl>
+    <w:lvl w:ilvl="2" w:tentative="1">
+      <w:start w:val="1"/>
+      <w:numFmt w:val="bullet"/>
+      <w:lvlText w:val=""/>
+      <w:lvlJc w:val="left"/>
+      <w:pPr>
+        <w:tabs>
+          <w:tab w:val="num" w:pos="2160"/>
+        </w:tabs>
+        <w:ind w:left="2160" w:hanging="360"/>
+      </w:pPr>
+      <w:rPr>
+        <w:rFonts w:ascii="Symbol" w:hAnsi="Symbol" w:hint="default"/>
+        <w:sz w:val="20"/>
+      </w:rPr>
+    </w:lvl>
+    <w:lvl w:ilvl="3" w:tentative="1">
+      <w:start w:val="1"/>
+      <w:numFmt w:val="bullet"/>
+      <w:lvlText w:val=""/>
+      <w:lvlJc w:val="left"/>
+      <w:pPr>
+        <w:tabs>
+          <w:tab w:val="num" w:pos="2880"/>
+        </w:tabs>
+        <w:ind w:left="2880" w:hanging="360"/>
+      </w:pPr>
+      <w:rPr>
+        <w:rFonts w:ascii="Symbol" w:hAnsi="Symbol" w:hint="default"/>
+        <w:sz w:val="20"/>
+      </w:rPr>
+    </w:lvl>
+    <w:lvl w:ilvl="4" w:tentative="1">
+      <w:start w:val="1"/>
+      <w:numFmt w:val="bullet"/>
+      <w:lvlText w:val=""/>
+      <w:lvlJc w:val="left"/>
+      <w:pPr>
+        <w:tabs>
+          <w:tab w:val="num" w:pos="3600"/>
+        </w:tabs>
+        <w:ind w:left="3600" w:hanging="360"/>
+      </w:pPr>
+      <w:rPr>
+        <w:rFonts w:ascii="Symbol" w:hAnsi="Symbol" w:hint="default"/>
+        <w:sz w:val="20"/>
+      </w:rPr>
+    </w:lvl>
+    <w:lvl w:ilvl="5" w:tentative="1">
+      <w:start w:val="1"/>
+      <w:numFmt w:val="bullet"/>
+      <w:lvlText w:val=""/>
+      <w:lvlJc w:val="left"/>
+      <w:pPr>
+        <w:tabs>
+          <w:tab w:val="num" w:pos="4320"/>
+        </w:tabs>
+        <w:ind w:left="4320" w:hanging="360"/>
+      </w:pPr>
+      <w:rPr>
+        <w:rFonts w:ascii="Symbol" w:hAnsi="Symbol" w:hint="default"/>
+        <w:sz w:val="20"/>
+      </w:rPr>
+    </w:lvl>
+    <w:lvl w:ilvl="6" w:tentative="1">
+      <w:start w:val="1"/>
+      <w:numFmt w:val="bullet"/>
+      <w:lvlText w:val=""/>
+      <w:lvlJc w:val="left"/>
+      <w:pPr>
+        <w:tabs>
+          <w:tab w:val="num" w:pos="5040"/>
+        </w:tabs>
+        <w:ind w:left="5040" w:hanging="360"/>
+      </w:pPr>
+      <w:rPr>
+        <w:rFonts w:ascii="Symbol" w:hAnsi="Symbol" w:hint="default"/>
+        <w:sz w:val="20"/>
+      </w:rPr>
+    </w:lvl>
+    <w:lvl w:ilvl="7" w:tentative="1">
+      <w:start w:val="1"/>
+      <w:numFmt w:val="bullet"/>
+      <w:lvlText w:val=""/>
+      <w:lvlJc w:val="left"/>
+      <w:pPr>
+        <w:tabs>
+          <w:tab w:val="num" w:pos="5760"/>
+        </w:tabs>
+        <w:ind w:left="5760" w:hanging="360"/>
+      </w:pPr>
+      <w:rPr>
+        <w:rFonts w:ascii="Symbol" w:hAnsi="Symbol" w:hint="default"/>
+        <w:sz w:val="20"/>
+      </w:rPr>
+    </w:lvl>
+    <w:lvl w:ilvl="8" w:tentative="1">
+      <w:start w:val="1"/>
+      <w:numFmt w:val="bullet"/>
+      <w:lvlText w:val=""/>
+      <w:lvlJc w:val="left"/>
+      <w:pPr>
+        <w:tabs>
+          <w:tab w:val="num" w:pos="6480"/>
+        </w:tabs>
+        <w:ind w:left="6480" w:hanging="360"/>
+      </w:pPr>
+      <w:rPr>
+        <w:rFonts w:ascii="Symbol" w:hAnsi="Symbol" w:hint="default"/>
+        <w:sz w:val="20"/>
+      </w:rPr>
+    </w:lvl>
+  </w:abstractNum>
+  <w:abstractNum w:abstractNumId="45" w15:restartNumberingAfterBreak="0">
+    <w:nsid w:val="669C4869"/>
+    <w:multiLevelType w:val="multilevel"/>
+    <w:tmpl w:val="321016AA"/>
+    <w:lvl w:ilvl="0">
+      <w:start w:val="1"/>
+      <w:numFmt w:val="bullet"/>
+      <w:lvlText w:val=""/>
+      <w:lvlJc w:val="left"/>
+      <w:pPr>
+        <w:tabs>
+          <w:tab w:val="num" w:pos="720"/>
+        </w:tabs>
+        <w:ind w:left="720" w:hanging="360"/>
+      </w:pPr>
+      <w:rPr>
+        <w:rFonts w:ascii="Symbol" w:hAnsi="Symbol" w:hint="default"/>
+        <w:sz w:val="20"/>
+      </w:rPr>
+    </w:lvl>
+    <w:lvl w:ilvl="1" w:tentative="1">
+      <w:start w:val="1"/>
+      <w:numFmt w:val="bullet"/>
+      <w:lvlText w:val=""/>
+      <w:lvlJc w:val="left"/>
+      <w:pPr>
+        <w:tabs>
+          <w:tab w:val="num" w:pos="1440"/>
+        </w:tabs>
+        <w:ind w:left="1440" w:hanging="360"/>
+      </w:pPr>
+      <w:rPr>
+        <w:rFonts w:ascii="Symbol" w:hAnsi="Symbol" w:hint="default"/>
+        <w:sz w:val="20"/>
+      </w:rPr>
+    </w:lvl>
+    <w:lvl w:ilvl="2" w:tentative="1">
+      <w:start w:val="1"/>
+      <w:numFmt w:val="bullet"/>
+      <w:lvlText w:val=""/>
+      <w:lvlJc w:val="left"/>
+      <w:pPr>
+        <w:tabs>
+          <w:tab w:val="num" w:pos="2160"/>
+        </w:tabs>
+        <w:ind w:left="2160" w:hanging="360"/>
+      </w:pPr>
+      <w:rPr>
+        <w:rFonts w:ascii="Symbol" w:hAnsi="Symbol" w:hint="default"/>
+        <w:sz w:val="20"/>
+      </w:rPr>
+    </w:lvl>
+    <w:lvl w:ilvl="3" w:tentative="1">
+      <w:start w:val="1"/>
+      <w:numFmt w:val="bullet"/>
+      <w:lvlText w:val=""/>
+      <w:lvlJc w:val="left"/>
+      <w:pPr>
+        <w:tabs>
+          <w:tab w:val="num" w:pos="2880"/>
+        </w:tabs>
+        <w:ind w:left="2880" w:hanging="360"/>
+      </w:pPr>
+      <w:rPr>
+        <w:rFonts w:ascii="Symbol" w:hAnsi="Symbol" w:hint="default"/>
+        <w:sz w:val="20"/>
+      </w:rPr>
+    </w:lvl>
+    <w:lvl w:ilvl="4" w:tentative="1">
+      <w:start w:val="1"/>
+      <w:numFmt w:val="bullet"/>
+      <w:lvlText w:val=""/>
+      <w:lvlJc w:val="left"/>
+      <w:pPr>
+        <w:tabs>
+          <w:tab w:val="num" w:pos="3600"/>
+        </w:tabs>
+        <w:ind w:left="3600" w:hanging="360"/>
+      </w:pPr>
+      <w:rPr>
+        <w:rFonts w:ascii="Symbol" w:hAnsi="Symbol" w:hint="default"/>
+        <w:sz w:val="20"/>
+      </w:rPr>
+    </w:lvl>
+    <w:lvl w:ilvl="5" w:tentative="1">
+      <w:start w:val="1"/>
+      <w:numFmt w:val="bullet"/>
+      <w:lvlText w:val=""/>
+      <w:lvlJc w:val="left"/>
+      <w:pPr>
+        <w:tabs>
+          <w:tab w:val="num" w:pos="4320"/>
+        </w:tabs>
+        <w:ind w:left="4320" w:hanging="360"/>
+      </w:pPr>
+      <w:rPr>
+        <w:rFonts w:ascii="Symbol" w:hAnsi="Symbol" w:hint="default"/>
+        <w:sz w:val="20"/>
+      </w:rPr>
+    </w:lvl>
+    <w:lvl w:ilvl="6" w:tentative="1">
+      <w:start w:val="1"/>
+      <w:numFmt w:val="bullet"/>
+      <w:lvlText w:val=""/>
+      <w:lvlJc w:val="left"/>
+      <w:pPr>
+        <w:tabs>
+          <w:tab w:val="num" w:pos="5040"/>
+        </w:tabs>
+        <w:ind w:left="5040" w:hanging="360"/>
+      </w:pPr>
+      <w:rPr>
+        <w:rFonts w:ascii="Symbol" w:hAnsi="Symbol" w:hint="default"/>
+        <w:sz w:val="20"/>
+      </w:rPr>
+    </w:lvl>
+    <w:lvl w:ilvl="7" w:tentative="1">
+      <w:start w:val="1"/>
+      <w:numFmt w:val="bullet"/>
+      <w:lvlText w:val=""/>
+      <w:lvlJc w:val="left"/>
+      <w:pPr>
+        <w:tabs>
+          <w:tab w:val="num" w:pos="5760"/>
+        </w:tabs>
+        <w:ind w:left="5760" w:hanging="360"/>
+      </w:pPr>
+      <w:rPr>
+        <w:rFonts w:ascii="Symbol" w:hAnsi="Symbol" w:hint="default"/>
+        <w:sz w:val="20"/>
+      </w:rPr>
+    </w:lvl>
+    <w:lvl w:ilvl="8" w:tentative="1">
+      <w:start w:val="1"/>
+      <w:numFmt w:val="bullet"/>
+      <w:lvlText w:val=""/>
+      <w:lvlJc w:val="left"/>
+      <w:pPr>
+        <w:tabs>
+          <w:tab w:val="num" w:pos="6480"/>
+        </w:tabs>
+        <w:ind w:left="6480" w:hanging="360"/>
+      </w:pPr>
+      <w:rPr>
+        <w:rFonts w:ascii="Symbol" w:hAnsi="Symbol" w:hint="default"/>
+        <w:sz w:val="20"/>
+      </w:rPr>
+    </w:lvl>
+  </w:abstractNum>
+  <w:abstractNum w:abstractNumId="46" w15:restartNumberingAfterBreak="0">
+    <w:nsid w:val="693C6229"/>
+    <w:multiLevelType w:val="multilevel"/>
+    <w:tmpl w:val="2CD090B0"/>
+    <w:lvl w:ilvl="0">
+      <w:start w:val="1"/>
+      <w:numFmt w:val="decimal"/>
+      <w:lvlText w:val="%1."/>
+      <w:lvlJc w:val="left"/>
+      <w:pPr>
+        <w:tabs>
+          <w:tab w:val="num" w:pos="360"/>
+        </w:tabs>
+        <w:ind w:left="360" w:hanging="360"/>
+      </w:pPr>
+    </w:lvl>
+    <w:lvl w:ilvl="1">
+      <w:start w:val="1"/>
+      <w:numFmt w:val="bullet"/>
+      <w:lvlText w:val=""/>
+      <w:lvlJc w:val="left"/>
+      <w:pPr>
+        <w:tabs>
+          <w:tab w:val="num" w:pos="1080"/>
+        </w:tabs>
+        <w:ind w:left="1080" w:hanging="360"/>
+      </w:pPr>
+      <w:rPr>
+        <w:rFonts w:ascii="Symbol" w:hAnsi="Symbol" w:hint="default"/>
+        <w:sz w:val="20"/>
+      </w:rPr>
+    </w:lvl>
+    <w:lvl w:ilvl="2" w:tentative="1">
+      <w:start w:val="1"/>
+      <w:numFmt w:val="decimal"/>
+      <w:lvlText w:val="%3."/>
+      <w:lvlJc w:val="left"/>
+      <w:pPr>
+        <w:tabs>
+          <w:tab w:val="num" w:pos="1800"/>
+        </w:tabs>
+        <w:ind w:left="1800" w:hanging="360"/>
+      </w:pPr>
+    </w:lvl>
+    <w:lvl w:ilvl="3" w:tentative="1">
+      <w:start w:val="1"/>
+      <w:numFmt w:val="decimal"/>
+      <w:lvlText w:val="%4."/>
+      <w:lvlJc w:val="left"/>
+      <w:pPr>
+        <w:tabs>
+          <w:tab w:val="num" w:pos="2520"/>
+        </w:tabs>
+        <w:ind w:left="2520" w:hanging="360"/>
+      </w:pPr>
+    </w:lvl>
+    <w:lvl w:ilvl="4" w:tentative="1">
+      <w:start w:val="1"/>
+      <w:numFmt w:val="decimal"/>
+      <w:lvlText w:val="%5."/>
+      <w:lvlJc w:val="left"/>
+      <w:pPr>
+        <w:tabs>
+          <w:tab w:val="num" w:pos="3240"/>
+        </w:tabs>
+        <w:ind w:left="3240" w:hanging="360"/>
+      </w:pPr>
+    </w:lvl>
+    <w:lvl w:ilvl="5" w:tentative="1">
+      <w:start w:val="1"/>
+      <w:numFmt w:val="decimal"/>
+      <w:lvlText w:val="%6."/>
+      <w:lvlJc w:val="left"/>
+      <w:pPr>
+        <w:tabs>
+          <w:tab w:val="num" w:pos="3960"/>
+        </w:tabs>
+        <w:ind w:left="3960" w:hanging="360"/>
+      </w:pPr>
+    </w:lvl>
+    <w:lvl w:ilvl="6" w:tentative="1">
+      <w:start w:val="1"/>
+      <w:numFmt w:val="decimal"/>
+      <w:lvlText w:val="%7."/>
+      <w:lvlJc w:val="left"/>
+      <w:pPr>
+        <w:tabs>
+          <w:tab w:val="num" w:pos="4680"/>
+        </w:tabs>
+        <w:ind w:left="4680" w:hanging="360"/>
+      </w:pPr>
+    </w:lvl>
+    <w:lvl w:ilvl="7" w:tentative="1">
+      <w:start w:val="1"/>
+      <w:numFmt w:val="decimal"/>
+      <w:lvlText w:val="%8."/>
+      <w:lvlJc w:val="left"/>
+      <w:pPr>
+        <w:tabs>
+          <w:tab w:val="num" w:pos="5400"/>
+        </w:tabs>
+        <w:ind w:left="5400" w:hanging="360"/>
+      </w:pPr>
+    </w:lvl>
+    <w:lvl w:ilvl="8" w:tentative="1">
+      <w:start w:val="1"/>
+      <w:numFmt w:val="decimal"/>
+      <w:lvlText w:val="%9."/>
+      <w:lvlJc w:val="left"/>
+      <w:pPr>
+        <w:tabs>
+          <w:tab w:val="num" w:pos="6120"/>
+        </w:tabs>
+        <w:ind w:left="6120" w:hanging="360"/>
+      </w:pPr>
+    </w:lvl>
+  </w:abstractNum>
+  <w:abstractNum w:abstractNumId="47" w15:restartNumberingAfterBreak="0">
     <w:nsid w:val="6B8E045B"/>
     <w:multiLevelType w:val="hybridMultilevel"/>
     <w:tmpl w:val="B324F59E"/>
@@ -27109,7 +32790,305 @@
       </w:rPr>
     </w:lvl>
   </w:abstractNum>
-  <w:abstractNum w:abstractNumId="29" w15:restartNumberingAfterBreak="0">
+  <w:abstractNum w:abstractNumId="48" w15:restartNumberingAfterBreak="0">
+    <w:nsid w:val="6EA02E33"/>
+    <w:multiLevelType w:val="multilevel"/>
+    <w:tmpl w:val="29225596"/>
+    <w:lvl w:ilvl="0">
+      <w:start w:val="1"/>
+      <w:numFmt w:val="bullet"/>
+      <w:lvlText w:val=""/>
+      <w:lvlJc w:val="left"/>
+      <w:pPr>
+        <w:tabs>
+          <w:tab w:val="num" w:pos="720"/>
+        </w:tabs>
+        <w:ind w:left="720" w:hanging="360"/>
+      </w:pPr>
+      <w:rPr>
+        <w:rFonts w:ascii="Symbol" w:hAnsi="Symbol" w:hint="default"/>
+        <w:sz w:val="20"/>
+      </w:rPr>
+    </w:lvl>
+    <w:lvl w:ilvl="1" w:tentative="1">
+      <w:start w:val="1"/>
+      <w:numFmt w:val="bullet"/>
+      <w:lvlText w:val=""/>
+      <w:lvlJc w:val="left"/>
+      <w:pPr>
+        <w:tabs>
+          <w:tab w:val="num" w:pos="1440"/>
+        </w:tabs>
+        <w:ind w:left="1440" w:hanging="360"/>
+      </w:pPr>
+      <w:rPr>
+        <w:rFonts w:ascii="Symbol" w:hAnsi="Symbol" w:hint="default"/>
+        <w:sz w:val="20"/>
+      </w:rPr>
+    </w:lvl>
+    <w:lvl w:ilvl="2" w:tentative="1">
+      <w:start w:val="1"/>
+      <w:numFmt w:val="bullet"/>
+      <w:lvlText w:val=""/>
+      <w:lvlJc w:val="left"/>
+      <w:pPr>
+        <w:tabs>
+          <w:tab w:val="num" w:pos="2160"/>
+        </w:tabs>
+        <w:ind w:left="2160" w:hanging="360"/>
+      </w:pPr>
+      <w:rPr>
+        <w:rFonts w:ascii="Symbol" w:hAnsi="Symbol" w:hint="default"/>
+        <w:sz w:val="20"/>
+      </w:rPr>
+    </w:lvl>
+    <w:lvl w:ilvl="3" w:tentative="1">
+      <w:start w:val="1"/>
+      <w:numFmt w:val="bullet"/>
+      <w:lvlText w:val=""/>
+      <w:lvlJc w:val="left"/>
+      <w:pPr>
+        <w:tabs>
+          <w:tab w:val="num" w:pos="2880"/>
+        </w:tabs>
+        <w:ind w:left="2880" w:hanging="360"/>
+      </w:pPr>
+      <w:rPr>
+        <w:rFonts w:ascii="Symbol" w:hAnsi="Symbol" w:hint="default"/>
+        <w:sz w:val="20"/>
+      </w:rPr>
+    </w:lvl>
+    <w:lvl w:ilvl="4" w:tentative="1">
+      <w:start w:val="1"/>
+      <w:numFmt w:val="bullet"/>
+      <w:lvlText w:val=""/>
+      <w:lvlJc w:val="left"/>
+      <w:pPr>
+        <w:tabs>
+          <w:tab w:val="num" w:pos="3600"/>
+        </w:tabs>
+        <w:ind w:left="3600" w:hanging="360"/>
+      </w:pPr>
+      <w:rPr>
+        <w:rFonts w:ascii="Symbol" w:hAnsi="Symbol" w:hint="default"/>
+        <w:sz w:val="20"/>
+      </w:rPr>
+    </w:lvl>
+    <w:lvl w:ilvl="5" w:tentative="1">
+      <w:start w:val="1"/>
+      <w:numFmt w:val="bullet"/>
+      <w:lvlText w:val=""/>
+      <w:lvlJc w:val="left"/>
+      <w:pPr>
+        <w:tabs>
+          <w:tab w:val="num" w:pos="4320"/>
+        </w:tabs>
+        <w:ind w:left="4320" w:hanging="360"/>
+      </w:pPr>
+      <w:rPr>
+        <w:rFonts w:ascii="Symbol" w:hAnsi="Symbol" w:hint="default"/>
+        <w:sz w:val="20"/>
+      </w:rPr>
+    </w:lvl>
+    <w:lvl w:ilvl="6" w:tentative="1">
+      <w:start w:val="1"/>
+      <w:numFmt w:val="bullet"/>
+      <w:lvlText w:val=""/>
+      <w:lvlJc w:val="left"/>
+      <w:pPr>
+        <w:tabs>
+          <w:tab w:val="num" w:pos="5040"/>
+        </w:tabs>
+        <w:ind w:left="5040" w:hanging="360"/>
+      </w:pPr>
+      <w:rPr>
+        <w:rFonts w:ascii="Symbol" w:hAnsi="Symbol" w:hint="default"/>
+        <w:sz w:val="20"/>
+      </w:rPr>
+    </w:lvl>
+    <w:lvl w:ilvl="7" w:tentative="1">
+      <w:start w:val="1"/>
+      <w:numFmt w:val="bullet"/>
+      <w:lvlText w:val=""/>
+      <w:lvlJc w:val="left"/>
+      <w:pPr>
+        <w:tabs>
+          <w:tab w:val="num" w:pos="5760"/>
+        </w:tabs>
+        <w:ind w:left="5760" w:hanging="360"/>
+      </w:pPr>
+      <w:rPr>
+        <w:rFonts w:ascii="Symbol" w:hAnsi="Symbol" w:hint="default"/>
+        <w:sz w:val="20"/>
+      </w:rPr>
+    </w:lvl>
+    <w:lvl w:ilvl="8" w:tentative="1">
+      <w:start w:val="1"/>
+      <w:numFmt w:val="bullet"/>
+      <w:lvlText w:val=""/>
+      <w:lvlJc w:val="left"/>
+      <w:pPr>
+        <w:tabs>
+          <w:tab w:val="num" w:pos="6480"/>
+        </w:tabs>
+        <w:ind w:left="6480" w:hanging="360"/>
+      </w:pPr>
+      <w:rPr>
+        <w:rFonts w:ascii="Symbol" w:hAnsi="Symbol" w:hint="default"/>
+        <w:sz w:val="20"/>
+      </w:rPr>
+    </w:lvl>
+  </w:abstractNum>
+  <w:abstractNum w:abstractNumId="49" w15:restartNumberingAfterBreak="0">
+    <w:nsid w:val="6FFF69F9"/>
+    <w:multiLevelType w:val="multilevel"/>
+    <w:tmpl w:val="9CF4D066"/>
+    <w:lvl w:ilvl="0">
+      <w:start w:val="1"/>
+      <w:numFmt w:val="bullet"/>
+      <w:lvlText w:val=""/>
+      <w:lvlJc w:val="left"/>
+      <w:pPr>
+        <w:tabs>
+          <w:tab w:val="num" w:pos="720"/>
+        </w:tabs>
+        <w:ind w:left="720" w:hanging="360"/>
+      </w:pPr>
+      <w:rPr>
+        <w:rFonts w:ascii="Symbol" w:hAnsi="Symbol" w:hint="default"/>
+        <w:sz w:val="20"/>
+      </w:rPr>
+    </w:lvl>
+    <w:lvl w:ilvl="1">
+      <w:start w:val="1"/>
+      <w:numFmt w:val="bullet"/>
+      <w:lvlText w:val=""/>
+      <w:lvlJc w:val="left"/>
+      <w:pPr>
+        <w:tabs>
+          <w:tab w:val="num" w:pos="1440"/>
+        </w:tabs>
+        <w:ind w:left="1440" w:hanging="360"/>
+      </w:pPr>
+      <w:rPr>
+        <w:rFonts w:ascii="Symbol" w:hAnsi="Symbol" w:hint="default"/>
+        <w:sz w:val="20"/>
+      </w:rPr>
+    </w:lvl>
+    <w:lvl w:ilvl="2">
+      <w:start w:val="1"/>
+      <w:numFmt w:val="bullet"/>
+      <w:lvlText w:val=""/>
+      <w:lvlJc w:val="left"/>
+      <w:pPr>
+        <w:tabs>
+          <w:tab w:val="num" w:pos="2160"/>
+        </w:tabs>
+        <w:ind w:left="2160" w:hanging="360"/>
+      </w:pPr>
+      <w:rPr>
+        <w:rFonts w:ascii="Symbol" w:hAnsi="Symbol" w:hint="default"/>
+        <w:sz w:val="20"/>
+      </w:rPr>
+    </w:lvl>
+    <w:lvl w:ilvl="3" w:tentative="1">
+      <w:start w:val="1"/>
+      <w:numFmt w:val="bullet"/>
+      <w:lvlText w:val=""/>
+      <w:lvlJc w:val="left"/>
+      <w:pPr>
+        <w:tabs>
+          <w:tab w:val="num" w:pos="2880"/>
+        </w:tabs>
+        <w:ind w:left="2880" w:hanging="360"/>
+      </w:pPr>
+      <w:rPr>
+        <w:rFonts w:ascii="Symbol" w:hAnsi="Symbol" w:hint="default"/>
+        <w:sz w:val="20"/>
+      </w:rPr>
+    </w:lvl>
+    <w:lvl w:ilvl="4" w:tentative="1">
+      <w:start w:val="1"/>
+      <w:numFmt w:val="bullet"/>
+      <w:lvlText w:val=""/>
+      <w:lvlJc w:val="left"/>
+      <w:pPr>
+        <w:tabs>
+          <w:tab w:val="num" w:pos="3600"/>
+        </w:tabs>
+        <w:ind w:left="3600" w:hanging="360"/>
+      </w:pPr>
+      <w:rPr>
+        <w:rFonts w:ascii="Symbol" w:hAnsi="Symbol" w:hint="default"/>
+        <w:sz w:val="20"/>
+      </w:rPr>
+    </w:lvl>
+    <w:lvl w:ilvl="5" w:tentative="1">
+      <w:start w:val="1"/>
+      <w:numFmt w:val="bullet"/>
+      <w:lvlText w:val=""/>
+      <w:lvlJc w:val="left"/>
+      <w:pPr>
+        <w:tabs>
+          <w:tab w:val="num" w:pos="4320"/>
+        </w:tabs>
+        <w:ind w:left="4320" w:hanging="360"/>
+      </w:pPr>
+      <w:rPr>
+        <w:rFonts w:ascii="Symbol" w:hAnsi="Symbol" w:hint="default"/>
+        <w:sz w:val="20"/>
+      </w:rPr>
+    </w:lvl>
+    <w:lvl w:ilvl="6" w:tentative="1">
+      <w:start w:val="1"/>
+      <w:numFmt w:val="bullet"/>
+      <w:lvlText w:val=""/>
+      <w:lvlJc w:val="left"/>
+      <w:pPr>
+        <w:tabs>
+          <w:tab w:val="num" w:pos="5040"/>
+        </w:tabs>
+        <w:ind w:left="5040" w:hanging="360"/>
+      </w:pPr>
+      <w:rPr>
+        <w:rFonts w:ascii="Symbol" w:hAnsi="Symbol" w:hint="default"/>
+        <w:sz w:val="20"/>
+      </w:rPr>
+    </w:lvl>
+    <w:lvl w:ilvl="7" w:tentative="1">
+      <w:start w:val="1"/>
+      <w:numFmt w:val="bullet"/>
+      <w:lvlText w:val=""/>
+      <w:lvlJc w:val="left"/>
+      <w:pPr>
+        <w:tabs>
+          <w:tab w:val="num" w:pos="5760"/>
+        </w:tabs>
+        <w:ind w:left="5760" w:hanging="360"/>
+      </w:pPr>
+      <w:rPr>
+        <w:rFonts w:ascii="Symbol" w:hAnsi="Symbol" w:hint="default"/>
+        <w:sz w:val="20"/>
+      </w:rPr>
+    </w:lvl>
+    <w:lvl w:ilvl="8" w:tentative="1">
+      <w:start w:val="1"/>
+      <w:numFmt w:val="bullet"/>
+      <w:lvlText w:val=""/>
+      <w:lvlJc w:val="left"/>
+      <w:pPr>
+        <w:tabs>
+          <w:tab w:val="num" w:pos="6480"/>
+        </w:tabs>
+        <w:ind w:left="6480" w:hanging="360"/>
+      </w:pPr>
+      <w:rPr>
+        <w:rFonts w:ascii="Symbol" w:hAnsi="Symbol" w:hint="default"/>
+        <w:sz w:val="20"/>
+      </w:rPr>
+    </w:lvl>
+  </w:abstractNum>
+  <w:abstractNum w:abstractNumId="50" w15:restartNumberingAfterBreak="0">
     <w:nsid w:val="718E260B"/>
     <w:multiLevelType w:val="multilevel"/>
     <w:tmpl w:val="69EC1850"/>
@@ -27258,7 +33237,7 @@
       </w:rPr>
     </w:lvl>
   </w:abstractNum>
-  <w:abstractNum w:abstractNumId="30" w15:restartNumberingAfterBreak="0">
+  <w:abstractNum w:abstractNumId="51" w15:restartNumberingAfterBreak="0">
     <w:nsid w:val="74397121"/>
     <w:multiLevelType w:val="hybridMultilevel"/>
     <w:tmpl w:val="EC26EC00"/>
@@ -27371,7 +33350,7 @@
       </w:rPr>
     </w:lvl>
   </w:abstractNum>
-  <w:abstractNum w:abstractNumId="31" w15:restartNumberingAfterBreak="0">
+  <w:abstractNum w:abstractNumId="52" w15:restartNumberingAfterBreak="0">
     <w:nsid w:val="749A0CBF"/>
     <w:multiLevelType w:val="multilevel"/>
     <w:tmpl w:val="5F829C9A"/>
@@ -27520,7 +33499,7 @@
       </w:rPr>
     </w:lvl>
   </w:abstractNum>
-  <w:abstractNum w:abstractNumId="32" w15:restartNumberingAfterBreak="0">
+  <w:abstractNum w:abstractNumId="53" w15:restartNumberingAfterBreak="0">
     <w:nsid w:val="768B7C3C"/>
     <w:multiLevelType w:val="multilevel"/>
     <w:tmpl w:val="9DE2868C"/>
@@ -27669,7 +33648,7 @@
       </w:rPr>
     </w:lvl>
   </w:abstractNum>
-  <w:abstractNum w:abstractNumId="33" w15:restartNumberingAfterBreak="0">
+  <w:abstractNum w:abstractNumId="54" w15:restartNumberingAfterBreak="0">
     <w:nsid w:val="776824D3"/>
     <w:multiLevelType w:val="hybridMultilevel"/>
     <w:tmpl w:val="B816C90A"/>
@@ -27782,7 +33761,7 @@
       </w:rPr>
     </w:lvl>
   </w:abstractNum>
-  <w:abstractNum w:abstractNumId="34" w15:restartNumberingAfterBreak="0">
+  <w:abstractNum w:abstractNumId="55" w15:restartNumberingAfterBreak="0">
     <w:nsid w:val="78DD0F00"/>
     <w:multiLevelType w:val="multilevel"/>
     <w:tmpl w:val="590EF516"/>
@@ -27931,7 +33910,7 @@
       </w:rPr>
     </w:lvl>
   </w:abstractNum>
-  <w:abstractNum w:abstractNumId="35" w15:restartNumberingAfterBreak="0">
+  <w:abstractNum w:abstractNumId="56" w15:restartNumberingAfterBreak="0">
     <w:nsid w:val="7BDA35DF"/>
     <w:multiLevelType w:val="hybridMultilevel"/>
     <w:tmpl w:val="6FB4A514"/>
@@ -28045,34 +34024,34 @@
     </w:lvl>
   </w:abstractNum>
   <w:num w:numId="1" w16cid:durableId="1840078633">
-    <w:abstractNumId w:val="19"/>
+    <w:abstractNumId w:val="25"/>
   </w:num>
   <w:num w:numId="2" w16cid:durableId="554701382">
-    <w:abstractNumId w:val="30"/>
+    <w:abstractNumId w:val="51"/>
   </w:num>
   <w:num w:numId="3" w16cid:durableId="364991685">
-    <w:abstractNumId w:val="35"/>
+    <w:abstractNumId w:val="56"/>
   </w:num>
   <w:num w:numId="4" w16cid:durableId="1960647871">
-    <w:abstractNumId w:val="23"/>
+    <w:abstractNumId w:val="32"/>
   </w:num>
   <w:num w:numId="5" w16cid:durableId="2007323797">
-    <w:abstractNumId w:val="14"/>
+    <w:abstractNumId w:val="18"/>
   </w:num>
   <w:num w:numId="6" w16cid:durableId="109319944">
-    <w:abstractNumId w:val="16"/>
+    <w:abstractNumId w:val="22"/>
   </w:num>
   <w:num w:numId="7" w16cid:durableId="1177580442">
-    <w:abstractNumId w:val="18"/>
+    <w:abstractNumId w:val="24"/>
   </w:num>
   <w:num w:numId="8" w16cid:durableId="8068277">
     <w:abstractNumId w:val="1"/>
   </w:num>
   <w:num w:numId="9" w16cid:durableId="1192912486">
-    <w:abstractNumId w:val="6"/>
+    <w:abstractNumId w:val="7"/>
   </w:num>
   <w:num w:numId="10" w16cid:durableId="1390417860">
-    <w:abstractNumId w:val="28"/>
+    <w:abstractNumId w:val="47"/>
   </w:num>
   <w:num w:numId="11" w16cid:durableId="1835755129">
     <w:abstractNumId w:val="4"/>
@@ -28081,79 +34060,142 @@
     <w:abstractNumId w:val="3"/>
   </w:num>
   <w:num w:numId="13" w16cid:durableId="1031154129">
-    <w:abstractNumId w:val="17"/>
+    <w:abstractNumId w:val="23"/>
   </w:num>
   <w:num w:numId="14" w16cid:durableId="1240361685">
-    <w:abstractNumId w:val="15"/>
+    <w:abstractNumId w:val="20"/>
   </w:num>
   <w:num w:numId="15" w16cid:durableId="474377180">
-    <w:abstractNumId w:val="32"/>
+    <w:abstractNumId w:val="53"/>
   </w:num>
   <w:num w:numId="16" w16cid:durableId="161821712">
-    <w:abstractNumId w:val="33"/>
+    <w:abstractNumId w:val="54"/>
   </w:num>
   <w:num w:numId="17" w16cid:durableId="2146266633">
-    <w:abstractNumId w:val="25"/>
+    <w:abstractNumId w:val="36"/>
   </w:num>
   <w:num w:numId="18" w16cid:durableId="1232933179">
     <w:abstractNumId w:val="2"/>
   </w:num>
   <w:num w:numId="19" w16cid:durableId="1987733086">
-    <w:abstractNumId w:val="20"/>
+    <w:abstractNumId w:val="26"/>
   </w:num>
   <w:num w:numId="20" w16cid:durableId="1500541437">
-    <w:abstractNumId w:val="19"/>
+    <w:abstractNumId w:val="25"/>
   </w:num>
   <w:num w:numId="21" w16cid:durableId="1831553976">
     <w:abstractNumId w:val="5"/>
   </w:num>
   <w:num w:numId="22" w16cid:durableId="104737328">
-    <w:abstractNumId w:val="10"/>
+    <w:abstractNumId w:val="11"/>
   </w:num>
   <w:num w:numId="23" w16cid:durableId="1483497059">
-    <w:abstractNumId w:val="11"/>
+    <w:abstractNumId w:val="13"/>
   </w:num>
   <w:num w:numId="24" w16cid:durableId="1124663376">
-    <w:abstractNumId w:val="13"/>
+    <w:abstractNumId w:val="16"/>
   </w:num>
   <w:num w:numId="25" w16cid:durableId="198319805">
-    <w:abstractNumId w:val="12"/>
+    <w:abstractNumId w:val="15"/>
   </w:num>
   <w:num w:numId="26" w16cid:durableId="500858240">
     <w:abstractNumId w:val="0"/>
   </w:num>
   <w:num w:numId="27" w16cid:durableId="940649125">
+    <w:abstractNumId w:val="52"/>
+  </w:num>
+  <w:num w:numId="28" w16cid:durableId="1793088598">
+    <w:abstractNumId w:val="55"/>
+  </w:num>
+  <w:num w:numId="29" w16cid:durableId="75515887">
+    <w:abstractNumId w:val="41"/>
+  </w:num>
+  <w:num w:numId="30" w16cid:durableId="1282760617">
+    <w:abstractNumId w:val="8"/>
+  </w:num>
+  <w:num w:numId="31" w16cid:durableId="319383353">
+    <w:abstractNumId w:val="33"/>
+  </w:num>
+  <w:num w:numId="32" w16cid:durableId="117724458">
+    <w:abstractNumId w:val="50"/>
+  </w:num>
+  <w:num w:numId="33" w16cid:durableId="1391003267">
     <w:abstractNumId w:val="31"/>
   </w:num>
-  <w:num w:numId="28" w16cid:durableId="1793088598">
+  <w:num w:numId="34" w16cid:durableId="1142502424">
+    <w:abstractNumId w:val="10"/>
+  </w:num>
+  <w:num w:numId="35" w16cid:durableId="1816920262">
+    <w:abstractNumId w:val="40"/>
+  </w:num>
+  <w:num w:numId="36" w16cid:durableId="867257023">
+    <w:abstractNumId w:val="27"/>
+  </w:num>
+  <w:num w:numId="37" w16cid:durableId="487333573">
+    <w:abstractNumId w:val="9"/>
+  </w:num>
+  <w:num w:numId="38" w16cid:durableId="569004496">
+    <w:abstractNumId w:val="43"/>
+  </w:num>
+  <w:num w:numId="39" w16cid:durableId="1820917889">
+    <w:abstractNumId w:val="45"/>
+  </w:num>
+  <w:num w:numId="40" w16cid:durableId="1722704636">
+    <w:abstractNumId w:val="29"/>
+  </w:num>
+  <w:num w:numId="41" w16cid:durableId="799031191">
+    <w:abstractNumId w:val="12"/>
+  </w:num>
+  <w:num w:numId="42" w16cid:durableId="1157187515">
     <w:abstractNumId w:val="34"/>
   </w:num>
-  <w:num w:numId="29" w16cid:durableId="75515887">
-    <w:abstractNumId w:val="27"/>
+  <w:num w:numId="43" w16cid:durableId="1543470835">
+    <w:abstractNumId w:val="28"/>
   </w:num>
-  <w:num w:numId="30" w16cid:durableId="1282760617">
-    <w:abstractNumId w:val="7"/>
+  <w:num w:numId="44" w16cid:durableId="1697534800">
+    <w:abstractNumId w:val="35"/>
   </w:num>
-  <w:num w:numId="31" w16cid:durableId="319383353">
-    <w:abstractNumId w:val="24"/>
+  <w:num w:numId="45" w16cid:durableId="1701852509">
+    <w:abstractNumId w:val="19"/>
   </w:num>
-  <w:num w:numId="32" w16cid:durableId="117724458">
-    <w:abstractNumId w:val="29"/>
+  <w:num w:numId="46" w16cid:durableId="1535147715">
+    <w:abstractNumId w:val="42"/>
   </w:num>
-  <w:num w:numId="33" w16cid:durableId="1391003267">
-    <w:abstractNumId w:val="22"/>
+  <w:num w:numId="47" w16cid:durableId="1558591130">
+    <w:abstractNumId w:val="48"/>
   </w:num>
-  <w:num w:numId="34" w16cid:durableId="1142502424">
-    <w:abstractNumId w:val="9"/>
+  <w:num w:numId="48" w16cid:durableId="1858692024">
+    <w:abstractNumId w:val="6"/>
   </w:num>
-  <w:num w:numId="35" w16cid:durableId="1816920262">
-    <w:abstractNumId w:val="26"/>
+  <w:num w:numId="49" w16cid:durableId="522862188">
+    <w:abstractNumId w:val="44"/>
   </w:num>
-  <w:num w:numId="36" w16cid:durableId="867257023">
+  <w:num w:numId="50" w16cid:durableId="652416923">
+    <w:abstractNumId w:val="49"/>
+  </w:num>
+  <w:num w:numId="51" w16cid:durableId="208298059">
+    <w:abstractNumId w:val="37"/>
+  </w:num>
+  <w:num w:numId="52" w16cid:durableId="195430189">
+    <w:abstractNumId w:val="38"/>
+  </w:num>
+  <w:num w:numId="53" w16cid:durableId="1406224961">
+    <w:abstractNumId w:val="14"/>
+  </w:num>
+  <w:num w:numId="54" w16cid:durableId="1608810397">
+    <w:abstractNumId w:val="17"/>
+  </w:num>
+  <w:num w:numId="55" w16cid:durableId="1876459096">
+    <w:abstractNumId w:val="39"/>
+  </w:num>
+  <w:num w:numId="56" w16cid:durableId="592780269">
+    <w:abstractNumId w:val="46"/>
+  </w:num>
+  <w:num w:numId="57" w16cid:durableId="1953634716">
+    <w:abstractNumId w:val="30"/>
+  </w:num>
+  <w:num w:numId="58" w16cid:durableId="695038223">
     <w:abstractNumId w:val="21"/>
-  </w:num>
-  <w:num w:numId="37" w16cid:durableId="487333573">
-    <w:abstractNumId w:val="8"/>
   </w:num>
   <w:numIdMacAtCleanup w:val="14"/>
 </w:numbering>
@@ -28814,7 +34856,6 @@
   <w:style w:type="character" w:default="1" w:styleId="DefaultParagraphFont">
     <w:name w:val="Default Paragraph Font"/>
     <w:uiPriority w:val="1"/>
-    <w:semiHidden/>
     <w:unhideWhenUsed/>
   </w:style>
   <w:style w:type="table" w:default="1" w:styleId="TableNormal">
@@ -29333,6 +35374,16 @@
       <w:szCs w:val="18"/>
     </w:rPr>
   </w:style>
+  <w:style w:type="character" w:styleId="PlaceholderText">
+    <w:name w:val="Placeholder Text"/>
+    <w:basedOn w:val="DefaultParagraphFont"/>
+    <w:uiPriority w:val="99"/>
+    <w:semiHidden/>
+    <w:rsid w:val="003D22EE"/>
+    <w:rPr>
+      <w:color w:val="666666"/>
+    </w:rPr>
+  </w:style>
 </w:styles>
 </file>
 
